--- a/docx/es/BUFR_TableD_es_13.docx
+++ b/docx/es/BUFR_TableD_es_13.docx
@@ -8,19 +8,33 @@
       </w:pPr>
       <w:r>
         <w:rPr>
-          <w:rFonts w:ascii="Arial" w:hAnsi="Arial"/>
+          <w:rFonts w:ascii="Verdana" w:hAnsi="Verdana"/>
           <w:b/>
           <w:sz w:val="22"/>
         </w:rPr>
-        <w:t>BUFR Table D — Category 13: Secuencias comunes a los datos en forma de imágenes</w:t>
+        <w:t>Categoría 13: Secuencias comunes a los datos en forma de imágenes</w:t>
       </w:r>
     </w:p>
     <w:tbl>
       <w:tblPr>
         <w:tblStyle w:val="TableGrid"/>
         <w:tblW w:type="auto" w:w="0"/>
-        <w:jc w:val="center"/>
+        <w:jc w:val="left"/>
         <w:tblLook w:firstColumn="1" w:firstRow="1" w:lastColumn="0" w:lastRow="0" w:noHBand="0" w:noVBand="1" w:val="04A0"/>
+        <w:tblBorders>
+          <w:top w:val="single" w:sz="4" w:space="0" w:color="595959"/>
+          <w:left w:val="single" w:sz="4" w:space="0" w:color="595959"/>
+          <w:bottom w:val="single" w:sz="4" w:space="0" w:color="595959"/>
+          <w:right w:val="single" w:sz="4" w:space="0" w:color="595959"/>
+          <w:insideH w:val="single" w:sz="4" w:space="0" w:color="595959"/>
+          <w:insideV w:val="single" w:sz="4" w:space="0" w:color="595959"/>
+        </w:tblBorders>
+        <w:tblCellMar>
+          <w:top w:w="85" w:type="dxa"/>
+          <w:left w:w="85" w:type="dxa"/>
+          <w:bottom w:w="85" w:type="dxa"/>
+          <w:right w:w="85" w:type="dxa"/>
+        </w:tblCellMar>
       </w:tblPr>
       <w:tblGrid>
         <w:gridCol w:w="2163"/>
@@ -32,20 +46,20 @@
         <w:gridCol w:w="2163"/>
       </w:tblGrid>
       <w:tr>
-        <w:tc>
-          <w:tcPr>
-            <w:tcW w:type="dxa" w:w="2163"/>
-            <w:shd w:val="clear" w:color="auto" w:fill="D9E2F3"/>
-          </w:tcPr>
-          <w:p>
-            <w:pPr>
-              <w:jc w:val="center"/>
-            </w:pPr>
-            <w:r/>
-            <w:r>
-              <w:rPr>
-                <w:rFonts w:ascii="Arial" w:hAnsi="Arial"/>
-                <w:b/>
+        <w:trPr>
+          <w:tblHeader/>
+        </w:trPr>
+        <w:tc>
+          <w:tcPr>
+            <w:tcW w:type="dxa" w:w="2163"/>
+            <w:shd w:val="clear" w:color="auto" w:fill="D9D9D9"/>
+          </w:tcPr>
+          <w:p>
+            <w:r/>
+            <w:r>
+              <w:rPr>
+                <w:rFonts w:ascii="Verdana" w:hAnsi="Verdana"/>
+                <w:b w:val="0"/>
                 <w:sz w:val="16"/>
               </w:rPr>
               <w:t>FXY1</w:t>
@@ -55,57 +69,48 @@
         <w:tc>
           <w:tcPr>
             <w:tcW w:type="dxa" w:w="2163"/>
-            <w:shd w:val="clear" w:color="auto" w:fill="D9E2F3"/>
-          </w:tcPr>
-          <w:p>
-            <w:pPr>
-              <w:jc w:val="center"/>
-            </w:pPr>
-            <w:r/>
-            <w:r>
-              <w:rPr>
-                <w:rFonts w:ascii="Arial" w:hAnsi="Arial"/>
-                <w:b/>
-                <w:sz w:val="16"/>
-              </w:rPr>
-              <w:t>Title</w:t>
-            </w:r>
-          </w:p>
-        </w:tc>
-        <w:tc>
-          <w:tcPr>
-            <w:tcW w:type="dxa" w:w="2163"/>
-            <w:shd w:val="clear" w:color="auto" w:fill="D9E2F3"/>
-          </w:tcPr>
-          <w:p>
-            <w:pPr>
-              <w:jc w:val="center"/>
-            </w:pPr>
-            <w:r/>
-            <w:r>
-              <w:rPr>
-                <w:rFonts w:ascii="Arial" w:hAnsi="Arial"/>
-                <w:b/>
-                <w:sz w:val="16"/>
-              </w:rPr>
-              <w:t>SubTitle</w:t>
-            </w:r>
-          </w:p>
-        </w:tc>
-        <w:tc>
-          <w:tcPr>
-            <w:tcW w:type="dxa" w:w="2163"/>
-            <w:shd w:val="clear" w:color="auto" w:fill="D9E2F3"/>
-          </w:tcPr>
-          <w:p>
-            <w:pPr>
-              <w:jc w:val="center"/>
-            </w:pPr>
-            <w:r/>
-            <w:r>
-              <w:rPr>
-                <w:rFonts w:ascii="Arial" w:hAnsi="Arial"/>
-                <w:b/>
+            <w:shd w:val="clear" w:color="auto" w:fill="D9D9D9"/>
+          </w:tcPr>
+          <w:p>
+            <w:r/>
+            <w:r>
+              <w:rPr>
+                <w:rFonts w:ascii="Verdana" w:hAnsi="Verdana"/>
+                <w:b w:val="0"/>
+                <w:sz w:val="16"/>
+              </w:rPr>
+              <w:t>TÍTULO</w:t>
+            </w:r>
+          </w:p>
+        </w:tc>
+        <w:tc>
+          <w:tcPr>
+            <w:tcW w:type="dxa" w:w="2163"/>
+            <w:shd w:val="clear" w:color="auto" w:fill="D9D9D9"/>
+          </w:tcPr>
+          <w:p>
+            <w:r/>
+            <w:r>
+              <w:rPr>
+                <w:rFonts w:ascii="Verdana" w:hAnsi="Verdana"/>
+                <w:b w:val="0"/>
+                <w:sz w:val="16"/>
+              </w:rPr>
+              <w:t>SUBTÍTULO</w:t>
+            </w:r>
+          </w:p>
+        </w:tc>
+        <w:tc>
+          <w:tcPr>
+            <w:tcW w:type="dxa" w:w="2163"/>
+            <w:shd w:val="clear" w:color="auto" w:fill="D9D9D9"/>
+          </w:tcPr>
+          <w:p>
+            <w:r/>
+            <w:r>
+              <w:rPr>
+                <w:rFonts w:ascii="Verdana" w:hAnsi="Verdana"/>
+                <w:b w:val="0"/>
                 <w:sz w:val="16"/>
               </w:rPr>
               <w:t>FXY2</w:t>
@@ -115,65 +120,59 @@
         <w:tc>
           <w:tcPr>
             <w:tcW w:type="dxa" w:w="2163"/>
-            <w:shd w:val="clear" w:color="auto" w:fill="D9E2F3"/>
-          </w:tcPr>
-          <w:p>
-            <w:pPr>
-              <w:jc w:val="center"/>
-            </w:pPr>
-            <w:r/>
-            <w:r>
-              <w:rPr>
-                <w:rFonts w:ascii="Arial" w:hAnsi="Arial"/>
-                <w:b/>
-                <w:sz w:val="16"/>
-              </w:rPr>
-              <w:t>ElementName</w:t>
-            </w:r>
-          </w:p>
-        </w:tc>
-        <w:tc>
-          <w:tcPr>
-            <w:tcW w:type="dxa" w:w="2163"/>
-            <w:shd w:val="clear" w:color="auto" w:fill="D9E2F3"/>
-          </w:tcPr>
-          <w:p>
-            <w:pPr>
-              <w:jc w:val="center"/>
-            </w:pPr>
-            <w:r/>
-            <w:r>
-              <w:rPr>
-                <w:rFonts w:ascii="Arial" w:hAnsi="Arial"/>
-                <w:b/>
-                <w:sz w:val="16"/>
-              </w:rPr>
-              <w:t>Description</w:t>
-            </w:r>
-          </w:p>
-        </w:tc>
-        <w:tc>
-          <w:tcPr>
-            <w:tcW w:type="dxa" w:w="2163"/>
-            <w:shd w:val="clear" w:color="auto" w:fill="D9E2F3"/>
-          </w:tcPr>
-          <w:p>
-            <w:pPr>
-              <w:jc w:val="center"/>
-            </w:pPr>
-            <w:r/>
-            <w:r>
-              <w:rPr>
-                <w:rFonts w:ascii="Arial" w:hAnsi="Arial"/>
-                <w:b/>
-                <w:sz w:val="16"/>
-              </w:rPr>
-              <w:t>Note</w:t>
+            <w:shd w:val="clear" w:color="auto" w:fill="D9D9D9"/>
+          </w:tcPr>
+          <w:p>
+            <w:r/>
+            <w:r>
+              <w:rPr>
+                <w:rFonts w:ascii="Verdana" w:hAnsi="Verdana"/>
+                <w:b w:val="0"/>
+                <w:sz w:val="16"/>
+              </w:rPr>
+              <w:t>NOMBRE DEL ELEMENTO</w:t>
+            </w:r>
+          </w:p>
+        </w:tc>
+        <w:tc>
+          <w:tcPr>
+            <w:tcW w:type="dxa" w:w="2163"/>
+            <w:shd w:val="clear" w:color="auto" w:fill="D9D9D9"/>
+          </w:tcPr>
+          <w:p>
+            <w:r/>
+            <w:r>
+              <w:rPr>
+                <w:rFonts w:ascii="Verdana" w:hAnsi="Verdana"/>
+                <w:b w:val="0"/>
+                <w:sz w:val="16"/>
+              </w:rPr>
+              <w:t>DESCRIPCIÓN DEL ELEMENTO</w:t>
+            </w:r>
+          </w:p>
+        </w:tc>
+        <w:tc>
+          <w:tcPr>
+            <w:tcW w:type="dxa" w:w="2163"/>
+            <w:shd w:val="clear" w:color="auto" w:fill="D9D9D9"/>
+          </w:tcPr>
+          <w:p>
+            <w:r/>
+            <w:r>
+              <w:rPr>
+                <w:rFonts w:ascii="Verdana" w:hAnsi="Verdana"/>
+                <w:b w:val="0"/>
+                <w:sz w:val="16"/>
+              </w:rPr>
+              <w:t>NOTA</w:t>
             </w:r>
           </w:p>
         </w:tc>
       </w:tr>
       <w:tr>
+        <w:trPr>
+          <w:cantSplit/>
+        </w:trPr>
         <w:tc>
           <w:tcPr>
             <w:tcW w:type="dxa" w:w="2163"/>
@@ -186,11 +185,11 @@
             </w:r>
             <w:r>
               <w:rPr>
-                <w:rFonts w:ascii="Arial" w:hAnsi="Arial"/>
+                <w:rFonts w:ascii="Verdana" w:hAnsi="Verdana"/>
                 <w:b/>
                 <w:sz w:val="16"/>
               </w:rPr>
-              <w:t>313009</w:t>
+              <w:t>3 13 009</w:t>
             </w:r>
           </w:p>
         </w:tc>
@@ -206,7 +205,7 @@
             </w:r>
             <w:r>
               <w:rPr>
-                <w:rFonts w:ascii="Arial" w:hAnsi="Arial"/>
+                <w:rFonts w:ascii="Verdana" w:hAnsi="Verdana"/>
                 <w:b/>
                 <w:sz w:val="16"/>
               </w:rPr>
@@ -222,38 +221,38 @@
             <w:r/>
             <w:r>
               <w:rPr>
-                <w:rFonts w:ascii="Arial" w:hAnsi="Arial"/>
-                <w:b w:val="0"/>
-                <w:sz w:val="16"/>
-              </w:rPr>
-            </w:r>
-          </w:p>
-        </w:tc>
-        <w:tc>
-          <w:tcPr>
-            <w:tcW w:type="dxa" w:w="2163"/>
-          </w:tcPr>
-          <w:p>
-            <w:r/>
-            <w:r>
-              <w:rPr>
-                <w:rFonts w:ascii="Arial" w:hAnsi="Arial"/>
-                <w:b w:val="0"/>
-                <w:sz w:val="16"/>
-              </w:rPr>
-              <w:t>021001</w:t>
-            </w:r>
-          </w:p>
-        </w:tc>
-        <w:tc>
-          <w:tcPr>
-            <w:tcW w:type="dxa" w:w="2163"/>
-          </w:tcPr>
-          <w:p>
-            <w:r/>
-            <w:r>
-              <w:rPr>
-                <w:rFonts w:ascii="Arial" w:hAnsi="Arial"/>
+                <w:rFonts w:ascii="Verdana" w:hAnsi="Verdana"/>
+                <w:b w:val="0"/>
+                <w:sz w:val="16"/>
+              </w:rPr>
+            </w:r>
+          </w:p>
+        </w:tc>
+        <w:tc>
+          <w:tcPr>
+            <w:tcW w:type="dxa" w:w="2163"/>
+          </w:tcPr>
+          <w:p>
+            <w:r/>
+            <w:r>
+              <w:rPr>
+                <w:rFonts w:ascii="Verdana" w:hAnsi="Verdana"/>
+                <w:b w:val="0"/>
+                <w:sz w:val="16"/>
+              </w:rPr>
+              <w:t>0 21 001</w:t>
+            </w:r>
+          </w:p>
+        </w:tc>
+        <w:tc>
+          <w:tcPr>
+            <w:tcW w:type="dxa" w:w="2163"/>
+          </w:tcPr>
+          <w:p>
+            <w:r/>
+            <w:r>
+              <w:rPr>
+                <w:rFonts w:ascii="Verdana" w:hAnsi="Verdana"/>
                 <w:b w:val="0"/>
                 <w:sz w:val="16"/>
               </w:rPr>
@@ -269,22 +268,22 @@
             <w:r/>
             <w:r>
               <w:rPr>
-                <w:rFonts w:ascii="Arial" w:hAnsi="Arial"/>
-                <w:b w:val="0"/>
-                <w:sz w:val="16"/>
-              </w:rPr>
-            </w:r>
-          </w:p>
-        </w:tc>
-        <w:tc>
-          <w:tcPr>
-            <w:tcW w:type="dxa" w:w="2163"/>
-          </w:tcPr>
-          <w:p>
-            <w:r/>
-            <w:r>
-              <w:rPr>
-                <w:rFonts w:ascii="Arial" w:hAnsi="Arial"/>
+                <w:rFonts w:ascii="Verdana" w:hAnsi="Verdana"/>
+                <w:b w:val="0"/>
+                <w:sz w:val="16"/>
+              </w:rPr>
+            </w:r>
+          </w:p>
+        </w:tc>
+        <w:tc>
+          <w:tcPr>
+            <w:tcW w:type="dxa" w:w="2163"/>
+          </w:tcPr>
+          <w:p>
+            <w:r/>
+            <w:r>
+              <w:rPr>
+                <w:rFonts w:ascii="Verdana" w:hAnsi="Verdana"/>
                 <w:b w:val="0"/>
                 <w:sz w:val="16"/>
               </w:rPr>
@@ -293,76 +292,79 @@
         </w:tc>
       </w:tr>
       <w:tr>
-        <w:tc>
-          <w:tcPr>
-            <w:tcW w:type="dxa" w:w="2163"/>
-          </w:tcPr>
-          <w:p>
-            <w:r/>
-            <w:r>
-              <w:rPr>
-                <w:rFonts w:ascii="Arial" w:hAnsi="Arial"/>
-                <w:b w:val="0"/>
-                <w:sz w:val="16"/>
-              </w:rPr>
-            </w:r>
-          </w:p>
-        </w:tc>
-        <w:tc>
-          <w:tcPr>
-            <w:tcW w:type="dxa" w:w="2163"/>
-          </w:tcPr>
-          <w:p>
-            <w:r/>
-            <w:r>
-              <w:rPr>
-                <w:rFonts w:ascii="Arial" w:hAnsi="Arial"/>
-                <w:b w:val="0"/>
-                <w:sz w:val="16"/>
-              </w:rPr>
-            </w:r>
-          </w:p>
-        </w:tc>
-        <w:tc>
-          <w:tcPr>
-            <w:tcW w:type="dxa" w:w="2163"/>
-          </w:tcPr>
-          <w:p>
-            <w:r/>
-            <w:r>
-              <w:rPr>
-                <w:rFonts w:ascii="Arial" w:hAnsi="Arial"/>
-                <w:b w:val="0"/>
-                <w:sz w:val="16"/>
-              </w:rPr>
-            </w:r>
-          </w:p>
-        </w:tc>
-        <w:tc>
-          <w:tcPr>
-            <w:tcW w:type="dxa" w:w="2163"/>
-          </w:tcPr>
-          <w:p>
-            <w:r/>
-            <w:r>
-              <w:rPr>
-                <w:rFonts w:ascii="Arial" w:hAnsi="Arial"/>
-                <w:b w:val="0"/>
-                <w:sz w:val="16"/>
-              </w:rPr>
-              <w:t>101000</w:t>
-            </w:r>
-          </w:p>
-        </w:tc>
-        <w:tc>
-          <w:tcPr>
-            <w:tcW w:type="dxa" w:w="2163"/>
-          </w:tcPr>
-          <w:p>
-            <w:r/>
-            <w:r>
-              <w:rPr>
-                <w:rFonts w:ascii="Arial" w:hAnsi="Arial"/>
+        <w:trPr>
+          <w:cantSplit/>
+        </w:trPr>
+        <w:tc>
+          <w:tcPr>
+            <w:tcW w:type="dxa" w:w="2163"/>
+          </w:tcPr>
+          <w:p>
+            <w:r/>
+            <w:r>
+              <w:rPr>
+                <w:rFonts w:ascii="Verdana" w:hAnsi="Verdana"/>
+                <w:b w:val="0"/>
+                <w:sz w:val="16"/>
+              </w:rPr>
+            </w:r>
+          </w:p>
+        </w:tc>
+        <w:tc>
+          <w:tcPr>
+            <w:tcW w:type="dxa" w:w="2163"/>
+          </w:tcPr>
+          <w:p>
+            <w:r/>
+            <w:r>
+              <w:rPr>
+                <w:rFonts w:ascii="Verdana" w:hAnsi="Verdana"/>
+                <w:b w:val="0"/>
+                <w:sz w:val="16"/>
+              </w:rPr>
+            </w:r>
+          </w:p>
+        </w:tc>
+        <w:tc>
+          <w:tcPr>
+            <w:tcW w:type="dxa" w:w="2163"/>
+          </w:tcPr>
+          <w:p>
+            <w:r/>
+            <w:r>
+              <w:rPr>
+                <w:rFonts w:ascii="Verdana" w:hAnsi="Verdana"/>
+                <w:b w:val="0"/>
+                <w:sz w:val="16"/>
+              </w:rPr>
+            </w:r>
+          </w:p>
+        </w:tc>
+        <w:tc>
+          <w:tcPr>
+            <w:tcW w:type="dxa" w:w="2163"/>
+          </w:tcPr>
+          <w:p>
+            <w:r/>
+            <w:r>
+              <w:rPr>
+                <w:rFonts w:ascii="Verdana" w:hAnsi="Verdana"/>
+                <w:b w:val="0"/>
+                <w:sz w:val="16"/>
+              </w:rPr>
+              <w:t>1 01 000</w:t>
+            </w:r>
+          </w:p>
+        </w:tc>
+        <w:tc>
+          <w:tcPr>
+            <w:tcW w:type="dxa" w:w="2163"/>
+          </w:tcPr>
+          <w:p>
+            <w:r/>
+            <w:r>
+              <w:rPr>
+                <w:rFonts w:ascii="Verdana" w:hAnsi="Verdana"/>
                 <w:b w:val="0"/>
                 <w:sz w:val="16"/>
               </w:rPr>
@@ -378,22 +380,22 @@
             <w:r/>
             <w:r>
               <w:rPr>
-                <w:rFonts w:ascii="Arial" w:hAnsi="Arial"/>
-                <w:b w:val="0"/>
-                <w:sz w:val="16"/>
-              </w:rPr>
-            </w:r>
-          </w:p>
-        </w:tc>
-        <w:tc>
-          <w:tcPr>
-            <w:tcW w:type="dxa" w:w="2163"/>
-          </w:tcPr>
-          <w:p>
-            <w:r/>
-            <w:r>
-              <w:rPr>
-                <w:rFonts w:ascii="Arial" w:hAnsi="Arial"/>
+                <w:rFonts w:ascii="Verdana" w:hAnsi="Verdana"/>
+                <w:b w:val="0"/>
+                <w:sz w:val="16"/>
+              </w:rPr>
+            </w:r>
+          </w:p>
+        </w:tc>
+        <w:tc>
+          <w:tcPr>
+            <w:tcW w:type="dxa" w:w="2163"/>
+          </w:tcPr>
+          <w:p>
+            <w:r/>
+            <w:r>
+              <w:rPr>
+                <w:rFonts w:ascii="Verdana" w:hAnsi="Verdana"/>
                 <w:b w:val="0"/>
                 <w:sz w:val="16"/>
               </w:rPr>
@@ -402,76 +404,79 @@
         </w:tc>
       </w:tr>
       <w:tr>
-        <w:tc>
-          <w:tcPr>
-            <w:tcW w:type="dxa" w:w="2163"/>
-          </w:tcPr>
-          <w:p>
-            <w:r/>
-            <w:r>
-              <w:rPr>
-                <w:rFonts w:ascii="Arial" w:hAnsi="Arial"/>
-                <w:b w:val="0"/>
-                <w:sz w:val="16"/>
-              </w:rPr>
-            </w:r>
-          </w:p>
-        </w:tc>
-        <w:tc>
-          <w:tcPr>
-            <w:tcW w:type="dxa" w:w="2163"/>
-          </w:tcPr>
-          <w:p>
-            <w:r/>
-            <w:r>
-              <w:rPr>
-                <w:rFonts w:ascii="Arial" w:hAnsi="Arial"/>
-                <w:b w:val="0"/>
-                <w:sz w:val="16"/>
-              </w:rPr>
-            </w:r>
-          </w:p>
-        </w:tc>
-        <w:tc>
-          <w:tcPr>
-            <w:tcW w:type="dxa" w:w="2163"/>
-          </w:tcPr>
-          <w:p>
-            <w:r/>
-            <w:r>
-              <w:rPr>
-                <w:rFonts w:ascii="Arial" w:hAnsi="Arial"/>
-                <w:b w:val="0"/>
-                <w:sz w:val="16"/>
-              </w:rPr>
-            </w:r>
-          </w:p>
-        </w:tc>
-        <w:tc>
-          <w:tcPr>
-            <w:tcW w:type="dxa" w:w="2163"/>
-          </w:tcPr>
-          <w:p>
-            <w:r/>
-            <w:r>
-              <w:rPr>
-                <w:rFonts w:ascii="Arial" w:hAnsi="Arial"/>
-                <w:b w:val="0"/>
-                <w:sz w:val="16"/>
-              </w:rPr>
-              <w:t>031001</w:t>
-            </w:r>
-          </w:p>
-        </w:tc>
-        <w:tc>
-          <w:tcPr>
-            <w:tcW w:type="dxa" w:w="2163"/>
-          </w:tcPr>
-          <w:p>
-            <w:r/>
-            <w:r>
-              <w:rPr>
-                <w:rFonts w:ascii="Arial" w:hAnsi="Arial"/>
+        <w:trPr>
+          <w:cantSplit/>
+        </w:trPr>
+        <w:tc>
+          <w:tcPr>
+            <w:tcW w:type="dxa" w:w="2163"/>
+          </w:tcPr>
+          <w:p>
+            <w:r/>
+            <w:r>
+              <w:rPr>
+                <w:rFonts w:ascii="Verdana" w:hAnsi="Verdana"/>
+                <w:b w:val="0"/>
+                <w:sz w:val="16"/>
+              </w:rPr>
+            </w:r>
+          </w:p>
+        </w:tc>
+        <w:tc>
+          <w:tcPr>
+            <w:tcW w:type="dxa" w:w="2163"/>
+          </w:tcPr>
+          <w:p>
+            <w:r/>
+            <w:r>
+              <w:rPr>
+                <w:rFonts w:ascii="Verdana" w:hAnsi="Verdana"/>
+                <w:b w:val="0"/>
+                <w:sz w:val="16"/>
+              </w:rPr>
+            </w:r>
+          </w:p>
+        </w:tc>
+        <w:tc>
+          <w:tcPr>
+            <w:tcW w:type="dxa" w:w="2163"/>
+          </w:tcPr>
+          <w:p>
+            <w:r/>
+            <w:r>
+              <w:rPr>
+                <w:rFonts w:ascii="Verdana" w:hAnsi="Verdana"/>
+                <w:b w:val="0"/>
+                <w:sz w:val="16"/>
+              </w:rPr>
+            </w:r>
+          </w:p>
+        </w:tc>
+        <w:tc>
+          <w:tcPr>
+            <w:tcW w:type="dxa" w:w="2163"/>
+          </w:tcPr>
+          <w:p>
+            <w:r/>
+            <w:r>
+              <w:rPr>
+                <w:rFonts w:ascii="Verdana" w:hAnsi="Verdana"/>
+                <w:b w:val="0"/>
+                <w:sz w:val="16"/>
+              </w:rPr>
+              <w:t>0 31 001</w:t>
+            </w:r>
+          </w:p>
+        </w:tc>
+        <w:tc>
+          <w:tcPr>
+            <w:tcW w:type="dxa" w:w="2163"/>
+          </w:tcPr>
+          <w:p>
+            <w:r/>
+            <w:r>
+              <w:rPr>
+                <w:rFonts w:ascii="Verdana" w:hAnsi="Verdana"/>
                 <w:b w:val="0"/>
                 <w:sz w:val="16"/>
               </w:rPr>
@@ -487,22 +492,22 @@
             <w:r/>
             <w:r>
               <w:rPr>
-                <w:rFonts w:ascii="Arial" w:hAnsi="Arial"/>
-                <w:b w:val="0"/>
-                <w:sz w:val="16"/>
-              </w:rPr>
-            </w:r>
-          </w:p>
-        </w:tc>
-        <w:tc>
-          <w:tcPr>
-            <w:tcW w:type="dxa" w:w="2163"/>
-          </w:tcPr>
-          <w:p>
-            <w:r/>
-            <w:r>
-              <w:rPr>
-                <w:rFonts w:ascii="Arial" w:hAnsi="Arial"/>
+                <w:rFonts w:ascii="Verdana" w:hAnsi="Verdana"/>
+                <w:b w:val="0"/>
+                <w:sz w:val="16"/>
+              </w:rPr>
+            </w:r>
+          </w:p>
+        </w:tc>
+        <w:tc>
+          <w:tcPr>
+            <w:tcW w:type="dxa" w:w="2163"/>
+          </w:tcPr>
+          <w:p>
+            <w:r/>
+            <w:r>
+              <w:rPr>
+                <w:rFonts w:ascii="Verdana" w:hAnsi="Verdana"/>
                 <w:b w:val="0"/>
                 <w:sz w:val="16"/>
               </w:rPr>
@@ -511,76 +516,79 @@
         </w:tc>
       </w:tr>
       <w:tr>
-        <w:tc>
-          <w:tcPr>
-            <w:tcW w:type="dxa" w:w="2163"/>
-          </w:tcPr>
-          <w:p>
-            <w:r/>
-            <w:r>
-              <w:rPr>
-                <w:rFonts w:ascii="Arial" w:hAnsi="Arial"/>
-                <w:b w:val="0"/>
-                <w:sz w:val="16"/>
-              </w:rPr>
-            </w:r>
-          </w:p>
-        </w:tc>
-        <w:tc>
-          <w:tcPr>
-            <w:tcW w:type="dxa" w:w="2163"/>
-          </w:tcPr>
-          <w:p>
-            <w:r/>
-            <w:r>
-              <w:rPr>
-                <w:rFonts w:ascii="Arial" w:hAnsi="Arial"/>
-                <w:b w:val="0"/>
-                <w:sz w:val="16"/>
-              </w:rPr>
-            </w:r>
-          </w:p>
-        </w:tc>
-        <w:tc>
-          <w:tcPr>
-            <w:tcW w:type="dxa" w:w="2163"/>
-          </w:tcPr>
-          <w:p>
-            <w:r/>
-            <w:r>
-              <w:rPr>
-                <w:rFonts w:ascii="Arial" w:hAnsi="Arial"/>
-                <w:b w:val="0"/>
-                <w:sz w:val="16"/>
-              </w:rPr>
-            </w:r>
-          </w:p>
-        </w:tc>
-        <w:tc>
-          <w:tcPr>
-            <w:tcW w:type="dxa" w:w="2163"/>
-          </w:tcPr>
-          <w:p>
-            <w:r/>
-            <w:r>
-              <w:rPr>
-                <w:rFonts w:ascii="Arial" w:hAnsi="Arial"/>
-                <w:b w:val="0"/>
-                <w:sz w:val="16"/>
-              </w:rPr>
-              <w:t>021001</w:t>
-            </w:r>
-          </w:p>
-        </w:tc>
-        <w:tc>
-          <w:tcPr>
-            <w:tcW w:type="dxa" w:w="2163"/>
-          </w:tcPr>
-          <w:p>
-            <w:r/>
-            <w:r>
-              <w:rPr>
-                <w:rFonts w:ascii="Arial" w:hAnsi="Arial"/>
+        <w:trPr>
+          <w:cantSplit/>
+        </w:trPr>
+        <w:tc>
+          <w:tcPr>
+            <w:tcW w:type="dxa" w:w="2163"/>
+          </w:tcPr>
+          <w:p>
+            <w:r/>
+            <w:r>
+              <w:rPr>
+                <w:rFonts w:ascii="Verdana" w:hAnsi="Verdana"/>
+                <w:b w:val="0"/>
+                <w:sz w:val="16"/>
+              </w:rPr>
+            </w:r>
+          </w:p>
+        </w:tc>
+        <w:tc>
+          <w:tcPr>
+            <w:tcW w:type="dxa" w:w="2163"/>
+          </w:tcPr>
+          <w:p>
+            <w:r/>
+            <w:r>
+              <w:rPr>
+                <w:rFonts w:ascii="Verdana" w:hAnsi="Verdana"/>
+                <w:b w:val="0"/>
+                <w:sz w:val="16"/>
+              </w:rPr>
+            </w:r>
+          </w:p>
+        </w:tc>
+        <w:tc>
+          <w:tcPr>
+            <w:tcW w:type="dxa" w:w="2163"/>
+          </w:tcPr>
+          <w:p>
+            <w:r/>
+            <w:r>
+              <w:rPr>
+                <w:rFonts w:ascii="Verdana" w:hAnsi="Verdana"/>
+                <w:b w:val="0"/>
+                <w:sz w:val="16"/>
+              </w:rPr>
+            </w:r>
+          </w:p>
+        </w:tc>
+        <w:tc>
+          <w:tcPr>
+            <w:tcW w:type="dxa" w:w="2163"/>
+          </w:tcPr>
+          <w:p>
+            <w:r/>
+            <w:r>
+              <w:rPr>
+                <w:rFonts w:ascii="Verdana" w:hAnsi="Verdana"/>
+                <w:b w:val="0"/>
+                <w:sz w:val="16"/>
+              </w:rPr>
+              <w:t>0 21 001</w:t>
+            </w:r>
+          </w:p>
+        </w:tc>
+        <w:tc>
+          <w:tcPr>
+            <w:tcW w:type="dxa" w:w="2163"/>
+          </w:tcPr>
+          <w:p>
+            <w:r/>
+            <w:r>
+              <w:rPr>
+                <w:rFonts w:ascii="Verdana" w:hAnsi="Verdana"/>
                 <w:b w:val="0"/>
                 <w:sz w:val="16"/>
               </w:rPr>
@@ -596,22 +604,22 @@
             <w:r/>
             <w:r>
               <w:rPr>
-                <w:rFonts w:ascii="Arial" w:hAnsi="Arial"/>
-                <w:b w:val="0"/>
-                <w:sz w:val="16"/>
-              </w:rPr>
-            </w:r>
-          </w:p>
-        </w:tc>
-        <w:tc>
-          <w:tcPr>
-            <w:tcW w:type="dxa" w:w="2163"/>
-          </w:tcPr>
-          <w:p>
-            <w:r/>
-            <w:r>
-              <w:rPr>
-                <w:rFonts w:ascii="Arial" w:hAnsi="Arial"/>
+                <w:rFonts w:ascii="Verdana" w:hAnsi="Verdana"/>
+                <w:b w:val="0"/>
+                <w:sz w:val="16"/>
+              </w:rPr>
+            </w:r>
+          </w:p>
+        </w:tc>
+        <w:tc>
+          <w:tcPr>
+            <w:tcW w:type="dxa" w:w="2163"/>
+          </w:tcPr>
+          <w:p>
+            <w:r/>
+            <w:r>
+              <w:rPr>
+                <w:rFonts w:ascii="Verdana" w:hAnsi="Verdana"/>
                 <w:b w:val="0"/>
                 <w:sz w:val="16"/>
               </w:rPr>
@@ -620,6 +628,9 @@
         </w:tc>
       </w:tr>
       <w:tr>
+        <w:trPr>
+          <w:cantSplit/>
+        </w:trPr>
         <w:tc>
           <w:tcPr>
             <w:tcW w:type="dxa" w:w="2163"/>
@@ -632,11 +643,11 @@
             </w:r>
             <w:r>
               <w:rPr>
-                <w:rFonts w:ascii="Arial" w:hAnsi="Arial"/>
+                <w:rFonts w:ascii="Verdana" w:hAnsi="Verdana"/>
                 <w:b/>
                 <w:sz w:val="16"/>
               </w:rPr>
-              <w:t>313010</w:t>
+              <w:t>3 13 010</w:t>
             </w:r>
           </w:p>
         </w:tc>
@@ -652,7 +663,7 @@
             </w:r>
             <w:r>
               <w:rPr>
-                <w:rFonts w:ascii="Arial" w:hAnsi="Arial"/>
+                <w:rFonts w:ascii="Verdana" w:hAnsi="Verdana"/>
                 <w:b/>
                 <w:sz w:val="16"/>
               </w:rPr>
@@ -668,38 +679,38 @@
             <w:r/>
             <w:r>
               <w:rPr>
-                <w:rFonts w:ascii="Arial" w:hAnsi="Arial"/>
-                <w:b w:val="0"/>
-                <w:sz w:val="16"/>
-              </w:rPr>
-            </w:r>
-          </w:p>
-        </w:tc>
-        <w:tc>
-          <w:tcPr>
-            <w:tcW w:type="dxa" w:w="2163"/>
-          </w:tcPr>
-          <w:p>
-            <w:r/>
-            <w:r>
-              <w:rPr>
-                <w:rFonts w:ascii="Arial" w:hAnsi="Arial"/>
-                <w:b w:val="0"/>
-                <w:sz w:val="16"/>
-              </w:rPr>
-              <w:t>021036</w:t>
-            </w:r>
-          </w:p>
-        </w:tc>
-        <w:tc>
-          <w:tcPr>
-            <w:tcW w:type="dxa" w:w="2163"/>
-          </w:tcPr>
-          <w:p>
-            <w:r/>
-            <w:r>
-              <w:rPr>
-                <w:rFonts w:ascii="Arial" w:hAnsi="Arial"/>
+                <w:rFonts w:ascii="Verdana" w:hAnsi="Verdana"/>
+                <w:b w:val="0"/>
+                <w:sz w:val="16"/>
+              </w:rPr>
+            </w:r>
+          </w:p>
+        </w:tc>
+        <w:tc>
+          <w:tcPr>
+            <w:tcW w:type="dxa" w:w="2163"/>
+          </w:tcPr>
+          <w:p>
+            <w:r/>
+            <w:r>
+              <w:rPr>
+                <w:rFonts w:ascii="Verdana" w:hAnsi="Verdana"/>
+                <w:b w:val="0"/>
+                <w:sz w:val="16"/>
+              </w:rPr>
+              <w:t>0 21 036</w:t>
+            </w:r>
+          </w:p>
+        </w:tc>
+        <w:tc>
+          <w:tcPr>
+            <w:tcW w:type="dxa" w:w="2163"/>
+          </w:tcPr>
+          <w:p>
+            <w:r/>
+            <w:r>
+              <w:rPr>
+                <w:rFonts w:ascii="Verdana" w:hAnsi="Verdana"/>
                 <w:b w:val="0"/>
                 <w:sz w:val="16"/>
               </w:rPr>
@@ -715,22 +726,22 @@
             <w:r/>
             <w:r>
               <w:rPr>
-                <w:rFonts w:ascii="Arial" w:hAnsi="Arial"/>
-                <w:b w:val="0"/>
-                <w:sz w:val="16"/>
-              </w:rPr>
-            </w:r>
-          </w:p>
-        </w:tc>
-        <w:tc>
-          <w:tcPr>
-            <w:tcW w:type="dxa" w:w="2163"/>
-          </w:tcPr>
-          <w:p>
-            <w:r/>
-            <w:r>
-              <w:rPr>
-                <w:rFonts w:ascii="Arial" w:hAnsi="Arial"/>
+                <w:rFonts w:ascii="Verdana" w:hAnsi="Verdana"/>
+                <w:b w:val="0"/>
+                <w:sz w:val="16"/>
+              </w:rPr>
+            </w:r>
+          </w:p>
+        </w:tc>
+        <w:tc>
+          <w:tcPr>
+            <w:tcW w:type="dxa" w:w="2163"/>
+          </w:tcPr>
+          <w:p>
+            <w:r/>
+            <w:r>
+              <w:rPr>
+                <w:rFonts w:ascii="Verdana" w:hAnsi="Verdana"/>
                 <w:b w:val="0"/>
                 <w:sz w:val="16"/>
               </w:rPr>
@@ -739,76 +750,79 @@
         </w:tc>
       </w:tr>
       <w:tr>
-        <w:tc>
-          <w:tcPr>
-            <w:tcW w:type="dxa" w:w="2163"/>
-          </w:tcPr>
-          <w:p>
-            <w:r/>
-            <w:r>
-              <w:rPr>
-                <w:rFonts w:ascii="Arial" w:hAnsi="Arial"/>
-                <w:b w:val="0"/>
-                <w:sz w:val="16"/>
-              </w:rPr>
-            </w:r>
-          </w:p>
-        </w:tc>
-        <w:tc>
-          <w:tcPr>
-            <w:tcW w:type="dxa" w:w="2163"/>
-          </w:tcPr>
-          <w:p>
-            <w:r/>
-            <w:r>
-              <w:rPr>
-                <w:rFonts w:ascii="Arial" w:hAnsi="Arial"/>
-                <w:b w:val="0"/>
-                <w:sz w:val="16"/>
-              </w:rPr>
-            </w:r>
-          </w:p>
-        </w:tc>
-        <w:tc>
-          <w:tcPr>
-            <w:tcW w:type="dxa" w:w="2163"/>
-          </w:tcPr>
-          <w:p>
-            <w:r/>
-            <w:r>
-              <w:rPr>
-                <w:rFonts w:ascii="Arial" w:hAnsi="Arial"/>
-                <w:b w:val="0"/>
-                <w:sz w:val="16"/>
-              </w:rPr>
-            </w:r>
-          </w:p>
-        </w:tc>
-        <w:tc>
-          <w:tcPr>
-            <w:tcW w:type="dxa" w:w="2163"/>
-          </w:tcPr>
-          <w:p>
-            <w:r/>
-            <w:r>
-              <w:rPr>
-                <w:rFonts w:ascii="Arial" w:hAnsi="Arial"/>
-                <w:b w:val="0"/>
-                <w:sz w:val="16"/>
-              </w:rPr>
-              <w:t>101000</w:t>
-            </w:r>
-          </w:p>
-        </w:tc>
-        <w:tc>
-          <w:tcPr>
-            <w:tcW w:type="dxa" w:w="2163"/>
-          </w:tcPr>
-          <w:p>
-            <w:r/>
-            <w:r>
-              <w:rPr>
-                <w:rFonts w:ascii="Arial" w:hAnsi="Arial"/>
+        <w:trPr>
+          <w:cantSplit/>
+        </w:trPr>
+        <w:tc>
+          <w:tcPr>
+            <w:tcW w:type="dxa" w:w="2163"/>
+          </w:tcPr>
+          <w:p>
+            <w:r/>
+            <w:r>
+              <w:rPr>
+                <w:rFonts w:ascii="Verdana" w:hAnsi="Verdana"/>
+                <w:b w:val="0"/>
+                <w:sz w:val="16"/>
+              </w:rPr>
+            </w:r>
+          </w:p>
+        </w:tc>
+        <w:tc>
+          <w:tcPr>
+            <w:tcW w:type="dxa" w:w="2163"/>
+          </w:tcPr>
+          <w:p>
+            <w:r/>
+            <w:r>
+              <w:rPr>
+                <w:rFonts w:ascii="Verdana" w:hAnsi="Verdana"/>
+                <w:b w:val="0"/>
+                <w:sz w:val="16"/>
+              </w:rPr>
+            </w:r>
+          </w:p>
+        </w:tc>
+        <w:tc>
+          <w:tcPr>
+            <w:tcW w:type="dxa" w:w="2163"/>
+          </w:tcPr>
+          <w:p>
+            <w:r/>
+            <w:r>
+              <w:rPr>
+                <w:rFonts w:ascii="Verdana" w:hAnsi="Verdana"/>
+                <w:b w:val="0"/>
+                <w:sz w:val="16"/>
+              </w:rPr>
+            </w:r>
+          </w:p>
+        </w:tc>
+        <w:tc>
+          <w:tcPr>
+            <w:tcW w:type="dxa" w:w="2163"/>
+          </w:tcPr>
+          <w:p>
+            <w:r/>
+            <w:r>
+              <w:rPr>
+                <w:rFonts w:ascii="Verdana" w:hAnsi="Verdana"/>
+                <w:b w:val="0"/>
+                <w:sz w:val="16"/>
+              </w:rPr>
+              <w:t>1 01 000</w:t>
+            </w:r>
+          </w:p>
+        </w:tc>
+        <w:tc>
+          <w:tcPr>
+            <w:tcW w:type="dxa" w:w="2163"/>
+          </w:tcPr>
+          <w:p>
+            <w:r/>
+            <w:r>
+              <w:rPr>
+                <w:rFonts w:ascii="Verdana" w:hAnsi="Verdana"/>
                 <w:b w:val="0"/>
                 <w:sz w:val="16"/>
               </w:rPr>
@@ -824,22 +838,22 @@
             <w:r/>
             <w:r>
               <w:rPr>
-                <w:rFonts w:ascii="Arial" w:hAnsi="Arial"/>
-                <w:b w:val="0"/>
-                <w:sz w:val="16"/>
-              </w:rPr>
-            </w:r>
-          </w:p>
-        </w:tc>
-        <w:tc>
-          <w:tcPr>
-            <w:tcW w:type="dxa" w:w="2163"/>
-          </w:tcPr>
-          <w:p>
-            <w:r/>
-            <w:r>
-              <w:rPr>
-                <w:rFonts w:ascii="Arial" w:hAnsi="Arial"/>
+                <w:rFonts w:ascii="Verdana" w:hAnsi="Verdana"/>
+                <w:b w:val="0"/>
+                <w:sz w:val="16"/>
+              </w:rPr>
+            </w:r>
+          </w:p>
+        </w:tc>
+        <w:tc>
+          <w:tcPr>
+            <w:tcW w:type="dxa" w:w="2163"/>
+          </w:tcPr>
+          <w:p>
+            <w:r/>
+            <w:r>
+              <w:rPr>
+                <w:rFonts w:ascii="Verdana" w:hAnsi="Verdana"/>
                 <w:b w:val="0"/>
                 <w:sz w:val="16"/>
               </w:rPr>
@@ -848,76 +862,79 @@
         </w:tc>
       </w:tr>
       <w:tr>
-        <w:tc>
-          <w:tcPr>
-            <w:tcW w:type="dxa" w:w="2163"/>
-          </w:tcPr>
-          <w:p>
-            <w:r/>
-            <w:r>
-              <w:rPr>
-                <w:rFonts w:ascii="Arial" w:hAnsi="Arial"/>
-                <w:b w:val="0"/>
-                <w:sz w:val="16"/>
-              </w:rPr>
-            </w:r>
-          </w:p>
-        </w:tc>
-        <w:tc>
-          <w:tcPr>
-            <w:tcW w:type="dxa" w:w="2163"/>
-          </w:tcPr>
-          <w:p>
-            <w:r/>
-            <w:r>
-              <w:rPr>
-                <w:rFonts w:ascii="Arial" w:hAnsi="Arial"/>
-                <w:b w:val="0"/>
-                <w:sz w:val="16"/>
-              </w:rPr>
-            </w:r>
-          </w:p>
-        </w:tc>
-        <w:tc>
-          <w:tcPr>
-            <w:tcW w:type="dxa" w:w="2163"/>
-          </w:tcPr>
-          <w:p>
-            <w:r/>
-            <w:r>
-              <w:rPr>
-                <w:rFonts w:ascii="Arial" w:hAnsi="Arial"/>
-                <w:b w:val="0"/>
-                <w:sz w:val="16"/>
-              </w:rPr>
-            </w:r>
-          </w:p>
-        </w:tc>
-        <w:tc>
-          <w:tcPr>
-            <w:tcW w:type="dxa" w:w="2163"/>
-          </w:tcPr>
-          <w:p>
-            <w:r/>
-            <w:r>
-              <w:rPr>
-                <w:rFonts w:ascii="Arial" w:hAnsi="Arial"/>
-                <w:b w:val="0"/>
-                <w:sz w:val="16"/>
-              </w:rPr>
-              <w:t>031001</w:t>
-            </w:r>
-          </w:p>
-        </w:tc>
-        <w:tc>
-          <w:tcPr>
-            <w:tcW w:type="dxa" w:w="2163"/>
-          </w:tcPr>
-          <w:p>
-            <w:r/>
-            <w:r>
-              <w:rPr>
-                <w:rFonts w:ascii="Arial" w:hAnsi="Arial"/>
+        <w:trPr>
+          <w:cantSplit/>
+        </w:trPr>
+        <w:tc>
+          <w:tcPr>
+            <w:tcW w:type="dxa" w:w="2163"/>
+          </w:tcPr>
+          <w:p>
+            <w:r/>
+            <w:r>
+              <w:rPr>
+                <w:rFonts w:ascii="Verdana" w:hAnsi="Verdana"/>
+                <w:b w:val="0"/>
+                <w:sz w:val="16"/>
+              </w:rPr>
+            </w:r>
+          </w:p>
+        </w:tc>
+        <w:tc>
+          <w:tcPr>
+            <w:tcW w:type="dxa" w:w="2163"/>
+          </w:tcPr>
+          <w:p>
+            <w:r/>
+            <w:r>
+              <w:rPr>
+                <w:rFonts w:ascii="Verdana" w:hAnsi="Verdana"/>
+                <w:b w:val="0"/>
+                <w:sz w:val="16"/>
+              </w:rPr>
+            </w:r>
+          </w:p>
+        </w:tc>
+        <w:tc>
+          <w:tcPr>
+            <w:tcW w:type="dxa" w:w="2163"/>
+          </w:tcPr>
+          <w:p>
+            <w:r/>
+            <w:r>
+              <w:rPr>
+                <w:rFonts w:ascii="Verdana" w:hAnsi="Verdana"/>
+                <w:b w:val="0"/>
+                <w:sz w:val="16"/>
+              </w:rPr>
+            </w:r>
+          </w:p>
+        </w:tc>
+        <w:tc>
+          <w:tcPr>
+            <w:tcW w:type="dxa" w:w="2163"/>
+          </w:tcPr>
+          <w:p>
+            <w:r/>
+            <w:r>
+              <w:rPr>
+                <w:rFonts w:ascii="Verdana" w:hAnsi="Verdana"/>
+                <w:b w:val="0"/>
+                <w:sz w:val="16"/>
+              </w:rPr>
+              <w:t>0 31 001</w:t>
+            </w:r>
+          </w:p>
+        </w:tc>
+        <w:tc>
+          <w:tcPr>
+            <w:tcW w:type="dxa" w:w="2163"/>
+          </w:tcPr>
+          <w:p>
+            <w:r/>
+            <w:r>
+              <w:rPr>
+                <w:rFonts w:ascii="Verdana" w:hAnsi="Verdana"/>
                 <w:b w:val="0"/>
                 <w:sz w:val="16"/>
               </w:rPr>
@@ -933,22 +950,22 @@
             <w:r/>
             <w:r>
               <w:rPr>
-                <w:rFonts w:ascii="Arial" w:hAnsi="Arial"/>
-                <w:b w:val="0"/>
-                <w:sz w:val="16"/>
-              </w:rPr>
-            </w:r>
-          </w:p>
-        </w:tc>
-        <w:tc>
-          <w:tcPr>
-            <w:tcW w:type="dxa" w:w="2163"/>
-          </w:tcPr>
-          <w:p>
-            <w:r/>
-            <w:r>
-              <w:rPr>
-                <w:rFonts w:ascii="Arial" w:hAnsi="Arial"/>
+                <w:rFonts w:ascii="Verdana" w:hAnsi="Verdana"/>
+                <w:b w:val="0"/>
+                <w:sz w:val="16"/>
+              </w:rPr>
+            </w:r>
+          </w:p>
+        </w:tc>
+        <w:tc>
+          <w:tcPr>
+            <w:tcW w:type="dxa" w:w="2163"/>
+          </w:tcPr>
+          <w:p>
+            <w:r/>
+            <w:r>
+              <w:rPr>
+                <w:rFonts w:ascii="Verdana" w:hAnsi="Verdana"/>
                 <w:b w:val="0"/>
                 <w:sz w:val="16"/>
               </w:rPr>
@@ -957,76 +974,79 @@
         </w:tc>
       </w:tr>
       <w:tr>
-        <w:tc>
-          <w:tcPr>
-            <w:tcW w:type="dxa" w:w="2163"/>
-          </w:tcPr>
-          <w:p>
-            <w:r/>
-            <w:r>
-              <w:rPr>
-                <w:rFonts w:ascii="Arial" w:hAnsi="Arial"/>
-                <w:b w:val="0"/>
-                <w:sz w:val="16"/>
-              </w:rPr>
-            </w:r>
-          </w:p>
-        </w:tc>
-        <w:tc>
-          <w:tcPr>
-            <w:tcW w:type="dxa" w:w="2163"/>
-          </w:tcPr>
-          <w:p>
-            <w:r/>
-            <w:r>
-              <w:rPr>
-                <w:rFonts w:ascii="Arial" w:hAnsi="Arial"/>
-                <w:b w:val="0"/>
-                <w:sz w:val="16"/>
-              </w:rPr>
-            </w:r>
-          </w:p>
-        </w:tc>
-        <w:tc>
-          <w:tcPr>
-            <w:tcW w:type="dxa" w:w="2163"/>
-          </w:tcPr>
-          <w:p>
-            <w:r/>
-            <w:r>
-              <w:rPr>
-                <w:rFonts w:ascii="Arial" w:hAnsi="Arial"/>
-                <w:b w:val="0"/>
-                <w:sz w:val="16"/>
-              </w:rPr>
-            </w:r>
-          </w:p>
-        </w:tc>
-        <w:tc>
-          <w:tcPr>
-            <w:tcW w:type="dxa" w:w="2163"/>
-          </w:tcPr>
-          <w:p>
-            <w:r/>
-            <w:r>
-              <w:rPr>
-                <w:rFonts w:ascii="Arial" w:hAnsi="Arial"/>
-                <w:b w:val="0"/>
-                <w:sz w:val="16"/>
-              </w:rPr>
-              <w:t>021036</w:t>
-            </w:r>
-          </w:p>
-        </w:tc>
-        <w:tc>
-          <w:tcPr>
-            <w:tcW w:type="dxa" w:w="2163"/>
-          </w:tcPr>
-          <w:p>
-            <w:r/>
-            <w:r>
-              <w:rPr>
-                <w:rFonts w:ascii="Arial" w:hAnsi="Arial"/>
+        <w:trPr>
+          <w:cantSplit/>
+        </w:trPr>
+        <w:tc>
+          <w:tcPr>
+            <w:tcW w:type="dxa" w:w="2163"/>
+          </w:tcPr>
+          <w:p>
+            <w:r/>
+            <w:r>
+              <w:rPr>
+                <w:rFonts w:ascii="Verdana" w:hAnsi="Verdana"/>
+                <w:b w:val="0"/>
+                <w:sz w:val="16"/>
+              </w:rPr>
+            </w:r>
+          </w:p>
+        </w:tc>
+        <w:tc>
+          <w:tcPr>
+            <w:tcW w:type="dxa" w:w="2163"/>
+          </w:tcPr>
+          <w:p>
+            <w:r/>
+            <w:r>
+              <w:rPr>
+                <w:rFonts w:ascii="Verdana" w:hAnsi="Verdana"/>
+                <w:b w:val="0"/>
+                <w:sz w:val="16"/>
+              </w:rPr>
+            </w:r>
+          </w:p>
+        </w:tc>
+        <w:tc>
+          <w:tcPr>
+            <w:tcW w:type="dxa" w:w="2163"/>
+          </w:tcPr>
+          <w:p>
+            <w:r/>
+            <w:r>
+              <w:rPr>
+                <w:rFonts w:ascii="Verdana" w:hAnsi="Verdana"/>
+                <w:b w:val="0"/>
+                <w:sz w:val="16"/>
+              </w:rPr>
+            </w:r>
+          </w:p>
+        </w:tc>
+        <w:tc>
+          <w:tcPr>
+            <w:tcW w:type="dxa" w:w="2163"/>
+          </w:tcPr>
+          <w:p>
+            <w:r/>
+            <w:r>
+              <w:rPr>
+                <w:rFonts w:ascii="Verdana" w:hAnsi="Verdana"/>
+                <w:b w:val="0"/>
+                <w:sz w:val="16"/>
+              </w:rPr>
+              <w:t>0 21 036</w:t>
+            </w:r>
+          </w:p>
+        </w:tc>
+        <w:tc>
+          <w:tcPr>
+            <w:tcW w:type="dxa" w:w="2163"/>
+          </w:tcPr>
+          <w:p>
+            <w:r/>
+            <w:r>
+              <w:rPr>
+                <w:rFonts w:ascii="Verdana" w:hAnsi="Verdana"/>
                 <w:b w:val="0"/>
                 <w:sz w:val="16"/>
               </w:rPr>
@@ -1042,22 +1062,22 @@
             <w:r/>
             <w:r>
               <w:rPr>
-                <w:rFonts w:ascii="Arial" w:hAnsi="Arial"/>
-                <w:b w:val="0"/>
-                <w:sz w:val="16"/>
-              </w:rPr>
-            </w:r>
-          </w:p>
-        </w:tc>
-        <w:tc>
-          <w:tcPr>
-            <w:tcW w:type="dxa" w:w="2163"/>
-          </w:tcPr>
-          <w:p>
-            <w:r/>
-            <w:r>
-              <w:rPr>
-                <w:rFonts w:ascii="Arial" w:hAnsi="Arial"/>
+                <w:rFonts w:ascii="Verdana" w:hAnsi="Verdana"/>
+                <w:b w:val="0"/>
+                <w:sz w:val="16"/>
+              </w:rPr>
+            </w:r>
+          </w:p>
+        </w:tc>
+        <w:tc>
+          <w:tcPr>
+            <w:tcW w:type="dxa" w:w="2163"/>
+          </w:tcPr>
+          <w:p>
+            <w:r/>
+            <w:r>
+              <w:rPr>
+                <w:rFonts w:ascii="Verdana" w:hAnsi="Verdana"/>
                 <w:b w:val="0"/>
                 <w:sz w:val="16"/>
               </w:rPr>
@@ -1066,6 +1086,9 @@
         </w:tc>
       </w:tr>
       <w:tr>
+        <w:trPr>
+          <w:cantSplit/>
+        </w:trPr>
         <w:tc>
           <w:tcPr>
             <w:tcW w:type="dxa" w:w="2163"/>
@@ -1078,11 +1101,11 @@
             </w:r>
             <w:r>
               <w:rPr>
-                <w:rFonts w:ascii="Arial" w:hAnsi="Arial"/>
+                <w:rFonts w:ascii="Verdana" w:hAnsi="Verdana"/>
                 <w:b/>
                 <w:sz w:val="16"/>
               </w:rPr>
-              <w:t>313031</w:t>
+              <w:t>3 13 031</w:t>
             </w:r>
           </w:p>
         </w:tc>
@@ -1098,7 +1121,7 @@
             </w:r>
             <w:r>
               <w:rPr>
-                <w:rFonts w:ascii="Arial" w:hAnsi="Arial"/>
+                <w:rFonts w:ascii="Verdana" w:hAnsi="Verdana"/>
                 <w:b/>
                 <w:sz w:val="16"/>
               </w:rPr>
@@ -1114,38 +1137,38 @@
             <w:r/>
             <w:r>
               <w:rPr>
-                <w:rFonts w:ascii="Arial" w:hAnsi="Arial"/>
-                <w:b w:val="0"/>
-                <w:sz w:val="16"/>
-              </w:rPr>
-            </w:r>
-          </w:p>
-        </w:tc>
-        <w:tc>
-          <w:tcPr>
-            <w:tcW w:type="dxa" w:w="2163"/>
-          </w:tcPr>
-          <w:p>
-            <w:r/>
-            <w:r>
-              <w:rPr>
-                <w:rFonts w:ascii="Arial" w:hAnsi="Arial"/>
-                <w:b w:val="0"/>
-                <w:sz w:val="16"/>
-              </w:rPr>
-              <w:t>006002</w:t>
-            </w:r>
-          </w:p>
-        </w:tc>
-        <w:tc>
-          <w:tcPr>
-            <w:tcW w:type="dxa" w:w="2163"/>
-          </w:tcPr>
-          <w:p>
-            <w:r/>
-            <w:r>
-              <w:rPr>
-                <w:rFonts w:ascii="Arial" w:hAnsi="Arial"/>
+                <w:rFonts w:ascii="Verdana" w:hAnsi="Verdana"/>
+                <w:b w:val="0"/>
+                <w:sz w:val="16"/>
+              </w:rPr>
+            </w:r>
+          </w:p>
+        </w:tc>
+        <w:tc>
+          <w:tcPr>
+            <w:tcW w:type="dxa" w:w="2163"/>
+          </w:tcPr>
+          <w:p>
+            <w:r/>
+            <w:r>
+              <w:rPr>
+                <w:rFonts w:ascii="Verdana" w:hAnsi="Verdana"/>
+                <w:b w:val="0"/>
+                <w:sz w:val="16"/>
+              </w:rPr>
+              <w:t>0 06 002</w:t>
+            </w:r>
+          </w:p>
+        </w:tc>
+        <w:tc>
+          <w:tcPr>
+            <w:tcW w:type="dxa" w:w="2163"/>
+          </w:tcPr>
+          <w:p>
+            <w:r/>
+            <w:r>
+              <w:rPr>
+                <w:rFonts w:ascii="Verdana" w:hAnsi="Verdana"/>
                 <w:b w:val="0"/>
                 <w:sz w:val="16"/>
               </w:rPr>
@@ -1161,7 +1184,7 @@
             <w:r/>
             <w:r>
               <w:rPr>
-                <w:rFonts w:ascii="Arial" w:hAnsi="Arial"/>
+                <w:rFonts w:ascii="Verdana" w:hAnsi="Verdana"/>
                 <w:b w:val="0"/>
                 <w:sz w:val="16"/>
               </w:rPr>
@@ -1177,7 +1200,7 @@
             <w:r/>
             <w:r>
               <w:rPr>
-                <w:rFonts w:ascii="Arial" w:hAnsi="Arial"/>
+                <w:rFonts w:ascii="Verdana" w:hAnsi="Verdana"/>
                 <w:b w:val="0"/>
                 <w:sz w:val="16"/>
               </w:rPr>
@@ -1186,76 +1209,79 @@
         </w:tc>
       </w:tr>
       <w:tr>
-        <w:tc>
-          <w:tcPr>
-            <w:tcW w:type="dxa" w:w="2163"/>
-          </w:tcPr>
-          <w:p>
-            <w:r/>
-            <w:r>
-              <w:rPr>
-                <w:rFonts w:ascii="Arial" w:hAnsi="Arial"/>
-                <w:b w:val="0"/>
-                <w:sz w:val="16"/>
-              </w:rPr>
-            </w:r>
-          </w:p>
-        </w:tc>
-        <w:tc>
-          <w:tcPr>
-            <w:tcW w:type="dxa" w:w="2163"/>
-          </w:tcPr>
-          <w:p>
-            <w:r/>
-            <w:r>
-              <w:rPr>
-                <w:rFonts w:ascii="Arial" w:hAnsi="Arial"/>
-                <w:b w:val="0"/>
-                <w:sz w:val="16"/>
-              </w:rPr>
-            </w:r>
-          </w:p>
-        </w:tc>
-        <w:tc>
-          <w:tcPr>
-            <w:tcW w:type="dxa" w:w="2163"/>
-          </w:tcPr>
-          <w:p>
-            <w:r/>
-            <w:r>
-              <w:rPr>
-                <w:rFonts w:ascii="Arial" w:hAnsi="Arial"/>
-                <w:b w:val="0"/>
-                <w:sz w:val="16"/>
-              </w:rPr>
-            </w:r>
-          </w:p>
-        </w:tc>
-        <w:tc>
-          <w:tcPr>
-            <w:tcW w:type="dxa" w:w="2163"/>
-          </w:tcPr>
-          <w:p>
-            <w:r/>
-            <w:r>
-              <w:rPr>
-                <w:rFonts w:ascii="Arial" w:hAnsi="Arial"/>
-                <w:b w:val="0"/>
-                <w:sz w:val="16"/>
-              </w:rPr>
-              <w:t>006012</w:t>
-            </w:r>
-          </w:p>
-        </w:tc>
-        <w:tc>
-          <w:tcPr>
-            <w:tcW w:type="dxa" w:w="2163"/>
-          </w:tcPr>
-          <w:p>
-            <w:r/>
-            <w:r>
-              <w:rPr>
-                <w:rFonts w:ascii="Arial" w:hAnsi="Arial"/>
+        <w:trPr>
+          <w:cantSplit/>
+        </w:trPr>
+        <w:tc>
+          <w:tcPr>
+            <w:tcW w:type="dxa" w:w="2163"/>
+          </w:tcPr>
+          <w:p>
+            <w:r/>
+            <w:r>
+              <w:rPr>
+                <w:rFonts w:ascii="Verdana" w:hAnsi="Verdana"/>
+                <w:b w:val="0"/>
+                <w:sz w:val="16"/>
+              </w:rPr>
+            </w:r>
+          </w:p>
+        </w:tc>
+        <w:tc>
+          <w:tcPr>
+            <w:tcW w:type="dxa" w:w="2163"/>
+          </w:tcPr>
+          <w:p>
+            <w:r/>
+            <w:r>
+              <w:rPr>
+                <w:rFonts w:ascii="Verdana" w:hAnsi="Verdana"/>
+                <w:b w:val="0"/>
+                <w:sz w:val="16"/>
+              </w:rPr>
+            </w:r>
+          </w:p>
+        </w:tc>
+        <w:tc>
+          <w:tcPr>
+            <w:tcW w:type="dxa" w:w="2163"/>
+          </w:tcPr>
+          <w:p>
+            <w:r/>
+            <w:r>
+              <w:rPr>
+                <w:rFonts w:ascii="Verdana" w:hAnsi="Verdana"/>
+                <w:b w:val="0"/>
+                <w:sz w:val="16"/>
+              </w:rPr>
+            </w:r>
+          </w:p>
+        </w:tc>
+        <w:tc>
+          <w:tcPr>
+            <w:tcW w:type="dxa" w:w="2163"/>
+          </w:tcPr>
+          <w:p>
+            <w:r/>
+            <w:r>
+              <w:rPr>
+                <w:rFonts w:ascii="Verdana" w:hAnsi="Verdana"/>
+                <w:b w:val="0"/>
+                <w:sz w:val="16"/>
+              </w:rPr>
+              <w:t>0 06 012</w:t>
+            </w:r>
+          </w:p>
+        </w:tc>
+        <w:tc>
+          <w:tcPr>
+            <w:tcW w:type="dxa" w:w="2163"/>
+          </w:tcPr>
+          <w:p>
+            <w:r/>
+            <w:r>
+              <w:rPr>
+                <w:rFonts w:ascii="Verdana" w:hAnsi="Verdana"/>
                 <w:b w:val="0"/>
                 <w:sz w:val="16"/>
               </w:rPr>
@@ -1271,22 +1297,22 @@
             <w:r/>
             <w:r>
               <w:rPr>
-                <w:rFonts w:ascii="Arial" w:hAnsi="Arial"/>
-                <w:b w:val="0"/>
-                <w:sz w:val="16"/>
-              </w:rPr>
-            </w:r>
-          </w:p>
-        </w:tc>
-        <w:tc>
-          <w:tcPr>
-            <w:tcW w:type="dxa" w:w="2163"/>
-          </w:tcPr>
-          <w:p>
-            <w:r/>
-            <w:r>
-              <w:rPr>
-                <w:rFonts w:ascii="Arial" w:hAnsi="Arial"/>
+                <w:rFonts w:ascii="Verdana" w:hAnsi="Verdana"/>
+                <w:b w:val="0"/>
+                <w:sz w:val="16"/>
+              </w:rPr>
+            </w:r>
+          </w:p>
+        </w:tc>
+        <w:tc>
+          <w:tcPr>
+            <w:tcW w:type="dxa" w:w="2163"/>
+          </w:tcPr>
+          <w:p>
+            <w:r/>
+            <w:r>
+              <w:rPr>
+                <w:rFonts w:ascii="Verdana" w:hAnsi="Verdana"/>
                 <w:b w:val="0"/>
                 <w:sz w:val="16"/>
               </w:rPr>
@@ -1295,76 +1321,79 @@
         </w:tc>
       </w:tr>
       <w:tr>
-        <w:tc>
-          <w:tcPr>
-            <w:tcW w:type="dxa" w:w="2163"/>
-          </w:tcPr>
-          <w:p>
-            <w:r/>
-            <w:r>
-              <w:rPr>
-                <w:rFonts w:ascii="Arial" w:hAnsi="Arial"/>
-                <w:b w:val="0"/>
-                <w:sz w:val="16"/>
-              </w:rPr>
-            </w:r>
-          </w:p>
-        </w:tc>
-        <w:tc>
-          <w:tcPr>
-            <w:tcW w:type="dxa" w:w="2163"/>
-          </w:tcPr>
-          <w:p>
-            <w:r/>
-            <w:r>
-              <w:rPr>
-                <w:rFonts w:ascii="Arial" w:hAnsi="Arial"/>
-                <w:b w:val="0"/>
-                <w:sz w:val="16"/>
-              </w:rPr>
-            </w:r>
-          </w:p>
-        </w:tc>
-        <w:tc>
-          <w:tcPr>
-            <w:tcW w:type="dxa" w:w="2163"/>
-          </w:tcPr>
-          <w:p>
-            <w:r/>
-            <w:r>
-              <w:rPr>
-                <w:rFonts w:ascii="Arial" w:hAnsi="Arial"/>
-                <w:b w:val="0"/>
-                <w:sz w:val="16"/>
-              </w:rPr>
-            </w:r>
-          </w:p>
-        </w:tc>
-        <w:tc>
-          <w:tcPr>
-            <w:tcW w:type="dxa" w:w="2163"/>
-          </w:tcPr>
-          <w:p>
-            <w:r/>
-            <w:r>
-              <w:rPr>
-                <w:rFonts w:ascii="Arial" w:hAnsi="Arial"/>
-                <w:b w:val="0"/>
-                <w:sz w:val="16"/>
-              </w:rPr>
-              <w:t>101000</w:t>
-            </w:r>
-          </w:p>
-        </w:tc>
-        <w:tc>
-          <w:tcPr>
-            <w:tcW w:type="dxa" w:w="2163"/>
-          </w:tcPr>
-          <w:p>
-            <w:r/>
-            <w:r>
-              <w:rPr>
-                <w:rFonts w:ascii="Arial" w:hAnsi="Arial"/>
+        <w:trPr>
+          <w:cantSplit/>
+        </w:trPr>
+        <w:tc>
+          <w:tcPr>
+            <w:tcW w:type="dxa" w:w="2163"/>
+          </w:tcPr>
+          <w:p>
+            <w:r/>
+            <w:r>
+              <w:rPr>
+                <w:rFonts w:ascii="Verdana" w:hAnsi="Verdana"/>
+                <w:b w:val="0"/>
+                <w:sz w:val="16"/>
+              </w:rPr>
+            </w:r>
+          </w:p>
+        </w:tc>
+        <w:tc>
+          <w:tcPr>
+            <w:tcW w:type="dxa" w:w="2163"/>
+          </w:tcPr>
+          <w:p>
+            <w:r/>
+            <w:r>
+              <w:rPr>
+                <w:rFonts w:ascii="Verdana" w:hAnsi="Verdana"/>
+                <w:b w:val="0"/>
+                <w:sz w:val="16"/>
+              </w:rPr>
+            </w:r>
+          </w:p>
+        </w:tc>
+        <w:tc>
+          <w:tcPr>
+            <w:tcW w:type="dxa" w:w="2163"/>
+          </w:tcPr>
+          <w:p>
+            <w:r/>
+            <w:r>
+              <w:rPr>
+                <w:rFonts w:ascii="Verdana" w:hAnsi="Verdana"/>
+                <w:b w:val="0"/>
+                <w:sz w:val="16"/>
+              </w:rPr>
+            </w:r>
+          </w:p>
+        </w:tc>
+        <w:tc>
+          <w:tcPr>
+            <w:tcW w:type="dxa" w:w="2163"/>
+          </w:tcPr>
+          <w:p>
+            <w:r/>
+            <w:r>
+              <w:rPr>
+                <w:rFonts w:ascii="Verdana" w:hAnsi="Verdana"/>
+                <w:b w:val="0"/>
+                <w:sz w:val="16"/>
+              </w:rPr>
+              <w:t>1 01 000</w:t>
+            </w:r>
+          </w:p>
+        </w:tc>
+        <w:tc>
+          <w:tcPr>
+            <w:tcW w:type="dxa" w:w="2163"/>
+          </w:tcPr>
+          <w:p>
+            <w:r/>
+            <w:r>
+              <w:rPr>
+                <w:rFonts w:ascii="Verdana" w:hAnsi="Verdana"/>
                 <w:b w:val="0"/>
                 <w:sz w:val="16"/>
               </w:rPr>
@@ -1380,22 +1409,22 @@
             <w:r/>
             <w:r>
               <w:rPr>
-                <w:rFonts w:ascii="Arial" w:hAnsi="Arial"/>
-                <w:b w:val="0"/>
-                <w:sz w:val="16"/>
-              </w:rPr>
-            </w:r>
-          </w:p>
-        </w:tc>
-        <w:tc>
-          <w:tcPr>
-            <w:tcW w:type="dxa" w:w="2163"/>
-          </w:tcPr>
-          <w:p>
-            <w:r/>
-            <w:r>
-              <w:rPr>
-                <w:rFonts w:ascii="Arial" w:hAnsi="Arial"/>
+                <w:rFonts w:ascii="Verdana" w:hAnsi="Verdana"/>
+                <w:b w:val="0"/>
+                <w:sz w:val="16"/>
+              </w:rPr>
+            </w:r>
+          </w:p>
+        </w:tc>
+        <w:tc>
+          <w:tcPr>
+            <w:tcW w:type="dxa" w:w="2163"/>
+          </w:tcPr>
+          <w:p>
+            <w:r/>
+            <w:r>
+              <w:rPr>
+                <w:rFonts w:ascii="Verdana" w:hAnsi="Verdana"/>
                 <w:b w:val="0"/>
                 <w:sz w:val="16"/>
               </w:rPr>
@@ -1404,76 +1433,79 @@
         </w:tc>
       </w:tr>
       <w:tr>
-        <w:tc>
-          <w:tcPr>
-            <w:tcW w:type="dxa" w:w="2163"/>
-          </w:tcPr>
-          <w:p>
-            <w:r/>
-            <w:r>
-              <w:rPr>
-                <w:rFonts w:ascii="Arial" w:hAnsi="Arial"/>
-                <w:b w:val="0"/>
-                <w:sz w:val="16"/>
-              </w:rPr>
-            </w:r>
-          </w:p>
-        </w:tc>
-        <w:tc>
-          <w:tcPr>
-            <w:tcW w:type="dxa" w:w="2163"/>
-          </w:tcPr>
-          <w:p>
-            <w:r/>
-            <w:r>
-              <w:rPr>
-                <w:rFonts w:ascii="Arial" w:hAnsi="Arial"/>
-                <w:b w:val="0"/>
-                <w:sz w:val="16"/>
-              </w:rPr>
-            </w:r>
-          </w:p>
-        </w:tc>
-        <w:tc>
-          <w:tcPr>
-            <w:tcW w:type="dxa" w:w="2163"/>
-          </w:tcPr>
-          <w:p>
-            <w:r/>
-            <w:r>
-              <w:rPr>
-                <w:rFonts w:ascii="Arial" w:hAnsi="Arial"/>
-                <w:b w:val="0"/>
-                <w:sz w:val="16"/>
-              </w:rPr>
-            </w:r>
-          </w:p>
-        </w:tc>
-        <w:tc>
-          <w:tcPr>
-            <w:tcW w:type="dxa" w:w="2163"/>
-          </w:tcPr>
-          <w:p>
-            <w:r/>
-            <w:r>
-              <w:rPr>
-                <w:rFonts w:ascii="Arial" w:hAnsi="Arial"/>
-                <w:b w:val="0"/>
-                <w:sz w:val="16"/>
-              </w:rPr>
-              <w:t>031002</w:t>
-            </w:r>
-          </w:p>
-        </w:tc>
-        <w:tc>
-          <w:tcPr>
-            <w:tcW w:type="dxa" w:w="2163"/>
-          </w:tcPr>
-          <w:p>
-            <w:r/>
-            <w:r>
-              <w:rPr>
-                <w:rFonts w:ascii="Arial" w:hAnsi="Arial"/>
+        <w:trPr>
+          <w:cantSplit/>
+        </w:trPr>
+        <w:tc>
+          <w:tcPr>
+            <w:tcW w:type="dxa" w:w="2163"/>
+          </w:tcPr>
+          <w:p>
+            <w:r/>
+            <w:r>
+              <w:rPr>
+                <w:rFonts w:ascii="Verdana" w:hAnsi="Verdana"/>
+                <w:b w:val="0"/>
+                <w:sz w:val="16"/>
+              </w:rPr>
+            </w:r>
+          </w:p>
+        </w:tc>
+        <w:tc>
+          <w:tcPr>
+            <w:tcW w:type="dxa" w:w="2163"/>
+          </w:tcPr>
+          <w:p>
+            <w:r/>
+            <w:r>
+              <w:rPr>
+                <w:rFonts w:ascii="Verdana" w:hAnsi="Verdana"/>
+                <w:b w:val="0"/>
+                <w:sz w:val="16"/>
+              </w:rPr>
+            </w:r>
+          </w:p>
+        </w:tc>
+        <w:tc>
+          <w:tcPr>
+            <w:tcW w:type="dxa" w:w="2163"/>
+          </w:tcPr>
+          <w:p>
+            <w:r/>
+            <w:r>
+              <w:rPr>
+                <w:rFonts w:ascii="Verdana" w:hAnsi="Verdana"/>
+                <w:b w:val="0"/>
+                <w:sz w:val="16"/>
+              </w:rPr>
+            </w:r>
+          </w:p>
+        </w:tc>
+        <w:tc>
+          <w:tcPr>
+            <w:tcW w:type="dxa" w:w="2163"/>
+          </w:tcPr>
+          <w:p>
+            <w:r/>
+            <w:r>
+              <w:rPr>
+                <w:rFonts w:ascii="Verdana" w:hAnsi="Verdana"/>
+                <w:b w:val="0"/>
+                <w:sz w:val="16"/>
+              </w:rPr>
+              <w:t>0 31 002</w:t>
+            </w:r>
+          </w:p>
+        </w:tc>
+        <w:tc>
+          <w:tcPr>
+            <w:tcW w:type="dxa" w:w="2163"/>
+          </w:tcPr>
+          <w:p>
+            <w:r/>
+            <w:r>
+              <w:rPr>
+                <w:rFonts w:ascii="Verdana" w:hAnsi="Verdana"/>
                 <w:b w:val="0"/>
                 <w:sz w:val="16"/>
               </w:rPr>
@@ -1489,22 +1521,22 @@
             <w:r/>
             <w:r>
               <w:rPr>
-                <w:rFonts w:ascii="Arial" w:hAnsi="Arial"/>
-                <w:b w:val="0"/>
-                <w:sz w:val="16"/>
-              </w:rPr>
-            </w:r>
-          </w:p>
-        </w:tc>
-        <w:tc>
-          <w:tcPr>
-            <w:tcW w:type="dxa" w:w="2163"/>
-          </w:tcPr>
-          <w:p>
-            <w:r/>
-            <w:r>
-              <w:rPr>
-                <w:rFonts w:ascii="Arial" w:hAnsi="Arial"/>
+                <w:rFonts w:ascii="Verdana" w:hAnsi="Verdana"/>
+                <w:b w:val="0"/>
+                <w:sz w:val="16"/>
+              </w:rPr>
+            </w:r>
+          </w:p>
+        </w:tc>
+        <w:tc>
+          <w:tcPr>
+            <w:tcW w:type="dxa" w:w="2163"/>
+          </w:tcPr>
+          <w:p>
+            <w:r/>
+            <w:r>
+              <w:rPr>
+                <w:rFonts w:ascii="Verdana" w:hAnsi="Verdana"/>
                 <w:b w:val="0"/>
                 <w:sz w:val="16"/>
               </w:rPr>
@@ -1513,76 +1545,79 @@
         </w:tc>
       </w:tr>
       <w:tr>
-        <w:tc>
-          <w:tcPr>
-            <w:tcW w:type="dxa" w:w="2163"/>
-          </w:tcPr>
-          <w:p>
-            <w:r/>
-            <w:r>
-              <w:rPr>
-                <w:rFonts w:ascii="Arial" w:hAnsi="Arial"/>
-                <w:b w:val="0"/>
-                <w:sz w:val="16"/>
-              </w:rPr>
-            </w:r>
-          </w:p>
-        </w:tc>
-        <w:tc>
-          <w:tcPr>
-            <w:tcW w:type="dxa" w:w="2163"/>
-          </w:tcPr>
-          <w:p>
-            <w:r/>
-            <w:r>
-              <w:rPr>
-                <w:rFonts w:ascii="Arial" w:hAnsi="Arial"/>
-                <w:b w:val="0"/>
-                <w:sz w:val="16"/>
-              </w:rPr>
-            </w:r>
-          </w:p>
-        </w:tc>
-        <w:tc>
-          <w:tcPr>
-            <w:tcW w:type="dxa" w:w="2163"/>
-          </w:tcPr>
-          <w:p>
-            <w:r/>
-            <w:r>
-              <w:rPr>
-                <w:rFonts w:ascii="Arial" w:hAnsi="Arial"/>
-                <w:b w:val="0"/>
-                <w:sz w:val="16"/>
-              </w:rPr>
-            </w:r>
-          </w:p>
-        </w:tc>
-        <w:tc>
-          <w:tcPr>
-            <w:tcW w:type="dxa" w:w="2163"/>
-          </w:tcPr>
-          <w:p>
-            <w:r/>
-            <w:r>
-              <w:rPr>
-                <w:rFonts w:ascii="Arial" w:hAnsi="Arial"/>
-                <w:b w:val="0"/>
-                <w:sz w:val="16"/>
-              </w:rPr>
-              <w:t>030001</w:t>
-            </w:r>
-          </w:p>
-        </w:tc>
-        <w:tc>
-          <w:tcPr>
-            <w:tcW w:type="dxa" w:w="2163"/>
-          </w:tcPr>
-          <w:p>
-            <w:r/>
-            <w:r>
-              <w:rPr>
-                <w:rFonts w:ascii="Arial" w:hAnsi="Arial"/>
+        <w:trPr>
+          <w:cantSplit/>
+        </w:trPr>
+        <w:tc>
+          <w:tcPr>
+            <w:tcW w:type="dxa" w:w="2163"/>
+          </w:tcPr>
+          <w:p>
+            <w:r/>
+            <w:r>
+              <w:rPr>
+                <w:rFonts w:ascii="Verdana" w:hAnsi="Verdana"/>
+                <w:b w:val="0"/>
+                <w:sz w:val="16"/>
+              </w:rPr>
+            </w:r>
+          </w:p>
+        </w:tc>
+        <w:tc>
+          <w:tcPr>
+            <w:tcW w:type="dxa" w:w="2163"/>
+          </w:tcPr>
+          <w:p>
+            <w:r/>
+            <w:r>
+              <w:rPr>
+                <w:rFonts w:ascii="Verdana" w:hAnsi="Verdana"/>
+                <w:b w:val="0"/>
+                <w:sz w:val="16"/>
+              </w:rPr>
+            </w:r>
+          </w:p>
+        </w:tc>
+        <w:tc>
+          <w:tcPr>
+            <w:tcW w:type="dxa" w:w="2163"/>
+          </w:tcPr>
+          <w:p>
+            <w:r/>
+            <w:r>
+              <w:rPr>
+                <w:rFonts w:ascii="Verdana" w:hAnsi="Verdana"/>
+                <w:b w:val="0"/>
+                <w:sz w:val="16"/>
+              </w:rPr>
+            </w:r>
+          </w:p>
+        </w:tc>
+        <w:tc>
+          <w:tcPr>
+            <w:tcW w:type="dxa" w:w="2163"/>
+          </w:tcPr>
+          <w:p>
+            <w:r/>
+            <w:r>
+              <w:rPr>
+                <w:rFonts w:ascii="Verdana" w:hAnsi="Verdana"/>
+                <w:b w:val="0"/>
+                <w:sz w:val="16"/>
+              </w:rPr>
+              <w:t>0 30 001</w:t>
+            </w:r>
+          </w:p>
+        </w:tc>
+        <w:tc>
+          <w:tcPr>
+            <w:tcW w:type="dxa" w:w="2163"/>
+          </w:tcPr>
+          <w:p>
+            <w:r/>
+            <w:r>
+              <w:rPr>
+                <w:rFonts w:ascii="Verdana" w:hAnsi="Verdana"/>
                 <w:b w:val="0"/>
                 <w:sz w:val="16"/>
               </w:rPr>
@@ -1598,22 +1633,22 @@
             <w:r/>
             <w:r>
               <w:rPr>
-                <w:rFonts w:ascii="Arial" w:hAnsi="Arial"/>
-                <w:b w:val="0"/>
-                <w:sz w:val="16"/>
-              </w:rPr>
-            </w:r>
-          </w:p>
-        </w:tc>
-        <w:tc>
-          <w:tcPr>
-            <w:tcW w:type="dxa" w:w="2163"/>
-          </w:tcPr>
-          <w:p>
-            <w:r/>
-            <w:r>
-              <w:rPr>
-                <w:rFonts w:ascii="Arial" w:hAnsi="Arial"/>
+                <w:rFonts w:ascii="Verdana" w:hAnsi="Verdana"/>
+                <w:b w:val="0"/>
+                <w:sz w:val="16"/>
+              </w:rPr>
+            </w:r>
+          </w:p>
+        </w:tc>
+        <w:tc>
+          <w:tcPr>
+            <w:tcW w:type="dxa" w:w="2163"/>
+          </w:tcPr>
+          <w:p>
+            <w:r/>
+            <w:r>
+              <w:rPr>
+                <w:rFonts w:ascii="Verdana" w:hAnsi="Verdana"/>
                 <w:b w:val="0"/>
                 <w:sz w:val="16"/>
               </w:rPr>
@@ -1622,6 +1657,9 @@
         </w:tc>
       </w:tr>
       <w:tr>
+        <w:trPr>
+          <w:cantSplit/>
+        </w:trPr>
         <w:tc>
           <w:tcPr>
             <w:tcW w:type="dxa" w:w="2163"/>
@@ -1634,11 +1672,11 @@
             </w:r>
             <w:r>
               <w:rPr>
-                <w:rFonts w:ascii="Arial" w:hAnsi="Arial"/>
+                <w:rFonts w:ascii="Verdana" w:hAnsi="Verdana"/>
                 <w:b/>
                 <w:sz w:val="16"/>
               </w:rPr>
-              <w:t>313032</w:t>
+              <w:t>3 13 032</w:t>
             </w:r>
           </w:p>
         </w:tc>
@@ -1654,7 +1692,7 @@
             </w:r>
             <w:r>
               <w:rPr>
-                <w:rFonts w:ascii="Arial" w:hAnsi="Arial"/>
+                <w:rFonts w:ascii="Verdana" w:hAnsi="Verdana"/>
                 <w:b/>
                 <w:sz w:val="16"/>
               </w:rPr>
@@ -1670,38 +1708,38 @@
             <w:r/>
             <w:r>
               <w:rPr>
-                <w:rFonts w:ascii="Arial" w:hAnsi="Arial"/>
-                <w:b w:val="0"/>
-                <w:sz w:val="16"/>
-              </w:rPr>
-            </w:r>
-          </w:p>
-        </w:tc>
-        <w:tc>
-          <w:tcPr>
-            <w:tcW w:type="dxa" w:w="2163"/>
-          </w:tcPr>
-          <w:p>
-            <w:r/>
-            <w:r>
-              <w:rPr>
-                <w:rFonts w:ascii="Arial" w:hAnsi="Arial"/>
-                <w:b w:val="0"/>
-                <w:sz w:val="16"/>
-              </w:rPr>
-              <w:t>005002</w:t>
-            </w:r>
-          </w:p>
-        </w:tc>
-        <w:tc>
-          <w:tcPr>
-            <w:tcW w:type="dxa" w:w="2163"/>
-          </w:tcPr>
-          <w:p>
-            <w:r/>
-            <w:r>
-              <w:rPr>
-                <w:rFonts w:ascii="Arial" w:hAnsi="Arial"/>
+                <w:rFonts w:ascii="Verdana" w:hAnsi="Verdana"/>
+                <w:b w:val="0"/>
+                <w:sz w:val="16"/>
+              </w:rPr>
+            </w:r>
+          </w:p>
+        </w:tc>
+        <w:tc>
+          <w:tcPr>
+            <w:tcW w:type="dxa" w:w="2163"/>
+          </w:tcPr>
+          <w:p>
+            <w:r/>
+            <w:r>
+              <w:rPr>
+                <w:rFonts w:ascii="Verdana" w:hAnsi="Verdana"/>
+                <w:b w:val="0"/>
+                <w:sz w:val="16"/>
+              </w:rPr>
+              <w:t>0 05 002</w:t>
+            </w:r>
+          </w:p>
+        </w:tc>
+        <w:tc>
+          <w:tcPr>
+            <w:tcW w:type="dxa" w:w="2163"/>
+          </w:tcPr>
+          <w:p>
+            <w:r/>
+            <w:r>
+              <w:rPr>
+                <w:rFonts w:ascii="Verdana" w:hAnsi="Verdana"/>
                 <w:b w:val="0"/>
                 <w:sz w:val="16"/>
               </w:rPr>
@@ -1717,7 +1755,7 @@
             <w:r/>
             <w:r>
               <w:rPr>
-                <w:rFonts w:ascii="Arial" w:hAnsi="Arial"/>
+                <w:rFonts w:ascii="Verdana" w:hAnsi="Verdana"/>
                 <w:b w:val="0"/>
                 <w:sz w:val="16"/>
               </w:rPr>
@@ -1733,7 +1771,7 @@
             <w:r/>
             <w:r>
               <w:rPr>
-                <w:rFonts w:ascii="Arial" w:hAnsi="Arial"/>
+                <w:rFonts w:ascii="Verdana" w:hAnsi="Verdana"/>
                 <w:b w:val="0"/>
                 <w:sz w:val="16"/>
               </w:rPr>
@@ -1742,76 +1780,79 @@
         </w:tc>
       </w:tr>
       <w:tr>
-        <w:tc>
-          <w:tcPr>
-            <w:tcW w:type="dxa" w:w="2163"/>
-          </w:tcPr>
-          <w:p>
-            <w:r/>
-            <w:r>
-              <w:rPr>
-                <w:rFonts w:ascii="Arial" w:hAnsi="Arial"/>
-                <w:b w:val="0"/>
-                <w:sz w:val="16"/>
-              </w:rPr>
-            </w:r>
-          </w:p>
-        </w:tc>
-        <w:tc>
-          <w:tcPr>
-            <w:tcW w:type="dxa" w:w="2163"/>
-          </w:tcPr>
-          <w:p>
-            <w:r/>
-            <w:r>
-              <w:rPr>
-                <w:rFonts w:ascii="Arial" w:hAnsi="Arial"/>
-                <w:b w:val="0"/>
-                <w:sz w:val="16"/>
-              </w:rPr>
-            </w:r>
-          </w:p>
-        </w:tc>
-        <w:tc>
-          <w:tcPr>
-            <w:tcW w:type="dxa" w:w="2163"/>
-          </w:tcPr>
-          <w:p>
-            <w:r/>
-            <w:r>
-              <w:rPr>
-                <w:rFonts w:ascii="Arial" w:hAnsi="Arial"/>
-                <w:b w:val="0"/>
-                <w:sz w:val="16"/>
-              </w:rPr>
-            </w:r>
-          </w:p>
-        </w:tc>
-        <w:tc>
-          <w:tcPr>
-            <w:tcW w:type="dxa" w:w="2163"/>
-          </w:tcPr>
-          <w:p>
-            <w:r/>
-            <w:r>
-              <w:rPr>
-                <w:rFonts w:ascii="Arial" w:hAnsi="Arial"/>
-                <w:b w:val="0"/>
-                <w:sz w:val="16"/>
-              </w:rPr>
-              <w:t>005012</w:t>
-            </w:r>
-          </w:p>
-        </w:tc>
-        <w:tc>
-          <w:tcPr>
-            <w:tcW w:type="dxa" w:w="2163"/>
-          </w:tcPr>
-          <w:p>
-            <w:r/>
-            <w:r>
-              <w:rPr>
-                <w:rFonts w:ascii="Arial" w:hAnsi="Arial"/>
+        <w:trPr>
+          <w:cantSplit/>
+        </w:trPr>
+        <w:tc>
+          <w:tcPr>
+            <w:tcW w:type="dxa" w:w="2163"/>
+          </w:tcPr>
+          <w:p>
+            <w:r/>
+            <w:r>
+              <w:rPr>
+                <w:rFonts w:ascii="Verdana" w:hAnsi="Verdana"/>
+                <w:b w:val="0"/>
+                <w:sz w:val="16"/>
+              </w:rPr>
+            </w:r>
+          </w:p>
+        </w:tc>
+        <w:tc>
+          <w:tcPr>
+            <w:tcW w:type="dxa" w:w="2163"/>
+          </w:tcPr>
+          <w:p>
+            <w:r/>
+            <w:r>
+              <w:rPr>
+                <w:rFonts w:ascii="Verdana" w:hAnsi="Verdana"/>
+                <w:b w:val="0"/>
+                <w:sz w:val="16"/>
+              </w:rPr>
+            </w:r>
+          </w:p>
+        </w:tc>
+        <w:tc>
+          <w:tcPr>
+            <w:tcW w:type="dxa" w:w="2163"/>
+          </w:tcPr>
+          <w:p>
+            <w:r/>
+            <w:r>
+              <w:rPr>
+                <w:rFonts w:ascii="Verdana" w:hAnsi="Verdana"/>
+                <w:b w:val="0"/>
+                <w:sz w:val="16"/>
+              </w:rPr>
+            </w:r>
+          </w:p>
+        </w:tc>
+        <w:tc>
+          <w:tcPr>
+            <w:tcW w:type="dxa" w:w="2163"/>
+          </w:tcPr>
+          <w:p>
+            <w:r/>
+            <w:r>
+              <w:rPr>
+                <w:rFonts w:ascii="Verdana" w:hAnsi="Verdana"/>
+                <w:b w:val="0"/>
+                <w:sz w:val="16"/>
+              </w:rPr>
+              <w:t>0 05 012</w:t>
+            </w:r>
+          </w:p>
+        </w:tc>
+        <w:tc>
+          <w:tcPr>
+            <w:tcW w:type="dxa" w:w="2163"/>
+          </w:tcPr>
+          <w:p>
+            <w:r/>
+            <w:r>
+              <w:rPr>
+                <w:rFonts w:ascii="Verdana" w:hAnsi="Verdana"/>
                 <w:b w:val="0"/>
                 <w:sz w:val="16"/>
               </w:rPr>
@@ -1827,7 +1868,7 @@
             <w:r/>
             <w:r>
               <w:rPr>
-                <w:rFonts w:ascii="Arial" w:hAnsi="Arial"/>
+                <w:rFonts w:ascii="Verdana" w:hAnsi="Verdana"/>
                 <w:b w:val="0"/>
                 <w:sz w:val="16"/>
               </w:rPr>
@@ -1843,7 +1884,7 @@
             <w:r/>
             <w:r>
               <w:rPr>
-                <w:rFonts w:ascii="Arial" w:hAnsi="Arial"/>
+                <w:rFonts w:ascii="Verdana" w:hAnsi="Verdana"/>
                 <w:b w:val="0"/>
                 <w:sz w:val="16"/>
               </w:rPr>
@@ -1852,76 +1893,79 @@
         </w:tc>
       </w:tr>
       <w:tr>
-        <w:tc>
-          <w:tcPr>
-            <w:tcW w:type="dxa" w:w="2163"/>
-          </w:tcPr>
-          <w:p>
-            <w:r/>
-            <w:r>
-              <w:rPr>
-                <w:rFonts w:ascii="Arial" w:hAnsi="Arial"/>
-                <w:b w:val="0"/>
-                <w:sz w:val="16"/>
-              </w:rPr>
-            </w:r>
-          </w:p>
-        </w:tc>
-        <w:tc>
-          <w:tcPr>
-            <w:tcW w:type="dxa" w:w="2163"/>
-          </w:tcPr>
-          <w:p>
-            <w:r/>
-            <w:r>
-              <w:rPr>
-                <w:rFonts w:ascii="Arial" w:hAnsi="Arial"/>
-                <w:b w:val="0"/>
-                <w:sz w:val="16"/>
-              </w:rPr>
-            </w:r>
-          </w:p>
-        </w:tc>
-        <w:tc>
-          <w:tcPr>
-            <w:tcW w:type="dxa" w:w="2163"/>
-          </w:tcPr>
-          <w:p>
-            <w:r/>
-            <w:r>
-              <w:rPr>
-                <w:rFonts w:ascii="Arial" w:hAnsi="Arial"/>
-                <w:b w:val="0"/>
-                <w:sz w:val="16"/>
-              </w:rPr>
-            </w:r>
-          </w:p>
-        </w:tc>
-        <w:tc>
-          <w:tcPr>
-            <w:tcW w:type="dxa" w:w="2163"/>
-          </w:tcPr>
-          <w:p>
-            <w:r/>
-            <w:r>
-              <w:rPr>
-                <w:rFonts w:ascii="Arial" w:hAnsi="Arial"/>
-                <w:b w:val="0"/>
-                <w:sz w:val="16"/>
-              </w:rPr>
-              <w:t>101000</w:t>
-            </w:r>
-          </w:p>
-        </w:tc>
-        <w:tc>
-          <w:tcPr>
-            <w:tcW w:type="dxa" w:w="2163"/>
-          </w:tcPr>
-          <w:p>
-            <w:r/>
-            <w:r>
-              <w:rPr>
-                <w:rFonts w:ascii="Arial" w:hAnsi="Arial"/>
+        <w:trPr>
+          <w:cantSplit/>
+        </w:trPr>
+        <w:tc>
+          <w:tcPr>
+            <w:tcW w:type="dxa" w:w="2163"/>
+          </w:tcPr>
+          <w:p>
+            <w:r/>
+            <w:r>
+              <w:rPr>
+                <w:rFonts w:ascii="Verdana" w:hAnsi="Verdana"/>
+                <w:b w:val="0"/>
+                <w:sz w:val="16"/>
+              </w:rPr>
+            </w:r>
+          </w:p>
+        </w:tc>
+        <w:tc>
+          <w:tcPr>
+            <w:tcW w:type="dxa" w:w="2163"/>
+          </w:tcPr>
+          <w:p>
+            <w:r/>
+            <w:r>
+              <w:rPr>
+                <w:rFonts w:ascii="Verdana" w:hAnsi="Verdana"/>
+                <w:b w:val="0"/>
+                <w:sz w:val="16"/>
+              </w:rPr>
+            </w:r>
+          </w:p>
+        </w:tc>
+        <w:tc>
+          <w:tcPr>
+            <w:tcW w:type="dxa" w:w="2163"/>
+          </w:tcPr>
+          <w:p>
+            <w:r/>
+            <w:r>
+              <w:rPr>
+                <w:rFonts w:ascii="Verdana" w:hAnsi="Verdana"/>
+                <w:b w:val="0"/>
+                <w:sz w:val="16"/>
+              </w:rPr>
+            </w:r>
+          </w:p>
+        </w:tc>
+        <w:tc>
+          <w:tcPr>
+            <w:tcW w:type="dxa" w:w="2163"/>
+          </w:tcPr>
+          <w:p>
+            <w:r/>
+            <w:r>
+              <w:rPr>
+                <w:rFonts w:ascii="Verdana" w:hAnsi="Verdana"/>
+                <w:b w:val="0"/>
+                <w:sz w:val="16"/>
+              </w:rPr>
+              <w:t>1 01 000</w:t>
+            </w:r>
+          </w:p>
+        </w:tc>
+        <w:tc>
+          <w:tcPr>
+            <w:tcW w:type="dxa" w:w="2163"/>
+          </w:tcPr>
+          <w:p>
+            <w:r/>
+            <w:r>
+              <w:rPr>
+                <w:rFonts w:ascii="Verdana" w:hAnsi="Verdana"/>
                 <w:b w:val="0"/>
                 <w:sz w:val="16"/>
               </w:rPr>
@@ -1937,22 +1981,22 @@
             <w:r/>
             <w:r>
               <w:rPr>
-                <w:rFonts w:ascii="Arial" w:hAnsi="Arial"/>
-                <w:b w:val="0"/>
-                <w:sz w:val="16"/>
-              </w:rPr>
-            </w:r>
-          </w:p>
-        </w:tc>
-        <w:tc>
-          <w:tcPr>
-            <w:tcW w:type="dxa" w:w="2163"/>
-          </w:tcPr>
-          <w:p>
-            <w:r/>
-            <w:r>
-              <w:rPr>
-                <w:rFonts w:ascii="Arial" w:hAnsi="Arial"/>
+                <w:rFonts w:ascii="Verdana" w:hAnsi="Verdana"/>
+                <w:b w:val="0"/>
+                <w:sz w:val="16"/>
+              </w:rPr>
+            </w:r>
+          </w:p>
+        </w:tc>
+        <w:tc>
+          <w:tcPr>
+            <w:tcW w:type="dxa" w:w="2163"/>
+          </w:tcPr>
+          <w:p>
+            <w:r/>
+            <w:r>
+              <w:rPr>
+                <w:rFonts w:ascii="Verdana" w:hAnsi="Verdana"/>
                 <w:b w:val="0"/>
                 <w:sz w:val="16"/>
               </w:rPr>
@@ -1961,76 +2005,79 @@
         </w:tc>
       </w:tr>
       <w:tr>
-        <w:tc>
-          <w:tcPr>
-            <w:tcW w:type="dxa" w:w="2163"/>
-          </w:tcPr>
-          <w:p>
-            <w:r/>
-            <w:r>
-              <w:rPr>
-                <w:rFonts w:ascii="Arial" w:hAnsi="Arial"/>
-                <w:b w:val="0"/>
-                <w:sz w:val="16"/>
-              </w:rPr>
-            </w:r>
-          </w:p>
-        </w:tc>
-        <w:tc>
-          <w:tcPr>
-            <w:tcW w:type="dxa" w:w="2163"/>
-          </w:tcPr>
-          <w:p>
-            <w:r/>
-            <w:r>
-              <w:rPr>
-                <w:rFonts w:ascii="Arial" w:hAnsi="Arial"/>
-                <w:b w:val="0"/>
-                <w:sz w:val="16"/>
-              </w:rPr>
-            </w:r>
-          </w:p>
-        </w:tc>
-        <w:tc>
-          <w:tcPr>
-            <w:tcW w:type="dxa" w:w="2163"/>
-          </w:tcPr>
-          <w:p>
-            <w:r/>
-            <w:r>
-              <w:rPr>
-                <w:rFonts w:ascii="Arial" w:hAnsi="Arial"/>
-                <w:b w:val="0"/>
-                <w:sz w:val="16"/>
-              </w:rPr>
-            </w:r>
-          </w:p>
-        </w:tc>
-        <w:tc>
-          <w:tcPr>
-            <w:tcW w:type="dxa" w:w="2163"/>
-          </w:tcPr>
-          <w:p>
-            <w:r/>
-            <w:r>
-              <w:rPr>
-                <w:rFonts w:ascii="Arial" w:hAnsi="Arial"/>
-                <w:b w:val="0"/>
-                <w:sz w:val="16"/>
-              </w:rPr>
-              <w:t>031002</w:t>
-            </w:r>
-          </w:p>
-        </w:tc>
-        <w:tc>
-          <w:tcPr>
-            <w:tcW w:type="dxa" w:w="2163"/>
-          </w:tcPr>
-          <w:p>
-            <w:r/>
-            <w:r>
-              <w:rPr>
-                <w:rFonts w:ascii="Arial" w:hAnsi="Arial"/>
+        <w:trPr>
+          <w:cantSplit/>
+        </w:trPr>
+        <w:tc>
+          <w:tcPr>
+            <w:tcW w:type="dxa" w:w="2163"/>
+          </w:tcPr>
+          <w:p>
+            <w:r/>
+            <w:r>
+              <w:rPr>
+                <w:rFonts w:ascii="Verdana" w:hAnsi="Verdana"/>
+                <w:b w:val="0"/>
+                <w:sz w:val="16"/>
+              </w:rPr>
+            </w:r>
+          </w:p>
+        </w:tc>
+        <w:tc>
+          <w:tcPr>
+            <w:tcW w:type="dxa" w:w="2163"/>
+          </w:tcPr>
+          <w:p>
+            <w:r/>
+            <w:r>
+              <w:rPr>
+                <w:rFonts w:ascii="Verdana" w:hAnsi="Verdana"/>
+                <w:b w:val="0"/>
+                <w:sz w:val="16"/>
+              </w:rPr>
+            </w:r>
+          </w:p>
+        </w:tc>
+        <w:tc>
+          <w:tcPr>
+            <w:tcW w:type="dxa" w:w="2163"/>
+          </w:tcPr>
+          <w:p>
+            <w:r/>
+            <w:r>
+              <w:rPr>
+                <w:rFonts w:ascii="Verdana" w:hAnsi="Verdana"/>
+                <w:b w:val="0"/>
+                <w:sz w:val="16"/>
+              </w:rPr>
+            </w:r>
+          </w:p>
+        </w:tc>
+        <w:tc>
+          <w:tcPr>
+            <w:tcW w:type="dxa" w:w="2163"/>
+          </w:tcPr>
+          <w:p>
+            <w:r/>
+            <w:r>
+              <w:rPr>
+                <w:rFonts w:ascii="Verdana" w:hAnsi="Verdana"/>
+                <w:b w:val="0"/>
+                <w:sz w:val="16"/>
+              </w:rPr>
+              <w:t>0 31 002</w:t>
+            </w:r>
+          </w:p>
+        </w:tc>
+        <w:tc>
+          <w:tcPr>
+            <w:tcW w:type="dxa" w:w="2163"/>
+          </w:tcPr>
+          <w:p>
+            <w:r/>
+            <w:r>
+              <w:rPr>
+                <w:rFonts w:ascii="Verdana" w:hAnsi="Verdana"/>
                 <w:b w:val="0"/>
                 <w:sz w:val="16"/>
               </w:rPr>
@@ -2046,22 +2093,22 @@
             <w:r/>
             <w:r>
               <w:rPr>
-                <w:rFonts w:ascii="Arial" w:hAnsi="Arial"/>
-                <w:b w:val="0"/>
-                <w:sz w:val="16"/>
-              </w:rPr>
-            </w:r>
-          </w:p>
-        </w:tc>
-        <w:tc>
-          <w:tcPr>
-            <w:tcW w:type="dxa" w:w="2163"/>
-          </w:tcPr>
-          <w:p>
-            <w:r/>
-            <w:r>
-              <w:rPr>
-                <w:rFonts w:ascii="Arial" w:hAnsi="Arial"/>
+                <w:rFonts w:ascii="Verdana" w:hAnsi="Verdana"/>
+                <w:b w:val="0"/>
+                <w:sz w:val="16"/>
+              </w:rPr>
+            </w:r>
+          </w:p>
+        </w:tc>
+        <w:tc>
+          <w:tcPr>
+            <w:tcW w:type="dxa" w:w="2163"/>
+          </w:tcPr>
+          <w:p>
+            <w:r/>
+            <w:r>
+              <w:rPr>
+                <w:rFonts w:ascii="Verdana" w:hAnsi="Verdana"/>
                 <w:b w:val="0"/>
                 <w:sz w:val="16"/>
               </w:rPr>
@@ -2070,76 +2117,79 @@
         </w:tc>
       </w:tr>
       <w:tr>
-        <w:tc>
-          <w:tcPr>
-            <w:tcW w:type="dxa" w:w="2163"/>
-          </w:tcPr>
-          <w:p>
-            <w:r/>
-            <w:r>
-              <w:rPr>
-                <w:rFonts w:ascii="Arial" w:hAnsi="Arial"/>
-                <w:b w:val="0"/>
-                <w:sz w:val="16"/>
-              </w:rPr>
-            </w:r>
-          </w:p>
-        </w:tc>
-        <w:tc>
-          <w:tcPr>
-            <w:tcW w:type="dxa" w:w="2163"/>
-          </w:tcPr>
-          <w:p>
-            <w:r/>
-            <w:r>
-              <w:rPr>
-                <w:rFonts w:ascii="Arial" w:hAnsi="Arial"/>
-                <w:b w:val="0"/>
-                <w:sz w:val="16"/>
-              </w:rPr>
-            </w:r>
-          </w:p>
-        </w:tc>
-        <w:tc>
-          <w:tcPr>
-            <w:tcW w:type="dxa" w:w="2163"/>
-          </w:tcPr>
-          <w:p>
-            <w:r/>
-            <w:r>
-              <w:rPr>
-                <w:rFonts w:ascii="Arial" w:hAnsi="Arial"/>
-                <w:b w:val="0"/>
-                <w:sz w:val="16"/>
-              </w:rPr>
-            </w:r>
-          </w:p>
-        </w:tc>
-        <w:tc>
-          <w:tcPr>
-            <w:tcW w:type="dxa" w:w="2163"/>
-          </w:tcPr>
-          <w:p>
-            <w:r/>
-            <w:r>
-              <w:rPr>
-                <w:rFonts w:ascii="Arial" w:hAnsi="Arial"/>
-                <w:b w:val="0"/>
-                <w:sz w:val="16"/>
-              </w:rPr>
-              <w:t>313031</w:t>
-            </w:r>
-          </w:p>
-        </w:tc>
-        <w:tc>
-          <w:tcPr>
-            <w:tcW w:type="dxa" w:w="2163"/>
-          </w:tcPr>
-          <w:p>
-            <w:r/>
-            <w:r>
-              <w:rPr>
-                <w:rFonts w:ascii="Arial" w:hAnsi="Arial"/>
+        <w:trPr>
+          <w:cantSplit/>
+        </w:trPr>
+        <w:tc>
+          <w:tcPr>
+            <w:tcW w:type="dxa" w:w="2163"/>
+          </w:tcPr>
+          <w:p>
+            <w:r/>
+            <w:r>
+              <w:rPr>
+                <w:rFonts w:ascii="Verdana" w:hAnsi="Verdana"/>
+                <w:b w:val="0"/>
+                <w:sz w:val="16"/>
+              </w:rPr>
+            </w:r>
+          </w:p>
+        </w:tc>
+        <w:tc>
+          <w:tcPr>
+            <w:tcW w:type="dxa" w:w="2163"/>
+          </w:tcPr>
+          <w:p>
+            <w:r/>
+            <w:r>
+              <w:rPr>
+                <w:rFonts w:ascii="Verdana" w:hAnsi="Verdana"/>
+                <w:b w:val="0"/>
+                <w:sz w:val="16"/>
+              </w:rPr>
+            </w:r>
+          </w:p>
+        </w:tc>
+        <w:tc>
+          <w:tcPr>
+            <w:tcW w:type="dxa" w:w="2163"/>
+          </w:tcPr>
+          <w:p>
+            <w:r/>
+            <w:r>
+              <w:rPr>
+                <w:rFonts w:ascii="Verdana" w:hAnsi="Verdana"/>
+                <w:b w:val="0"/>
+                <w:sz w:val="16"/>
+              </w:rPr>
+            </w:r>
+          </w:p>
+        </w:tc>
+        <w:tc>
+          <w:tcPr>
+            <w:tcW w:type="dxa" w:w="2163"/>
+          </w:tcPr>
+          <w:p>
+            <w:r/>
+            <w:r>
+              <w:rPr>
+                <w:rFonts w:ascii="Verdana" w:hAnsi="Verdana"/>
+                <w:b w:val="0"/>
+                <w:sz w:val="16"/>
+              </w:rPr>
+              <w:t>3 13 031</w:t>
+            </w:r>
+          </w:p>
+        </w:tc>
+        <w:tc>
+          <w:tcPr>
+            <w:tcW w:type="dxa" w:w="2163"/>
+          </w:tcPr>
+          <w:p>
+            <w:r/>
+            <w:r>
+              <w:rPr>
+                <w:rFonts w:ascii="Verdana" w:hAnsi="Verdana"/>
                 <w:b w:val="0"/>
                 <w:sz w:val="16"/>
               </w:rPr>
@@ -2155,22 +2205,22 @@
             <w:r/>
             <w:r>
               <w:rPr>
-                <w:rFonts w:ascii="Arial" w:hAnsi="Arial"/>
-                <w:b w:val="0"/>
-                <w:sz w:val="16"/>
-              </w:rPr>
-            </w:r>
-          </w:p>
-        </w:tc>
-        <w:tc>
-          <w:tcPr>
-            <w:tcW w:type="dxa" w:w="2163"/>
-          </w:tcPr>
-          <w:p>
-            <w:r/>
-            <w:r>
-              <w:rPr>
-                <w:rFonts w:ascii="Arial" w:hAnsi="Arial"/>
+                <w:rFonts w:ascii="Verdana" w:hAnsi="Verdana"/>
+                <w:b w:val="0"/>
+                <w:sz w:val="16"/>
+              </w:rPr>
+            </w:r>
+          </w:p>
+        </w:tc>
+        <w:tc>
+          <w:tcPr>
+            <w:tcW w:type="dxa" w:w="2163"/>
+          </w:tcPr>
+          <w:p>
+            <w:r/>
+            <w:r>
+              <w:rPr>
+                <w:rFonts w:ascii="Verdana" w:hAnsi="Verdana"/>
                 <w:b w:val="0"/>
                 <w:sz w:val="16"/>
               </w:rPr>
@@ -2179,6 +2229,9 @@
         </w:tc>
       </w:tr>
       <w:tr>
+        <w:trPr>
+          <w:cantSplit/>
+        </w:trPr>
         <w:tc>
           <w:tcPr>
             <w:tcW w:type="dxa" w:w="2163"/>
@@ -2191,11 +2244,11 @@
             </w:r>
             <w:r>
               <w:rPr>
-                <w:rFonts w:ascii="Arial" w:hAnsi="Arial"/>
+                <w:rFonts w:ascii="Verdana" w:hAnsi="Verdana"/>
                 <w:b/>
                 <w:sz w:val="16"/>
               </w:rPr>
-              <w:t>313041</w:t>
+              <w:t>3 13 041</w:t>
             </w:r>
           </w:p>
         </w:tc>
@@ -2211,7 +2264,7 @@
             </w:r>
             <w:r>
               <w:rPr>
-                <w:rFonts w:ascii="Arial" w:hAnsi="Arial"/>
+                <w:rFonts w:ascii="Verdana" w:hAnsi="Verdana"/>
                 <w:b/>
                 <w:sz w:val="16"/>
               </w:rPr>
@@ -2227,38 +2280,38 @@
             <w:r/>
             <w:r>
               <w:rPr>
-                <w:rFonts w:ascii="Arial" w:hAnsi="Arial"/>
-                <w:b w:val="0"/>
-                <w:sz w:val="16"/>
-              </w:rPr>
-            </w:r>
-          </w:p>
-        </w:tc>
-        <w:tc>
-          <w:tcPr>
-            <w:tcW w:type="dxa" w:w="2163"/>
-          </w:tcPr>
-          <w:p>
-            <w:r/>
-            <w:r>
-              <w:rPr>
-                <w:rFonts w:ascii="Arial" w:hAnsi="Arial"/>
-                <w:b w:val="0"/>
-                <w:sz w:val="16"/>
-              </w:rPr>
-              <w:t>006002</w:t>
-            </w:r>
-          </w:p>
-        </w:tc>
-        <w:tc>
-          <w:tcPr>
-            <w:tcW w:type="dxa" w:w="2163"/>
-          </w:tcPr>
-          <w:p>
-            <w:r/>
-            <w:r>
-              <w:rPr>
-                <w:rFonts w:ascii="Arial" w:hAnsi="Arial"/>
+                <w:rFonts w:ascii="Verdana" w:hAnsi="Verdana"/>
+                <w:b w:val="0"/>
+                <w:sz w:val="16"/>
+              </w:rPr>
+            </w:r>
+          </w:p>
+        </w:tc>
+        <w:tc>
+          <w:tcPr>
+            <w:tcW w:type="dxa" w:w="2163"/>
+          </w:tcPr>
+          <w:p>
+            <w:r/>
+            <w:r>
+              <w:rPr>
+                <w:rFonts w:ascii="Verdana" w:hAnsi="Verdana"/>
+                <w:b w:val="0"/>
+                <w:sz w:val="16"/>
+              </w:rPr>
+              <w:t>0 06 002</w:t>
+            </w:r>
+          </w:p>
+        </w:tc>
+        <w:tc>
+          <w:tcPr>
+            <w:tcW w:type="dxa" w:w="2163"/>
+          </w:tcPr>
+          <w:p>
+            <w:r/>
+            <w:r>
+              <w:rPr>
+                <w:rFonts w:ascii="Verdana" w:hAnsi="Verdana"/>
                 <w:b w:val="0"/>
                 <w:sz w:val="16"/>
               </w:rPr>
@@ -2274,7 +2327,7 @@
             <w:r/>
             <w:r>
               <w:rPr>
-                <w:rFonts w:ascii="Arial" w:hAnsi="Arial"/>
+                <w:rFonts w:ascii="Verdana" w:hAnsi="Verdana"/>
                 <w:b w:val="0"/>
                 <w:sz w:val="16"/>
               </w:rPr>
@@ -2290,7 +2343,7 @@
             <w:r/>
             <w:r>
               <w:rPr>
-                <w:rFonts w:ascii="Arial" w:hAnsi="Arial"/>
+                <w:rFonts w:ascii="Verdana" w:hAnsi="Verdana"/>
                 <w:b w:val="0"/>
                 <w:sz w:val="16"/>
               </w:rPr>
@@ -2299,76 +2352,79 @@
         </w:tc>
       </w:tr>
       <w:tr>
-        <w:tc>
-          <w:tcPr>
-            <w:tcW w:type="dxa" w:w="2163"/>
-          </w:tcPr>
-          <w:p>
-            <w:r/>
-            <w:r>
-              <w:rPr>
-                <w:rFonts w:ascii="Arial" w:hAnsi="Arial"/>
-                <w:b w:val="0"/>
-                <w:sz w:val="16"/>
-              </w:rPr>
-            </w:r>
-          </w:p>
-        </w:tc>
-        <w:tc>
-          <w:tcPr>
-            <w:tcW w:type="dxa" w:w="2163"/>
-          </w:tcPr>
-          <w:p>
-            <w:r/>
-            <w:r>
-              <w:rPr>
-                <w:rFonts w:ascii="Arial" w:hAnsi="Arial"/>
-                <w:b w:val="0"/>
-                <w:sz w:val="16"/>
-              </w:rPr>
-            </w:r>
-          </w:p>
-        </w:tc>
-        <w:tc>
-          <w:tcPr>
-            <w:tcW w:type="dxa" w:w="2163"/>
-          </w:tcPr>
-          <w:p>
-            <w:r/>
-            <w:r>
-              <w:rPr>
-                <w:rFonts w:ascii="Arial" w:hAnsi="Arial"/>
-                <w:b w:val="0"/>
-                <w:sz w:val="16"/>
-              </w:rPr>
-            </w:r>
-          </w:p>
-        </w:tc>
-        <w:tc>
-          <w:tcPr>
-            <w:tcW w:type="dxa" w:w="2163"/>
-          </w:tcPr>
-          <w:p>
-            <w:r/>
-            <w:r>
-              <w:rPr>
-                <w:rFonts w:ascii="Arial" w:hAnsi="Arial"/>
-                <w:b w:val="0"/>
-                <w:sz w:val="16"/>
-              </w:rPr>
-              <w:t>110000</w:t>
-            </w:r>
-          </w:p>
-        </w:tc>
-        <w:tc>
-          <w:tcPr>
-            <w:tcW w:type="dxa" w:w="2163"/>
-          </w:tcPr>
-          <w:p>
-            <w:r/>
-            <w:r>
-              <w:rPr>
-                <w:rFonts w:ascii="Arial" w:hAnsi="Arial"/>
+        <w:trPr>
+          <w:cantSplit/>
+        </w:trPr>
+        <w:tc>
+          <w:tcPr>
+            <w:tcW w:type="dxa" w:w="2163"/>
+          </w:tcPr>
+          <w:p>
+            <w:r/>
+            <w:r>
+              <w:rPr>
+                <w:rFonts w:ascii="Verdana" w:hAnsi="Verdana"/>
+                <w:b w:val="0"/>
+                <w:sz w:val="16"/>
+              </w:rPr>
+            </w:r>
+          </w:p>
+        </w:tc>
+        <w:tc>
+          <w:tcPr>
+            <w:tcW w:type="dxa" w:w="2163"/>
+          </w:tcPr>
+          <w:p>
+            <w:r/>
+            <w:r>
+              <w:rPr>
+                <w:rFonts w:ascii="Verdana" w:hAnsi="Verdana"/>
+                <w:b w:val="0"/>
+                <w:sz w:val="16"/>
+              </w:rPr>
+            </w:r>
+          </w:p>
+        </w:tc>
+        <w:tc>
+          <w:tcPr>
+            <w:tcW w:type="dxa" w:w="2163"/>
+          </w:tcPr>
+          <w:p>
+            <w:r/>
+            <w:r>
+              <w:rPr>
+                <w:rFonts w:ascii="Verdana" w:hAnsi="Verdana"/>
+                <w:b w:val="0"/>
+                <w:sz w:val="16"/>
+              </w:rPr>
+            </w:r>
+          </w:p>
+        </w:tc>
+        <w:tc>
+          <w:tcPr>
+            <w:tcW w:type="dxa" w:w="2163"/>
+          </w:tcPr>
+          <w:p>
+            <w:r/>
+            <w:r>
+              <w:rPr>
+                <w:rFonts w:ascii="Verdana" w:hAnsi="Verdana"/>
+                <w:b w:val="0"/>
+                <w:sz w:val="16"/>
+              </w:rPr>
+              <w:t>1 10 000</w:t>
+            </w:r>
+          </w:p>
+        </w:tc>
+        <w:tc>
+          <w:tcPr>
+            <w:tcW w:type="dxa" w:w="2163"/>
+          </w:tcPr>
+          <w:p>
+            <w:r/>
+            <w:r>
+              <w:rPr>
+                <w:rFonts w:ascii="Verdana" w:hAnsi="Verdana"/>
                 <w:b w:val="0"/>
                 <w:sz w:val="16"/>
               </w:rPr>
@@ -2384,22 +2440,22 @@
             <w:r/>
             <w:r>
               <w:rPr>
-                <w:rFonts w:ascii="Arial" w:hAnsi="Arial"/>
-                <w:b w:val="0"/>
-                <w:sz w:val="16"/>
-              </w:rPr>
-            </w:r>
-          </w:p>
-        </w:tc>
-        <w:tc>
-          <w:tcPr>
-            <w:tcW w:type="dxa" w:w="2163"/>
-          </w:tcPr>
-          <w:p>
-            <w:r/>
-            <w:r>
-              <w:rPr>
-                <w:rFonts w:ascii="Arial" w:hAnsi="Arial"/>
+                <w:rFonts w:ascii="Verdana" w:hAnsi="Verdana"/>
+                <w:b w:val="0"/>
+                <w:sz w:val="16"/>
+              </w:rPr>
+            </w:r>
+          </w:p>
+        </w:tc>
+        <w:tc>
+          <w:tcPr>
+            <w:tcW w:type="dxa" w:w="2163"/>
+          </w:tcPr>
+          <w:p>
+            <w:r/>
+            <w:r>
+              <w:rPr>
+                <w:rFonts w:ascii="Verdana" w:hAnsi="Verdana"/>
                 <w:b w:val="0"/>
                 <w:sz w:val="16"/>
               </w:rPr>
@@ -2408,76 +2464,79 @@
         </w:tc>
       </w:tr>
       <w:tr>
-        <w:tc>
-          <w:tcPr>
-            <w:tcW w:type="dxa" w:w="2163"/>
-          </w:tcPr>
-          <w:p>
-            <w:r/>
-            <w:r>
-              <w:rPr>
-                <w:rFonts w:ascii="Arial" w:hAnsi="Arial"/>
-                <w:b w:val="0"/>
-                <w:sz w:val="16"/>
-              </w:rPr>
-            </w:r>
-          </w:p>
-        </w:tc>
-        <w:tc>
-          <w:tcPr>
-            <w:tcW w:type="dxa" w:w="2163"/>
-          </w:tcPr>
-          <w:p>
-            <w:r/>
-            <w:r>
-              <w:rPr>
-                <w:rFonts w:ascii="Arial" w:hAnsi="Arial"/>
-                <w:b w:val="0"/>
-                <w:sz w:val="16"/>
-              </w:rPr>
-            </w:r>
-          </w:p>
-        </w:tc>
-        <w:tc>
-          <w:tcPr>
-            <w:tcW w:type="dxa" w:w="2163"/>
-          </w:tcPr>
-          <w:p>
-            <w:r/>
-            <w:r>
-              <w:rPr>
-                <w:rFonts w:ascii="Arial" w:hAnsi="Arial"/>
-                <w:b w:val="0"/>
-                <w:sz w:val="16"/>
-              </w:rPr>
-            </w:r>
-          </w:p>
-        </w:tc>
-        <w:tc>
-          <w:tcPr>
-            <w:tcW w:type="dxa" w:w="2163"/>
-          </w:tcPr>
-          <w:p>
-            <w:r/>
-            <w:r>
-              <w:rPr>
-                <w:rFonts w:ascii="Arial" w:hAnsi="Arial"/>
-                <w:b w:val="0"/>
-                <w:sz w:val="16"/>
-              </w:rPr>
-              <w:t>031001</w:t>
-            </w:r>
-          </w:p>
-        </w:tc>
-        <w:tc>
-          <w:tcPr>
-            <w:tcW w:type="dxa" w:w="2163"/>
-          </w:tcPr>
-          <w:p>
-            <w:r/>
-            <w:r>
-              <w:rPr>
-                <w:rFonts w:ascii="Arial" w:hAnsi="Arial"/>
+        <w:trPr>
+          <w:cantSplit/>
+        </w:trPr>
+        <w:tc>
+          <w:tcPr>
+            <w:tcW w:type="dxa" w:w="2163"/>
+          </w:tcPr>
+          <w:p>
+            <w:r/>
+            <w:r>
+              <w:rPr>
+                <w:rFonts w:ascii="Verdana" w:hAnsi="Verdana"/>
+                <w:b w:val="0"/>
+                <w:sz w:val="16"/>
+              </w:rPr>
+            </w:r>
+          </w:p>
+        </w:tc>
+        <w:tc>
+          <w:tcPr>
+            <w:tcW w:type="dxa" w:w="2163"/>
+          </w:tcPr>
+          <w:p>
+            <w:r/>
+            <w:r>
+              <w:rPr>
+                <w:rFonts w:ascii="Verdana" w:hAnsi="Verdana"/>
+                <w:b w:val="0"/>
+                <w:sz w:val="16"/>
+              </w:rPr>
+            </w:r>
+          </w:p>
+        </w:tc>
+        <w:tc>
+          <w:tcPr>
+            <w:tcW w:type="dxa" w:w="2163"/>
+          </w:tcPr>
+          <w:p>
+            <w:r/>
+            <w:r>
+              <w:rPr>
+                <w:rFonts w:ascii="Verdana" w:hAnsi="Verdana"/>
+                <w:b w:val="0"/>
+                <w:sz w:val="16"/>
+              </w:rPr>
+            </w:r>
+          </w:p>
+        </w:tc>
+        <w:tc>
+          <w:tcPr>
+            <w:tcW w:type="dxa" w:w="2163"/>
+          </w:tcPr>
+          <w:p>
+            <w:r/>
+            <w:r>
+              <w:rPr>
+                <w:rFonts w:ascii="Verdana" w:hAnsi="Verdana"/>
+                <w:b w:val="0"/>
+                <w:sz w:val="16"/>
+              </w:rPr>
+              <w:t>0 31 001</w:t>
+            </w:r>
+          </w:p>
+        </w:tc>
+        <w:tc>
+          <w:tcPr>
+            <w:tcW w:type="dxa" w:w="2163"/>
+          </w:tcPr>
+          <w:p>
+            <w:r/>
+            <w:r>
+              <w:rPr>
+                <w:rFonts w:ascii="Verdana" w:hAnsi="Verdana"/>
                 <w:b w:val="0"/>
                 <w:sz w:val="16"/>
               </w:rPr>
@@ -2493,22 +2552,22 @@
             <w:r/>
             <w:r>
               <w:rPr>
-                <w:rFonts w:ascii="Arial" w:hAnsi="Arial"/>
-                <w:b w:val="0"/>
-                <w:sz w:val="16"/>
-              </w:rPr>
-            </w:r>
-          </w:p>
-        </w:tc>
-        <w:tc>
-          <w:tcPr>
-            <w:tcW w:type="dxa" w:w="2163"/>
-          </w:tcPr>
-          <w:p>
-            <w:r/>
-            <w:r>
-              <w:rPr>
-                <w:rFonts w:ascii="Arial" w:hAnsi="Arial"/>
+                <w:rFonts w:ascii="Verdana" w:hAnsi="Verdana"/>
+                <w:b w:val="0"/>
+                <w:sz w:val="16"/>
+              </w:rPr>
+            </w:r>
+          </w:p>
+        </w:tc>
+        <w:tc>
+          <w:tcPr>
+            <w:tcW w:type="dxa" w:w="2163"/>
+          </w:tcPr>
+          <w:p>
+            <w:r/>
+            <w:r>
+              <w:rPr>
+                <w:rFonts w:ascii="Verdana" w:hAnsi="Verdana"/>
                 <w:b w:val="0"/>
                 <w:sz w:val="16"/>
               </w:rPr>
@@ -2517,76 +2576,79 @@
         </w:tc>
       </w:tr>
       <w:tr>
-        <w:tc>
-          <w:tcPr>
-            <w:tcW w:type="dxa" w:w="2163"/>
-          </w:tcPr>
-          <w:p>
-            <w:r/>
-            <w:r>
-              <w:rPr>
-                <w:rFonts w:ascii="Arial" w:hAnsi="Arial"/>
-                <w:b w:val="0"/>
-                <w:sz w:val="16"/>
-              </w:rPr>
-            </w:r>
-          </w:p>
-        </w:tc>
-        <w:tc>
-          <w:tcPr>
-            <w:tcW w:type="dxa" w:w="2163"/>
-          </w:tcPr>
-          <w:p>
-            <w:r/>
-            <w:r>
-              <w:rPr>
-                <w:rFonts w:ascii="Arial" w:hAnsi="Arial"/>
-                <w:b w:val="0"/>
-                <w:sz w:val="16"/>
-              </w:rPr>
-            </w:r>
-          </w:p>
-        </w:tc>
-        <w:tc>
-          <w:tcPr>
-            <w:tcW w:type="dxa" w:w="2163"/>
-          </w:tcPr>
-          <w:p>
-            <w:r/>
-            <w:r>
-              <w:rPr>
-                <w:rFonts w:ascii="Arial" w:hAnsi="Arial"/>
-                <w:b w:val="0"/>
-                <w:sz w:val="16"/>
-              </w:rPr>
-            </w:r>
-          </w:p>
-        </w:tc>
-        <w:tc>
-          <w:tcPr>
-            <w:tcW w:type="dxa" w:w="2163"/>
-          </w:tcPr>
-          <w:p>
-            <w:r/>
-            <w:r>
-              <w:rPr>
-                <w:rFonts w:ascii="Arial" w:hAnsi="Arial"/>
-                <w:b w:val="0"/>
-                <w:sz w:val="16"/>
-              </w:rPr>
-              <w:t>104000</w:t>
-            </w:r>
-          </w:p>
-        </w:tc>
-        <w:tc>
-          <w:tcPr>
-            <w:tcW w:type="dxa" w:w="2163"/>
-          </w:tcPr>
-          <w:p>
-            <w:r/>
-            <w:r>
-              <w:rPr>
-                <w:rFonts w:ascii="Arial" w:hAnsi="Arial"/>
+        <w:trPr>
+          <w:cantSplit/>
+        </w:trPr>
+        <w:tc>
+          <w:tcPr>
+            <w:tcW w:type="dxa" w:w="2163"/>
+          </w:tcPr>
+          <w:p>
+            <w:r/>
+            <w:r>
+              <w:rPr>
+                <w:rFonts w:ascii="Verdana" w:hAnsi="Verdana"/>
+                <w:b w:val="0"/>
+                <w:sz w:val="16"/>
+              </w:rPr>
+            </w:r>
+          </w:p>
+        </w:tc>
+        <w:tc>
+          <w:tcPr>
+            <w:tcW w:type="dxa" w:w="2163"/>
+          </w:tcPr>
+          <w:p>
+            <w:r/>
+            <w:r>
+              <w:rPr>
+                <w:rFonts w:ascii="Verdana" w:hAnsi="Verdana"/>
+                <w:b w:val="0"/>
+                <w:sz w:val="16"/>
+              </w:rPr>
+            </w:r>
+          </w:p>
+        </w:tc>
+        <w:tc>
+          <w:tcPr>
+            <w:tcW w:type="dxa" w:w="2163"/>
+          </w:tcPr>
+          <w:p>
+            <w:r/>
+            <w:r>
+              <w:rPr>
+                <w:rFonts w:ascii="Verdana" w:hAnsi="Verdana"/>
+                <w:b w:val="0"/>
+                <w:sz w:val="16"/>
+              </w:rPr>
+            </w:r>
+          </w:p>
+        </w:tc>
+        <w:tc>
+          <w:tcPr>
+            <w:tcW w:type="dxa" w:w="2163"/>
+          </w:tcPr>
+          <w:p>
+            <w:r/>
+            <w:r>
+              <w:rPr>
+                <w:rFonts w:ascii="Verdana" w:hAnsi="Verdana"/>
+                <w:b w:val="0"/>
+                <w:sz w:val="16"/>
+              </w:rPr>
+              <w:t>1 04 000</w:t>
+            </w:r>
+          </w:p>
+        </w:tc>
+        <w:tc>
+          <w:tcPr>
+            <w:tcW w:type="dxa" w:w="2163"/>
+          </w:tcPr>
+          <w:p>
+            <w:r/>
+            <w:r>
+              <w:rPr>
+                <w:rFonts w:ascii="Verdana" w:hAnsi="Verdana"/>
                 <w:b w:val="0"/>
                 <w:sz w:val="16"/>
               </w:rPr>
@@ -2602,22 +2664,22 @@
             <w:r/>
             <w:r>
               <w:rPr>
-                <w:rFonts w:ascii="Arial" w:hAnsi="Arial"/>
-                <w:b w:val="0"/>
-                <w:sz w:val="16"/>
-              </w:rPr>
-            </w:r>
-          </w:p>
-        </w:tc>
-        <w:tc>
-          <w:tcPr>
-            <w:tcW w:type="dxa" w:w="2163"/>
-          </w:tcPr>
-          <w:p>
-            <w:r/>
-            <w:r>
-              <w:rPr>
-                <w:rFonts w:ascii="Arial" w:hAnsi="Arial"/>
+                <w:rFonts w:ascii="Verdana" w:hAnsi="Verdana"/>
+                <w:b w:val="0"/>
+                <w:sz w:val="16"/>
+              </w:rPr>
+            </w:r>
+          </w:p>
+        </w:tc>
+        <w:tc>
+          <w:tcPr>
+            <w:tcW w:type="dxa" w:w="2163"/>
+          </w:tcPr>
+          <w:p>
+            <w:r/>
+            <w:r>
+              <w:rPr>
+                <w:rFonts w:ascii="Verdana" w:hAnsi="Verdana"/>
                 <w:b w:val="0"/>
                 <w:sz w:val="16"/>
               </w:rPr>
@@ -2626,76 +2688,79 @@
         </w:tc>
       </w:tr>
       <w:tr>
-        <w:tc>
-          <w:tcPr>
-            <w:tcW w:type="dxa" w:w="2163"/>
-          </w:tcPr>
-          <w:p>
-            <w:r/>
-            <w:r>
-              <w:rPr>
-                <w:rFonts w:ascii="Arial" w:hAnsi="Arial"/>
-                <w:b w:val="0"/>
-                <w:sz w:val="16"/>
-              </w:rPr>
-            </w:r>
-          </w:p>
-        </w:tc>
-        <w:tc>
-          <w:tcPr>
-            <w:tcW w:type="dxa" w:w="2163"/>
-          </w:tcPr>
-          <w:p>
-            <w:r/>
-            <w:r>
-              <w:rPr>
-                <w:rFonts w:ascii="Arial" w:hAnsi="Arial"/>
-                <w:b w:val="0"/>
-                <w:sz w:val="16"/>
-              </w:rPr>
-            </w:r>
-          </w:p>
-        </w:tc>
-        <w:tc>
-          <w:tcPr>
-            <w:tcW w:type="dxa" w:w="2163"/>
-          </w:tcPr>
-          <w:p>
-            <w:r/>
-            <w:r>
-              <w:rPr>
-                <w:rFonts w:ascii="Arial" w:hAnsi="Arial"/>
-                <w:b w:val="0"/>
-                <w:sz w:val="16"/>
-              </w:rPr>
-            </w:r>
-          </w:p>
-        </w:tc>
-        <w:tc>
-          <w:tcPr>
-            <w:tcW w:type="dxa" w:w="2163"/>
-          </w:tcPr>
-          <w:p>
-            <w:r/>
-            <w:r>
-              <w:rPr>
-                <w:rFonts w:ascii="Arial" w:hAnsi="Arial"/>
-                <w:b w:val="0"/>
-                <w:sz w:val="16"/>
-              </w:rPr>
-              <w:t>031001</w:t>
-            </w:r>
-          </w:p>
-        </w:tc>
-        <w:tc>
-          <w:tcPr>
-            <w:tcW w:type="dxa" w:w="2163"/>
-          </w:tcPr>
-          <w:p>
-            <w:r/>
-            <w:r>
-              <w:rPr>
-                <w:rFonts w:ascii="Arial" w:hAnsi="Arial"/>
+        <w:trPr>
+          <w:cantSplit/>
+        </w:trPr>
+        <w:tc>
+          <w:tcPr>
+            <w:tcW w:type="dxa" w:w="2163"/>
+          </w:tcPr>
+          <w:p>
+            <w:r/>
+            <w:r>
+              <w:rPr>
+                <w:rFonts w:ascii="Verdana" w:hAnsi="Verdana"/>
+                <w:b w:val="0"/>
+                <w:sz w:val="16"/>
+              </w:rPr>
+            </w:r>
+          </w:p>
+        </w:tc>
+        <w:tc>
+          <w:tcPr>
+            <w:tcW w:type="dxa" w:w="2163"/>
+          </w:tcPr>
+          <w:p>
+            <w:r/>
+            <w:r>
+              <w:rPr>
+                <w:rFonts w:ascii="Verdana" w:hAnsi="Verdana"/>
+                <w:b w:val="0"/>
+                <w:sz w:val="16"/>
+              </w:rPr>
+            </w:r>
+          </w:p>
+        </w:tc>
+        <w:tc>
+          <w:tcPr>
+            <w:tcW w:type="dxa" w:w="2163"/>
+          </w:tcPr>
+          <w:p>
+            <w:r/>
+            <w:r>
+              <w:rPr>
+                <w:rFonts w:ascii="Verdana" w:hAnsi="Verdana"/>
+                <w:b w:val="0"/>
+                <w:sz w:val="16"/>
+              </w:rPr>
+            </w:r>
+          </w:p>
+        </w:tc>
+        <w:tc>
+          <w:tcPr>
+            <w:tcW w:type="dxa" w:w="2163"/>
+          </w:tcPr>
+          <w:p>
+            <w:r/>
+            <w:r>
+              <w:rPr>
+                <w:rFonts w:ascii="Verdana" w:hAnsi="Verdana"/>
+                <w:b w:val="0"/>
+                <w:sz w:val="16"/>
+              </w:rPr>
+              <w:t>0 31 001</w:t>
+            </w:r>
+          </w:p>
+        </w:tc>
+        <w:tc>
+          <w:tcPr>
+            <w:tcW w:type="dxa" w:w="2163"/>
+          </w:tcPr>
+          <w:p>
+            <w:r/>
+            <w:r>
+              <w:rPr>
+                <w:rFonts w:ascii="Verdana" w:hAnsi="Verdana"/>
                 <w:b w:val="0"/>
                 <w:sz w:val="16"/>
               </w:rPr>
@@ -2711,22 +2776,22 @@
             <w:r/>
             <w:r>
               <w:rPr>
-                <w:rFonts w:ascii="Arial" w:hAnsi="Arial"/>
-                <w:b w:val="0"/>
-                <w:sz w:val="16"/>
-              </w:rPr>
-            </w:r>
-          </w:p>
-        </w:tc>
-        <w:tc>
-          <w:tcPr>
-            <w:tcW w:type="dxa" w:w="2163"/>
-          </w:tcPr>
-          <w:p>
-            <w:r/>
-            <w:r>
-              <w:rPr>
-                <w:rFonts w:ascii="Arial" w:hAnsi="Arial"/>
+                <w:rFonts w:ascii="Verdana" w:hAnsi="Verdana"/>
+                <w:b w:val="0"/>
+                <w:sz w:val="16"/>
+              </w:rPr>
+            </w:r>
+          </w:p>
+        </w:tc>
+        <w:tc>
+          <w:tcPr>
+            <w:tcW w:type="dxa" w:w="2163"/>
+          </w:tcPr>
+          <w:p>
+            <w:r/>
+            <w:r>
+              <w:rPr>
+                <w:rFonts w:ascii="Verdana" w:hAnsi="Verdana"/>
                 <w:b w:val="0"/>
                 <w:sz w:val="16"/>
               </w:rPr>
@@ -2735,76 +2800,79 @@
         </w:tc>
       </w:tr>
       <w:tr>
-        <w:tc>
-          <w:tcPr>
-            <w:tcW w:type="dxa" w:w="2163"/>
-          </w:tcPr>
-          <w:p>
-            <w:r/>
-            <w:r>
-              <w:rPr>
-                <w:rFonts w:ascii="Arial" w:hAnsi="Arial"/>
-                <w:b w:val="0"/>
-                <w:sz w:val="16"/>
-              </w:rPr>
-            </w:r>
-          </w:p>
-        </w:tc>
-        <w:tc>
-          <w:tcPr>
-            <w:tcW w:type="dxa" w:w="2163"/>
-          </w:tcPr>
-          <w:p>
-            <w:r/>
-            <w:r>
-              <w:rPr>
-                <w:rFonts w:ascii="Arial" w:hAnsi="Arial"/>
-                <w:b w:val="0"/>
-                <w:sz w:val="16"/>
-              </w:rPr>
-            </w:r>
-          </w:p>
-        </w:tc>
-        <w:tc>
-          <w:tcPr>
-            <w:tcW w:type="dxa" w:w="2163"/>
-          </w:tcPr>
-          <w:p>
-            <w:r/>
-            <w:r>
-              <w:rPr>
-                <w:rFonts w:ascii="Arial" w:hAnsi="Arial"/>
-                <w:b w:val="0"/>
-                <w:sz w:val="16"/>
-              </w:rPr>
-            </w:r>
-          </w:p>
-        </w:tc>
-        <w:tc>
-          <w:tcPr>
-            <w:tcW w:type="dxa" w:w="2163"/>
-          </w:tcPr>
-          <w:p>
-            <w:r/>
-            <w:r>
-              <w:rPr>
-                <w:rFonts w:ascii="Arial" w:hAnsi="Arial"/>
-                <w:b w:val="0"/>
-                <w:sz w:val="16"/>
-              </w:rPr>
-              <w:t>006012</w:t>
-            </w:r>
-          </w:p>
-        </w:tc>
-        <w:tc>
-          <w:tcPr>
-            <w:tcW w:type="dxa" w:w="2163"/>
-          </w:tcPr>
-          <w:p>
-            <w:r/>
-            <w:r>
-              <w:rPr>
-                <w:rFonts w:ascii="Arial" w:hAnsi="Arial"/>
+        <w:trPr>
+          <w:cantSplit/>
+        </w:trPr>
+        <w:tc>
+          <w:tcPr>
+            <w:tcW w:type="dxa" w:w="2163"/>
+          </w:tcPr>
+          <w:p>
+            <w:r/>
+            <w:r>
+              <w:rPr>
+                <w:rFonts w:ascii="Verdana" w:hAnsi="Verdana"/>
+                <w:b w:val="0"/>
+                <w:sz w:val="16"/>
+              </w:rPr>
+            </w:r>
+          </w:p>
+        </w:tc>
+        <w:tc>
+          <w:tcPr>
+            <w:tcW w:type="dxa" w:w="2163"/>
+          </w:tcPr>
+          <w:p>
+            <w:r/>
+            <w:r>
+              <w:rPr>
+                <w:rFonts w:ascii="Verdana" w:hAnsi="Verdana"/>
+                <w:b w:val="0"/>
+                <w:sz w:val="16"/>
+              </w:rPr>
+            </w:r>
+          </w:p>
+        </w:tc>
+        <w:tc>
+          <w:tcPr>
+            <w:tcW w:type="dxa" w:w="2163"/>
+          </w:tcPr>
+          <w:p>
+            <w:r/>
+            <w:r>
+              <w:rPr>
+                <w:rFonts w:ascii="Verdana" w:hAnsi="Verdana"/>
+                <w:b w:val="0"/>
+                <w:sz w:val="16"/>
+              </w:rPr>
+            </w:r>
+          </w:p>
+        </w:tc>
+        <w:tc>
+          <w:tcPr>
+            <w:tcW w:type="dxa" w:w="2163"/>
+          </w:tcPr>
+          <w:p>
+            <w:r/>
+            <w:r>
+              <w:rPr>
+                <w:rFonts w:ascii="Verdana" w:hAnsi="Verdana"/>
+                <w:b w:val="0"/>
+                <w:sz w:val="16"/>
+              </w:rPr>
+              <w:t>0 06 012</w:t>
+            </w:r>
+          </w:p>
+        </w:tc>
+        <w:tc>
+          <w:tcPr>
+            <w:tcW w:type="dxa" w:w="2163"/>
+          </w:tcPr>
+          <w:p>
+            <w:r/>
+            <w:r>
+              <w:rPr>
+                <w:rFonts w:ascii="Verdana" w:hAnsi="Verdana"/>
                 <w:b w:val="0"/>
                 <w:sz w:val="16"/>
               </w:rPr>
@@ -2820,22 +2888,22 @@
             <w:r/>
             <w:r>
               <w:rPr>
-                <w:rFonts w:ascii="Arial" w:hAnsi="Arial"/>
-                <w:b w:val="0"/>
-                <w:sz w:val="16"/>
-              </w:rPr>
-            </w:r>
-          </w:p>
-        </w:tc>
-        <w:tc>
-          <w:tcPr>
-            <w:tcW w:type="dxa" w:w="2163"/>
-          </w:tcPr>
-          <w:p>
-            <w:r/>
-            <w:r>
-              <w:rPr>
-                <w:rFonts w:ascii="Arial" w:hAnsi="Arial"/>
+                <w:rFonts w:ascii="Verdana" w:hAnsi="Verdana"/>
+                <w:b w:val="0"/>
+                <w:sz w:val="16"/>
+              </w:rPr>
+            </w:r>
+          </w:p>
+        </w:tc>
+        <w:tc>
+          <w:tcPr>
+            <w:tcW w:type="dxa" w:w="2163"/>
+          </w:tcPr>
+          <w:p>
+            <w:r/>
+            <w:r>
+              <w:rPr>
+                <w:rFonts w:ascii="Verdana" w:hAnsi="Verdana"/>
                 <w:b w:val="0"/>
                 <w:sz w:val="16"/>
               </w:rPr>
@@ -2844,76 +2912,79 @@
         </w:tc>
       </w:tr>
       <w:tr>
-        <w:tc>
-          <w:tcPr>
-            <w:tcW w:type="dxa" w:w="2163"/>
-          </w:tcPr>
-          <w:p>
-            <w:r/>
-            <w:r>
-              <w:rPr>
-                <w:rFonts w:ascii="Arial" w:hAnsi="Arial"/>
-                <w:b w:val="0"/>
-                <w:sz w:val="16"/>
-              </w:rPr>
-            </w:r>
-          </w:p>
-        </w:tc>
-        <w:tc>
-          <w:tcPr>
-            <w:tcW w:type="dxa" w:w="2163"/>
-          </w:tcPr>
-          <w:p>
-            <w:r/>
-            <w:r>
-              <w:rPr>
-                <w:rFonts w:ascii="Arial" w:hAnsi="Arial"/>
-                <w:b w:val="0"/>
-                <w:sz w:val="16"/>
-              </w:rPr>
-            </w:r>
-          </w:p>
-        </w:tc>
-        <w:tc>
-          <w:tcPr>
-            <w:tcW w:type="dxa" w:w="2163"/>
-          </w:tcPr>
-          <w:p>
-            <w:r/>
-            <w:r>
-              <w:rPr>
-                <w:rFonts w:ascii="Arial" w:hAnsi="Arial"/>
-                <w:b w:val="0"/>
-                <w:sz w:val="16"/>
-              </w:rPr>
-            </w:r>
-          </w:p>
-        </w:tc>
-        <w:tc>
-          <w:tcPr>
-            <w:tcW w:type="dxa" w:w="2163"/>
-          </w:tcPr>
-          <w:p>
-            <w:r/>
-            <w:r>
-              <w:rPr>
-                <w:rFonts w:ascii="Arial" w:hAnsi="Arial"/>
-                <w:b w:val="0"/>
-                <w:sz w:val="16"/>
-              </w:rPr>
-              <w:t>101000</w:t>
-            </w:r>
-          </w:p>
-        </w:tc>
-        <w:tc>
-          <w:tcPr>
-            <w:tcW w:type="dxa" w:w="2163"/>
-          </w:tcPr>
-          <w:p>
-            <w:r/>
-            <w:r>
-              <w:rPr>
-                <w:rFonts w:ascii="Arial" w:hAnsi="Arial"/>
+        <w:trPr>
+          <w:cantSplit/>
+        </w:trPr>
+        <w:tc>
+          <w:tcPr>
+            <w:tcW w:type="dxa" w:w="2163"/>
+          </w:tcPr>
+          <w:p>
+            <w:r/>
+            <w:r>
+              <w:rPr>
+                <w:rFonts w:ascii="Verdana" w:hAnsi="Verdana"/>
+                <w:b w:val="0"/>
+                <w:sz w:val="16"/>
+              </w:rPr>
+            </w:r>
+          </w:p>
+        </w:tc>
+        <w:tc>
+          <w:tcPr>
+            <w:tcW w:type="dxa" w:w="2163"/>
+          </w:tcPr>
+          <w:p>
+            <w:r/>
+            <w:r>
+              <w:rPr>
+                <w:rFonts w:ascii="Verdana" w:hAnsi="Verdana"/>
+                <w:b w:val="0"/>
+                <w:sz w:val="16"/>
+              </w:rPr>
+            </w:r>
+          </w:p>
+        </w:tc>
+        <w:tc>
+          <w:tcPr>
+            <w:tcW w:type="dxa" w:w="2163"/>
+          </w:tcPr>
+          <w:p>
+            <w:r/>
+            <w:r>
+              <w:rPr>
+                <w:rFonts w:ascii="Verdana" w:hAnsi="Verdana"/>
+                <w:b w:val="0"/>
+                <w:sz w:val="16"/>
+              </w:rPr>
+            </w:r>
+          </w:p>
+        </w:tc>
+        <w:tc>
+          <w:tcPr>
+            <w:tcW w:type="dxa" w:w="2163"/>
+          </w:tcPr>
+          <w:p>
+            <w:r/>
+            <w:r>
+              <w:rPr>
+                <w:rFonts w:ascii="Verdana" w:hAnsi="Verdana"/>
+                <w:b w:val="0"/>
+                <w:sz w:val="16"/>
+              </w:rPr>
+              <w:t>1 01 000</w:t>
+            </w:r>
+          </w:p>
+        </w:tc>
+        <w:tc>
+          <w:tcPr>
+            <w:tcW w:type="dxa" w:w="2163"/>
+          </w:tcPr>
+          <w:p>
+            <w:r/>
+            <w:r>
+              <w:rPr>
+                <w:rFonts w:ascii="Verdana" w:hAnsi="Verdana"/>
                 <w:b w:val="0"/>
                 <w:sz w:val="16"/>
               </w:rPr>
@@ -2929,22 +3000,22 @@
             <w:r/>
             <w:r>
               <w:rPr>
-                <w:rFonts w:ascii="Arial" w:hAnsi="Arial"/>
-                <w:b w:val="0"/>
-                <w:sz w:val="16"/>
-              </w:rPr>
-            </w:r>
-          </w:p>
-        </w:tc>
-        <w:tc>
-          <w:tcPr>
-            <w:tcW w:type="dxa" w:w="2163"/>
-          </w:tcPr>
-          <w:p>
-            <w:r/>
-            <w:r>
-              <w:rPr>
-                <w:rFonts w:ascii="Arial" w:hAnsi="Arial"/>
+                <w:rFonts w:ascii="Verdana" w:hAnsi="Verdana"/>
+                <w:b w:val="0"/>
+                <w:sz w:val="16"/>
+              </w:rPr>
+            </w:r>
+          </w:p>
+        </w:tc>
+        <w:tc>
+          <w:tcPr>
+            <w:tcW w:type="dxa" w:w="2163"/>
+          </w:tcPr>
+          <w:p>
+            <w:r/>
+            <w:r>
+              <w:rPr>
+                <w:rFonts w:ascii="Verdana" w:hAnsi="Verdana"/>
                 <w:b w:val="0"/>
                 <w:sz w:val="16"/>
               </w:rPr>
@@ -2953,76 +3024,79 @@
         </w:tc>
       </w:tr>
       <w:tr>
-        <w:tc>
-          <w:tcPr>
-            <w:tcW w:type="dxa" w:w="2163"/>
-          </w:tcPr>
-          <w:p>
-            <w:r/>
-            <w:r>
-              <w:rPr>
-                <w:rFonts w:ascii="Arial" w:hAnsi="Arial"/>
-                <w:b w:val="0"/>
-                <w:sz w:val="16"/>
-              </w:rPr>
-            </w:r>
-          </w:p>
-        </w:tc>
-        <w:tc>
-          <w:tcPr>
-            <w:tcW w:type="dxa" w:w="2163"/>
-          </w:tcPr>
-          <w:p>
-            <w:r/>
-            <w:r>
-              <w:rPr>
-                <w:rFonts w:ascii="Arial" w:hAnsi="Arial"/>
-                <w:b w:val="0"/>
-                <w:sz w:val="16"/>
-              </w:rPr>
-            </w:r>
-          </w:p>
-        </w:tc>
-        <w:tc>
-          <w:tcPr>
-            <w:tcW w:type="dxa" w:w="2163"/>
-          </w:tcPr>
-          <w:p>
-            <w:r/>
-            <w:r>
-              <w:rPr>
-                <w:rFonts w:ascii="Arial" w:hAnsi="Arial"/>
-                <w:b w:val="0"/>
-                <w:sz w:val="16"/>
-              </w:rPr>
-            </w:r>
-          </w:p>
-        </w:tc>
-        <w:tc>
-          <w:tcPr>
-            <w:tcW w:type="dxa" w:w="2163"/>
-          </w:tcPr>
-          <w:p>
-            <w:r/>
-            <w:r>
-              <w:rPr>
-                <w:rFonts w:ascii="Arial" w:hAnsi="Arial"/>
-                <w:b w:val="0"/>
-                <w:sz w:val="16"/>
-              </w:rPr>
-              <w:t>031012</w:t>
-            </w:r>
-          </w:p>
-        </w:tc>
-        <w:tc>
-          <w:tcPr>
-            <w:tcW w:type="dxa" w:w="2163"/>
-          </w:tcPr>
-          <w:p>
-            <w:r/>
-            <w:r>
-              <w:rPr>
-                <w:rFonts w:ascii="Arial" w:hAnsi="Arial"/>
+        <w:trPr>
+          <w:cantSplit/>
+        </w:trPr>
+        <w:tc>
+          <w:tcPr>
+            <w:tcW w:type="dxa" w:w="2163"/>
+          </w:tcPr>
+          <w:p>
+            <w:r/>
+            <w:r>
+              <w:rPr>
+                <w:rFonts w:ascii="Verdana" w:hAnsi="Verdana"/>
+                <w:b w:val="0"/>
+                <w:sz w:val="16"/>
+              </w:rPr>
+            </w:r>
+          </w:p>
+        </w:tc>
+        <w:tc>
+          <w:tcPr>
+            <w:tcW w:type="dxa" w:w="2163"/>
+          </w:tcPr>
+          <w:p>
+            <w:r/>
+            <w:r>
+              <w:rPr>
+                <w:rFonts w:ascii="Verdana" w:hAnsi="Verdana"/>
+                <w:b w:val="0"/>
+                <w:sz w:val="16"/>
+              </w:rPr>
+            </w:r>
+          </w:p>
+        </w:tc>
+        <w:tc>
+          <w:tcPr>
+            <w:tcW w:type="dxa" w:w="2163"/>
+          </w:tcPr>
+          <w:p>
+            <w:r/>
+            <w:r>
+              <w:rPr>
+                <w:rFonts w:ascii="Verdana" w:hAnsi="Verdana"/>
+                <w:b w:val="0"/>
+                <w:sz w:val="16"/>
+              </w:rPr>
+            </w:r>
+          </w:p>
+        </w:tc>
+        <w:tc>
+          <w:tcPr>
+            <w:tcW w:type="dxa" w:w="2163"/>
+          </w:tcPr>
+          <w:p>
+            <w:r/>
+            <w:r>
+              <w:rPr>
+                <w:rFonts w:ascii="Verdana" w:hAnsi="Verdana"/>
+                <w:b w:val="0"/>
+                <w:sz w:val="16"/>
+              </w:rPr>
+              <w:t>0 31 012</w:t>
+            </w:r>
+          </w:p>
+        </w:tc>
+        <w:tc>
+          <w:tcPr>
+            <w:tcW w:type="dxa" w:w="2163"/>
+          </w:tcPr>
+          <w:p>
+            <w:r/>
+            <w:r>
+              <w:rPr>
+                <w:rFonts w:ascii="Verdana" w:hAnsi="Verdana"/>
                 <w:b w:val="0"/>
                 <w:sz w:val="16"/>
               </w:rPr>
@@ -3038,22 +3112,22 @@
             <w:r/>
             <w:r>
               <w:rPr>
-                <w:rFonts w:ascii="Arial" w:hAnsi="Arial"/>
-                <w:b w:val="0"/>
-                <w:sz w:val="16"/>
-              </w:rPr>
-            </w:r>
-          </w:p>
-        </w:tc>
-        <w:tc>
-          <w:tcPr>
-            <w:tcW w:type="dxa" w:w="2163"/>
-          </w:tcPr>
-          <w:p>
-            <w:r/>
-            <w:r>
-              <w:rPr>
-                <w:rFonts w:ascii="Arial" w:hAnsi="Arial"/>
+                <w:rFonts w:ascii="Verdana" w:hAnsi="Verdana"/>
+                <w:b w:val="0"/>
+                <w:sz w:val="16"/>
+              </w:rPr>
+            </w:r>
+          </w:p>
+        </w:tc>
+        <w:tc>
+          <w:tcPr>
+            <w:tcW w:type="dxa" w:w="2163"/>
+          </w:tcPr>
+          <w:p>
+            <w:r/>
+            <w:r>
+              <w:rPr>
+                <w:rFonts w:ascii="Verdana" w:hAnsi="Verdana"/>
                 <w:b w:val="0"/>
                 <w:sz w:val="16"/>
               </w:rPr>
@@ -3062,76 +3136,79 @@
         </w:tc>
       </w:tr>
       <w:tr>
-        <w:tc>
-          <w:tcPr>
-            <w:tcW w:type="dxa" w:w="2163"/>
-          </w:tcPr>
-          <w:p>
-            <w:r/>
-            <w:r>
-              <w:rPr>
-                <w:rFonts w:ascii="Arial" w:hAnsi="Arial"/>
-                <w:b w:val="0"/>
-                <w:sz w:val="16"/>
-              </w:rPr>
-            </w:r>
-          </w:p>
-        </w:tc>
-        <w:tc>
-          <w:tcPr>
-            <w:tcW w:type="dxa" w:w="2163"/>
-          </w:tcPr>
-          <w:p>
-            <w:r/>
-            <w:r>
-              <w:rPr>
-                <w:rFonts w:ascii="Arial" w:hAnsi="Arial"/>
-                <w:b w:val="0"/>
-                <w:sz w:val="16"/>
-              </w:rPr>
-            </w:r>
-          </w:p>
-        </w:tc>
-        <w:tc>
-          <w:tcPr>
-            <w:tcW w:type="dxa" w:w="2163"/>
-          </w:tcPr>
-          <w:p>
-            <w:r/>
-            <w:r>
-              <w:rPr>
-                <w:rFonts w:ascii="Arial" w:hAnsi="Arial"/>
-                <w:b w:val="0"/>
-                <w:sz w:val="16"/>
-              </w:rPr>
-            </w:r>
-          </w:p>
-        </w:tc>
-        <w:tc>
-          <w:tcPr>
-            <w:tcW w:type="dxa" w:w="2163"/>
-          </w:tcPr>
-          <w:p>
-            <w:r/>
-            <w:r>
-              <w:rPr>
-                <w:rFonts w:ascii="Arial" w:hAnsi="Arial"/>
-                <w:b w:val="0"/>
-                <w:sz w:val="16"/>
-              </w:rPr>
-              <w:t>030001</w:t>
-            </w:r>
-          </w:p>
-        </w:tc>
-        <w:tc>
-          <w:tcPr>
-            <w:tcW w:type="dxa" w:w="2163"/>
-          </w:tcPr>
-          <w:p>
-            <w:r/>
-            <w:r>
-              <w:rPr>
-                <w:rFonts w:ascii="Arial" w:hAnsi="Arial"/>
+        <w:trPr>
+          <w:cantSplit/>
+        </w:trPr>
+        <w:tc>
+          <w:tcPr>
+            <w:tcW w:type="dxa" w:w="2163"/>
+          </w:tcPr>
+          <w:p>
+            <w:r/>
+            <w:r>
+              <w:rPr>
+                <w:rFonts w:ascii="Verdana" w:hAnsi="Verdana"/>
+                <w:b w:val="0"/>
+                <w:sz w:val="16"/>
+              </w:rPr>
+            </w:r>
+          </w:p>
+        </w:tc>
+        <w:tc>
+          <w:tcPr>
+            <w:tcW w:type="dxa" w:w="2163"/>
+          </w:tcPr>
+          <w:p>
+            <w:r/>
+            <w:r>
+              <w:rPr>
+                <w:rFonts w:ascii="Verdana" w:hAnsi="Verdana"/>
+                <w:b w:val="0"/>
+                <w:sz w:val="16"/>
+              </w:rPr>
+            </w:r>
+          </w:p>
+        </w:tc>
+        <w:tc>
+          <w:tcPr>
+            <w:tcW w:type="dxa" w:w="2163"/>
+          </w:tcPr>
+          <w:p>
+            <w:r/>
+            <w:r>
+              <w:rPr>
+                <w:rFonts w:ascii="Verdana" w:hAnsi="Verdana"/>
+                <w:b w:val="0"/>
+                <w:sz w:val="16"/>
+              </w:rPr>
+            </w:r>
+          </w:p>
+        </w:tc>
+        <w:tc>
+          <w:tcPr>
+            <w:tcW w:type="dxa" w:w="2163"/>
+          </w:tcPr>
+          <w:p>
+            <w:r/>
+            <w:r>
+              <w:rPr>
+                <w:rFonts w:ascii="Verdana" w:hAnsi="Verdana"/>
+                <w:b w:val="0"/>
+                <w:sz w:val="16"/>
+              </w:rPr>
+              <w:t>0 30 001</w:t>
+            </w:r>
+          </w:p>
+        </w:tc>
+        <w:tc>
+          <w:tcPr>
+            <w:tcW w:type="dxa" w:w="2163"/>
+          </w:tcPr>
+          <w:p>
+            <w:r/>
+            <w:r>
+              <w:rPr>
+                <w:rFonts w:ascii="Verdana" w:hAnsi="Verdana"/>
                 <w:b w:val="0"/>
                 <w:sz w:val="16"/>
               </w:rPr>
@@ -3147,22 +3224,22 @@
             <w:r/>
             <w:r>
               <w:rPr>
-                <w:rFonts w:ascii="Arial" w:hAnsi="Arial"/>
-                <w:b w:val="0"/>
-                <w:sz w:val="16"/>
-              </w:rPr>
-            </w:r>
-          </w:p>
-        </w:tc>
-        <w:tc>
-          <w:tcPr>
-            <w:tcW w:type="dxa" w:w="2163"/>
-          </w:tcPr>
-          <w:p>
-            <w:r/>
-            <w:r>
-              <w:rPr>
-                <w:rFonts w:ascii="Arial" w:hAnsi="Arial"/>
+                <w:rFonts w:ascii="Verdana" w:hAnsi="Verdana"/>
+                <w:b w:val="0"/>
+                <w:sz w:val="16"/>
+              </w:rPr>
+            </w:r>
+          </w:p>
+        </w:tc>
+        <w:tc>
+          <w:tcPr>
+            <w:tcW w:type="dxa" w:w="2163"/>
+          </w:tcPr>
+          <w:p>
+            <w:r/>
+            <w:r>
+              <w:rPr>
+                <w:rFonts w:ascii="Verdana" w:hAnsi="Verdana"/>
                 <w:b w:val="0"/>
                 <w:sz w:val="16"/>
               </w:rPr>
@@ -3171,76 +3248,79 @@
         </w:tc>
       </w:tr>
       <w:tr>
-        <w:tc>
-          <w:tcPr>
-            <w:tcW w:type="dxa" w:w="2163"/>
-          </w:tcPr>
-          <w:p>
-            <w:r/>
-            <w:r>
-              <w:rPr>
-                <w:rFonts w:ascii="Arial" w:hAnsi="Arial"/>
-                <w:b w:val="0"/>
-                <w:sz w:val="16"/>
-              </w:rPr>
-            </w:r>
-          </w:p>
-        </w:tc>
-        <w:tc>
-          <w:tcPr>
-            <w:tcW w:type="dxa" w:w="2163"/>
-          </w:tcPr>
-          <w:p>
-            <w:r/>
-            <w:r>
-              <w:rPr>
-                <w:rFonts w:ascii="Arial" w:hAnsi="Arial"/>
-                <w:b w:val="0"/>
-                <w:sz w:val="16"/>
-              </w:rPr>
-            </w:r>
-          </w:p>
-        </w:tc>
-        <w:tc>
-          <w:tcPr>
-            <w:tcW w:type="dxa" w:w="2163"/>
-          </w:tcPr>
-          <w:p>
-            <w:r/>
-            <w:r>
-              <w:rPr>
-                <w:rFonts w:ascii="Arial" w:hAnsi="Arial"/>
-                <w:b w:val="0"/>
-                <w:sz w:val="16"/>
-              </w:rPr>
-            </w:r>
-          </w:p>
-        </w:tc>
-        <w:tc>
-          <w:tcPr>
-            <w:tcW w:type="dxa" w:w="2163"/>
-          </w:tcPr>
-          <w:p>
-            <w:r/>
-            <w:r>
-              <w:rPr>
-                <w:rFonts w:ascii="Arial" w:hAnsi="Arial"/>
-                <w:b w:val="0"/>
-                <w:sz w:val="16"/>
-              </w:rPr>
-              <w:t>006012</w:t>
-            </w:r>
-          </w:p>
-        </w:tc>
-        <w:tc>
-          <w:tcPr>
-            <w:tcW w:type="dxa" w:w="2163"/>
-          </w:tcPr>
-          <w:p>
-            <w:r/>
-            <w:r>
-              <w:rPr>
-                <w:rFonts w:ascii="Arial" w:hAnsi="Arial"/>
+        <w:trPr>
+          <w:cantSplit/>
+        </w:trPr>
+        <w:tc>
+          <w:tcPr>
+            <w:tcW w:type="dxa" w:w="2163"/>
+          </w:tcPr>
+          <w:p>
+            <w:r/>
+            <w:r>
+              <w:rPr>
+                <w:rFonts w:ascii="Verdana" w:hAnsi="Verdana"/>
+                <w:b w:val="0"/>
+                <w:sz w:val="16"/>
+              </w:rPr>
+            </w:r>
+          </w:p>
+        </w:tc>
+        <w:tc>
+          <w:tcPr>
+            <w:tcW w:type="dxa" w:w="2163"/>
+          </w:tcPr>
+          <w:p>
+            <w:r/>
+            <w:r>
+              <w:rPr>
+                <w:rFonts w:ascii="Verdana" w:hAnsi="Verdana"/>
+                <w:b w:val="0"/>
+                <w:sz w:val="16"/>
+              </w:rPr>
+            </w:r>
+          </w:p>
+        </w:tc>
+        <w:tc>
+          <w:tcPr>
+            <w:tcW w:type="dxa" w:w="2163"/>
+          </w:tcPr>
+          <w:p>
+            <w:r/>
+            <w:r>
+              <w:rPr>
+                <w:rFonts w:ascii="Verdana" w:hAnsi="Verdana"/>
+                <w:b w:val="0"/>
+                <w:sz w:val="16"/>
+              </w:rPr>
+            </w:r>
+          </w:p>
+        </w:tc>
+        <w:tc>
+          <w:tcPr>
+            <w:tcW w:type="dxa" w:w="2163"/>
+          </w:tcPr>
+          <w:p>
+            <w:r/>
+            <w:r>
+              <w:rPr>
+                <w:rFonts w:ascii="Verdana" w:hAnsi="Verdana"/>
+                <w:b w:val="0"/>
+                <w:sz w:val="16"/>
+              </w:rPr>
+              <w:t>0 06 012</w:t>
+            </w:r>
+          </w:p>
+        </w:tc>
+        <w:tc>
+          <w:tcPr>
+            <w:tcW w:type="dxa" w:w="2163"/>
+          </w:tcPr>
+          <w:p>
+            <w:r/>
+            <w:r>
+              <w:rPr>
+                <w:rFonts w:ascii="Verdana" w:hAnsi="Verdana"/>
                 <w:b w:val="0"/>
                 <w:sz w:val="16"/>
               </w:rPr>
@@ -3256,22 +3336,22 @@
             <w:r/>
             <w:r>
               <w:rPr>
-                <w:rFonts w:ascii="Arial" w:hAnsi="Arial"/>
-                <w:b w:val="0"/>
-                <w:sz w:val="16"/>
-              </w:rPr>
-            </w:r>
-          </w:p>
-        </w:tc>
-        <w:tc>
-          <w:tcPr>
-            <w:tcW w:type="dxa" w:w="2163"/>
-          </w:tcPr>
-          <w:p>
-            <w:r/>
-            <w:r>
-              <w:rPr>
-                <w:rFonts w:ascii="Arial" w:hAnsi="Arial"/>
+                <w:rFonts w:ascii="Verdana" w:hAnsi="Verdana"/>
+                <w:b w:val="0"/>
+                <w:sz w:val="16"/>
+              </w:rPr>
+            </w:r>
+          </w:p>
+        </w:tc>
+        <w:tc>
+          <w:tcPr>
+            <w:tcW w:type="dxa" w:w="2163"/>
+          </w:tcPr>
+          <w:p>
+            <w:r/>
+            <w:r>
+              <w:rPr>
+                <w:rFonts w:ascii="Verdana" w:hAnsi="Verdana"/>
                 <w:b w:val="0"/>
                 <w:sz w:val="16"/>
               </w:rPr>
@@ -3280,76 +3360,79 @@
         </w:tc>
       </w:tr>
       <w:tr>
-        <w:tc>
-          <w:tcPr>
-            <w:tcW w:type="dxa" w:w="2163"/>
-          </w:tcPr>
-          <w:p>
-            <w:r/>
-            <w:r>
-              <w:rPr>
-                <w:rFonts w:ascii="Arial" w:hAnsi="Arial"/>
-                <w:b w:val="0"/>
-                <w:sz w:val="16"/>
-              </w:rPr>
-            </w:r>
-          </w:p>
-        </w:tc>
-        <w:tc>
-          <w:tcPr>
-            <w:tcW w:type="dxa" w:w="2163"/>
-          </w:tcPr>
-          <w:p>
-            <w:r/>
-            <w:r>
-              <w:rPr>
-                <w:rFonts w:ascii="Arial" w:hAnsi="Arial"/>
-                <w:b w:val="0"/>
-                <w:sz w:val="16"/>
-              </w:rPr>
-            </w:r>
-          </w:p>
-        </w:tc>
-        <w:tc>
-          <w:tcPr>
-            <w:tcW w:type="dxa" w:w="2163"/>
-          </w:tcPr>
-          <w:p>
-            <w:r/>
-            <w:r>
-              <w:rPr>
-                <w:rFonts w:ascii="Arial" w:hAnsi="Arial"/>
-                <w:b w:val="0"/>
-                <w:sz w:val="16"/>
-              </w:rPr>
-            </w:r>
-          </w:p>
-        </w:tc>
-        <w:tc>
-          <w:tcPr>
-            <w:tcW w:type="dxa" w:w="2163"/>
-          </w:tcPr>
-          <w:p>
-            <w:r/>
-            <w:r>
-              <w:rPr>
-                <w:rFonts w:ascii="Arial" w:hAnsi="Arial"/>
-                <w:b w:val="0"/>
-                <w:sz w:val="16"/>
-              </w:rPr>
-              <w:t>101000</w:t>
-            </w:r>
-          </w:p>
-        </w:tc>
-        <w:tc>
-          <w:tcPr>
-            <w:tcW w:type="dxa" w:w="2163"/>
-          </w:tcPr>
-          <w:p>
-            <w:r/>
-            <w:r>
-              <w:rPr>
-                <w:rFonts w:ascii="Arial" w:hAnsi="Arial"/>
+        <w:trPr>
+          <w:cantSplit/>
+        </w:trPr>
+        <w:tc>
+          <w:tcPr>
+            <w:tcW w:type="dxa" w:w="2163"/>
+          </w:tcPr>
+          <w:p>
+            <w:r/>
+            <w:r>
+              <w:rPr>
+                <w:rFonts w:ascii="Verdana" w:hAnsi="Verdana"/>
+                <w:b w:val="0"/>
+                <w:sz w:val="16"/>
+              </w:rPr>
+            </w:r>
+          </w:p>
+        </w:tc>
+        <w:tc>
+          <w:tcPr>
+            <w:tcW w:type="dxa" w:w="2163"/>
+          </w:tcPr>
+          <w:p>
+            <w:r/>
+            <w:r>
+              <w:rPr>
+                <w:rFonts w:ascii="Verdana" w:hAnsi="Verdana"/>
+                <w:b w:val="0"/>
+                <w:sz w:val="16"/>
+              </w:rPr>
+            </w:r>
+          </w:p>
+        </w:tc>
+        <w:tc>
+          <w:tcPr>
+            <w:tcW w:type="dxa" w:w="2163"/>
+          </w:tcPr>
+          <w:p>
+            <w:r/>
+            <w:r>
+              <w:rPr>
+                <w:rFonts w:ascii="Verdana" w:hAnsi="Verdana"/>
+                <w:b w:val="0"/>
+                <w:sz w:val="16"/>
+              </w:rPr>
+            </w:r>
+          </w:p>
+        </w:tc>
+        <w:tc>
+          <w:tcPr>
+            <w:tcW w:type="dxa" w:w="2163"/>
+          </w:tcPr>
+          <w:p>
+            <w:r/>
+            <w:r>
+              <w:rPr>
+                <w:rFonts w:ascii="Verdana" w:hAnsi="Verdana"/>
+                <w:b w:val="0"/>
+                <w:sz w:val="16"/>
+              </w:rPr>
+              <w:t>1 01 000</w:t>
+            </w:r>
+          </w:p>
+        </w:tc>
+        <w:tc>
+          <w:tcPr>
+            <w:tcW w:type="dxa" w:w="2163"/>
+          </w:tcPr>
+          <w:p>
+            <w:r/>
+            <w:r>
+              <w:rPr>
+                <w:rFonts w:ascii="Verdana" w:hAnsi="Verdana"/>
                 <w:b w:val="0"/>
                 <w:sz w:val="16"/>
               </w:rPr>
@@ -3365,22 +3448,22 @@
             <w:r/>
             <w:r>
               <w:rPr>
-                <w:rFonts w:ascii="Arial" w:hAnsi="Arial"/>
-                <w:b w:val="0"/>
-                <w:sz w:val="16"/>
-              </w:rPr>
-            </w:r>
-          </w:p>
-        </w:tc>
-        <w:tc>
-          <w:tcPr>
-            <w:tcW w:type="dxa" w:w="2163"/>
-          </w:tcPr>
-          <w:p>
-            <w:r/>
-            <w:r>
-              <w:rPr>
-                <w:rFonts w:ascii="Arial" w:hAnsi="Arial"/>
+                <w:rFonts w:ascii="Verdana" w:hAnsi="Verdana"/>
+                <w:b w:val="0"/>
+                <w:sz w:val="16"/>
+              </w:rPr>
+            </w:r>
+          </w:p>
+        </w:tc>
+        <w:tc>
+          <w:tcPr>
+            <w:tcW w:type="dxa" w:w="2163"/>
+          </w:tcPr>
+          <w:p>
+            <w:r/>
+            <w:r>
+              <w:rPr>
+                <w:rFonts w:ascii="Verdana" w:hAnsi="Verdana"/>
                 <w:b w:val="0"/>
                 <w:sz w:val="16"/>
               </w:rPr>
@@ -3389,76 +3472,79 @@
         </w:tc>
       </w:tr>
       <w:tr>
-        <w:tc>
-          <w:tcPr>
-            <w:tcW w:type="dxa" w:w="2163"/>
-          </w:tcPr>
-          <w:p>
-            <w:r/>
-            <w:r>
-              <w:rPr>
-                <w:rFonts w:ascii="Arial" w:hAnsi="Arial"/>
-                <w:b w:val="0"/>
-                <w:sz w:val="16"/>
-              </w:rPr>
-            </w:r>
-          </w:p>
-        </w:tc>
-        <w:tc>
-          <w:tcPr>
-            <w:tcW w:type="dxa" w:w="2163"/>
-          </w:tcPr>
-          <w:p>
-            <w:r/>
-            <w:r>
-              <w:rPr>
-                <w:rFonts w:ascii="Arial" w:hAnsi="Arial"/>
-                <w:b w:val="0"/>
-                <w:sz w:val="16"/>
-              </w:rPr>
-            </w:r>
-          </w:p>
-        </w:tc>
-        <w:tc>
-          <w:tcPr>
-            <w:tcW w:type="dxa" w:w="2163"/>
-          </w:tcPr>
-          <w:p>
-            <w:r/>
-            <w:r>
-              <w:rPr>
-                <w:rFonts w:ascii="Arial" w:hAnsi="Arial"/>
-                <w:b w:val="0"/>
-                <w:sz w:val="16"/>
-              </w:rPr>
-            </w:r>
-          </w:p>
-        </w:tc>
-        <w:tc>
-          <w:tcPr>
-            <w:tcW w:type="dxa" w:w="2163"/>
-          </w:tcPr>
-          <w:p>
-            <w:r/>
-            <w:r>
-              <w:rPr>
-                <w:rFonts w:ascii="Arial" w:hAnsi="Arial"/>
-                <w:b w:val="0"/>
-                <w:sz w:val="16"/>
-              </w:rPr>
-              <w:t>031001</w:t>
-            </w:r>
-          </w:p>
-        </w:tc>
-        <w:tc>
-          <w:tcPr>
-            <w:tcW w:type="dxa" w:w="2163"/>
-          </w:tcPr>
-          <w:p>
-            <w:r/>
-            <w:r>
-              <w:rPr>
-                <w:rFonts w:ascii="Arial" w:hAnsi="Arial"/>
+        <w:trPr>
+          <w:cantSplit/>
+        </w:trPr>
+        <w:tc>
+          <w:tcPr>
+            <w:tcW w:type="dxa" w:w="2163"/>
+          </w:tcPr>
+          <w:p>
+            <w:r/>
+            <w:r>
+              <w:rPr>
+                <w:rFonts w:ascii="Verdana" w:hAnsi="Verdana"/>
+                <w:b w:val="0"/>
+                <w:sz w:val="16"/>
+              </w:rPr>
+            </w:r>
+          </w:p>
+        </w:tc>
+        <w:tc>
+          <w:tcPr>
+            <w:tcW w:type="dxa" w:w="2163"/>
+          </w:tcPr>
+          <w:p>
+            <w:r/>
+            <w:r>
+              <w:rPr>
+                <w:rFonts w:ascii="Verdana" w:hAnsi="Verdana"/>
+                <w:b w:val="0"/>
+                <w:sz w:val="16"/>
+              </w:rPr>
+            </w:r>
+          </w:p>
+        </w:tc>
+        <w:tc>
+          <w:tcPr>
+            <w:tcW w:type="dxa" w:w="2163"/>
+          </w:tcPr>
+          <w:p>
+            <w:r/>
+            <w:r>
+              <w:rPr>
+                <w:rFonts w:ascii="Verdana" w:hAnsi="Verdana"/>
+                <w:b w:val="0"/>
+                <w:sz w:val="16"/>
+              </w:rPr>
+            </w:r>
+          </w:p>
+        </w:tc>
+        <w:tc>
+          <w:tcPr>
+            <w:tcW w:type="dxa" w:w="2163"/>
+          </w:tcPr>
+          <w:p>
+            <w:r/>
+            <w:r>
+              <w:rPr>
+                <w:rFonts w:ascii="Verdana" w:hAnsi="Verdana"/>
+                <w:b w:val="0"/>
+                <w:sz w:val="16"/>
+              </w:rPr>
+              <w:t>0 31 001</w:t>
+            </w:r>
+          </w:p>
+        </w:tc>
+        <w:tc>
+          <w:tcPr>
+            <w:tcW w:type="dxa" w:w="2163"/>
+          </w:tcPr>
+          <w:p>
+            <w:r/>
+            <w:r>
+              <w:rPr>
+                <w:rFonts w:ascii="Verdana" w:hAnsi="Verdana"/>
                 <w:b w:val="0"/>
                 <w:sz w:val="16"/>
               </w:rPr>
@@ -3474,22 +3560,22 @@
             <w:r/>
             <w:r>
               <w:rPr>
-                <w:rFonts w:ascii="Arial" w:hAnsi="Arial"/>
-                <w:b w:val="0"/>
-                <w:sz w:val="16"/>
-              </w:rPr>
-            </w:r>
-          </w:p>
-        </w:tc>
-        <w:tc>
-          <w:tcPr>
-            <w:tcW w:type="dxa" w:w="2163"/>
-          </w:tcPr>
-          <w:p>
-            <w:r/>
-            <w:r>
-              <w:rPr>
-                <w:rFonts w:ascii="Arial" w:hAnsi="Arial"/>
+                <w:rFonts w:ascii="Verdana" w:hAnsi="Verdana"/>
+                <w:b w:val="0"/>
+                <w:sz w:val="16"/>
+              </w:rPr>
+            </w:r>
+          </w:p>
+        </w:tc>
+        <w:tc>
+          <w:tcPr>
+            <w:tcW w:type="dxa" w:w="2163"/>
+          </w:tcPr>
+          <w:p>
+            <w:r/>
+            <w:r>
+              <w:rPr>
+                <w:rFonts w:ascii="Verdana" w:hAnsi="Verdana"/>
                 <w:b w:val="0"/>
                 <w:sz w:val="16"/>
               </w:rPr>
@@ -3498,76 +3584,79 @@
         </w:tc>
       </w:tr>
       <w:tr>
-        <w:tc>
-          <w:tcPr>
-            <w:tcW w:type="dxa" w:w="2163"/>
-          </w:tcPr>
-          <w:p>
-            <w:r/>
-            <w:r>
-              <w:rPr>
-                <w:rFonts w:ascii="Arial" w:hAnsi="Arial"/>
-                <w:b w:val="0"/>
-                <w:sz w:val="16"/>
-              </w:rPr>
-            </w:r>
-          </w:p>
-        </w:tc>
-        <w:tc>
-          <w:tcPr>
-            <w:tcW w:type="dxa" w:w="2163"/>
-          </w:tcPr>
-          <w:p>
-            <w:r/>
-            <w:r>
-              <w:rPr>
-                <w:rFonts w:ascii="Arial" w:hAnsi="Arial"/>
-                <w:b w:val="0"/>
-                <w:sz w:val="16"/>
-              </w:rPr>
-            </w:r>
-          </w:p>
-        </w:tc>
-        <w:tc>
-          <w:tcPr>
-            <w:tcW w:type="dxa" w:w="2163"/>
-          </w:tcPr>
-          <w:p>
-            <w:r/>
-            <w:r>
-              <w:rPr>
-                <w:rFonts w:ascii="Arial" w:hAnsi="Arial"/>
-                <w:b w:val="0"/>
-                <w:sz w:val="16"/>
-              </w:rPr>
-            </w:r>
-          </w:p>
-        </w:tc>
-        <w:tc>
-          <w:tcPr>
-            <w:tcW w:type="dxa" w:w="2163"/>
-          </w:tcPr>
-          <w:p>
-            <w:r/>
-            <w:r>
-              <w:rPr>
-                <w:rFonts w:ascii="Arial" w:hAnsi="Arial"/>
-                <w:b w:val="0"/>
-                <w:sz w:val="16"/>
-              </w:rPr>
-              <w:t>030001</w:t>
-            </w:r>
-          </w:p>
-        </w:tc>
-        <w:tc>
-          <w:tcPr>
-            <w:tcW w:type="dxa" w:w="2163"/>
-          </w:tcPr>
-          <w:p>
-            <w:r/>
-            <w:r>
-              <w:rPr>
-                <w:rFonts w:ascii="Arial" w:hAnsi="Arial"/>
+        <w:trPr>
+          <w:cantSplit/>
+        </w:trPr>
+        <w:tc>
+          <w:tcPr>
+            <w:tcW w:type="dxa" w:w="2163"/>
+          </w:tcPr>
+          <w:p>
+            <w:r/>
+            <w:r>
+              <w:rPr>
+                <w:rFonts w:ascii="Verdana" w:hAnsi="Verdana"/>
+                <w:b w:val="0"/>
+                <w:sz w:val="16"/>
+              </w:rPr>
+            </w:r>
+          </w:p>
+        </w:tc>
+        <w:tc>
+          <w:tcPr>
+            <w:tcW w:type="dxa" w:w="2163"/>
+          </w:tcPr>
+          <w:p>
+            <w:r/>
+            <w:r>
+              <w:rPr>
+                <w:rFonts w:ascii="Verdana" w:hAnsi="Verdana"/>
+                <w:b w:val="0"/>
+                <w:sz w:val="16"/>
+              </w:rPr>
+            </w:r>
+          </w:p>
+        </w:tc>
+        <w:tc>
+          <w:tcPr>
+            <w:tcW w:type="dxa" w:w="2163"/>
+          </w:tcPr>
+          <w:p>
+            <w:r/>
+            <w:r>
+              <w:rPr>
+                <w:rFonts w:ascii="Verdana" w:hAnsi="Verdana"/>
+                <w:b w:val="0"/>
+                <w:sz w:val="16"/>
+              </w:rPr>
+            </w:r>
+          </w:p>
+        </w:tc>
+        <w:tc>
+          <w:tcPr>
+            <w:tcW w:type="dxa" w:w="2163"/>
+          </w:tcPr>
+          <w:p>
+            <w:r/>
+            <w:r>
+              <w:rPr>
+                <w:rFonts w:ascii="Verdana" w:hAnsi="Verdana"/>
+                <w:b w:val="0"/>
+                <w:sz w:val="16"/>
+              </w:rPr>
+              <w:t>0 30 001</w:t>
+            </w:r>
+          </w:p>
+        </w:tc>
+        <w:tc>
+          <w:tcPr>
+            <w:tcW w:type="dxa" w:w="2163"/>
+          </w:tcPr>
+          <w:p>
+            <w:r/>
+            <w:r>
+              <w:rPr>
+                <w:rFonts w:ascii="Verdana" w:hAnsi="Verdana"/>
                 <w:b w:val="0"/>
                 <w:sz w:val="16"/>
               </w:rPr>
@@ -3583,22 +3672,22 @@
             <w:r/>
             <w:r>
               <w:rPr>
-                <w:rFonts w:ascii="Arial" w:hAnsi="Arial"/>
-                <w:b w:val="0"/>
-                <w:sz w:val="16"/>
-              </w:rPr>
-            </w:r>
-          </w:p>
-        </w:tc>
-        <w:tc>
-          <w:tcPr>
-            <w:tcW w:type="dxa" w:w="2163"/>
-          </w:tcPr>
-          <w:p>
-            <w:r/>
-            <w:r>
-              <w:rPr>
-                <w:rFonts w:ascii="Arial" w:hAnsi="Arial"/>
+                <w:rFonts w:ascii="Verdana" w:hAnsi="Verdana"/>
+                <w:b w:val="0"/>
+                <w:sz w:val="16"/>
+              </w:rPr>
+            </w:r>
+          </w:p>
+        </w:tc>
+        <w:tc>
+          <w:tcPr>
+            <w:tcW w:type="dxa" w:w="2163"/>
+          </w:tcPr>
+          <w:p>
+            <w:r/>
+            <w:r>
+              <w:rPr>
+                <w:rFonts w:ascii="Verdana" w:hAnsi="Verdana"/>
                 <w:b w:val="0"/>
                 <w:sz w:val="16"/>
               </w:rPr>
@@ -3607,6 +3696,9 @@
         </w:tc>
       </w:tr>
       <w:tr>
+        <w:trPr>
+          <w:cantSplit/>
+        </w:trPr>
         <w:tc>
           <w:tcPr>
             <w:tcW w:type="dxa" w:w="2163"/>
@@ -3619,11 +3711,11 @@
             </w:r>
             <w:r>
               <w:rPr>
-                <w:rFonts w:ascii="Arial" w:hAnsi="Arial"/>
+                <w:rFonts w:ascii="Verdana" w:hAnsi="Verdana"/>
                 <w:b/>
                 <w:sz w:val="16"/>
               </w:rPr>
-              <w:t>313042</w:t>
+              <w:t>3 13 042</w:t>
             </w:r>
           </w:p>
         </w:tc>
@@ -3639,7 +3731,7 @@
             </w:r>
             <w:r>
               <w:rPr>
-                <w:rFonts w:ascii="Arial" w:hAnsi="Arial"/>
+                <w:rFonts w:ascii="Verdana" w:hAnsi="Verdana"/>
                 <w:b/>
                 <w:sz w:val="16"/>
               </w:rPr>
@@ -3655,38 +3747,38 @@
             <w:r/>
             <w:r>
               <w:rPr>
-                <w:rFonts w:ascii="Arial" w:hAnsi="Arial"/>
-                <w:b w:val="0"/>
-                <w:sz w:val="16"/>
-              </w:rPr>
-            </w:r>
-          </w:p>
-        </w:tc>
-        <w:tc>
-          <w:tcPr>
-            <w:tcW w:type="dxa" w:w="2163"/>
-          </w:tcPr>
-          <w:p>
-            <w:r/>
-            <w:r>
-              <w:rPr>
-                <w:rFonts w:ascii="Arial" w:hAnsi="Arial"/>
-                <w:b w:val="0"/>
-                <w:sz w:val="16"/>
-              </w:rPr>
-              <w:t>005002</w:t>
-            </w:r>
-          </w:p>
-        </w:tc>
-        <w:tc>
-          <w:tcPr>
-            <w:tcW w:type="dxa" w:w="2163"/>
-          </w:tcPr>
-          <w:p>
-            <w:r/>
-            <w:r>
-              <w:rPr>
-                <w:rFonts w:ascii="Arial" w:hAnsi="Arial"/>
+                <w:rFonts w:ascii="Verdana" w:hAnsi="Verdana"/>
+                <w:b w:val="0"/>
+                <w:sz w:val="16"/>
+              </w:rPr>
+            </w:r>
+          </w:p>
+        </w:tc>
+        <w:tc>
+          <w:tcPr>
+            <w:tcW w:type="dxa" w:w="2163"/>
+          </w:tcPr>
+          <w:p>
+            <w:r/>
+            <w:r>
+              <w:rPr>
+                <w:rFonts w:ascii="Verdana" w:hAnsi="Verdana"/>
+                <w:b w:val="0"/>
+                <w:sz w:val="16"/>
+              </w:rPr>
+              <w:t>0 05 002</w:t>
+            </w:r>
+          </w:p>
+        </w:tc>
+        <w:tc>
+          <w:tcPr>
+            <w:tcW w:type="dxa" w:w="2163"/>
+          </w:tcPr>
+          <w:p>
+            <w:r/>
+            <w:r>
+              <w:rPr>
+                <w:rFonts w:ascii="Verdana" w:hAnsi="Verdana"/>
                 <w:b w:val="0"/>
                 <w:sz w:val="16"/>
               </w:rPr>
@@ -3702,7 +3794,7 @@
             <w:r/>
             <w:r>
               <w:rPr>
-                <w:rFonts w:ascii="Arial" w:hAnsi="Arial"/>
+                <w:rFonts w:ascii="Verdana" w:hAnsi="Verdana"/>
                 <w:b w:val="0"/>
                 <w:sz w:val="16"/>
               </w:rPr>
@@ -3718,7 +3810,7 @@
             <w:r/>
             <w:r>
               <w:rPr>
-                <w:rFonts w:ascii="Arial" w:hAnsi="Arial"/>
+                <w:rFonts w:ascii="Verdana" w:hAnsi="Verdana"/>
                 <w:b w:val="0"/>
                 <w:sz w:val="16"/>
               </w:rPr>
@@ -3727,76 +3819,79 @@
         </w:tc>
       </w:tr>
       <w:tr>
-        <w:tc>
-          <w:tcPr>
-            <w:tcW w:type="dxa" w:w="2163"/>
-          </w:tcPr>
-          <w:p>
-            <w:r/>
-            <w:r>
-              <w:rPr>
-                <w:rFonts w:ascii="Arial" w:hAnsi="Arial"/>
-                <w:b w:val="0"/>
-                <w:sz w:val="16"/>
-              </w:rPr>
-            </w:r>
-          </w:p>
-        </w:tc>
-        <w:tc>
-          <w:tcPr>
-            <w:tcW w:type="dxa" w:w="2163"/>
-          </w:tcPr>
-          <w:p>
-            <w:r/>
-            <w:r>
-              <w:rPr>
-                <w:rFonts w:ascii="Arial" w:hAnsi="Arial"/>
-                <w:b w:val="0"/>
-                <w:sz w:val="16"/>
-              </w:rPr>
-            </w:r>
-          </w:p>
-        </w:tc>
-        <w:tc>
-          <w:tcPr>
-            <w:tcW w:type="dxa" w:w="2163"/>
-          </w:tcPr>
-          <w:p>
-            <w:r/>
-            <w:r>
-              <w:rPr>
-                <w:rFonts w:ascii="Arial" w:hAnsi="Arial"/>
-                <w:b w:val="0"/>
-                <w:sz w:val="16"/>
-              </w:rPr>
-            </w:r>
-          </w:p>
-        </w:tc>
-        <w:tc>
-          <w:tcPr>
-            <w:tcW w:type="dxa" w:w="2163"/>
-          </w:tcPr>
-          <w:p>
-            <w:r/>
-            <w:r>
-              <w:rPr>
-                <w:rFonts w:ascii="Arial" w:hAnsi="Arial"/>
-                <w:b w:val="0"/>
-                <w:sz w:val="16"/>
-              </w:rPr>
-              <w:t>005012</w:t>
-            </w:r>
-          </w:p>
-        </w:tc>
-        <w:tc>
-          <w:tcPr>
-            <w:tcW w:type="dxa" w:w="2163"/>
-          </w:tcPr>
-          <w:p>
-            <w:r/>
-            <w:r>
-              <w:rPr>
-                <w:rFonts w:ascii="Arial" w:hAnsi="Arial"/>
+        <w:trPr>
+          <w:cantSplit/>
+        </w:trPr>
+        <w:tc>
+          <w:tcPr>
+            <w:tcW w:type="dxa" w:w="2163"/>
+          </w:tcPr>
+          <w:p>
+            <w:r/>
+            <w:r>
+              <w:rPr>
+                <w:rFonts w:ascii="Verdana" w:hAnsi="Verdana"/>
+                <w:b w:val="0"/>
+                <w:sz w:val="16"/>
+              </w:rPr>
+            </w:r>
+          </w:p>
+        </w:tc>
+        <w:tc>
+          <w:tcPr>
+            <w:tcW w:type="dxa" w:w="2163"/>
+          </w:tcPr>
+          <w:p>
+            <w:r/>
+            <w:r>
+              <w:rPr>
+                <w:rFonts w:ascii="Verdana" w:hAnsi="Verdana"/>
+                <w:b w:val="0"/>
+                <w:sz w:val="16"/>
+              </w:rPr>
+            </w:r>
+          </w:p>
+        </w:tc>
+        <w:tc>
+          <w:tcPr>
+            <w:tcW w:type="dxa" w:w="2163"/>
+          </w:tcPr>
+          <w:p>
+            <w:r/>
+            <w:r>
+              <w:rPr>
+                <w:rFonts w:ascii="Verdana" w:hAnsi="Verdana"/>
+                <w:b w:val="0"/>
+                <w:sz w:val="16"/>
+              </w:rPr>
+            </w:r>
+          </w:p>
+        </w:tc>
+        <w:tc>
+          <w:tcPr>
+            <w:tcW w:type="dxa" w:w="2163"/>
+          </w:tcPr>
+          <w:p>
+            <w:r/>
+            <w:r>
+              <w:rPr>
+                <w:rFonts w:ascii="Verdana" w:hAnsi="Verdana"/>
+                <w:b w:val="0"/>
+                <w:sz w:val="16"/>
+              </w:rPr>
+              <w:t>0 05 012</w:t>
+            </w:r>
+          </w:p>
+        </w:tc>
+        <w:tc>
+          <w:tcPr>
+            <w:tcW w:type="dxa" w:w="2163"/>
+          </w:tcPr>
+          <w:p>
+            <w:r/>
+            <w:r>
+              <w:rPr>
+                <w:rFonts w:ascii="Verdana" w:hAnsi="Verdana"/>
                 <w:b w:val="0"/>
                 <w:sz w:val="16"/>
               </w:rPr>
@@ -3812,7 +3907,7 @@
             <w:r/>
             <w:r>
               <w:rPr>
-                <w:rFonts w:ascii="Arial" w:hAnsi="Arial"/>
+                <w:rFonts w:ascii="Verdana" w:hAnsi="Verdana"/>
                 <w:b w:val="0"/>
                 <w:sz w:val="16"/>
               </w:rPr>
@@ -3828,7 +3923,7 @@
             <w:r/>
             <w:r>
               <w:rPr>
-                <w:rFonts w:ascii="Arial" w:hAnsi="Arial"/>
+                <w:rFonts w:ascii="Verdana" w:hAnsi="Verdana"/>
                 <w:b w:val="0"/>
                 <w:sz w:val="16"/>
               </w:rPr>
@@ -3837,76 +3932,79 @@
         </w:tc>
       </w:tr>
       <w:tr>
-        <w:tc>
-          <w:tcPr>
-            <w:tcW w:type="dxa" w:w="2163"/>
-          </w:tcPr>
-          <w:p>
-            <w:r/>
-            <w:r>
-              <w:rPr>
-                <w:rFonts w:ascii="Arial" w:hAnsi="Arial"/>
-                <w:b w:val="0"/>
-                <w:sz w:val="16"/>
-              </w:rPr>
-            </w:r>
-          </w:p>
-        </w:tc>
-        <w:tc>
-          <w:tcPr>
-            <w:tcW w:type="dxa" w:w="2163"/>
-          </w:tcPr>
-          <w:p>
-            <w:r/>
-            <w:r>
-              <w:rPr>
-                <w:rFonts w:ascii="Arial" w:hAnsi="Arial"/>
-                <w:b w:val="0"/>
-                <w:sz w:val="16"/>
-              </w:rPr>
-            </w:r>
-          </w:p>
-        </w:tc>
-        <w:tc>
-          <w:tcPr>
-            <w:tcW w:type="dxa" w:w="2163"/>
-          </w:tcPr>
-          <w:p>
-            <w:r/>
-            <w:r>
-              <w:rPr>
-                <w:rFonts w:ascii="Arial" w:hAnsi="Arial"/>
-                <w:b w:val="0"/>
-                <w:sz w:val="16"/>
-              </w:rPr>
-            </w:r>
-          </w:p>
-        </w:tc>
-        <w:tc>
-          <w:tcPr>
-            <w:tcW w:type="dxa" w:w="2163"/>
-          </w:tcPr>
-          <w:p>
-            <w:r/>
-            <w:r>
-              <w:rPr>
-                <w:rFonts w:ascii="Arial" w:hAnsi="Arial"/>
-                <w:b w:val="0"/>
-                <w:sz w:val="16"/>
-              </w:rPr>
-              <w:t>101000</w:t>
-            </w:r>
-          </w:p>
-        </w:tc>
-        <w:tc>
-          <w:tcPr>
-            <w:tcW w:type="dxa" w:w="2163"/>
-          </w:tcPr>
-          <w:p>
-            <w:r/>
-            <w:r>
-              <w:rPr>
-                <w:rFonts w:ascii="Arial" w:hAnsi="Arial"/>
+        <w:trPr>
+          <w:cantSplit/>
+        </w:trPr>
+        <w:tc>
+          <w:tcPr>
+            <w:tcW w:type="dxa" w:w="2163"/>
+          </w:tcPr>
+          <w:p>
+            <w:r/>
+            <w:r>
+              <w:rPr>
+                <w:rFonts w:ascii="Verdana" w:hAnsi="Verdana"/>
+                <w:b w:val="0"/>
+                <w:sz w:val="16"/>
+              </w:rPr>
+            </w:r>
+          </w:p>
+        </w:tc>
+        <w:tc>
+          <w:tcPr>
+            <w:tcW w:type="dxa" w:w="2163"/>
+          </w:tcPr>
+          <w:p>
+            <w:r/>
+            <w:r>
+              <w:rPr>
+                <w:rFonts w:ascii="Verdana" w:hAnsi="Verdana"/>
+                <w:b w:val="0"/>
+                <w:sz w:val="16"/>
+              </w:rPr>
+            </w:r>
+          </w:p>
+        </w:tc>
+        <w:tc>
+          <w:tcPr>
+            <w:tcW w:type="dxa" w:w="2163"/>
+          </w:tcPr>
+          <w:p>
+            <w:r/>
+            <w:r>
+              <w:rPr>
+                <w:rFonts w:ascii="Verdana" w:hAnsi="Verdana"/>
+                <w:b w:val="0"/>
+                <w:sz w:val="16"/>
+              </w:rPr>
+            </w:r>
+          </w:p>
+        </w:tc>
+        <w:tc>
+          <w:tcPr>
+            <w:tcW w:type="dxa" w:w="2163"/>
+          </w:tcPr>
+          <w:p>
+            <w:r/>
+            <w:r>
+              <w:rPr>
+                <w:rFonts w:ascii="Verdana" w:hAnsi="Verdana"/>
+                <w:b w:val="0"/>
+                <w:sz w:val="16"/>
+              </w:rPr>
+              <w:t>1 01 000</w:t>
+            </w:r>
+          </w:p>
+        </w:tc>
+        <w:tc>
+          <w:tcPr>
+            <w:tcW w:type="dxa" w:w="2163"/>
+          </w:tcPr>
+          <w:p>
+            <w:r/>
+            <w:r>
+              <w:rPr>
+                <w:rFonts w:ascii="Verdana" w:hAnsi="Verdana"/>
                 <w:b w:val="0"/>
                 <w:sz w:val="16"/>
               </w:rPr>
@@ -3922,22 +4020,22 @@
             <w:r/>
             <w:r>
               <w:rPr>
-                <w:rFonts w:ascii="Arial" w:hAnsi="Arial"/>
-                <w:b w:val="0"/>
-                <w:sz w:val="16"/>
-              </w:rPr>
-            </w:r>
-          </w:p>
-        </w:tc>
-        <w:tc>
-          <w:tcPr>
-            <w:tcW w:type="dxa" w:w="2163"/>
-          </w:tcPr>
-          <w:p>
-            <w:r/>
-            <w:r>
-              <w:rPr>
-                <w:rFonts w:ascii="Arial" w:hAnsi="Arial"/>
+                <w:rFonts w:ascii="Verdana" w:hAnsi="Verdana"/>
+                <w:b w:val="0"/>
+                <w:sz w:val="16"/>
+              </w:rPr>
+            </w:r>
+          </w:p>
+        </w:tc>
+        <w:tc>
+          <w:tcPr>
+            <w:tcW w:type="dxa" w:w="2163"/>
+          </w:tcPr>
+          <w:p>
+            <w:r/>
+            <w:r>
+              <w:rPr>
+                <w:rFonts w:ascii="Verdana" w:hAnsi="Verdana"/>
                 <w:b w:val="0"/>
                 <w:sz w:val="16"/>
               </w:rPr>
@@ -3946,76 +4044,79 @@
         </w:tc>
       </w:tr>
       <w:tr>
-        <w:tc>
-          <w:tcPr>
-            <w:tcW w:type="dxa" w:w="2163"/>
-          </w:tcPr>
-          <w:p>
-            <w:r/>
-            <w:r>
-              <w:rPr>
-                <w:rFonts w:ascii="Arial" w:hAnsi="Arial"/>
-                <w:b w:val="0"/>
-                <w:sz w:val="16"/>
-              </w:rPr>
-            </w:r>
-          </w:p>
-        </w:tc>
-        <w:tc>
-          <w:tcPr>
-            <w:tcW w:type="dxa" w:w="2163"/>
-          </w:tcPr>
-          <w:p>
-            <w:r/>
-            <w:r>
-              <w:rPr>
-                <w:rFonts w:ascii="Arial" w:hAnsi="Arial"/>
-                <w:b w:val="0"/>
-                <w:sz w:val="16"/>
-              </w:rPr>
-            </w:r>
-          </w:p>
-        </w:tc>
-        <w:tc>
-          <w:tcPr>
-            <w:tcW w:type="dxa" w:w="2163"/>
-          </w:tcPr>
-          <w:p>
-            <w:r/>
-            <w:r>
-              <w:rPr>
-                <w:rFonts w:ascii="Arial" w:hAnsi="Arial"/>
-                <w:b w:val="0"/>
-                <w:sz w:val="16"/>
-              </w:rPr>
-            </w:r>
-          </w:p>
-        </w:tc>
-        <w:tc>
-          <w:tcPr>
-            <w:tcW w:type="dxa" w:w="2163"/>
-          </w:tcPr>
-          <w:p>
-            <w:r/>
-            <w:r>
-              <w:rPr>
-                <w:rFonts w:ascii="Arial" w:hAnsi="Arial"/>
-                <w:b w:val="0"/>
-                <w:sz w:val="16"/>
-              </w:rPr>
-              <w:t>031002</w:t>
-            </w:r>
-          </w:p>
-        </w:tc>
-        <w:tc>
-          <w:tcPr>
-            <w:tcW w:type="dxa" w:w="2163"/>
-          </w:tcPr>
-          <w:p>
-            <w:r/>
-            <w:r>
-              <w:rPr>
-                <w:rFonts w:ascii="Arial" w:hAnsi="Arial"/>
+        <w:trPr>
+          <w:cantSplit/>
+        </w:trPr>
+        <w:tc>
+          <w:tcPr>
+            <w:tcW w:type="dxa" w:w="2163"/>
+          </w:tcPr>
+          <w:p>
+            <w:r/>
+            <w:r>
+              <w:rPr>
+                <w:rFonts w:ascii="Verdana" w:hAnsi="Verdana"/>
+                <w:b w:val="0"/>
+                <w:sz w:val="16"/>
+              </w:rPr>
+            </w:r>
+          </w:p>
+        </w:tc>
+        <w:tc>
+          <w:tcPr>
+            <w:tcW w:type="dxa" w:w="2163"/>
+          </w:tcPr>
+          <w:p>
+            <w:r/>
+            <w:r>
+              <w:rPr>
+                <w:rFonts w:ascii="Verdana" w:hAnsi="Verdana"/>
+                <w:b w:val="0"/>
+                <w:sz w:val="16"/>
+              </w:rPr>
+            </w:r>
+          </w:p>
+        </w:tc>
+        <w:tc>
+          <w:tcPr>
+            <w:tcW w:type="dxa" w:w="2163"/>
+          </w:tcPr>
+          <w:p>
+            <w:r/>
+            <w:r>
+              <w:rPr>
+                <w:rFonts w:ascii="Verdana" w:hAnsi="Verdana"/>
+                <w:b w:val="0"/>
+                <w:sz w:val="16"/>
+              </w:rPr>
+            </w:r>
+          </w:p>
+        </w:tc>
+        <w:tc>
+          <w:tcPr>
+            <w:tcW w:type="dxa" w:w="2163"/>
+          </w:tcPr>
+          <w:p>
+            <w:r/>
+            <w:r>
+              <w:rPr>
+                <w:rFonts w:ascii="Verdana" w:hAnsi="Verdana"/>
+                <w:b w:val="0"/>
+                <w:sz w:val="16"/>
+              </w:rPr>
+              <w:t>0 31 002</w:t>
+            </w:r>
+          </w:p>
+        </w:tc>
+        <w:tc>
+          <w:tcPr>
+            <w:tcW w:type="dxa" w:w="2163"/>
+          </w:tcPr>
+          <w:p>
+            <w:r/>
+            <w:r>
+              <w:rPr>
+                <w:rFonts w:ascii="Verdana" w:hAnsi="Verdana"/>
                 <w:b w:val="0"/>
                 <w:sz w:val="16"/>
               </w:rPr>
@@ -4031,22 +4132,22 @@
             <w:r/>
             <w:r>
               <w:rPr>
-                <w:rFonts w:ascii="Arial" w:hAnsi="Arial"/>
-                <w:b w:val="0"/>
-                <w:sz w:val="16"/>
-              </w:rPr>
-            </w:r>
-          </w:p>
-        </w:tc>
-        <w:tc>
-          <w:tcPr>
-            <w:tcW w:type="dxa" w:w="2163"/>
-          </w:tcPr>
-          <w:p>
-            <w:r/>
-            <w:r>
-              <w:rPr>
-                <w:rFonts w:ascii="Arial" w:hAnsi="Arial"/>
+                <w:rFonts w:ascii="Verdana" w:hAnsi="Verdana"/>
+                <w:b w:val="0"/>
+                <w:sz w:val="16"/>
+              </w:rPr>
+            </w:r>
+          </w:p>
+        </w:tc>
+        <w:tc>
+          <w:tcPr>
+            <w:tcW w:type="dxa" w:w="2163"/>
+          </w:tcPr>
+          <w:p>
+            <w:r/>
+            <w:r>
+              <w:rPr>
+                <w:rFonts w:ascii="Verdana" w:hAnsi="Verdana"/>
                 <w:b w:val="0"/>
                 <w:sz w:val="16"/>
               </w:rPr>
@@ -4055,76 +4156,79 @@
         </w:tc>
       </w:tr>
       <w:tr>
-        <w:tc>
-          <w:tcPr>
-            <w:tcW w:type="dxa" w:w="2163"/>
-          </w:tcPr>
-          <w:p>
-            <w:r/>
-            <w:r>
-              <w:rPr>
-                <w:rFonts w:ascii="Arial" w:hAnsi="Arial"/>
-                <w:b w:val="0"/>
-                <w:sz w:val="16"/>
-              </w:rPr>
-            </w:r>
-          </w:p>
-        </w:tc>
-        <w:tc>
-          <w:tcPr>
-            <w:tcW w:type="dxa" w:w="2163"/>
-          </w:tcPr>
-          <w:p>
-            <w:r/>
-            <w:r>
-              <w:rPr>
-                <w:rFonts w:ascii="Arial" w:hAnsi="Arial"/>
-                <w:b w:val="0"/>
-                <w:sz w:val="16"/>
-              </w:rPr>
-            </w:r>
-          </w:p>
-        </w:tc>
-        <w:tc>
-          <w:tcPr>
-            <w:tcW w:type="dxa" w:w="2163"/>
-          </w:tcPr>
-          <w:p>
-            <w:r/>
-            <w:r>
-              <w:rPr>
-                <w:rFonts w:ascii="Arial" w:hAnsi="Arial"/>
-                <w:b w:val="0"/>
-                <w:sz w:val="16"/>
-              </w:rPr>
-            </w:r>
-          </w:p>
-        </w:tc>
-        <w:tc>
-          <w:tcPr>
-            <w:tcW w:type="dxa" w:w="2163"/>
-          </w:tcPr>
-          <w:p>
-            <w:r/>
-            <w:r>
-              <w:rPr>
-                <w:rFonts w:ascii="Arial" w:hAnsi="Arial"/>
-                <w:b w:val="0"/>
-                <w:sz w:val="16"/>
-              </w:rPr>
-              <w:t>313041</w:t>
-            </w:r>
-          </w:p>
-        </w:tc>
-        <w:tc>
-          <w:tcPr>
-            <w:tcW w:type="dxa" w:w="2163"/>
-          </w:tcPr>
-          <w:p>
-            <w:r/>
-            <w:r>
-              <w:rPr>
-                <w:rFonts w:ascii="Arial" w:hAnsi="Arial"/>
+        <w:trPr>
+          <w:cantSplit/>
+        </w:trPr>
+        <w:tc>
+          <w:tcPr>
+            <w:tcW w:type="dxa" w:w="2163"/>
+          </w:tcPr>
+          <w:p>
+            <w:r/>
+            <w:r>
+              <w:rPr>
+                <w:rFonts w:ascii="Verdana" w:hAnsi="Verdana"/>
+                <w:b w:val="0"/>
+                <w:sz w:val="16"/>
+              </w:rPr>
+            </w:r>
+          </w:p>
+        </w:tc>
+        <w:tc>
+          <w:tcPr>
+            <w:tcW w:type="dxa" w:w="2163"/>
+          </w:tcPr>
+          <w:p>
+            <w:r/>
+            <w:r>
+              <w:rPr>
+                <w:rFonts w:ascii="Verdana" w:hAnsi="Verdana"/>
+                <w:b w:val="0"/>
+                <w:sz w:val="16"/>
+              </w:rPr>
+            </w:r>
+          </w:p>
+        </w:tc>
+        <w:tc>
+          <w:tcPr>
+            <w:tcW w:type="dxa" w:w="2163"/>
+          </w:tcPr>
+          <w:p>
+            <w:r/>
+            <w:r>
+              <w:rPr>
+                <w:rFonts w:ascii="Verdana" w:hAnsi="Verdana"/>
+                <w:b w:val="0"/>
+                <w:sz w:val="16"/>
+              </w:rPr>
+            </w:r>
+          </w:p>
+        </w:tc>
+        <w:tc>
+          <w:tcPr>
+            <w:tcW w:type="dxa" w:w="2163"/>
+          </w:tcPr>
+          <w:p>
+            <w:r/>
+            <w:r>
+              <w:rPr>
+                <w:rFonts w:ascii="Verdana" w:hAnsi="Verdana"/>
+                <w:b w:val="0"/>
+                <w:sz w:val="16"/>
+              </w:rPr>
+              <w:t>3 13 041</w:t>
+            </w:r>
+          </w:p>
+        </w:tc>
+        <w:tc>
+          <w:tcPr>
+            <w:tcW w:type="dxa" w:w="2163"/>
+          </w:tcPr>
+          <w:p>
+            <w:r/>
+            <w:r>
+              <w:rPr>
+                <w:rFonts w:ascii="Verdana" w:hAnsi="Verdana"/>
                 <w:b w:val="0"/>
                 <w:sz w:val="16"/>
               </w:rPr>
@@ -4140,22 +4244,22 @@
             <w:r/>
             <w:r>
               <w:rPr>
-                <w:rFonts w:ascii="Arial" w:hAnsi="Arial"/>
-                <w:b w:val="0"/>
-                <w:sz w:val="16"/>
-              </w:rPr>
-            </w:r>
-          </w:p>
-        </w:tc>
-        <w:tc>
-          <w:tcPr>
-            <w:tcW w:type="dxa" w:w="2163"/>
-          </w:tcPr>
-          <w:p>
-            <w:r/>
-            <w:r>
-              <w:rPr>
-                <w:rFonts w:ascii="Arial" w:hAnsi="Arial"/>
+                <w:rFonts w:ascii="Verdana" w:hAnsi="Verdana"/>
+                <w:b w:val="0"/>
+                <w:sz w:val="16"/>
+              </w:rPr>
+            </w:r>
+          </w:p>
+        </w:tc>
+        <w:tc>
+          <w:tcPr>
+            <w:tcW w:type="dxa" w:w="2163"/>
+          </w:tcPr>
+          <w:p>
+            <w:r/>
+            <w:r>
+              <w:rPr>
+                <w:rFonts w:ascii="Verdana" w:hAnsi="Verdana"/>
                 <w:b w:val="0"/>
                 <w:sz w:val="16"/>
               </w:rPr>
@@ -4164,6 +4268,9 @@
         </w:tc>
       </w:tr>
       <w:tr>
+        <w:trPr>
+          <w:cantSplit/>
+        </w:trPr>
         <w:tc>
           <w:tcPr>
             <w:tcW w:type="dxa" w:w="2163"/>
@@ -4176,11 +4283,11 @@
             </w:r>
             <w:r>
               <w:rPr>
-                <w:rFonts w:ascii="Arial" w:hAnsi="Arial"/>
+                <w:rFonts w:ascii="Verdana" w:hAnsi="Verdana"/>
                 <w:b/>
                 <w:sz w:val="16"/>
               </w:rPr>
-              <w:t>313043</w:t>
+              <w:t>3 13 043</w:t>
             </w:r>
           </w:p>
         </w:tc>
@@ -4196,7 +4303,7 @@
             </w:r>
             <w:r>
               <w:rPr>
-                <w:rFonts w:ascii="Arial" w:hAnsi="Arial"/>
+                <w:rFonts w:ascii="Verdana" w:hAnsi="Verdana"/>
                 <w:b/>
                 <w:sz w:val="16"/>
               </w:rPr>
@@ -4212,38 +4319,38 @@
             <w:r/>
             <w:r>
               <w:rPr>
-                <w:rFonts w:ascii="Arial" w:hAnsi="Arial"/>
-                <w:b w:val="0"/>
-                <w:sz w:val="16"/>
-              </w:rPr>
-            </w:r>
-          </w:p>
-        </w:tc>
-        <w:tc>
-          <w:tcPr>
-            <w:tcW w:type="dxa" w:w="2163"/>
-          </w:tcPr>
-          <w:p>
-            <w:r/>
-            <w:r>
-              <w:rPr>
-                <w:rFonts w:ascii="Arial" w:hAnsi="Arial"/>
-                <w:b w:val="0"/>
-                <w:sz w:val="16"/>
-              </w:rPr>
-              <w:t>006002</w:t>
-            </w:r>
-          </w:p>
-        </w:tc>
-        <w:tc>
-          <w:tcPr>
-            <w:tcW w:type="dxa" w:w="2163"/>
-          </w:tcPr>
-          <w:p>
-            <w:r/>
-            <w:r>
-              <w:rPr>
-                <w:rFonts w:ascii="Arial" w:hAnsi="Arial"/>
+                <w:rFonts w:ascii="Verdana" w:hAnsi="Verdana"/>
+                <w:b w:val="0"/>
+                <w:sz w:val="16"/>
+              </w:rPr>
+            </w:r>
+          </w:p>
+        </w:tc>
+        <w:tc>
+          <w:tcPr>
+            <w:tcW w:type="dxa" w:w="2163"/>
+          </w:tcPr>
+          <w:p>
+            <w:r/>
+            <w:r>
+              <w:rPr>
+                <w:rFonts w:ascii="Verdana" w:hAnsi="Verdana"/>
+                <w:b w:val="0"/>
+                <w:sz w:val="16"/>
+              </w:rPr>
+              <w:t>0 06 002</w:t>
+            </w:r>
+          </w:p>
+        </w:tc>
+        <w:tc>
+          <w:tcPr>
+            <w:tcW w:type="dxa" w:w="2163"/>
+          </w:tcPr>
+          <w:p>
+            <w:r/>
+            <w:r>
+              <w:rPr>
+                <w:rFonts w:ascii="Verdana" w:hAnsi="Verdana"/>
                 <w:b w:val="0"/>
                 <w:sz w:val="16"/>
               </w:rPr>
@@ -4259,7 +4366,7 @@
             <w:r/>
             <w:r>
               <w:rPr>
-                <w:rFonts w:ascii="Arial" w:hAnsi="Arial"/>
+                <w:rFonts w:ascii="Verdana" w:hAnsi="Verdana"/>
                 <w:b w:val="0"/>
                 <w:sz w:val="16"/>
               </w:rPr>
@@ -4275,7 +4382,7 @@
             <w:r/>
             <w:r>
               <w:rPr>
-                <w:rFonts w:ascii="Arial" w:hAnsi="Arial"/>
+                <w:rFonts w:ascii="Verdana" w:hAnsi="Verdana"/>
                 <w:b w:val="0"/>
                 <w:sz w:val="16"/>
               </w:rPr>
@@ -4284,76 +4391,79 @@
         </w:tc>
       </w:tr>
       <w:tr>
-        <w:tc>
-          <w:tcPr>
-            <w:tcW w:type="dxa" w:w="2163"/>
-          </w:tcPr>
-          <w:p>
-            <w:r/>
-            <w:r>
-              <w:rPr>
-                <w:rFonts w:ascii="Arial" w:hAnsi="Arial"/>
-                <w:b w:val="0"/>
-                <w:sz w:val="16"/>
-              </w:rPr>
-            </w:r>
-          </w:p>
-        </w:tc>
-        <w:tc>
-          <w:tcPr>
-            <w:tcW w:type="dxa" w:w="2163"/>
-          </w:tcPr>
-          <w:p>
-            <w:r/>
-            <w:r>
-              <w:rPr>
-                <w:rFonts w:ascii="Arial" w:hAnsi="Arial"/>
-                <w:b w:val="0"/>
-                <w:sz w:val="16"/>
-              </w:rPr>
-            </w:r>
-          </w:p>
-        </w:tc>
-        <w:tc>
-          <w:tcPr>
-            <w:tcW w:type="dxa" w:w="2163"/>
-          </w:tcPr>
-          <w:p>
-            <w:r/>
-            <w:r>
-              <w:rPr>
-                <w:rFonts w:ascii="Arial" w:hAnsi="Arial"/>
-                <w:b w:val="0"/>
-                <w:sz w:val="16"/>
-              </w:rPr>
-            </w:r>
-          </w:p>
-        </w:tc>
-        <w:tc>
-          <w:tcPr>
-            <w:tcW w:type="dxa" w:w="2163"/>
-          </w:tcPr>
-          <w:p>
-            <w:r/>
-            <w:r>
-              <w:rPr>
-                <w:rFonts w:ascii="Arial" w:hAnsi="Arial"/>
-                <w:b w:val="0"/>
-                <w:sz w:val="16"/>
-              </w:rPr>
-              <w:t>005002</w:t>
-            </w:r>
-          </w:p>
-        </w:tc>
-        <w:tc>
-          <w:tcPr>
-            <w:tcW w:type="dxa" w:w="2163"/>
-          </w:tcPr>
-          <w:p>
-            <w:r/>
-            <w:r>
-              <w:rPr>
-                <w:rFonts w:ascii="Arial" w:hAnsi="Arial"/>
+        <w:trPr>
+          <w:cantSplit/>
+        </w:trPr>
+        <w:tc>
+          <w:tcPr>
+            <w:tcW w:type="dxa" w:w="2163"/>
+          </w:tcPr>
+          <w:p>
+            <w:r/>
+            <w:r>
+              <w:rPr>
+                <w:rFonts w:ascii="Verdana" w:hAnsi="Verdana"/>
+                <w:b w:val="0"/>
+                <w:sz w:val="16"/>
+              </w:rPr>
+            </w:r>
+          </w:p>
+        </w:tc>
+        <w:tc>
+          <w:tcPr>
+            <w:tcW w:type="dxa" w:w="2163"/>
+          </w:tcPr>
+          <w:p>
+            <w:r/>
+            <w:r>
+              <w:rPr>
+                <w:rFonts w:ascii="Verdana" w:hAnsi="Verdana"/>
+                <w:b w:val="0"/>
+                <w:sz w:val="16"/>
+              </w:rPr>
+            </w:r>
+          </w:p>
+        </w:tc>
+        <w:tc>
+          <w:tcPr>
+            <w:tcW w:type="dxa" w:w="2163"/>
+          </w:tcPr>
+          <w:p>
+            <w:r/>
+            <w:r>
+              <w:rPr>
+                <w:rFonts w:ascii="Verdana" w:hAnsi="Verdana"/>
+                <w:b w:val="0"/>
+                <w:sz w:val="16"/>
+              </w:rPr>
+            </w:r>
+          </w:p>
+        </w:tc>
+        <w:tc>
+          <w:tcPr>
+            <w:tcW w:type="dxa" w:w="2163"/>
+          </w:tcPr>
+          <w:p>
+            <w:r/>
+            <w:r>
+              <w:rPr>
+                <w:rFonts w:ascii="Verdana" w:hAnsi="Verdana"/>
+                <w:b w:val="0"/>
+                <w:sz w:val="16"/>
+              </w:rPr>
+              <w:t>0 05 002</w:t>
+            </w:r>
+          </w:p>
+        </w:tc>
+        <w:tc>
+          <w:tcPr>
+            <w:tcW w:type="dxa" w:w="2163"/>
+          </w:tcPr>
+          <w:p>
+            <w:r/>
+            <w:r>
+              <w:rPr>
+                <w:rFonts w:ascii="Verdana" w:hAnsi="Verdana"/>
                 <w:b w:val="0"/>
                 <w:sz w:val="16"/>
               </w:rPr>
@@ -4369,7 +4479,7 @@
             <w:r/>
             <w:r>
               <w:rPr>
-                <w:rFonts w:ascii="Arial" w:hAnsi="Arial"/>
+                <w:rFonts w:ascii="Verdana" w:hAnsi="Verdana"/>
                 <w:b w:val="0"/>
                 <w:sz w:val="16"/>
               </w:rPr>
@@ -4385,7 +4495,7 @@
             <w:r/>
             <w:r>
               <w:rPr>
-                <w:rFonts w:ascii="Arial" w:hAnsi="Arial"/>
+                <w:rFonts w:ascii="Verdana" w:hAnsi="Verdana"/>
                 <w:b w:val="0"/>
                 <w:sz w:val="16"/>
               </w:rPr>
@@ -4394,76 +4504,79 @@
         </w:tc>
       </w:tr>
       <w:tr>
-        <w:tc>
-          <w:tcPr>
-            <w:tcW w:type="dxa" w:w="2163"/>
-          </w:tcPr>
-          <w:p>
-            <w:r/>
-            <w:r>
-              <w:rPr>
-                <w:rFonts w:ascii="Arial" w:hAnsi="Arial"/>
-                <w:b w:val="0"/>
-                <w:sz w:val="16"/>
-              </w:rPr>
-            </w:r>
-          </w:p>
-        </w:tc>
-        <w:tc>
-          <w:tcPr>
-            <w:tcW w:type="dxa" w:w="2163"/>
-          </w:tcPr>
-          <w:p>
-            <w:r/>
-            <w:r>
-              <w:rPr>
-                <w:rFonts w:ascii="Arial" w:hAnsi="Arial"/>
-                <w:b w:val="0"/>
-                <w:sz w:val="16"/>
-              </w:rPr>
-            </w:r>
-          </w:p>
-        </w:tc>
-        <w:tc>
-          <w:tcPr>
-            <w:tcW w:type="dxa" w:w="2163"/>
-          </w:tcPr>
-          <w:p>
-            <w:r/>
-            <w:r>
-              <w:rPr>
-                <w:rFonts w:ascii="Arial" w:hAnsi="Arial"/>
-                <w:b w:val="0"/>
-                <w:sz w:val="16"/>
-              </w:rPr>
-            </w:r>
-          </w:p>
-        </w:tc>
-        <w:tc>
-          <w:tcPr>
-            <w:tcW w:type="dxa" w:w="2163"/>
-          </w:tcPr>
-          <w:p>
-            <w:r/>
-            <w:r>
-              <w:rPr>
-                <w:rFonts w:ascii="Arial" w:hAnsi="Arial"/>
-                <w:b w:val="0"/>
-                <w:sz w:val="16"/>
-              </w:rPr>
-              <w:t>005012</w:t>
-            </w:r>
-          </w:p>
-        </w:tc>
-        <w:tc>
-          <w:tcPr>
-            <w:tcW w:type="dxa" w:w="2163"/>
-          </w:tcPr>
-          <w:p>
-            <w:r/>
-            <w:r>
-              <w:rPr>
-                <w:rFonts w:ascii="Arial" w:hAnsi="Arial"/>
+        <w:trPr>
+          <w:cantSplit/>
+        </w:trPr>
+        <w:tc>
+          <w:tcPr>
+            <w:tcW w:type="dxa" w:w="2163"/>
+          </w:tcPr>
+          <w:p>
+            <w:r/>
+            <w:r>
+              <w:rPr>
+                <w:rFonts w:ascii="Verdana" w:hAnsi="Verdana"/>
+                <w:b w:val="0"/>
+                <w:sz w:val="16"/>
+              </w:rPr>
+            </w:r>
+          </w:p>
+        </w:tc>
+        <w:tc>
+          <w:tcPr>
+            <w:tcW w:type="dxa" w:w="2163"/>
+          </w:tcPr>
+          <w:p>
+            <w:r/>
+            <w:r>
+              <w:rPr>
+                <w:rFonts w:ascii="Verdana" w:hAnsi="Verdana"/>
+                <w:b w:val="0"/>
+                <w:sz w:val="16"/>
+              </w:rPr>
+            </w:r>
+          </w:p>
+        </w:tc>
+        <w:tc>
+          <w:tcPr>
+            <w:tcW w:type="dxa" w:w="2163"/>
+          </w:tcPr>
+          <w:p>
+            <w:r/>
+            <w:r>
+              <w:rPr>
+                <w:rFonts w:ascii="Verdana" w:hAnsi="Verdana"/>
+                <w:b w:val="0"/>
+                <w:sz w:val="16"/>
+              </w:rPr>
+            </w:r>
+          </w:p>
+        </w:tc>
+        <w:tc>
+          <w:tcPr>
+            <w:tcW w:type="dxa" w:w="2163"/>
+          </w:tcPr>
+          <w:p>
+            <w:r/>
+            <w:r>
+              <w:rPr>
+                <w:rFonts w:ascii="Verdana" w:hAnsi="Verdana"/>
+                <w:b w:val="0"/>
+                <w:sz w:val="16"/>
+              </w:rPr>
+              <w:t>0 05 012</w:t>
+            </w:r>
+          </w:p>
+        </w:tc>
+        <w:tc>
+          <w:tcPr>
+            <w:tcW w:type="dxa" w:w="2163"/>
+          </w:tcPr>
+          <w:p>
+            <w:r/>
+            <w:r>
+              <w:rPr>
+                <w:rFonts w:ascii="Verdana" w:hAnsi="Verdana"/>
                 <w:b w:val="0"/>
                 <w:sz w:val="16"/>
               </w:rPr>
@@ -4479,22 +4592,22 @@
             <w:r/>
             <w:r>
               <w:rPr>
-                <w:rFonts w:ascii="Arial" w:hAnsi="Arial"/>
-                <w:b w:val="0"/>
-                <w:sz w:val="16"/>
-              </w:rPr>
-            </w:r>
-          </w:p>
-        </w:tc>
-        <w:tc>
-          <w:tcPr>
-            <w:tcW w:type="dxa" w:w="2163"/>
-          </w:tcPr>
-          <w:p>
-            <w:r/>
-            <w:r>
-              <w:rPr>
-                <w:rFonts w:ascii="Arial" w:hAnsi="Arial"/>
+                <w:rFonts w:ascii="Verdana" w:hAnsi="Verdana"/>
+                <w:b w:val="0"/>
+                <w:sz w:val="16"/>
+              </w:rPr>
+            </w:r>
+          </w:p>
+        </w:tc>
+        <w:tc>
+          <w:tcPr>
+            <w:tcW w:type="dxa" w:w="2163"/>
+          </w:tcPr>
+          <w:p>
+            <w:r/>
+            <w:r>
+              <w:rPr>
+                <w:rFonts w:ascii="Verdana" w:hAnsi="Verdana"/>
                 <w:b w:val="0"/>
                 <w:sz w:val="16"/>
               </w:rPr>
@@ -4503,76 +4616,79 @@
         </w:tc>
       </w:tr>
       <w:tr>
-        <w:tc>
-          <w:tcPr>
-            <w:tcW w:type="dxa" w:w="2163"/>
-          </w:tcPr>
-          <w:p>
-            <w:r/>
-            <w:r>
-              <w:rPr>
-                <w:rFonts w:ascii="Arial" w:hAnsi="Arial"/>
-                <w:b w:val="0"/>
-                <w:sz w:val="16"/>
-              </w:rPr>
-            </w:r>
-          </w:p>
-        </w:tc>
-        <w:tc>
-          <w:tcPr>
-            <w:tcW w:type="dxa" w:w="2163"/>
-          </w:tcPr>
-          <w:p>
-            <w:r/>
-            <w:r>
-              <w:rPr>
-                <w:rFonts w:ascii="Arial" w:hAnsi="Arial"/>
-                <w:b w:val="0"/>
-                <w:sz w:val="16"/>
-              </w:rPr>
-            </w:r>
-          </w:p>
-        </w:tc>
-        <w:tc>
-          <w:tcPr>
-            <w:tcW w:type="dxa" w:w="2163"/>
-          </w:tcPr>
-          <w:p>
-            <w:r/>
-            <w:r>
-              <w:rPr>
-                <w:rFonts w:ascii="Arial" w:hAnsi="Arial"/>
-                <w:b w:val="0"/>
-                <w:sz w:val="16"/>
-              </w:rPr>
-            </w:r>
-          </w:p>
-        </w:tc>
-        <w:tc>
-          <w:tcPr>
-            <w:tcW w:type="dxa" w:w="2163"/>
-          </w:tcPr>
-          <w:p>
-            <w:r/>
-            <w:r>
-              <w:rPr>
-                <w:rFonts w:ascii="Arial" w:hAnsi="Arial"/>
-                <w:b w:val="0"/>
-                <w:sz w:val="16"/>
-              </w:rPr>
-              <w:t>112000</w:t>
-            </w:r>
-          </w:p>
-        </w:tc>
-        <w:tc>
-          <w:tcPr>
-            <w:tcW w:type="dxa" w:w="2163"/>
-          </w:tcPr>
-          <w:p>
-            <w:r/>
-            <w:r>
-              <w:rPr>
-                <w:rFonts w:ascii="Arial" w:hAnsi="Arial"/>
+        <w:trPr>
+          <w:cantSplit/>
+        </w:trPr>
+        <w:tc>
+          <w:tcPr>
+            <w:tcW w:type="dxa" w:w="2163"/>
+          </w:tcPr>
+          <w:p>
+            <w:r/>
+            <w:r>
+              <w:rPr>
+                <w:rFonts w:ascii="Verdana" w:hAnsi="Verdana"/>
+                <w:b w:val="0"/>
+                <w:sz w:val="16"/>
+              </w:rPr>
+            </w:r>
+          </w:p>
+        </w:tc>
+        <w:tc>
+          <w:tcPr>
+            <w:tcW w:type="dxa" w:w="2163"/>
+          </w:tcPr>
+          <w:p>
+            <w:r/>
+            <w:r>
+              <w:rPr>
+                <w:rFonts w:ascii="Verdana" w:hAnsi="Verdana"/>
+                <w:b w:val="0"/>
+                <w:sz w:val="16"/>
+              </w:rPr>
+            </w:r>
+          </w:p>
+        </w:tc>
+        <w:tc>
+          <w:tcPr>
+            <w:tcW w:type="dxa" w:w="2163"/>
+          </w:tcPr>
+          <w:p>
+            <w:r/>
+            <w:r>
+              <w:rPr>
+                <w:rFonts w:ascii="Verdana" w:hAnsi="Verdana"/>
+                <w:b w:val="0"/>
+                <w:sz w:val="16"/>
+              </w:rPr>
+            </w:r>
+          </w:p>
+        </w:tc>
+        <w:tc>
+          <w:tcPr>
+            <w:tcW w:type="dxa" w:w="2163"/>
+          </w:tcPr>
+          <w:p>
+            <w:r/>
+            <w:r>
+              <w:rPr>
+                <w:rFonts w:ascii="Verdana" w:hAnsi="Verdana"/>
+                <w:b w:val="0"/>
+                <w:sz w:val="16"/>
+              </w:rPr>
+              <w:t>1 12 000</w:t>
+            </w:r>
+          </w:p>
+        </w:tc>
+        <w:tc>
+          <w:tcPr>
+            <w:tcW w:type="dxa" w:w="2163"/>
+          </w:tcPr>
+          <w:p>
+            <w:r/>
+            <w:r>
+              <w:rPr>
+                <w:rFonts w:ascii="Verdana" w:hAnsi="Verdana"/>
                 <w:b w:val="0"/>
                 <w:sz w:val="16"/>
               </w:rPr>
@@ -4588,22 +4704,22 @@
             <w:r/>
             <w:r>
               <w:rPr>
-                <w:rFonts w:ascii="Arial" w:hAnsi="Arial"/>
-                <w:b w:val="0"/>
-                <w:sz w:val="16"/>
-              </w:rPr>
-            </w:r>
-          </w:p>
-        </w:tc>
-        <w:tc>
-          <w:tcPr>
-            <w:tcW w:type="dxa" w:w="2163"/>
-          </w:tcPr>
-          <w:p>
-            <w:r/>
-            <w:r>
-              <w:rPr>
-                <w:rFonts w:ascii="Arial" w:hAnsi="Arial"/>
+                <w:rFonts w:ascii="Verdana" w:hAnsi="Verdana"/>
+                <w:b w:val="0"/>
+                <w:sz w:val="16"/>
+              </w:rPr>
+            </w:r>
+          </w:p>
+        </w:tc>
+        <w:tc>
+          <w:tcPr>
+            <w:tcW w:type="dxa" w:w="2163"/>
+          </w:tcPr>
+          <w:p>
+            <w:r/>
+            <w:r>
+              <w:rPr>
+                <w:rFonts w:ascii="Verdana" w:hAnsi="Verdana"/>
                 <w:b w:val="0"/>
                 <w:sz w:val="16"/>
               </w:rPr>
@@ -4612,76 +4728,79 @@
         </w:tc>
       </w:tr>
       <w:tr>
-        <w:tc>
-          <w:tcPr>
-            <w:tcW w:type="dxa" w:w="2163"/>
-          </w:tcPr>
-          <w:p>
-            <w:r/>
-            <w:r>
-              <w:rPr>
-                <w:rFonts w:ascii="Arial" w:hAnsi="Arial"/>
-                <w:b w:val="0"/>
-                <w:sz w:val="16"/>
-              </w:rPr>
-            </w:r>
-          </w:p>
-        </w:tc>
-        <w:tc>
-          <w:tcPr>
-            <w:tcW w:type="dxa" w:w="2163"/>
-          </w:tcPr>
-          <w:p>
-            <w:r/>
-            <w:r>
-              <w:rPr>
-                <w:rFonts w:ascii="Arial" w:hAnsi="Arial"/>
-                <w:b w:val="0"/>
-                <w:sz w:val="16"/>
-              </w:rPr>
-            </w:r>
-          </w:p>
-        </w:tc>
-        <w:tc>
-          <w:tcPr>
-            <w:tcW w:type="dxa" w:w="2163"/>
-          </w:tcPr>
-          <w:p>
-            <w:r/>
-            <w:r>
-              <w:rPr>
-                <w:rFonts w:ascii="Arial" w:hAnsi="Arial"/>
-                <w:b w:val="0"/>
-                <w:sz w:val="16"/>
-              </w:rPr>
-            </w:r>
-          </w:p>
-        </w:tc>
-        <w:tc>
-          <w:tcPr>
-            <w:tcW w:type="dxa" w:w="2163"/>
-          </w:tcPr>
-          <w:p>
-            <w:r/>
-            <w:r>
-              <w:rPr>
-                <w:rFonts w:ascii="Arial" w:hAnsi="Arial"/>
-                <w:b w:val="0"/>
-                <w:sz w:val="16"/>
-              </w:rPr>
-              <w:t>031001</w:t>
-            </w:r>
-          </w:p>
-        </w:tc>
-        <w:tc>
-          <w:tcPr>
-            <w:tcW w:type="dxa" w:w="2163"/>
-          </w:tcPr>
-          <w:p>
-            <w:r/>
-            <w:r>
-              <w:rPr>
-                <w:rFonts w:ascii="Arial" w:hAnsi="Arial"/>
+        <w:trPr>
+          <w:cantSplit/>
+        </w:trPr>
+        <w:tc>
+          <w:tcPr>
+            <w:tcW w:type="dxa" w:w="2163"/>
+          </w:tcPr>
+          <w:p>
+            <w:r/>
+            <w:r>
+              <w:rPr>
+                <w:rFonts w:ascii="Verdana" w:hAnsi="Verdana"/>
+                <w:b w:val="0"/>
+                <w:sz w:val="16"/>
+              </w:rPr>
+            </w:r>
+          </w:p>
+        </w:tc>
+        <w:tc>
+          <w:tcPr>
+            <w:tcW w:type="dxa" w:w="2163"/>
+          </w:tcPr>
+          <w:p>
+            <w:r/>
+            <w:r>
+              <w:rPr>
+                <w:rFonts w:ascii="Verdana" w:hAnsi="Verdana"/>
+                <w:b w:val="0"/>
+                <w:sz w:val="16"/>
+              </w:rPr>
+            </w:r>
+          </w:p>
+        </w:tc>
+        <w:tc>
+          <w:tcPr>
+            <w:tcW w:type="dxa" w:w="2163"/>
+          </w:tcPr>
+          <w:p>
+            <w:r/>
+            <w:r>
+              <w:rPr>
+                <w:rFonts w:ascii="Verdana" w:hAnsi="Verdana"/>
+                <w:b w:val="0"/>
+                <w:sz w:val="16"/>
+              </w:rPr>
+            </w:r>
+          </w:p>
+        </w:tc>
+        <w:tc>
+          <w:tcPr>
+            <w:tcW w:type="dxa" w:w="2163"/>
+          </w:tcPr>
+          <w:p>
+            <w:r/>
+            <w:r>
+              <w:rPr>
+                <w:rFonts w:ascii="Verdana" w:hAnsi="Verdana"/>
+                <w:b w:val="0"/>
+                <w:sz w:val="16"/>
+              </w:rPr>
+              <w:t>0 31 001</w:t>
+            </w:r>
+          </w:p>
+        </w:tc>
+        <w:tc>
+          <w:tcPr>
+            <w:tcW w:type="dxa" w:w="2163"/>
+          </w:tcPr>
+          <w:p>
+            <w:r/>
+            <w:r>
+              <w:rPr>
+                <w:rFonts w:ascii="Verdana" w:hAnsi="Verdana"/>
                 <w:b w:val="0"/>
                 <w:sz w:val="16"/>
               </w:rPr>
@@ -4697,22 +4816,22 @@
             <w:r/>
             <w:r>
               <w:rPr>
-                <w:rFonts w:ascii="Arial" w:hAnsi="Arial"/>
-                <w:b w:val="0"/>
-                <w:sz w:val="16"/>
-              </w:rPr>
-            </w:r>
-          </w:p>
-        </w:tc>
-        <w:tc>
-          <w:tcPr>
-            <w:tcW w:type="dxa" w:w="2163"/>
-          </w:tcPr>
-          <w:p>
-            <w:r/>
-            <w:r>
-              <w:rPr>
-                <w:rFonts w:ascii="Arial" w:hAnsi="Arial"/>
+                <w:rFonts w:ascii="Verdana" w:hAnsi="Verdana"/>
+                <w:b w:val="0"/>
+                <w:sz w:val="16"/>
+              </w:rPr>
+            </w:r>
+          </w:p>
+        </w:tc>
+        <w:tc>
+          <w:tcPr>
+            <w:tcW w:type="dxa" w:w="2163"/>
+          </w:tcPr>
+          <w:p>
+            <w:r/>
+            <w:r>
+              <w:rPr>
+                <w:rFonts w:ascii="Verdana" w:hAnsi="Verdana"/>
                 <w:b w:val="0"/>
                 <w:sz w:val="16"/>
               </w:rPr>
@@ -4721,76 +4840,79 @@
         </w:tc>
       </w:tr>
       <w:tr>
-        <w:tc>
-          <w:tcPr>
-            <w:tcW w:type="dxa" w:w="2163"/>
-          </w:tcPr>
-          <w:p>
-            <w:r/>
-            <w:r>
-              <w:rPr>
-                <w:rFonts w:ascii="Arial" w:hAnsi="Arial"/>
-                <w:b w:val="0"/>
-                <w:sz w:val="16"/>
-              </w:rPr>
-            </w:r>
-          </w:p>
-        </w:tc>
-        <w:tc>
-          <w:tcPr>
-            <w:tcW w:type="dxa" w:w="2163"/>
-          </w:tcPr>
-          <w:p>
-            <w:r/>
-            <w:r>
-              <w:rPr>
-                <w:rFonts w:ascii="Arial" w:hAnsi="Arial"/>
-                <w:b w:val="0"/>
-                <w:sz w:val="16"/>
-              </w:rPr>
-            </w:r>
-          </w:p>
-        </w:tc>
-        <w:tc>
-          <w:tcPr>
-            <w:tcW w:type="dxa" w:w="2163"/>
-          </w:tcPr>
-          <w:p>
-            <w:r/>
-            <w:r>
-              <w:rPr>
-                <w:rFonts w:ascii="Arial" w:hAnsi="Arial"/>
-                <w:b w:val="0"/>
-                <w:sz w:val="16"/>
-              </w:rPr>
-            </w:r>
-          </w:p>
-        </w:tc>
-        <w:tc>
-          <w:tcPr>
-            <w:tcW w:type="dxa" w:w="2163"/>
-          </w:tcPr>
-          <w:p>
-            <w:r/>
-            <w:r>
-              <w:rPr>
-                <w:rFonts w:ascii="Arial" w:hAnsi="Arial"/>
-                <w:b w:val="0"/>
-                <w:sz w:val="16"/>
-              </w:rPr>
-              <w:t>110000</w:t>
-            </w:r>
-          </w:p>
-        </w:tc>
-        <w:tc>
-          <w:tcPr>
-            <w:tcW w:type="dxa" w:w="2163"/>
-          </w:tcPr>
-          <w:p>
-            <w:r/>
-            <w:r>
-              <w:rPr>
-                <w:rFonts w:ascii="Arial" w:hAnsi="Arial"/>
+        <w:trPr>
+          <w:cantSplit/>
+        </w:trPr>
+        <w:tc>
+          <w:tcPr>
+            <w:tcW w:type="dxa" w:w="2163"/>
+          </w:tcPr>
+          <w:p>
+            <w:r/>
+            <w:r>
+              <w:rPr>
+                <w:rFonts w:ascii="Verdana" w:hAnsi="Verdana"/>
+                <w:b w:val="0"/>
+                <w:sz w:val="16"/>
+              </w:rPr>
+            </w:r>
+          </w:p>
+        </w:tc>
+        <w:tc>
+          <w:tcPr>
+            <w:tcW w:type="dxa" w:w="2163"/>
+          </w:tcPr>
+          <w:p>
+            <w:r/>
+            <w:r>
+              <w:rPr>
+                <w:rFonts w:ascii="Verdana" w:hAnsi="Verdana"/>
+                <w:b w:val="0"/>
+                <w:sz w:val="16"/>
+              </w:rPr>
+            </w:r>
+          </w:p>
+        </w:tc>
+        <w:tc>
+          <w:tcPr>
+            <w:tcW w:type="dxa" w:w="2163"/>
+          </w:tcPr>
+          <w:p>
+            <w:r/>
+            <w:r>
+              <w:rPr>
+                <w:rFonts w:ascii="Verdana" w:hAnsi="Verdana"/>
+                <w:b w:val="0"/>
+                <w:sz w:val="16"/>
+              </w:rPr>
+            </w:r>
+          </w:p>
+        </w:tc>
+        <w:tc>
+          <w:tcPr>
+            <w:tcW w:type="dxa" w:w="2163"/>
+          </w:tcPr>
+          <w:p>
+            <w:r/>
+            <w:r>
+              <w:rPr>
+                <w:rFonts w:ascii="Verdana" w:hAnsi="Verdana"/>
+                <w:b w:val="0"/>
+                <w:sz w:val="16"/>
+              </w:rPr>
+              <w:t>1 10 000</w:t>
+            </w:r>
+          </w:p>
+        </w:tc>
+        <w:tc>
+          <w:tcPr>
+            <w:tcW w:type="dxa" w:w="2163"/>
+          </w:tcPr>
+          <w:p>
+            <w:r/>
+            <w:r>
+              <w:rPr>
+                <w:rFonts w:ascii="Verdana" w:hAnsi="Verdana"/>
                 <w:b w:val="0"/>
                 <w:sz w:val="16"/>
               </w:rPr>
@@ -4806,22 +4928,22 @@
             <w:r/>
             <w:r>
               <w:rPr>
-                <w:rFonts w:ascii="Arial" w:hAnsi="Arial"/>
-                <w:b w:val="0"/>
-                <w:sz w:val="16"/>
-              </w:rPr>
-            </w:r>
-          </w:p>
-        </w:tc>
-        <w:tc>
-          <w:tcPr>
-            <w:tcW w:type="dxa" w:w="2163"/>
-          </w:tcPr>
-          <w:p>
-            <w:r/>
-            <w:r>
-              <w:rPr>
-                <w:rFonts w:ascii="Arial" w:hAnsi="Arial"/>
+                <w:rFonts w:ascii="Verdana" w:hAnsi="Verdana"/>
+                <w:b w:val="0"/>
+                <w:sz w:val="16"/>
+              </w:rPr>
+            </w:r>
+          </w:p>
+        </w:tc>
+        <w:tc>
+          <w:tcPr>
+            <w:tcW w:type="dxa" w:w="2163"/>
+          </w:tcPr>
+          <w:p>
+            <w:r/>
+            <w:r>
+              <w:rPr>
+                <w:rFonts w:ascii="Verdana" w:hAnsi="Verdana"/>
                 <w:b w:val="0"/>
                 <w:sz w:val="16"/>
               </w:rPr>
@@ -4830,76 +4952,79 @@
         </w:tc>
       </w:tr>
       <w:tr>
-        <w:tc>
-          <w:tcPr>
-            <w:tcW w:type="dxa" w:w="2163"/>
-          </w:tcPr>
-          <w:p>
-            <w:r/>
-            <w:r>
-              <w:rPr>
-                <w:rFonts w:ascii="Arial" w:hAnsi="Arial"/>
-                <w:b w:val="0"/>
-                <w:sz w:val="16"/>
-              </w:rPr>
-            </w:r>
-          </w:p>
-        </w:tc>
-        <w:tc>
-          <w:tcPr>
-            <w:tcW w:type="dxa" w:w="2163"/>
-          </w:tcPr>
-          <w:p>
-            <w:r/>
-            <w:r>
-              <w:rPr>
-                <w:rFonts w:ascii="Arial" w:hAnsi="Arial"/>
-                <w:b w:val="0"/>
-                <w:sz w:val="16"/>
-              </w:rPr>
-            </w:r>
-          </w:p>
-        </w:tc>
-        <w:tc>
-          <w:tcPr>
-            <w:tcW w:type="dxa" w:w="2163"/>
-          </w:tcPr>
-          <w:p>
-            <w:r/>
-            <w:r>
-              <w:rPr>
-                <w:rFonts w:ascii="Arial" w:hAnsi="Arial"/>
-                <w:b w:val="0"/>
-                <w:sz w:val="16"/>
-              </w:rPr>
-            </w:r>
-          </w:p>
-        </w:tc>
-        <w:tc>
-          <w:tcPr>
-            <w:tcW w:type="dxa" w:w="2163"/>
-          </w:tcPr>
-          <w:p>
-            <w:r/>
-            <w:r>
-              <w:rPr>
-                <w:rFonts w:ascii="Arial" w:hAnsi="Arial"/>
-                <w:b w:val="0"/>
-                <w:sz w:val="16"/>
-              </w:rPr>
-              <w:t>031001</w:t>
-            </w:r>
-          </w:p>
-        </w:tc>
-        <w:tc>
-          <w:tcPr>
-            <w:tcW w:type="dxa" w:w="2163"/>
-          </w:tcPr>
-          <w:p>
-            <w:r/>
-            <w:r>
-              <w:rPr>
-                <w:rFonts w:ascii="Arial" w:hAnsi="Arial"/>
+        <w:trPr>
+          <w:cantSplit/>
+        </w:trPr>
+        <w:tc>
+          <w:tcPr>
+            <w:tcW w:type="dxa" w:w="2163"/>
+          </w:tcPr>
+          <w:p>
+            <w:r/>
+            <w:r>
+              <w:rPr>
+                <w:rFonts w:ascii="Verdana" w:hAnsi="Verdana"/>
+                <w:b w:val="0"/>
+                <w:sz w:val="16"/>
+              </w:rPr>
+            </w:r>
+          </w:p>
+        </w:tc>
+        <w:tc>
+          <w:tcPr>
+            <w:tcW w:type="dxa" w:w="2163"/>
+          </w:tcPr>
+          <w:p>
+            <w:r/>
+            <w:r>
+              <w:rPr>
+                <w:rFonts w:ascii="Verdana" w:hAnsi="Verdana"/>
+                <w:b w:val="0"/>
+                <w:sz w:val="16"/>
+              </w:rPr>
+            </w:r>
+          </w:p>
+        </w:tc>
+        <w:tc>
+          <w:tcPr>
+            <w:tcW w:type="dxa" w:w="2163"/>
+          </w:tcPr>
+          <w:p>
+            <w:r/>
+            <w:r>
+              <w:rPr>
+                <w:rFonts w:ascii="Verdana" w:hAnsi="Verdana"/>
+                <w:b w:val="0"/>
+                <w:sz w:val="16"/>
+              </w:rPr>
+            </w:r>
+          </w:p>
+        </w:tc>
+        <w:tc>
+          <w:tcPr>
+            <w:tcW w:type="dxa" w:w="2163"/>
+          </w:tcPr>
+          <w:p>
+            <w:r/>
+            <w:r>
+              <w:rPr>
+                <w:rFonts w:ascii="Verdana" w:hAnsi="Verdana"/>
+                <w:b w:val="0"/>
+                <w:sz w:val="16"/>
+              </w:rPr>
+              <w:t>0 31 001</w:t>
+            </w:r>
+          </w:p>
+        </w:tc>
+        <w:tc>
+          <w:tcPr>
+            <w:tcW w:type="dxa" w:w="2163"/>
+          </w:tcPr>
+          <w:p>
+            <w:r/>
+            <w:r>
+              <w:rPr>
+                <w:rFonts w:ascii="Verdana" w:hAnsi="Verdana"/>
                 <w:b w:val="0"/>
                 <w:sz w:val="16"/>
               </w:rPr>
@@ -4915,22 +5040,22 @@
             <w:r/>
             <w:r>
               <w:rPr>
-                <w:rFonts w:ascii="Arial" w:hAnsi="Arial"/>
-                <w:b w:val="0"/>
-                <w:sz w:val="16"/>
-              </w:rPr>
-            </w:r>
-          </w:p>
-        </w:tc>
-        <w:tc>
-          <w:tcPr>
-            <w:tcW w:type="dxa" w:w="2163"/>
-          </w:tcPr>
-          <w:p>
-            <w:r/>
-            <w:r>
-              <w:rPr>
-                <w:rFonts w:ascii="Arial" w:hAnsi="Arial"/>
+                <w:rFonts w:ascii="Verdana" w:hAnsi="Verdana"/>
+                <w:b w:val="0"/>
+                <w:sz w:val="16"/>
+              </w:rPr>
+            </w:r>
+          </w:p>
+        </w:tc>
+        <w:tc>
+          <w:tcPr>
+            <w:tcW w:type="dxa" w:w="2163"/>
+          </w:tcPr>
+          <w:p>
+            <w:r/>
+            <w:r>
+              <w:rPr>
+                <w:rFonts w:ascii="Verdana" w:hAnsi="Verdana"/>
                 <w:b w:val="0"/>
                 <w:sz w:val="16"/>
               </w:rPr>
@@ -4939,76 +5064,79 @@
         </w:tc>
       </w:tr>
       <w:tr>
-        <w:tc>
-          <w:tcPr>
-            <w:tcW w:type="dxa" w:w="2163"/>
-          </w:tcPr>
-          <w:p>
-            <w:r/>
-            <w:r>
-              <w:rPr>
-                <w:rFonts w:ascii="Arial" w:hAnsi="Arial"/>
-                <w:b w:val="0"/>
-                <w:sz w:val="16"/>
-              </w:rPr>
-            </w:r>
-          </w:p>
-        </w:tc>
-        <w:tc>
-          <w:tcPr>
-            <w:tcW w:type="dxa" w:w="2163"/>
-          </w:tcPr>
-          <w:p>
-            <w:r/>
-            <w:r>
-              <w:rPr>
-                <w:rFonts w:ascii="Arial" w:hAnsi="Arial"/>
-                <w:b w:val="0"/>
-                <w:sz w:val="16"/>
-              </w:rPr>
-            </w:r>
-          </w:p>
-        </w:tc>
-        <w:tc>
-          <w:tcPr>
-            <w:tcW w:type="dxa" w:w="2163"/>
-          </w:tcPr>
-          <w:p>
-            <w:r/>
-            <w:r>
-              <w:rPr>
-                <w:rFonts w:ascii="Arial" w:hAnsi="Arial"/>
-                <w:b w:val="0"/>
-                <w:sz w:val="16"/>
-              </w:rPr>
-            </w:r>
-          </w:p>
-        </w:tc>
-        <w:tc>
-          <w:tcPr>
-            <w:tcW w:type="dxa" w:w="2163"/>
-          </w:tcPr>
-          <w:p>
-            <w:r/>
-            <w:r>
-              <w:rPr>
-                <w:rFonts w:ascii="Arial" w:hAnsi="Arial"/>
-                <w:b w:val="0"/>
-                <w:sz w:val="16"/>
-              </w:rPr>
-              <w:t>104000</w:t>
-            </w:r>
-          </w:p>
-        </w:tc>
-        <w:tc>
-          <w:tcPr>
-            <w:tcW w:type="dxa" w:w="2163"/>
-          </w:tcPr>
-          <w:p>
-            <w:r/>
-            <w:r>
-              <w:rPr>
-                <w:rFonts w:ascii="Arial" w:hAnsi="Arial"/>
+        <w:trPr>
+          <w:cantSplit/>
+        </w:trPr>
+        <w:tc>
+          <w:tcPr>
+            <w:tcW w:type="dxa" w:w="2163"/>
+          </w:tcPr>
+          <w:p>
+            <w:r/>
+            <w:r>
+              <w:rPr>
+                <w:rFonts w:ascii="Verdana" w:hAnsi="Verdana"/>
+                <w:b w:val="0"/>
+                <w:sz w:val="16"/>
+              </w:rPr>
+            </w:r>
+          </w:p>
+        </w:tc>
+        <w:tc>
+          <w:tcPr>
+            <w:tcW w:type="dxa" w:w="2163"/>
+          </w:tcPr>
+          <w:p>
+            <w:r/>
+            <w:r>
+              <w:rPr>
+                <w:rFonts w:ascii="Verdana" w:hAnsi="Verdana"/>
+                <w:b w:val="0"/>
+                <w:sz w:val="16"/>
+              </w:rPr>
+            </w:r>
+          </w:p>
+        </w:tc>
+        <w:tc>
+          <w:tcPr>
+            <w:tcW w:type="dxa" w:w="2163"/>
+          </w:tcPr>
+          <w:p>
+            <w:r/>
+            <w:r>
+              <w:rPr>
+                <w:rFonts w:ascii="Verdana" w:hAnsi="Verdana"/>
+                <w:b w:val="0"/>
+                <w:sz w:val="16"/>
+              </w:rPr>
+            </w:r>
+          </w:p>
+        </w:tc>
+        <w:tc>
+          <w:tcPr>
+            <w:tcW w:type="dxa" w:w="2163"/>
+          </w:tcPr>
+          <w:p>
+            <w:r/>
+            <w:r>
+              <w:rPr>
+                <w:rFonts w:ascii="Verdana" w:hAnsi="Verdana"/>
+                <w:b w:val="0"/>
+                <w:sz w:val="16"/>
+              </w:rPr>
+              <w:t>1 04 000</w:t>
+            </w:r>
+          </w:p>
+        </w:tc>
+        <w:tc>
+          <w:tcPr>
+            <w:tcW w:type="dxa" w:w="2163"/>
+          </w:tcPr>
+          <w:p>
+            <w:r/>
+            <w:r>
+              <w:rPr>
+                <w:rFonts w:ascii="Verdana" w:hAnsi="Verdana"/>
                 <w:b w:val="0"/>
                 <w:sz w:val="16"/>
               </w:rPr>
@@ -5024,22 +5152,22 @@
             <w:r/>
             <w:r>
               <w:rPr>
-                <w:rFonts w:ascii="Arial" w:hAnsi="Arial"/>
-                <w:b w:val="0"/>
-                <w:sz w:val="16"/>
-              </w:rPr>
-            </w:r>
-          </w:p>
-        </w:tc>
-        <w:tc>
-          <w:tcPr>
-            <w:tcW w:type="dxa" w:w="2163"/>
-          </w:tcPr>
-          <w:p>
-            <w:r/>
-            <w:r>
-              <w:rPr>
-                <w:rFonts w:ascii="Arial" w:hAnsi="Arial"/>
+                <w:rFonts w:ascii="Verdana" w:hAnsi="Verdana"/>
+                <w:b w:val="0"/>
+                <w:sz w:val="16"/>
+              </w:rPr>
+            </w:r>
+          </w:p>
+        </w:tc>
+        <w:tc>
+          <w:tcPr>
+            <w:tcW w:type="dxa" w:w="2163"/>
+          </w:tcPr>
+          <w:p>
+            <w:r/>
+            <w:r>
+              <w:rPr>
+                <w:rFonts w:ascii="Verdana" w:hAnsi="Verdana"/>
                 <w:b w:val="0"/>
                 <w:sz w:val="16"/>
               </w:rPr>
@@ -5048,76 +5176,79 @@
         </w:tc>
       </w:tr>
       <w:tr>
-        <w:tc>
-          <w:tcPr>
-            <w:tcW w:type="dxa" w:w="2163"/>
-          </w:tcPr>
-          <w:p>
-            <w:r/>
-            <w:r>
-              <w:rPr>
-                <w:rFonts w:ascii="Arial" w:hAnsi="Arial"/>
-                <w:b w:val="0"/>
-                <w:sz w:val="16"/>
-              </w:rPr>
-            </w:r>
-          </w:p>
-        </w:tc>
-        <w:tc>
-          <w:tcPr>
-            <w:tcW w:type="dxa" w:w="2163"/>
-          </w:tcPr>
-          <w:p>
-            <w:r/>
-            <w:r>
-              <w:rPr>
-                <w:rFonts w:ascii="Arial" w:hAnsi="Arial"/>
-                <w:b w:val="0"/>
-                <w:sz w:val="16"/>
-              </w:rPr>
-            </w:r>
-          </w:p>
-        </w:tc>
-        <w:tc>
-          <w:tcPr>
-            <w:tcW w:type="dxa" w:w="2163"/>
-          </w:tcPr>
-          <w:p>
-            <w:r/>
-            <w:r>
-              <w:rPr>
-                <w:rFonts w:ascii="Arial" w:hAnsi="Arial"/>
-                <w:b w:val="0"/>
-                <w:sz w:val="16"/>
-              </w:rPr>
-            </w:r>
-          </w:p>
-        </w:tc>
-        <w:tc>
-          <w:tcPr>
-            <w:tcW w:type="dxa" w:w="2163"/>
-          </w:tcPr>
-          <w:p>
-            <w:r/>
-            <w:r>
-              <w:rPr>
-                <w:rFonts w:ascii="Arial" w:hAnsi="Arial"/>
-                <w:b w:val="0"/>
-                <w:sz w:val="16"/>
-              </w:rPr>
-              <w:t>031001</w:t>
-            </w:r>
-          </w:p>
-        </w:tc>
-        <w:tc>
-          <w:tcPr>
-            <w:tcW w:type="dxa" w:w="2163"/>
-          </w:tcPr>
-          <w:p>
-            <w:r/>
-            <w:r>
-              <w:rPr>
-                <w:rFonts w:ascii="Arial" w:hAnsi="Arial"/>
+        <w:trPr>
+          <w:cantSplit/>
+        </w:trPr>
+        <w:tc>
+          <w:tcPr>
+            <w:tcW w:type="dxa" w:w="2163"/>
+          </w:tcPr>
+          <w:p>
+            <w:r/>
+            <w:r>
+              <w:rPr>
+                <w:rFonts w:ascii="Verdana" w:hAnsi="Verdana"/>
+                <w:b w:val="0"/>
+                <w:sz w:val="16"/>
+              </w:rPr>
+            </w:r>
+          </w:p>
+        </w:tc>
+        <w:tc>
+          <w:tcPr>
+            <w:tcW w:type="dxa" w:w="2163"/>
+          </w:tcPr>
+          <w:p>
+            <w:r/>
+            <w:r>
+              <w:rPr>
+                <w:rFonts w:ascii="Verdana" w:hAnsi="Verdana"/>
+                <w:b w:val="0"/>
+                <w:sz w:val="16"/>
+              </w:rPr>
+            </w:r>
+          </w:p>
+        </w:tc>
+        <w:tc>
+          <w:tcPr>
+            <w:tcW w:type="dxa" w:w="2163"/>
+          </w:tcPr>
+          <w:p>
+            <w:r/>
+            <w:r>
+              <w:rPr>
+                <w:rFonts w:ascii="Verdana" w:hAnsi="Verdana"/>
+                <w:b w:val="0"/>
+                <w:sz w:val="16"/>
+              </w:rPr>
+            </w:r>
+          </w:p>
+        </w:tc>
+        <w:tc>
+          <w:tcPr>
+            <w:tcW w:type="dxa" w:w="2163"/>
+          </w:tcPr>
+          <w:p>
+            <w:r/>
+            <w:r>
+              <w:rPr>
+                <w:rFonts w:ascii="Verdana" w:hAnsi="Verdana"/>
+                <w:b w:val="0"/>
+                <w:sz w:val="16"/>
+              </w:rPr>
+              <w:t>0 31 001</w:t>
+            </w:r>
+          </w:p>
+        </w:tc>
+        <w:tc>
+          <w:tcPr>
+            <w:tcW w:type="dxa" w:w="2163"/>
+          </w:tcPr>
+          <w:p>
+            <w:r/>
+            <w:r>
+              <w:rPr>
+                <w:rFonts w:ascii="Verdana" w:hAnsi="Verdana"/>
                 <w:b w:val="0"/>
                 <w:sz w:val="16"/>
               </w:rPr>
@@ -5133,22 +5264,22 @@
             <w:r/>
             <w:r>
               <w:rPr>
-                <w:rFonts w:ascii="Arial" w:hAnsi="Arial"/>
-                <w:b w:val="0"/>
-                <w:sz w:val="16"/>
-              </w:rPr>
-            </w:r>
-          </w:p>
-        </w:tc>
-        <w:tc>
-          <w:tcPr>
-            <w:tcW w:type="dxa" w:w="2163"/>
-          </w:tcPr>
-          <w:p>
-            <w:r/>
-            <w:r>
-              <w:rPr>
-                <w:rFonts w:ascii="Arial" w:hAnsi="Arial"/>
+                <w:rFonts w:ascii="Verdana" w:hAnsi="Verdana"/>
+                <w:b w:val="0"/>
+                <w:sz w:val="16"/>
+              </w:rPr>
+            </w:r>
+          </w:p>
+        </w:tc>
+        <w:tc>
+          <w:tcPr>
+            <w:tcW w:type="dxa" w:w="2163"/>
+          </w:tcPr>
+          <w:p>
+            <w:r/>
+            <w:r>
+              <w:rPr>
+                <w:rFonts w:ascii="Verdana" w:hAnsi="Verdana"/>
                 <w:b w:val="0"/>
                 <w:sz w:val="16"/>
               </w:rPr>
@@ -5157,76 +5288,79 @@
         </w:tc>
       </w:tr>
       <w:tr>
-        <w:tc>
-          <w:tcPr>
-            <w:tcW w:type="dxa" w:w="2163"/>
-          </w:tcPr>
-          <w:p>
-            <w:r/>
-            <w:r>
-              <w:rPr>
-                <w:rFonts w:ascii="Arial" w:hAnsi="Arial"/>
-                <w:b w:val="0"/>
-                <w:sz w:val="16"/>
-              </w:rPr>
-            </w:r>
-          </w:p>
-        </w:tc>
-        <w:tc>
-          <w:tcPr>
-            <w:tcW w:type="dxa" w:w="2163"/>
-          </w:tcPr>
-          <w:p>
-            <w:r/>
-            <w:r>
-              <w:rPr>
-                <w:rFonts w:ascii="Arial" w:hAnsi="Arial"/>
-                <w:b w:val="0"/>
-                <w:sz w:val="16"/>
-              </w:rPr>
-            </w:r>
-          </w:p>
-        </w:tc>
-        <w:tc>
-          <w:tcPr>
-            <w:tcW w:type="dxa" w:w="2163"/>
-          </w:tcPr>
-          <w:p>
-            <w:r/>
-            <w:r>
-              <w:rPr>
-                <w:rFonts w:ascii="Arial" w:hAnsi="Arial"/>
-                <w:b w:val="0"/>
-                <w:sz w:val="16"/>
-              </w:rPr>
-            </w:r>
-          </w:p>
-        </w:tc>
-        <w:tc>
-          <w:tcPr>
-            <w:tcW w:type="dxa" w:w="2163"/>
-          </w:tcPr>
-          <w:p>
-            <w:r/>
-            <w:r>
-              <w:rPr>
-                <w:rFonts w:ascii="Arial" w:hAnsi="Arial"/>
-                <w:b w:val="0"/>
-                <w:sz w:val="16"/>
-              </w:rPr>
-              <w:t>006012</w:t>
-            </w:r>
-          </w:p>
-        </w:tc>
-        <w:tc>
-          <w:tcPr>
-            <w:tcW w:type="dxa" w:w="2163"/>
-          </w:tcPr>
-          <w:p>
-            <w:r/>
-            <w:r>
-              <w:rPr>
-                <w:rFonts w:ascii="Arial" w:hAnsi="Arial"/>
+        <w:trPr>
+          <w:cantSplit/>
+        </w:trPr>
+        <w:tc>
+          <w:tcPr>
+            <w:tcW w:type="dxa" w:w="2163"/>
+          </w:tcPr>
+          <w:p>
+            <w:r/>
+            <w:r>
+              <w:rPr>
+                <w:rFonts w:ascii="Verdana" w:hAnsi="Verdana"/>
+                <w:b w:val="0"/>
+                <w:sz w:val="16"/>
+              </w:rPr>
+            </w:r>
+          </w:p>
+        </w:tc>
+        <w:tc>
+          <w:tcPr>
+            <w:tcW w:type="dxa" w:w="2163"/>
+          </w:tcPr>
+          <w:p>
+            <w:r/>
+            <w:r>
+              <w:rPr>
+                <w:rFonts w:ascii="Verdana" w:hAnsi="Verdana"/>
+                <w:b w:val="0"/>
+                <w:sz w:val="16"/>
+              </w:rPr>
+            </w:r>
+          </w:p>
+        </w:tc>
+        <w:tc>
+          <w:tcPr>
+            <w:tcW w:type="dxa" w:w="2163"/>
+          </w:tcPr>
+          <w:p>
+            <w:r/>
+            <w:r>
+              <w:rPr>
+                <w:rFonts w:ascii="Verdana" w:hAnsi="Verdana"/>
+                <w:b w:val="0"/>
+                <w:sz w:val="16"/>
+              </w:rPr>
+            </w:r>
+          </w:p>
+        </w:tc>
+        <w:tc>
+          <w:tcPr>
+            <w:tcW w:type="dxa" w:w="2163"/>
+          </w:tcPr>
+          <w:p>
+            <w:r/>
+            <w:r>
+              <w:rPr>
+                <w:rFonts w:ascii="Verdana" w:hAnsi="Verdana"/>
+                <w:b w:val="0"/>
+                <w:sz w:val="16"/>
+              </w:rPr>
+              <w:t>0 06 012</w:t>
+            </w:r>
+          </w:p>
+        </w:tc>
+        <w:tc>
+          <w:tcPr>
+            <w:tcW w:type="dxa" w:w="2163"/>
+          </w:tcPr>
+          <w:p>
+            <w:r/>
+            <w:r>
+              <w:rPr>
+                <w:rFonts w:ascii="Verdana" w:hAnsi="Verdana"/>
                 <w:b w:val="0"/>
                 <w:sz w:val="16"/>
               </w:rPr>
@@ -5242,22 +5376,22 @@
             <w:r/>
             <w:r>
               <w:rPr>
-                <w:rFonts w:ascii="Arial" w:hAnsi="Arial"/>
-                <w:b w:val="0"/>
-                <w:sz w:val="16"/>
-              </w:rPr>
-            </w:r>
-          </w:p>
-        </w:tc>
-        <w:tc>
-          <w:tcPr>
-            <w:tcW w:type="dxa" w:w="2163"/>
-          </w:tcPr>
-          <w:p>
-            <w:r/>
-            <w:r>
-              <w:rPr>
-                <w:rFonts w:ascii="Arial" w:hAnsi="Arial"/>
+                <w:rFonts w:ascii="Verdana" w:hAnsi="Verdana"/>
+                <w:b w:val="0"/>
+                <w:sz w:val="16"/>
+              </w:rPr>
+            </w:r>
+          </w:p>
+        </w:tc>
+        <w:tc>
+          <w:tcPr>
+            <w:tcW w:type="dxa" w:w="2163"/>
+          </w:tcPr>
+          <w:p>
+            <w:r/>
+            <w:r>
+              <w:rPr>
+                <w:rFonts w:ascii="Verdana" w:hAnsi="Verdana"/>
                 <w:b w:val="0"/>
                 <w:sz w:val="16"/>
               </w:rPr>
@@ -5266,76 +5400,79 @@
         </w:tc>
       </w:tr>
       <w:tr>
-        <w:tc>
-          <w:tcPr>
-            <w:tcW w:type="dxa" w:w="2163"/>
-          </w:tcPr>
-          <w:p>
-            <w:r/>
-            <w:r>
-              <w:rPr>
-                <w:rFonts w:ascii="Arial" w:hAnsi="Arial"/>
-                <w:b w:val="0"/>
-                <w:sz w:val="16"/>
-              </w:rPr>
-            </w:r>
-          </w:p>
-        </w:tc>
-        <w:tc>
-          <w:tcPr>
-            <w:tcW w:type="dxa" w:w="2163"/>
-          </w:tcPr>
-          <w:p>
-            <w:r/>
-            <w:r>
-              <w:rPr>
-                <w:rFonts w:ascii="Arial" w:hAnsi="Arial"/>
-                <w:b w:val="0"/>
-                <w:sz w:val="16"/>
-              </w:rPr>
-            </w:r>
-          </w:p>
-        </w:tc>
-        <w:tc>
-          <w:tcPr>
-            <w:tcW w:type="dxa" w:w="2163"/>
-          </w:tcPr>
-          <w:p>
-            <w:r/>
-            <w:r>
-              <w:rPr>
-                <w:rFonts w:ascii="Arial" w:hAnsi="Arial"/>
-                <w:b w:val="0"/>
-                <w:sz w:val="16"/>
-              </w:rPr>
-            </w:r>
-          </w:p>
-        </w:tc>
-        <w:tc>
-          <w:tcPr>
-            <w:tcW w:type="dxa" w:w="2163"/>
-          </w:tcPr>
-          <w:p>
-            <w:r/>
-            <w:r>
-              <w:rPr>
-                <w:rFonts w:ascii="Arial" w:hAnsi="Arial"/>
-                <w:b w:val="0"/>
-                <w:sz w:val="16"/>
-              </w:rPr>
-              <w:t>101000</w:t>
-            </w:r>
-          </w:p>
-        </w:tc>
-        <w:tc>
-          <w:tcPr>
-            <w:tcW w:type="dxa" w:w="2163"/>
-          </w:tcPr>
-          <w:p>
-            <w:r/>
-            <w:r>
-              <w:rPr>
-                <w:rFonts w:ascii="Arial" w:hAnsi="Arial"/>
+        <w:trPr>
+          <w:cantSplit/>
+        </w:trPr>
+        <w:tc>
+          <w:tcPr>
+            <w:tcW w:type="dxa" w:w="2163"/>
+          </w:tcPr>
+          <w:p>
+            <w:r/>
+            <w:r>
+              <w:rPr>
+                <w:rFonts w:ascii="Verdana" w:hAnsi="Verdana"/>
+                <w:b w:val="0"/>
+                <w:sz w:val="16"/>
+              </w:rPr>
+            </w:r>
+          </w:p>
+        </w:tc>
+        <w:tc>
+          <w:tcPr>
+            <w:tcW w:type="dxa" w:w="2163"/>
+          </w:tcPr>
+          <w:p>
+            <w:r/>
+            <w:r>
+              <w:rPr>
+                <w:rFonts w:ascii="Verdana" w:hAnsi="Verdana"/>
+                <w:b w:val="0"/>
+                <w:sz w:val="16"/>
+              </w:rPr>
+            </w:r>
+          </w:p>
+        </w:tc>
+        <w:tc>
+          <w:tcPr>
+            <w:tcW w:type="dxa" w:w="2163"/>
+          </w:tcPr>
+          <w:p>
+            <w:r/>
+            <w:r>
+              <w:rPr>
+                <w:rFonts w:ascii="Verdana" w:hAnsi="Verdana"/>
+                <w:b w:val="0"/>
+                <w:sz w:val="16"/>
+              </w:rPr>
+            </w:r>
+          </w:p>
+        </w:tc>
+        <w:tc>
+          <w:tcPr>
+            <w:tcW w:type="dxa" w:w="2163"/>
+          </w:tcPr>
+          <w:p>
+            <w:r/>
+            <w:r>
+              <w:rPr>
+                <w:rFonts w:ascii="Verdana" w:hAnsi="Verdana"/>
+                <w:b w:val="0"/>
+                <w:sz w:val="16"/>
+              </w:rPr>
+              <w:t>1 01 000</w:t>
+            </w:r>
+          </w:p>
+        </w:tc>
+        <w:tc>
+          <w:tcPr>
+            <w:tcW w:type="dxa" w:w="2163"/>
+          </w:tcPr>
+          <w:p>
+            <w:r/>
+            <w:r>
+              <w:rPr>
+                <w:rFonts w:ascii="Verdana" w:hAnsi="Verdana"/>
                 <w:b w:val="0"/>
                 <w:sz w:val="16"/>
               </w:rPr>
@@ -5351,22 +5488,22 @@
             <w:r/>
             <w:r>
               <w:rPr>
-                <w:rFonts w:ascii="Arial" w:hAnsi="Arial"/>
-                <w:b w:val="0"/>
-                <w:sz w:val="16"/>
-              </w:rPr>
-            </w:r>
-          </w:p>
-        </w:tc>
-        <w:tc>
-          <w:tcPr>
-            <w:tcW w:type="dxa" w:w="2163"/>
-          </w:tcPr>
-          <w:p>
-            <w:r/>
-            <w:r>
-              <w:rPr>
-                <w:rFonts w:ascii="Arial" w:hAnsi="Arial"/>
+                <w:rFonts w:ascii="Verdana" w:hAnsi="Verdana"/>
+                <w:b w:val="0"/>
+                <w:sz w:val="16"/>
+              </w:rPr>
+            </w:r>
+          </w:p>
+        </w:tc>
+        <w:tc>
+          <w:tcPr>
+            <w:tcW w:type="dxa" w:w="2163"/>
+          </w:tcPr>
+          <w:p>
+            <w:r/>
+            <w:r>
+              <w:rPr>
+                <w:rFonts w:ascii="Verdana" w:hAnsi="Verdana"/>
                 <w:b w:val="0"/>
                 <w:sz w:val="16"/>
               </w:rPr>
@@ -5375,76 +5512,79 @@
         </w:tc>
       </w:tr>
       <w:tr>
-        <w:tc>
-          <w:tcPr>
-            <w:tcW w:type="dxa" w:w="2163"/>
-          </w:tcPr>
-          <w:p>
-            <w:r/>
-            <w:r>
-              <w:rPr>
-                <w:rFonts w:ascii="Arial" w:hAnsi="Arial"/>
-                <w:b w:val="0"/>
-                <w:sz w:val="16"/>
-              </w:rPr>
-            </w:r>
-          </w:p>
-        </w:tc>
-        <w:tc>
-          <w:tcPr>
-            <w:tcW w:type="dxa" w:w="2163"/>
-          </w:tcPr>
-          <w:p>
-            <w:r/>
-            <w:r>
-              <w:rPr>
-                <w:rFonts w:ascii="Arial" w:hAnsi="Arial"/>
-                <w:b w:val="0"/>
-                <w:sz w:val="16"/>
-              </w:rPr>
-            </w:r>
-          </w:p>
-        </w:tc>
-        <w:tc>
-          <w:tcPr>
-            <w:tcW w:type="dxa" w:w="2163"/>
-          </w:tcPr>
-          <w:p>
-            <w:r/>
-            <w:r>
-              <w:rPr>
-                <w:rFonts w:ascii="Arial" w:hAnsi="Arial"/>
-                <w:b w:val="0"/>
-                <w:sz w:val="16"/>
-              </w:rPr>
-            </w:r>
-          </w:p>
-        </w:tc>
-        <w:tc>
-          <w:tcPr>
-            <w:tcW w:type="dxa" w:w="2163"/>
-          </w:tcPr>
-          <w:p>
-            <w:r/>
-            <w:r>
-              <w:rPr>
-                <w:rFonts w:ascii="Arial" w:hAnsi="Arial"/>
-                <w:b w:val="0"/>
-                <w:sz w:val="16"/>
-              </w:rPr>
-              <w:t>031011</w:t>
-            </w:r>
-          </w:p>
-        </w:tc>
-        <w:tc>
-          <w:tcPr>
-            <w:tcW w:type="dxa" w:w="2163"/>
-          </w:tcPr>
-          <w:p>
-            <w:r/>
-            <w:r>
-              <w:rPr>
-                <w:rFonts w:ascii="Arial" w:hAnsi="Arial"/>
+        <w:trPr>
+          <w:cantSplit/>
+        </w:trPr>
+        <w:tc>
+          <w:tcPr>
+            <w:tcW w:type="dxa" w:w="2163"/>
+          </w:tcPr>
+          <w:p>
+            <w:r/>
+            <w:r>
+              <w:rPr>
+                <w:rFonts w:ascii="Verdana" w:hAnsi="Verdana"/>
+                <w:b w:val="0"/>
+                <w:sz w:val="16"/>
+              </w:rPr>
+            </w:r>
+          </w:p>
+        </w:tc>
+        <w:tc>
+          <w:tcPr>
+            <w:tcW w:type="dxa" w:w="2163"/>
+          </w:tcPr>
+          <w:p>
+            <w:r/>
+            <w:r>
+              <w:rPr>
+                <w:rFonts w:ascii="Verdana" w:hAnsi="Verdana"/>
+                <w:b w:val="0"/>
+                <w:sz w:val="16"/>
+              </w:rPr>
+            </w:r>
+          </w:p>
+        </w:tc>
+        <w:tc>
+          <w:tcPr>
+            <w:tcW w:type="dxa" w:w="2163"/>
+          </w:tcPr>
+          <w:p>
+            <w:r/>
+            <w:r>
+              <w:rPr>
+                <w:rFonts w:ascii="Verdana" w:hAnsi="Verdana"/>
+                <w:b w:val="0"/>
+                <w:sz w:val="16"/>
+              </w:rPr>
+            </w:r>
+          </w:p>
+        </w:tc>
+        <w:tc>
+          <w:tcPr>
+            <w:tcW w:type="dxa" w:w="2163"/>
+          </w:tcPr>
+          <w:p>
+            <w:r/>
+            <w:r>
+              <w:rPr>
+                <w:rFonts w:ascii="Verdana" w:hAnsi="Verdana"/>
+                <w:b w:val="0"/>
+                <w:sz w:val="16"/>
+              </w:rPr>
+              <w:t>0 31 011</w:t>
+            </w:r>
+          </w:p>
+        </w:tc>
+        <w:tc>
+          <w:tcPr>
+            <w:tcW w:type="dxa" w:w="2163"/>
+          </w:tcPr>
+          <w:p>
+            <w:r/>
+            <w:r>
+              <w:rPr>
+                <w:rFonts w:ascii="Verdana" w:hAnsi="Verdana"/>
                 <w:b w:val="0"/>
                 <w:sz w:val="16"/>
               </w:rPr>
@@ -5460,22 +5600,22 @@
             <w:r/>
             <w:r>
               <w:rPr>
-                <w:rFonts w:ascii="Arial" w:hAnsi="Arial"/>
-                <w:b w:val="0"/>
-                <w:sz w:val="16"/>
-              </w:rPr>
-            </w:r>
-          </w:p>
-        </w:tc>
-        <w:tc>
-          <w:tcPr>
-            <w:tcW w:type="dxa" w:w="2163"/>
-          </w:tcPr>
-          <w:p>
-            <w:r/>
-            <w:r>
-              <w:rPr>
-                <w:rFonts w:ascii="Arial" w:hAnsi="Arial"/>
+                <w:rFonts w:ascii="Verdana" w:hAnsi="Verdana"/>
+                <w:b w:val="0"/>
+                <w:sz w:val="16"/>
+              </w:rPr>
+            </w:r>
+          </w:p>
+        </w:tc>
+        <w:tc>
+          <w:tcPr>
+            <w:tcW w:type="dxa" w:w="2163"/>
+          </w:tcPr>
+          <w:p>
+            <w:r/>
+            <w:r>
+              <w:rPr>
+                <w:rFonts w:ascii="Verdana" w:hAnsi="Verdana"/>
                 <w:b w:val="0"/>
                 <w:sz w:val="16"/>
               </w:rPr>
@@ -5484,76 +5624,79 @@
         </w:tc>
       </w:tr>
       <w:tr>
-        <w:tc>
-          <w:tcPr>
-            <w:tcW w:type="dxa" w:w="2163"/>
-          </w:tcPr>
-          <w:p>
-            <w:r/>
-            <w:r>
-              <w:rPr>
-                <w:rFonts w:ascii="Arial" w:hAnsi="Arial"/>
-                <w:b w:val="0"/>
-                <w:sz w:val="16"/>
-              </w:rPr>
-            </w:r>
-          </w:p>
-        </w:tc>
-        <w:tc>
-          <w:tcPr>
-            <w:tcW w:type="dxa" w:w="2163"/>
-          </w:tcPr>
-          <w:p>
-            <w:r/>
-            <w:r>
-              <w:rPr>
-                <w:rFonts w:ascii="Arial" w:hAnsi="Arial"/>
-                <w:b w:val="0"/>
-                <w:sz w:val="16"/>
-              </w:rPr>
-            </w:r>
-          </w:p>
-        </w:tc>
-        <w:tc>
-          <w:tcPr>
-            <w:tcW w:type="dxa" w:w="2163"/>
-          </w:tcPr>
-          <w:p>
-            <w:r/>
-            <w:r>
-              <w:rPr>
-                <w:rFonts w:ascii="Arial" w:hAnsi="Arial"/>
-                <w:b w:val="0"/>
-                <w:sz w:val="16"/>
-              </w:rPr>
-            </w:r>
-          </w:p>
-        </w:tc>
-        <w:tc>
-          <w:tcPr>
-            <w:tcW w:type="dxa" w:w="2163"/>
-          </w:tcPr>
-          <w:p>
-            <w:r/>
-            <w:r>
-              <w:rPr>
-                <w:rFonts w:ascii="Arial" w:hAnsi="Arial"/>
-                <w:b w:val="0"/>
-                <w:sz w:val="16"/>
-              </w:rPr>
-              <w:t>030001</w:t>
-            </w:r>
-          </w:p>
-        </w:tc>
-        <w:tc>
-          <w:tcPr>
-            <w:tcW w:type="dxa" w:w="2163"/>
-          </w:tcPr>
-          <w:p>
-            <w:r/>
-            <w:r>
-              <w:rPr>
-                <w:rFonts w:ascii="Arial" w:hAnsi="Arial"/>
+        <w:trPr>
+          <w:cantSplit/>
+        </w:trPr>
+        <w:tc>
+          <w:tcPr>
+            <w:tcW w:type="dxa" w:w="2163"/>
+          </w:tcPr>
+          <w:p>
+            <w:r/>
+            <w:r>
+              <w:rPr>
+                <w:rFonts w:ascii="Verdana" w:hAnsi="Verdana"/>
+                <w:b w:val="0"/>
+                <w:sz w:val="16"/>
+              </w:rPr>
+            </w:r>
+          </w:p>
+        </w:tc>
+        <w:tc>
+          <w:tcPr>
+            <w:tcW w:type="dxa" w:w="2163"/>
+          </w:tcPr>
+          <w:p>
+            <w:r/>
+            <w:r>
+              <w:rPr>
+                <w:rFonts w:ascii="Verdana" w:hAnsi="Verdana"/>
+                <w:b w:val="0"/>
+                <w:sz w:val="16"/>
+              </w:rPr>
+            </w:r>
+          </w:p>
+        </w:tc>
+        <w:tc>
+          <w:tcPr>
+            <w:tcW w:type="dxa" w:w="2163"/>
+          </w:tcPr>
+          <w:p>
+            <w:r/>
+            <w:r>
+              <w:rPr>
+                <w:rFonts w:ascii="Verdana" w:hAnsi="Verdana"/>
+                <w:b w:val="0"/>
+                <w:sz w:val="16"/>
+              </w:rPr>
+            </w:r>
+          </w:p>
+        </w:tc>
+        <w:tc>
+          <w:tcPr>
+            <w:tcW w:type="dxa" w:w="2163"/>
+          </w:tcPr>
+          <w:p>
+            <w:r/>
+            <w:r>
+              <w:rPr>
+                <w:rFonts w:ascii="Verdana" w:hAnsi="Verdana"/>
+                <w:b w:val="0"/>
+                <w:sz w:val="16"/>
+              </w:rPr>
+              <w:t>0 30 001</w:t>
+            </w:r>
+          </w:p>
+        </w:tc>
+        <w:tc>
+          <w:tcPr>
+            <w:tcW w:type="dxa" w:w="2163"/>
+          </w:tcPr>
+          <w:p>
+            <w:r/>
+            <w:r>
+              <w:rPr>
+                <w:rFonts w:ascii="Verdana" w:hAnsi="Verdana"/>
                 <w:b w:val="0"/>
                 <w:sz w:val="16"/>
               </w:rPr>
@@ -5569,22 +5712,22 @@
             <w:r/>
             <w:r>
               <w:rPr>
-                <w:rFonts w:ascii="Arial" w:hAnsi="Arial"/>
-                <w:b w:val="0"/>
-                <w:sz w:val="16"/>
-              </w:rPr>
-            </w:r>
-          </w:p>
-        </w:tc>
-        <w:tc>
-          <w:tcPr>
-            <w:tcW w:type="dxa" w:w="2163"/>
-          </w:tcPr>
-          <w:p>
-            <w:r/>
-            <w:r>
-              <w:rPr>
-                <w:rFonts w:ascii="Arial" w:hAnsi="Arial"/>
+                <w:rFonts w:ascii="Verdana" w:hAnsi="Verdana"/>
+                <w:b w:val="0"/>
+                <w:sz w:val="16"/>
+              </w:rPr>
+            </w:r>
+          </w:p>
+        </w:tc>
+        <w:tc>
+          <w:tcPr>
+            <w:tcW w:type="dxa" w:w="2163"/>
+          </w:tcPr>
+          <w:p>
+            <w:r/>
+            <w:r>
+              <w:rPr>
+                <w:rFonts w:ascii="Verdana" w:hAnsi="Verdana"/>
                 <w:b w:val="0"/>
                 <w:sz w:val="16"/>
               </w:rPr>
@@ -5593,76 +5736,79 @@
         </w:tc>
       </w:tr>
       <w:tr>
-        <w:tc>
-          <w:tcPr>
-            <w:tcW w:type="dxa" w:w="2163"/>
-          </w:tcPr>
-          <w:p>
-            <w:r/>
-            <w:r>
-              <w:rPr>
-                <w:rFonts w:ascii="Arial" w:hAnsi="Arial"/>
-                <w:b w:val="0"/>
-                <w:sz w:val="16"/>
-              </w:rPr>
-            </w:r>
-          </w:p>
-        </w:tc>
-        <w:tc>
-          <w:tcPr>
-            <w:tcW w:type="dxa" w:w="2163"/>
-          </w:tcPr>
-          <w:p>
-            <w:r/>
-            <w:r>
-              <w:rPr>
-                <w:rFonts w:ascii="Arial" w:hAnsi="Arial"/>
-                <w:b w:val="0"/>
-                <w:sz w:val="16"/>
-              </w:rPr>
-            </w:r>
-          </w:p>
-        </w:tc>
-        <w:tc>
-          <w:tcPr>
-            <w:tcW w:type="dxa" w:w="2163"/>
-          </w:tcPr>
-          <w:p>
-            <w:r/>
-            <w:r>
-              <w:rPr>
-                <w:rFonts w:ascii="Arial" w:hAnsi="Arial"/>
-                <w:b w:val="0"/>
-                <w:sz w:val="16"/>
-              </w:rPr>
-            </w:r>
-          </w:p>
-        </w:tc>
-        <w:tc>
-          <w:tcPr>
-            <w:tcW w:type="dxa" w:w="2163"/>
-          </w:tcPr>
-          <w:p>
-            <w:r/>
-            <w:r>
-              <w:rPr>
-                <w:rFonts w:ascii="Arial" w:hAnsi="Arial"/>
-                <w:b w:val="0"/>
-                <w:sz w:val="16"/>
-              </w:rPr>
-              <w:t>006012</w:t>
-            </w:r>
-          </w:p>
-        </w:tc>
-        <w:tc>
-          <w:tcPr>
-            <w:tcW w:type="dxa" w:w="2163"/>
-          </w:tcPr>
-          <w:p>
-            <w:r/>
-            <w:r>
-              <w:rPr>
-                <w:rFonts w:ascii="Arial" w:hAnsi="Arial"/>
+        <w:trPr>
+          <w:cantSplit/>
+        </w:trPr>
+        <w:tc>
+          <w:tcPr>
+            <w:tcW w:type="dxa" w:w="2163"/>
+          </w:tcPr>
+          <w:p>
+            <w:r/>
+            <w:r>
+              <w:rPr>
+                <w:rFonts w:ascii="Verdana" w:hAnsi="Verdana"/>
+                <w:b w:val="0"/>
+                <w:sz w:val="16"/>
+              </w:rPr>
+            </w:r>
+          </w:p>
+        </w:tc>
+        <w:tc>
+          <w:tcPr>
+            <w:tcW w:type="dxa" w:w="2163"/>
+          </w:tcPr>
+          <w:p>
+            <w:r/>
+            <w:r>
+              <w:rPr>
+                <w:rFonts w:ascii="Verdana" w:hAnsi="Verdana"/>
+                <w:b w:val="0"/>
+                <w:sz w:val="16"/>
+              </w:rPr>
+            </w:r>
+          </w:p>
+        </w:tc>
+        <w:tc>
+          <w:tcPr>
+            <w:tcW w:type="dxa" w:w="2163"/>
+          </w:tcPr>
+          <w:p>
+            <w:r/>
+            <w:r>
+              <w:rPr>
+                <w:rFonts w:ascii="Verdana" w:hAnsi="Verdana"/>
+                <w:b w:val="0"/>
+                <w:sz w:val="16"/>
+              </w:rPr>
+            </w:r>
+          </w:p>
+        </w:tc>
+        <w:tc>
+          <w:tcPr>
+            <w:tcW w:type="dxa" w:w="2163"/>
+          </w:tcPr>
+          <w:p>
+            <w:r/>
+            <w:r>
+              <w:rPr>
+                <w:rFonts w:ascii="Verdana" w:hAnsi="Verdana"/>
+                <w:b w:val="0"/>
+                <w:sz w:val="16"/>
+              </w:rPr>
+              <w:t>0 06 012</w:t>
+            </w:r>
+          </w:p>
+        </w:tc>
+        <w:tc>
+          <w:tcPr>
+            <w:tcW w:type="dxa" w:w="2163"/>
+          </w:tcPr>
+          <w:p>
+            <w:r/>
+            <w:r>
+              <w:rPr>
+                <w:rFonts w:ascii="Verdana" w:hAnsi="Verdana"/>
                 <w:b w:val="0"/>
                 <w:sz w:val="16"/>
               </w:rPr>
@@ -5678,22 +5824,22 @@
             <w:r/>
             <w:r>
               <w:rPr>
-                <w:rFonts w:ascii="Arial" w:hAnsi="Arial"/>
-                <w:b w:val="0"/>
-                <w:sz w:val="16"/>
-              </w:rPr>
-            </w:r>
-          </w:p>
-        </w:tc>
-        <w:tc>
-          <w:tcPr>
-            <w:tcW w:type="dxa" w:w="2163"/>
-          </w:tcPr>
-          <w:p>
-            <w:r/>
-            <w:r>
-              <w:rPr>
-                <w:rFonts w:ascii="Arial" w:hAnsi="Arial"/>
+                <w:rFonts w:ascii="Verdana" w:hAnsi="Verdana"/>
+                <w:b w:val="0"/>
+                <w:sz w:val="16"/>
+              </w:rPr>
+            </w:r>
+          </w:p>
+        </w:tc>
+        <w:tc>
+          <w:tcPr>
+            <w:tcW w:type="dxa" w:w="2163"/>
+          </w:tcPr>
+          <w:p>
+            <w:r/>
+            <w:r>
+              <w:rPr>
+                <w:rFonts w:ascii="Verdana" w:hAnsi="Verdana"/>
                 <w:b w:val="0"/>
                 <w:sz w:val="16"/>
               </w:rPr>
@@ -5702,76 +5848,79 @@
         </w:tc>
       </w:tr>
       <w:tr>
-        <w:tc>
-          <w:tcPr>
-            <w:tcW w:type="dxa" w:w="2163"/>
-          </w:tcPr>
-          <w:p>
-            <w:r/>
-            <w:r>
-              <w:rPr>
-                <w:rFonts w:ascii="Arial" w:hAnsi="Arial"/>
-                <w:b w:val="0"/>
-                <w:sz w:val="16"/>
-              </w:rPr>
-            </w:r>
-          </w:p>
-        </w:tc>
-        <w:tc>
-          <w:tcPr>
-            <w:tcW w:type="dxa" w:w="2163"/>
-          </w:tcPr>
-          <w:p>
-            <w:r/>
-            <w:r>
-              <w:rPr>
-                <w:rFonts w:ascii="Arial" w:hAnsi="Arial"/>
-                <w:b w:val="0"/>
-                <w:sz w:val="16"/>
-              </w:rPr>
-            </w:r>
-          </w:p>
-        </w:tc>
-        <w:tc>
-          <w:tcPr>
-            <w:tcW w:type="dxa" w:w="2163"/>
-          </w:tcPr>
-          <w:p>
-            <w:r/>
-            <w:r>
-              <w:rPr>
-                <w:rFonts w:ascii="Arial" w:hAnsi="Arial"/>
-                <w:b w:val="0"/>
-                <w:sz w:val="16"/>
-              </w:rPr>
-            </w:r>
-          </w:p>
-        </w:tc>
-        <w:tc>
-          <w:tcPr>
-            <w:tcW w:type="dxa" w:w="2163"/>
-          </w:tcPr>
-          <w:p>
-            <w:r/>
-            <w:r>
-              <w:rPr>
-                <w:rFonts w:ascii="Arial" w:hAnsi="Arial"/>
-                <w:b w:val="0"/>
-                <w:sz w:val="16"/>
-              </w:rPr>
-              <w:t>101000</w:t>
-            </w:r>
-          </w:p>
-        </w:tc>
-        <w:tc>
-          <w:tcPr>
-            <w:tcW w:type="dxa" w:w="2163"/>
-          </w:tcPr>
-          <w:p>
-            <w:r/>
-            <w:r>
-              <w:rPr>
-                <w:rFonts w:ascii="Arial" w:hAnsi="Arial"/>
+        <w:trPr>
+          <w:cantSplit/>
+        </w:trPr>
+        <w:tc>
+          <w:tcPr>
+            <w:tcW w:type="dxa" w:w="2163"/>
+          </w:tcPr>
+          <w:p>
+            <w:r/>
+            <w:r>
+              <w:rPr>
+                <w:rFonts w:ascii="Verdana" w:hAnsi="Verdana"/>
+                <w:b w:val="0"/>
+                <w:sz w:val="16"/>
+              </w:rPr>
+            </w:r>
+          </w:p>
+        </w:tc>
+        <w:tc>
+          <w:tcPr>
+            <w:tcW w:type="dxa" w:w="2163"/>
+          </w:tcPr>
+          <w:p>
+            <w:r/>
+            <w:r>
+              <w:rPr>
+                <w:rFonts w:ascii="Verdana" w:hAnsi="Verdana"/>
+                <w:b w:val="0"/>
+                <w:sz w:val="16"/>
+              </w:rPr>
+            </w:r>
+          </w:p>
+        </w:tc>
+        <w:tc>
+          <w:tcPr>
+            <w:tcW w:type="dxa" w:w="2163"/>
+          </w:tcPr>
+          <w:p>
+            <w:r/>
+            <w:r>
+              <w:rPr>
+                <w:rFonts w:ascii="Verdana" w:hAnsi="Verdana"/>
+                <w:b w:val="0"/>
+                <w:sz w:val="16"/>
+              </w:rPr>
+            </w:r>
+          </w:p>
+        </w:tc>
+        <w:tc>
+          <w:tcPr>
+            <w:tcW w:type="dxa" w:w="2163"/>
+          </w:tcPr>
+          <w:p>
+            <w:r/>
+            <w:r>
+              <w:rPr>
+                <w:rFonts w:ascii="Verdana" w:hAnsi="Verdana"/>
+                <w:b w:val="0"/>
+                <w:sz w:val="16"/>
+              </w:rPr>
+              <w:t>1 01 000</w:t>
+            </w:r>
+          </w:p>
+        </w:tc>
+        <w:tc>
+          <w:tcPr>
+            <w:tcW w:type="dxa" w:w="2163"/>
+          </w:tcPr>
+          <w:p>
+            <w:r/>
+            <w:r>
+              <w:rPr>
+                <w:rFonts w:ascii="Verdana" w:hAnsi="Verdana"/>
                 <w:b w:val="0"/>
                 <w:sz w:val="16"/>
               </w:rPr>
@@ -5787,22 +5936,22 @@
             <w:r/>
             <w:r>
               <w:rPr>
-                <w:rFonts w:ascii="Arial" w:hAnsi="Arial"/>
-                <w:b w:val="0"/>
-                <w:sz w:val="16"/>
-              </w:rPr>
-            </w:r>
-          </w:p>
-        </w:tc>
-        <w:tc>
-          <w:tcPr>
-            <w:tcW w:type="dxa" w:w="2163"/>
-          </w:tcPr>
-          <w:p>
-            <w:r/>
-            <w:r>
-              <w:rPr>
-                <w:rFonts w:ascii="Arial" w:hAnsi="Arial"/>
+                <w:rFonts w:ascii="Verdana" w:hAnsi="Verdana"/>
+                <w:b w:val="0"/>
+                <w:sz w:val="16"/>
+              </w:rPr>
+            </w:r>
+          </w:p>
+        </w:tc>
+        <w:tc>
+          <w:tcPr>
+            <w:tcW w:type="dxa" w:w="2163"/>
+          </w:tcPr>
+          <w:p>
+            <w:r/>
+            <w:r>
+              <w:rPr>
+                <w:rFonts w:ascii="Verdana" w:hAnsi="Verdana"/>
                 <w:b w:val="0"/>
                 <w:sz w:val="16"/>
               </w:rPr>
@@ -5811,76 +5960,79 @@
         </w:tc>
       </w:tr>
       <w:tr>
-        <w:tc>
-          <w:tcPr>
-            <w:tcW w:type="dxa" w:w="2163"/>
-          </w:tcPr>
-          <w:p>
-            <w:r/>
-            <w:r>
-              <w:rPr>
-                <w:rFonts w:ascii="Arial" w:hAnsi="Arial"/>
-                <w:b w:val="0"/>
-                <w:sz w:val="16"/>
-              </w:rPr>
-            </w:r>
-          </w:p>
-        </w:tc>
-        <w:tc>
-          <w:tcPr>
-            <w:tcW w:type="dxa" w:w="2163"/>
-          </w:tcPr>
-          <w:p>
-            <w:r/>
-            <w:r>
-              <w:rPr>
-                <w:rFonts w:ascii="Arial" w:hAnsi="Arial"/>
-                <w:b w:val="0"/>
-                <w:sz w:val="16"/>
-              </w:rPr>
-            </w:r>
-          </w:p>
-        </w:tc>
-        <w:tc>
-          <w:tcPr>
-            <w:tcW w:type="dxa" w:w="2163"/>
-          </w:tcPr>
-          <w:p>
-            <w:r/>
-            <w:r>
-              <w:rPr>
-                <w:rFonts w:ascii="Arial" w:hAnsi="Arial"/>
-                <w:b w:val="0"/>
-                <w:sz w:val="16"/>
-              </w:rPr>
-            </w:r>
-          </w:p>
-        </w:tc>
-        <w:tc>
-          <w:tcPr>
-            <w:tcW w:type="dxa" w:w="2163"/>
-          </w:tcPr>
-          <w:p>
-            <w:r/>
-            <w:r>
-              <w:rPr>
-                <w:rFonts w:ascii="Arial" w:hAnsi="Arial"/>
-                <w:b w:val="0"/>
-                <w:sz w:val="16"/>
-              </w:rPr>
-              <w:t>031001</w:t>
-            </w:r>
-          </w:p>
-        </w:tc>
-        <w:tc>
-          <w:tcPr>
-            <w:tcW w:type="dxa" w:w="2163"/>
-          </w:tcPr>
-          <w:p>
-            <w:r/>
-            <w:r>
-              <w:rPr>
-                <w:rFonts w:ascii="Arial" w:hAnsi="Arial"/>
+        <w:trPr>
+          <w:cantSplit/>
+        </w:trPr>
+        <w:tc>
+          <w:tcPr>
+            <w:tcW w:type="dxa" w:w="2163"/>
+          </w:tcPr>
+          <w:p>
+            <w:r/>
+            <w:r>
+              <w:rPr>
+                <w:rFonts w:ascii="Verdana" w:hAnsi="Verdana"/>
+                <w:b w:val="0"/>
+                <w:sz w:val="16"/>
+              </w:rPr>
+            </w:r>
+          </w:p>
+        </w:tc>
+        <w:tc>
+          <w:tcPr>
+            <w:tcW w:type="dxa" w:w="2163"/>
+          </w:tcPr>
+          <w:p>
+            <w:r/>
+            <w:r>
+              <w:rPr>
+                <w:rFonts w:ascii="Verdana" w:hAnsi="Verdana"/>
+                <w:b w:val="0"/>
+                <w:sz w:val="16"/>
+              </w:rPr>
+            </w:r>
+          </w:p>
+        </w:tc>
+        <w:tc>
+          <w:tcPr>
+            <w:tcW w:type="dxa" w:w="2163"/>
+          </w:tcPr>
+          <w:p>
+            <w:r/>
+            <w:r>
+              <w:rPr>
+                <w:rFonts w:ascii="Verdana" w:hAnsi="Verdana"/>
+                <w:b w:val="0"/>
+                <w:sz w:val="16"/>
+              </w:rPr>
+            </w:r>
+          </w:p>
+        </w:tc>
+        <w:tc>
+          <w:tcPr>
+            <w:tcW w:type="dxa" w:w="2163"/>
+          </w:tcPr>
+          <w:p>
+            <w:r/>
+            <w:r>
+              <w:rPr>
+                <w:rFonts w:ascii="Verdana" w:hAnsi="Verdana"/>
+                <w:b w:val="0"/>
+                <w:sz w:val="16"/>
+              </w:rPr>
+              <w:t>0 31 001</w:t>
+            </w:r>
+          </w:p>
+        </w:tc>
+        <w:tc>
+          <w:tcPr>
+            <w:tcW w:type="dxa" w:w="2163"/>
+          </w:tcPr>
+          <w:p>
+            <w:r/>
+            <w:r>
+              <w:rPr>
+                <w:rFonts w:ascii="Verdana" w:hAnsi="Verdana"/>
                 <w:b w:val="0"/>
                 <w:sz w:val="16"/>
               </w:rPr>
@@ -5896,22 +6048,22 @@
             <w:r/>
             <w:r>
               <w:rPr>
-                <w:rFonts w:ascii="Arial" w:hAnsi="Arial"/>
-                <w:b w:val="0"/>
-                <w:sz w:val="16"/>
-              </w:rPr>
-            </w:r>
-          </w:p>
-        </w:tc>
-        <w:tc>
-          <w:tcPr>
-            <w:tcW w:type="dxa" w:w="2163"/>
-          </w:tcPr>
-          <w:p>
-            <w:r/>
-            <w:r>
-              <w:rPr>
-                <w:rFonts w:ascii="Arial" w:hAnsi="Arial"/>
+                <w:rFonts w:ascii="Verdana" w:hAnsi="Verdana"/>
+                <w:b w:val="0"/>
+                <w:sz w:val="16"/>
+              </w:rPr>
+            </w:r>
+          </w:p>
+        </w:tc>
+        <w:tc>
+          <w:tcPr>
+            <w:tcW w:type="dxa" w:w="2163"/>
+          </w:tcPr>
+          <w:p>
+            <w:r/>
+            <w:r>
+              <w:rPr>
+                <w:rFonts w:ascii="Verdana" w:hAnsi="Verdana"/>
                 <w:b w:val="0"/>
                 <w:sz w:val="16"/>
               </w:rPr>
@@ -5920,76 +6072,79 @@
         </w:tc>
       </w:tr>
       <w:tr>
-        <w:tc>
-          <w:tcPr>
-            <w:tcW w:type="dxa" w:w="2163"/>
-          </w:tcPr>
-          <w:p>
-            <w:r/>
-            <w:r>
-              <w:rPr>
-                <w:rFonts w:ascii="Arial" w:hAnsi="Arial"/>
-                <w:b w:val="0"/>
-                <w:sz w:val="16"/>
-              </w:rPr>
-            </w:r>
-          </w:p>
-        </w:tc>
-        <w:tc>
-          <w:tcPr>
-            <w:tcW w:type="dxa" w:w="2163"/>
-          </w:tcPr>
-          <w:p>
-            <w:r/>
-            <w:r>
-              <w:rPr>
-                <w:rFonts w:ascii="Arial" w:hAnsi="Arial"/>
-                <w:b w:val="0"/>
-                <w:sz w:val="16"/>
-              </w:rPr>
-            </w:r>
-          </w:p>
-        </w:tc>
-        <w:tc>
-          <w:tcPr>
-            <w:tcW w:type="dxa" w:w="2163"/>
-          </w:tcPr>
-          <w:p>
-            <w:r/>
-            <w:r>
-              <w:rPr>
-                <w:rFonts w:ascii="Arial" w:hAnsi="Arial"/>
-                <w:b w:val="0"/>
-                <w:sz w:val="16"/>
-              </w:rPr>
-            </w:r>
-          </w:p>
-        </w:tc>
-        <w:tc>
-          <w:tcPr>
-            <w:tcW w:type="dxa" w:w="2163"/>
-          </w:tcPr>
-          <w:p>
-            <w:r/>
-            <w:r>
-              <w:rPr>
-                <w:rFonts w:ascii="Arial" w:hAnsi="Arial"/>
-                <w:b w:val="0"/>
-                <w:sz w:val="16"/>
-              </w:rPr>
-              <w:t>030001</w:t>
-            </w:r>
-          </w:p>
-        </w:tc>
-        <w:tc>
-          <w:tcPr>
-            <w:tcW w:type="dxa" w:w="2163"/>
-          </w:tcPr>
-          <w:p>
-            <w:r/>
-            <w:r>
-              <w:rPr>
-                <w:rFonts w:ascii="Arial" w:hAnsi="Arial"/>
+        <w:trPr>
+          <w:cantSplit/>
+        </w:trPr>
+        <w:tc>
+          <w:tcPr>
+            <w:tcW w:type="dxa" w:w="2163"/>
+          </w:tcPr>
+          <w:p>
+            <w:r/>
+            <w:r>
+              <w:rPr>
+                <w:rFonts w:ascii="Verdana" w:hAnsi="Verdana"/>
+                <w:b w:val="0"/>
+                <w:sz w:val="16"/>
+              </w:rPr>
+            </w:r>
+          </w:p>
+        </w:tc>
+        <w:tc>
+          <w:tcPr>
+            <w:tcW w:type="dxa" w:w="2163"/>
+          </w:tcPr>
+          <w:p>
+            <w:r/>
+            <w:r>
+              <w:rPr>
+                <w:rFonts w:ascii="Verdana" w:hAnsi="Verdana"/>
+                <w:b w:val="0"/>
+                <w:sz w:val="16"/>
+              </w:rPr>
+            </w:r>
+          </w:p>
+        </w:tc>
+        <w:tc>
+          <w:tcPr>
+            <w:tcW w:type="dxa" w:w="2163"/>
+          </w:tcPr>
+          <w:p>
+            <w:r/>
+            <w:r>
+              <w:rPr>
+                <w:rFonts w:ascii="Verdana" w:hAnsi="Verdana"/>
+                <w:b w:val="0"/>
+                <w:sz w:val="16"/>
+              </w:rPr>
+            </w:r>
+          </w:p>
+        </w:tc>
+        <w:tc>
+          <w:tcPr>
+            <w:tcW w:type="dxa" w:w="2163"/>
+          </w:tcPr>
+          <w:p>
+            <w:r/>
+            <w:r>
+              <w:rPr>
+                <w:rFonts w:ascii="Verdana" w:hAnsi="Verdana"/>
+                <w:b w:val="0"/>
+                <w:sz w:val="16"/>
+              </w:rPr>
+              <w:t>0 30 001</w:t>
+            </w:r>
+          </w:p>
+        </w:tc>
+        <w:tc>
+          <w:tcPr>
+            <w:tcW w:type="dxa" w:w="2163"/>
+          </w:tcPr>
+          <w:p>
+            <w:r/>
+            <w:r>
+              <w:rPr>
+                <w:rFonts w:ascii="Verdana" w:hAnsi="Verdana"/>
                 <w:b w:val="0"/>
                 <w:sz w:val="16"/>
               </w:rPr>
@@ -6005,22 +6160,22 @@
             <w:r/>
             <w:r>
               <w:rPr>
-                <w:rFonts w:ascii="Arial" w:hAnsi="Arial"/>
-                <w:b w:val="0"/>
-                <w:sz w:val="16"/>
-              </w:rPr>
-            </w:r>
-          </w:p>
-        </w:tc>
-        <w:tc>
-          <w:tcPr>
-            <w:tcW w:type="dxa" w:w="2163"/>
-          </w:tcPr>
-          <w:p>
-            <w:r/>
-            <w:r>
-              <w:rPr>
-                <w:rFonts w:ascii="Arial" w:hAnsi="Arial"/>
+                <w:rFonts w:ascii="Verdana" w:hAnsi="Verdana"/>
+                <w:b w:val="0"/>
+                <w:sz w:val="16"/>
+              </w:rPr>
+            </w:r>
+          </w:p>
+        </w:tc>
+        <w:tc>
+          <w:tcPr>
+            <w:tcW w:type="dxa" w:w="2163"/>
+          </w:tcPr>
+          <w:p>
+            <w:r/>
+            <w:r>
+              <w:rPr>
+                <w:rFonts w:ascii="Verdana" w:hAnsi="Verdana"/>
                 <w:b w:val="0"/>
                 <w:sz w:val="16"/>
               </w:rPr>

--- a/docx/es/BUFR_TableD_es_13.docx
+++ b/docx/es/BUFR_TableD_es_13.docx
@@ -13,6 +13,136 @@
           <w:sz w:val="22"/>
         </w:rPr>
         <w:t>Categoría 13: Secuencias comunes a los datos en forma de imágenes</w:t>
+      </w:r>
+    </w:p>
+    <w:p>
+      <w:r>
+        <w:rPr>
+          <w:rFonts w:ascii="Verdana" w:hAnsi="Verdana"/>
+          <w:i/>
+          <w:sz w:val="14"/>
+        </w:rPr>
+        <w:t>Note 4: Se necesitan algunos descriptores más para reducir el volumen de trabajo con respecto a la base de datos de la estación, por ejemplo para la identificación del estado federal y la identificación de autopista.</w:t>
+      </w:r>
+    </w:p>
+    <w:p>
+      <w:r>
+        <w:rPr>
+          <w:rFonts w:ascii="Verdana" w:hAnsi="Verdana"/>
+          <w:i/>
+          <w:sz w:val="14"/>
+        </w:rPr>
+        <w:t>Note 7: Los mensajes BUFR compuestos pueden describirse dentro de la Sección de descripción de datos, según corresponda (por ejemplo: 3 01 041, 3 04 001, 3 04 002, 3 04 003, 3 04 004, 3 04 005, 3 04 006).</w:t>
+      </w:r>
+    </w:p>
+    <w:p>
+      <w:r>
+        <w:rPr>
+          <w:rFonts w:ascii="Verdana" w:hAnsi="Verdana"/>
+          <w:i/>
+          <w:sz w:val="14"/>
+        </w:rPr>
+        <w:t>Note 10: El decibelio (dB) es una unidad logarítmica que mide la potencia relativa o los valores relativos de dos densidades de flujo, especialmente de la intensidad del sonido y de las densidades de la potencia de la radio y del radar. En la meteorología por radar, la escala logarítmica, expresada en dBZ, se usa para medir el factor de reflectividad del radar (obtenido del Glosario de Meteorología de la Sociedad Meteorológica Americana).</w:t>
+      </w:r>
+    </w:p>
+    <w:p>
+      <w:r>
+        <w:rPr>
+          <w:rFonts w:ascii="Verdana" w:hAnsi="Verdana"/>
+          <w:i/>
+          <w:sz w:val="14"/>
+        </w:rPr>
+        <w:t>Note 15: Los descriptores del 3 03 021 al 3 03 027 no están disponibles en la clave CREX.</w:t>
+      </w:r>
+    </w:p>
+    <w:p>
+      <w:r>
+        <w:rPr>
+          <w:rFonts w:ascii="Verdana" w:hAnsi="Verdana"/>
+          <w:i/>
+          <w:sz w:val="14"/>
+        </w:rPr>
+        <w:t>Note 16: La identificación de la hora se refiere al comienzo del período de un mes.</w:t>
+      </w:r>
+    </w:p>
+    <w:p>
+      <w:r>
+        <w:rPr>
+          <w:rFonts w:ascii="Verdana" w:hAnsi="Verdana"/>
+          <w:i/>
+          <w:sz w:val="14"/>
+        </w:rPr>
+        <w:t>Note 32: Puede considerarse que, como sólo son posibles las adiciones, sólo se permiten líneas completas; pero puede pensarse que las zonas locales requerirán tanto cambios como adiciones, de modo que en cualquier caso es mejor y más claro ofrecer descripciones para todos los campos.</w:t>
+      </w:r>
+    </w:p>
+    <w:p>
+      <w:r>
+        <w:rPr>
+          <w:rFonts w:ascii="Verdana" w:hAnsi="Verdana"/>
+          <w:i/>
+          <w:sz w:val="14"/>
+        </w:rPr>
+        <w:t>Note 33: Para elementos que definen o son definidos es preferible utilizar los diferentes descriptores de la Clase 00, del mismo modo que los diferentes descriptores corresponden a la presión considerada como coordenada o a la presión medida en determinado punto; de otra manera se necesitarían reglas especiales para interpretar un mensaje. Las entradas 0 00 010 a 0 00 012 definen a F, X e Y para las Tablas B y D; la entrada 0 00 030 es un descriptor que se utiliza para datos y proporciona los valores de F, X e Y que definen secuencias para las entradas de la Tabla D.</w:t>
+      </w:r>
+    </w:p>
+    <w:p>
+      <w:r>
+        <w:rPr>
+          <w:rFonts w:ascii="Verdana" w:hAnsi="Verdana"/>
+          <w:i/>
+          <w:sz w:val="14"/>
+        </w:rPr>
+        <w:t>Note 34: El desplazamiento de latitud 0 05 015 representa la diferencia de latitud respecto de la latitud del lugar de lanzamiento. El desplazamiento de longitud 0 06 015 representa la diferencia de longitud respecto de la longitud del lugar de lanzamiento.</w:t>
+      </w:r>
+    </w:p>
+    <w:p>
+      <w:r>
+        <w:rPr>
+          <w:rFonts w:ascii="Verdana" w:hAnsi="Verdana"/>
+          <w:i/>
+          <w:sz w:val="14"/>
+        </w:rPr>
+        <w:t>Note 35: El desplazamiento o período largo 0 04 086 representa la diferencia de tiempo desde el momento del lanzamiento 3 01 013 (en segundos).</w:t>
+      </w:r>
+    </w:p>
+    <w:p>
+      <w:r>
+        <w:rPr>
+          <w:rFonts w:ascii="Verdana" w:hAnsi="Verdana"/>
+          <w:i/>
+          <w:sz w:val="14"/>
+        </w:rPr>
+        <w:t>Note 43: La separación de datos satelitales de nivel único en serie de mensajes BUFR ayuda a la compresión y aumenta la eficacia de la transmisión y el almacenamiento de datos.</w:t>
+      </w:r>
+    </w:p>
+    <w:p>
+      <w:r>
+        <w:rPr>
+          <w:rFonts w:ascii="Verdana" w:hAnsi="Verdana"/>
+          <w:i/>
+          <w:sz w:val="14"/>
+        </w:rPr>
+        <w:t>Note 49: La mayoría de las estaciones tienen solo una posición sobre la carretera y un sensor de la temperatura subsuperficial. Se han introducido repeticiones diferidas para aumentar la flexibilidad y el rendimiento volumétrico.</w:t>
+      </w:r>
+    </w:p>
+    <w:p>
+      <w:r>
+        <w:rPr>
+          <w:rFonts w:ascii="Verdana" w:hAnsi="Verdana"/>
+          <w:i/>
+          <w:sz w:val="14"/>
+        </w:rPr>
+        <w:t>Note 62: Estos descriptores no deben utilizarse en CREX para la transmisión.</w:t>
+      </w:r>
+    </w:p>
+    <w:p>
+      <w:r>
+        <w:rPr>
+          <w:rFonts w:ascii="Verdana" w:hAnsi="Verdana"/>
+          <w:i/>
+          <w:sz w:val="14"/>
+        </w:rPr>
+        <w:t>Note 63: Estas entradas tienen la ventaja de permitir actualizar las cifras de clave y la descripción de datos de la Tabla A.</w:t>
       </w:r>
     </w:p>
     <w:tbl>
@@ -55,6 +185,9 @@
             <w:shd w:val="clear" w:color="auto" w:fill="D9D9D9"/>
           </w:tcPr>
           <w:p>
+            <w:pPr>
+              <w:spacing w:before="20" w:after="20"/>
+            </w:pPr>
             <w:r/>
             <w:r>
               <w:rPr>
@@ -72,6 +205,9 @@
             <w:shd w:val="clear" w:color="auto" w:fill="D9D9D9"/>
           </w:tcPr>
           <w:p>
+            <w:pPr>
+              <w:spacing w:before="20" w:after="20"/>
+            </w:pPr>
             <w:r/>
             <w:r>
               <w:rPr>
@@ -89,6 +225,9 @@
             <w:shd w:val="clear" w:color="auto" w:fill="D9D9D9"/>
           </w:tcPr>
           <w:p>
+            <w:pPr>
+              <w:spacing w:before="20" w:after="20"/>
+            </w:pPr>
             <w:r/>
             <w:r>
               <w:rPr>
@@ -106,6 +245,9 @@
             <w:shd w:val="clear" w:color="auto" w:fill="D9D9D9"/>
           </w:tcPr>
           <w:p>
+            <w:pPr>
+              <w:spacing w:before="20" w:after="20"/>
+            </w:pPr>
             <w:r/>
             <w:r>
               <w:rPr>
@@ -123,6 +265,9 @@
             <w:shd w:val="clear" w:color="auto" w:fill="D9D9D9"/>
           </w:tcPr>
           <w:p>
+            <w:pPr>
+              <w:spacing w:before="20" w:after="20"/>
+            </w:pPr>
             <w:r/>
             <w:r>
               <w:rPr>
@@ -140,6 +285,9 @@
             <w:shd w:val="clear" w:color="auto" w:fill="D9D9D9"/>
           </w:tcPr>
           <w:p>
+            <w:pPr>
+              <w:spacing w:before="20" w:after="20"/>
+            </w:pPr>
             <w:r/>
             <w:r>
               <w:rPr>
@@ -157,6 +305,9 @@
             <w:shd w:val="clear" w:color="auto" w:fill="D9D9D9"/>
           </w:tcPr>
           <w:p>
+            <w:pPr>
+              <w:spacing w:before="20" w:after="20"/>
+            </w:pPr>
             <w:r/>
             <w:r>
               <w:rPr>
@@ -178,6 +329,9 @@
             <w:tcW w:type="dxa" w:w="2163"/>
           </w:tcPr>
           <w:p>
+            <w:pPr>
+              <w:spacing w:before="20" w:after="20"/>
+            </w:pPr>
             <w:r>
               <w:rPr>
                 <w:b/>
@@ -198,6 +352,9 @@
             <w:tcW w:type="dxa" w:w="2163"/>
           </w:tcPr>
           <w:p>
+            <w:pPr>
+              <w:spacing w:before="20" w:after="20"/>
+            </w:pPr>
             <w:r>
               <w:rPr>
                 <w:b/>
@@ -218,21 +375,27 @@
             <w:tcW w:type="dxa" w:w="2163"/>
           </w:tcPr>
           <w:p>
-            <w:r/>
-            <w:r>
-              <w:rPr>
-                <w:rFonts w:ascii="Verdana" w:hAnsi="Verdana"/>
-                <w:b w:val="0"/>
-                <w:sz w:val="16"/>
-              </w:rPr>
-            </w:r>
-          </w:p>
-        </w:tc>
-        <w:tc>
-          <w:tcPr>
-            <w:tcW w:type="dxa" w:w="2163"/>
-          </w:tcPr>
-          <w:p>
+            <w:pPr>
+              <w:spacing w:before="20" w:after="20"/>
+            </w:pPr>
+            <w:r/>
+            <w:r>
+              <w:rPr>
+                <w:rFonts w:ascii="Verdana" w:hAnsi="Verdana"/>
+                <w:b w:val="0"/>
+                <w:sz w:val="16"/>
+              </w:rPr>
+            </w:r>
+          </w:p>
+        </w:tc>
+        <w:tc>
+          <w:tcPr>
+            <w:tcW w:type="dxa" w:w="2163"/>
+          </w:tcPr>
+          <w:p>
+            <w:pPr>
+              <w:spacing w:before="20" w:after="20"/>
+            </w:pPr>
             <w:r/>
             <w:r>
               <w:rPr>
@@ -249,6 +412,9 @@
             <w:tcW w:type="dxa" w:w="2163"/>
           </w:tcPr>
           <w:p>
+            <w:pPr>
+              <w:spacing w:before="20" w:after="20"/>
+            </w:pPr>
             <w:r/>
             <w:r>
               <w:rPr>
@@ -265,21 +431,27 @@
             <w:tcW w:type="dxa" w:w="2163"/>
           </w:tcPr>
           <w:p>
-            <w:r/>
-            <w:r>
-              <w:rPr>
-                <w:rFonts w:ascii="Verdana" w:hAnsi="Verdana"/>
-                <w:b w:val="0"/>
-                <w:sz w:val="16"/>
-              </w:rPr>
-            </w:r>
-          </w:p>
-        </w:tc>
-        <w:tc>
-          <w:tcPr>
-            <w:tcW w:type="dxa" w:w="2163"/>
-          </w:tcPr>
-          <w:p>
+            <w:pPr>
+              <w:spacing w:before="20" w:after="20"/>
+            </w:pPr>
+            <w:r/>
+            <w:r>
+              <w:rPr>
+                <w:rFonts w:ascii="Verdana" w:hAnsi="Verdana"/>
+                <w:b w:val="0"/>
+                <w:sz w:val="16"/>
+              </w:rPr>
+            </w:r>
+          </w:p>
+        </w:tc>
+        <w:tc>
+          <w:tcPr>
+            <w:tcW w:type="dxa" w:w="2163"/>
+          </w:tcPr>
+          <w:p>
+            <w:pPr>
+              <w:spacing w:before="20" w:after="20"/>
+            </w:pPr>
             <w:r/>
             <w:r>
               <w:rPr>
@@ -300,51 +472,63 @@
             <w:tcW w:type="dxa" w:w="2163"/>
           </w:tcPr>
           <w:p>
-            <w:r/>
-            <w:r>
-              <w:rPr>
-                <w:rFonts w:ascii="Verdana" w:hAnsi="Verdana"/>
-                <w:b w:val="0"/>
-                <w:sz w:val="16"/>
-              </w:rPr>
-            </w:r>
-          </w:p>
-        </w:tc>
-        <w:tc>
-          <w:tcPr>
-            <w:tcW w:type="dxa" w:w="2163"/>
-          </w:tcPr>
-          <w:p>
-            <w:r/>
-            <w:r>
-              <w:rPr>
-                <w:rFonts w:ascii="Verdana" w:hAnsi="Verdana"/>
-                <w:b w:val="0"/>
-                <w:sz w:val="16"/>
-              </w:rPr>
-            </w:r>
-          </w:p>
-        </w:tc>
-        <w:tc>
-          <w:tcPr>
-            <w:tcW w:type="dxa" w:w="2163"/>
-          </w:tcPr>
-          <w:p>
-            <w:r/>
-            <w:r>
-              <w:rPr>
-                <w:rFonts w:ascii="Verdana" w:hAnsi="Verdana"/>
-                <w:b w:val="0"/>
-                <w:sz w:val="16"/>
-              </w:rPr>
-            </w:r>
-          </w:p>
-        </w:tc>
-        <w:tc>
-          <w:tcPr>
-            <w:tcW w:type="dxa" w:w="2163"/>
-          </w:tcPr>
-          <w:p>
+            <w:pPr>
+              <w:spacing w:before="20" w:after="20"/>
+            </w:pPr>
+            <w:r/>
+            <w:r>
+              <w:rPr>
+                <w:rFonts w:ascii="Verdana" w:hAnsi="Verdana"/>
+                <w:b w:val="0"/>
+                <w:sz w:val="16"/>
+              </w:rPr>
+            </w:r>
+          </w:p>
+        </w:tc>
+        <w:tc>
+          <w:tcPr>
+            <w:tcW w:type="dxa" w:w="2163"/>
+          </w:tcPr>
+          <w:p>
+            <w:pPr>
+              <w:spacing w:before="20" w:after="20"/>
+            </w:pPr>
+            <w:r/>
+            <w:r>
+              <w:rPr>
+                <w:rFonts w:ascii="Verdana" w:hAnsi="Verdana"/>
+                <w:b w:val="0"/>
+                <w:sz w:val="16"/>
+              </w:rPr>
+            </w:r>
+          </w:p>
+        </w:tc>
+        <w:tc>
+          <w:tcPr>
+            <w:tcW w:type="dxa" w:w="2163"/>
+          </w:tcPr>
+          <w:p>
+            <w:pPr>
+              <w:spacing w:before="20" w:after="20"/>
+            </w:pPr>
+            <w:r/>
+            <w:r>
+              <w:rPr>
+                <w:rFonts w:ascii="Verdana" w:hAnsi="Verdana"/>
+                <w:b w:val="0"/>
+                <w:sz w:val="16"/>
+              </w:rPr>
+            </w:r>
+          </w:p>
+        </w:tc>
+        <w:tc>
+          <w:tcPr>
+            <w:tcW w:type="dxa" w:w="2163"/>
+          </w:tcPr>
+          <w:p>
+            <w:pPr>
+              <w:spacing w:before="20" w:after="20"/>
+            </w:pPr>
             <w:r/>
             <w:r>
               <w:rPr>
@@ -361,6 +545,9 @@
             <w:tcW w:type="dxa" w:w="2163"/>
           </w:tcPr>
           <w:p>
+            <w:pPr>
+              <w:spacing w:before="20" w:after="20"/>
+            </w:pPr>
             <w:r/>
             <w:r>
               <w:rPr>
@@ -377,21 +564,27 @@
             <w:tcW w:type="dxa" w:w="2163"/>
           </w:tcPr>
           <w:p>
-            <w:r/>
-            <w:r>
-              <w:rPr>
-                <w:rFonts w:ascii="Verdana" w:hAnsi="Verdana"/>
-                <w:b w:val="0"/>
-                <w:sz w:val="16"/>
-              </w:rPr>
-            </w:r>
-          </w:p>
-        </w:tc>
-        <w:tc>
-          <w:tcPr>
-            <w:tcW w:type="dxa" w:w="2163"/>
-          </w:tcPr>
-          <w:p>
+            <w:pPr>
+              <w:spacing w:before="20" w:after="20"/>
+            </w:pPr>
+            <w:r/>
+            <w:r>
+              <w:rPr>
+                <w:rFonts w:ascii="Verdana" w:hAnsi="Verdana"/>
+                <w:b w:val="0"/>
+                <w:sz w:val="16"/>
+              </w:rPr>
+            </w:r>
+          </w:p>
+        </w:tc>
+        <w:tc>
+          <w:tcPr>
+            <w:tcW w:type="dxa" w:w="2163"/>
+          </w:tcPr>
+          <w:p>
+            <w:pPr>
+              <w:spacing w:before="20" w:after="20"/>
+            </w:pPr>
             <w:r/>
             <w:r>
               <w:rPr>
@@ -412,51 +605,63 @@
             <w:tcW w:type="dxa" w:w="2163"/>
           </w:tcPr>
           <w:p>
-            <w:r/>
-            <w:r>
-              <w:rPr>
-                <w:rFonts w:ascii="Verdana" w:hAnsi="Verdana"/>
-                <w:b w:val="0"/>
-                <w:sz w:val="16"/>
-              </w:rPr>
-            </w:r>
-          </w:p>
-        </w:tc>
-        <w:tc>
-          <w:tcPr>
-            <w:tcW w:type="dxa" w:w="2163"/>
-          </w:tcPr>
-          <w:p>
-            <w:r/>
-            <w:r>
-              <w:rPr>
-                <w:rFonts w:ascii="Verdana" w:hAnsi="Verdana"/>
-                <w:b w:val="0"/>
-                <w:sz w:val="16"/>
-              </w:rPr>
-            </w:r>
-          </w:p>
-        </w:tc>
-        <w:tc>
-          <w:tcPr>
-            <w:tcW w:type="dxa" w:w="2163"/>
-          </w:tcPr>
-          <w:p>
-            <w:r/>
-            <w:r>
-              <w:rPr>
-                <w:rFonts w:ascii="Verdana" w:hAnsi="Verdana"/>
-                <w:b w:val="0"/>
-                <w:sz w:val="16"/>
-              </w:rPr>
-            </w:r>
-          </w:p>
-        </w:tc>
-        <w:tc>
-          <w:tcPr>
-            <w:tcW w:type="dxa" w:w="2163"/>
-          </w:tcPr>
-          <w:p>
+            <w:pPr>
+              <w:spacing w:before="20" w:after="20"/>
+            </w:pPr>
+            <w:r/>
+            <w:r>
+              <w:rPr>
+                <w:rFonts w:ascii="Verdana" w:hAnsi="Verdana"/>
+                <w:b w:val="0"/>
+                <w:sz w:val="16"/>
+              </w:rPr>
+            </w:r>
+          </w:p>
+        </w:tc>
+        <w:tc>
+          <w:tcPr>
+            <w:tcW w:type="dxa" w:w="2163"/>
+          </w:tcPr>
+          <w:p>
+            <w:pPr>
+              <w:spacing w:before="20" w:after="20"/>
+            </w:pPr>
+            <w:r/>
+            <w:r>
+              <w:rPr>
+                <w:rFonts w:ascii="Verdana" w:hAnsi="Verdana"/>
+                <w:b w:val="0"/>
+                <w:sz w:val="16"/>
+              </w:rPr>
+            </w:r>
+          </w:p>
+        </w:tc>
+        <w:tc>
+          <w:tcPr>
+            <w:tcW w:type="dxa" w:w="2163"/>
+          </w:tcPr>
+          <w:p>
+            <w:pPr>
+              <w:spacing w:before="20" w:after="20"/>
+            </w:pPr>
+            <w:r/>
+            <w:r>
+              <w:rPr>
+                <w:rFonts w:ascii="Verdana" w:hAnsi="Verdana"/>
+                <w:b w:val="0"/>
+                <w:sz w:val="16"/>
+              </w:rPr>
+            </w:r>
+          </w:p>
+        </w:tc>
+        <w:tc>
+          <w:tcPr>
+            <w:tcW w:type="dxa" w:w="2163"/>
+          </w:tcPr>
+          <w:p>
+            <w:pPr>
+              <w:spacing w:before="20" w:after="20"/>
+            </w:pPr>
             <w:r/>
             <w:r>
               <w:rPr>
@@ -473,6 +678,9 @@
             <w:tcW w:type="dxa" w:w="2163"/>
           </w:tcPr>
           <w:p>
+            <w:pPr>
+              <w:spacing w:before="20" w:after="20"/>
+            </w:pPr>
             <w:r/>
             <w:r>
               <w:rPr>
@@ -489,21 +697,27 @@
             <w:tcW w:type="dxa" w:w="2163"/>
           </w:tcPr>
           <w:p>
-            <w:r/>
-            <w:r>
-              <w:rPr>
-                <w:rFonts w:ascii="Verdana" w:hAnsi="Verdana"/>
-                <w:b w:val="0"/>
-                <w:sz w:val="16"/>
-              </w:rPr>
-            </w:r>
-          </w:p>
-        </w:tc>
-        <w:tc>
-          <w:tcPr>
-            <w:tcW w:type="dxa" w:w="2163"/>
-          </w:tcPr>
-          <w:p>
+            <w:pPr>
+              <w:spacing w:before="20" w:after="20"/>
+            </w:pPr>
+            <w:r/>
+            <w:r>
+              <w:rPr>
+                <w:rFonts w:ascii="Verdana" w:hAnsi="Verdana"/>
+                <w:b w:val="0"/>
+                <w:sz w:val="16"/>
+              </w:rPr>
+            </w:r>
+          </w:p>
+        </w:tc>
+        <w:tc>
+          <w:tcPr>
+            <w:tcW w:type="dxa" w:w="2163"/>
+          </w:tcPr>
+          <w:p>
+            <w:pPr>
+              <w:spacing w:before="20" w:after="20"/>
+            </w:pPr>
             <w:r/>
             <w:r>
               <w:rPr>
@@ -524,51 +738,63 @@
             <w:tcW w:type="dxa" w:w="2163"/>
           </w:tcPr>
           <w:p>
-            <w:r/>
-            <w:r>
-              <w:rPr>
-                <w:rFonts w:ascii="Verdana" w:hAnsi="Verdana"/>
-                <w:b w:val="0"/>
-                <w:sz w:val="16"/>
-              </w:rPr>
-            </w:r>
-          </w:p>
-        </w:tc>
-        <w:tc>
-          <w:tcPr>
-            <w:tcW w:type="dxa" w:w="2163"/>
-          </w:tcPr>
-          <w:p>
-            <w:r/>
-            <w:r>
-              <w:rPr>
-                <w:rFonts w:ascii="Verdana" w:hAnsi="Verdana"/>
-                <w:b w:val="0"/>
-                <w:sz w:val="16"/>
-              </w:rPr>
-            </w:r>
-          </w:p>
-        </w:tc>
-        <w:tc>
-          <w:tcPr>
-            <w:tcW w:type="dxa" w:w="2163"/>
-          </w:tcPr>
-          <w:p>
-            <w:r/>
-            <w:r>
-              <w:rPr>
-                <w:rFonts w:ascii="Verdana" w:hAnsi="Verdana"/>
-                <w:b w:val="0"/>
-                <w:sz w:val="16"/>
-              </w:rPr>
-            </w:r>
-          </w:p>
-        </w:tc>
-        <w:tc>
-          <w:tcPr>
-            <w:tcW w:type="dxa" w:w="2163"/>
-          </w:tcPr>
-          <w:p>
+            <w:pPr>
+              <w:spacing w:before="20" w:after="20"/>
+            </w:pPr>
+            <w:r/>
+            <w:r>
+              <w:rPr>
+                <w:rFonts w:ascii="Verdana" w:hAnsi="Verdana"/>
+                <w:b w:val="0"/>
+                <w:sz w:val="16"/>
+              </w:rPr>
+            </w:r>
+          </w:p>
+        </w:tc>
+        <w:tc>
+          <w:tcPr>
+            <w:tcW w:type="dxa" w:w="2163"/>
+          </w:tcPr>
+          <w:p>
+            <w:pPr>
+              <w:spacing w:before="20" w:after="20"/>
+            </w:pPr>
+            <w:r/>
+            <w:r>
+              <w:rPr>
+                <w:rFonts w:ascii="Verdana" w:hAnsi="Verdana"/>
+                <w:b w:val="0"/>
+                <w:sz w:val="16"/>
+              </w:rPr>
+            </w:r>
+          </w:p>
+        </w:tc>
+        <w:tc>
+          <w:tcPr>
+            <w:tcW w:type="dxa" w:w="2163"/>
+          </w:tcPr>
+          <w:p>
+            <w:pPr>
+              <w:spacing w:before="20" w:after="20"/>
+            </w:pPr>
+            <w:r/>
+            <w:r>
+              <w:rPr>
+                <w:rFonts w:ascii="Verdana" w:hAnsi="Verdana"/>
+                <w:b w:val="0"/>
+                <w:sz w:val="16"/>
+              </w:rPr>
+            </w:r>
+          </w:p>
+        </w:tc>
+        <w:tc>
+          <w:tcPr>
+            <w:tcW w:type="dxa" w:w="2163"/>
+          </w:tcPr>
+          <w:p>
+            <w:pPr>
+              <w:spacing w:before="20" w:after="20"/>
+            </w:pPr>
             <w:r/>
             <w:r>
               <w:rPr>
@@ -585,6 +811,9 @@
             <w:tcW w:type="dxa" w:w="2163"/>
           </w:tcPr>
           <w:p>
+            <w:pPr>
+              <w:spacing w:before="20" w:after="20"/>
+            </w:pPr>
             <w:r/>
             <w:r>
               <w:rPr>
@@ -601,21 +830,27 @@
             <w:tcW w:type="dxa" w:w="2163"/>
           </w:tcPr>
           <w:p>
-            <w:r/>
-            <w:r>
-              <w:rPr>
-                <w:rFonts w:ascii="Verdana" w:hAnsi="Verdana"/>
-                <w:b w:val="0"/>
-                <w:sz w:val="16"/>
-              </w:rPr>
-            </w:r>
-          </w:p>
-        </w:tc>
-        <w:tc>
-          <w:tcPr>
-            <w:tcW w:type="dxa" w:w="2163"/>
-          </w:tcPr>
-          <w:p>
+            <w:pPr>
+              <w:spacing w:before="20" w:after="20"/>
+            </w:pPr>
+            <w:r/>
+            <w:r>
+              <w:rPr>
+                <w:rFonts w:ascii="Verdana" w:hAnsi="Verdana"/>
+                <w:b w:val="0"/>
+                <w:sz w:val="16"/>
+              </w:rPr>
+            </w:r>
+          </w:p>
+        </w:tc>
+        <w:tc>
+          <w:tcPr>
+            <w:tcW w:type="dxa" w:w="2163"/>
+          </w:tcPr>
+          <w:p>
+            <w:pPr>
+              <w:spacing w:before="20" w:after="20"/>
+            </w:pPr>
             <w:r/>
             <w:r>
               <w:rPr>
@@ -636,6 +871,9 @@
             <w:tcW w:type="dxa" w:w="2163"/>
           </w:tcPr>
           <w:p>
+            <w:pPr>
+              <w:spacing w:before="20" w:after="20"/>
+            </w:pPr>
             <w:r>
               <w:rPr>
                 <w:b/>
@@ -656,6 +894,9 @@
             <w:tcW w:type="dxa" w:w="2163"/>
           </w:tcPr>
           <w:p>
+            <w:pPr>
+              <w:spacing w:before="20" w:after="20"/>
+            </w:pPr>
             <w:r>
               <w:rPr>
                 <w:b/>
@@ -676,21 +917,27 @@
             <w:tcW w:type="dxa" w:w="2163"/>
           </w:tcPr>
           <w:p>
-            <w:r/>
-            <w:r>
-              <w:rPr>
-                <w:rFonts w:ascii="Verdana" w:hAnsi="Verdana"/>
-                <w:b w:val="0"/>
-                <w:sz w:val="16"/>
-              </w:rPr>
-            </w:r>
-          </w:p>
-        </w:tc>
-        <w:tc>
-          <w:tcPr>
-            <w:tcW w:type="dxa" w:w="2163"/>
-          </w:tcPr>
-          <w:p>
+            <w:pPr>
+              <w:spacing w:before="20" w:after="20"/>
+            </w:pPr>
+            <w:r/>
+            <w:r>
+              <w:rPr>
+                <w:rFonts w:ascii="Verdana" w:hAnsi="Verdana"/>
+                <w:b w:val="0"/>
+                <w:sz w:val="16"/>
+              </w:rPr>
+            </w:r>
+          </w:p>
+        </w:tc>
+        <w:tc>
+          <w:tcPr>
+            <w:tcW w:type="dxa" w:w="2163"/>
+          </w:tcPr>
+          <w:p>
+            <w:pPr>
+              <w:spacing w:before="20" w:after="20"/>
+            </w:pPr>
             <w:r/>
             <w:r>
               <w:rPr>
@@ -707,6 +954,9 @@
             <w:tcW w:type="dxa" w:w="2163"/>
           </w:tcPr>
           <w:p>
+            <w:pPr>
+              <w:spacing w:before="20" w:after="20"/>
+            </w:pPr>
             <w:r/>
             <w:r>
               <w:rPr>
@@ -723,21 +973,27 @@
             <w:tcW w:type="dxa" w:w="2163"/>
           </w:tcPr>
           <w:p>
-            <w:r/>
-            <w:r>
-              <w:rPr>
-                <w:rFonts w:ascii="Verdana" w:hAnsi="Verdana"/>
-                <w:b w:val="0"/>
-                <w:sz w:val="16"/>
-              </w:rPr>
-            </w:r>
-          </w:p>
-        </w:tc>
-        <w:tc>
-          <w:tcPr>
-            <w:tcW w:type="dxa" w:w="2163"/>
-          </w:tcPr>
-          <w:p>
+            <w:pPr>
+              <w:spacing w:before="20" w:after="20"/>
+            </w:pPr>
+            <w:r/>
+            <w:r>
+              <w:rPr>
+                <w:rFonts w:ascii="Verdana" w:hAnsi="Verdana"/>
+                <w:b w:val="0"/>
+                <w:sz w:val="16"/>
+              </w:rPr>
+            </w:r>
+          </w:p>
+        </w:tc>
+        <w:tc>
+          <w:tcPr>
+            <w:tcW w:type="dxa" w:w="2163"/>
+          </w:tcPr>
+          <w:p>
+            <w:pPr>
+              <w:spacing w:before="20" w:after="20"/>
+            </w:pPr>
             <w:r/>
             <w:r>
               <w:rPr>
@@ -758,51 +1014,63 @@
             <w:tcW w:type="dxa" w:w="2163"/>
           </w:tcPr>
           <w:p>
-            <w:r/>
-            <w:r>
-              <w:rPr>
-                <w:rFonts w:ascii="Verdana" w:hAnsi="Verdana"/>
-                <w:b w:val="0"/>
-                <w:sz w:val="16"/>
-              </w:rPr>
-            </w:r>
-          </w:p>
-        </w:tc>
-        <w:tc>
-          <w:tcPr>
-            <w:tcW w:type="dxa" w:w="2163"/>
-          </w:tcPr>
-          <w:p>
-            <w:r/>
-            <w:r>
-              <w:rPr>
-                <w:rFonts w:ascii="Verdana" w:hAnsi="Verdana"/>
-                <w:b w:val="0"/>
-                <w:sz w:val="16"/>
-              </w:rPr>
-            </w:r>
-          </w:p>
-        </w:tc>
-        <w:tc>
-          <w:tcPr>
-            <w:tcW w:type="dxa" w:w="2163"/>
-          </w:tcPr>
-          <w:p>
-            <w:r/>
-            <w:r>
-              <w:rPr>
-                <w:rFonts w:ascii="Verdana" w:hAnsi="Verdana"/>
-                <w:b w:val="0"/>
-                <w:sz w:val="16"/>
-              </w:rPr>
-            </w:r>
-          </w:p>
-        </w:tc>
-        <w:tc>
-          <w:tcPr>
-            <w:tcW w:type="dxa" w:w="2163"/>
-          </w:tcPr>
-          <w:p>
+            <w:pPr>
+              <w:spacing w:before="20" w:after="20"/>
+            </w:pPr>
+            <w:r/>
+            <w:r>
+              <w:rPr>
+                <w:rFonts w:ascii="Verdana" w:hAnsi="Verdana"/>
+                <w:b w:val="0"/>
+                <w:sz w:val="16"/>
+              </w:rPr>
+            </w:r>
+          </w:p>
+        </w:tc>
+        <w:tc>
+          <w:tcPr>
+            <w:tcW w:type="dxa" w:w="2163"/>
+          </w:tcPr>
+          <w:p>
+            <w:pPr>
+              <w:spacing w:before="20" w:after="20"/>
+            </w:pPr>
+            <w:r/>
+            <w:r>
+              <w:rPr>
+                <w:rFonts w:ascii="Verdana" w:hAnsi="Verdana"/>
+                <w:b w:val="0"/>
+                <w:sz w:val="16"/>
+              </w:rPr>
+            </w:r>
+          </w:p>
+        </w:tc>
+        <w:tc>
+          <w:tcPr>
+            <w:tcW w:type="dxa" w:w="2163"/>
+          </w:tcPr>
+          <w:p>
+            <w:pPr>
+              <w:spacing w:before="20" w:after="20"/>
+            </w:pPr>
+            <w:r/>
+            <w:r>
+              <w:rPr>
+                <w:rFonts w:ascii="Verdana" w:hAnsi="Verdana"/>
+                <w:b w:val="0"/>
+                <w:sz w:val="16"/>
+              </w:rPr>
+            </w:r>
+          </w:p>
+        </w:tc>
+        <w:tc>
+          <w:tcPr>
+            <w:tcW w:type="dxa" w:w="2163"/>
+          </w:tcPr>
+          <w:p>
+            <w:pPr>
+              <w:spacing w:before="20" w:after="20"/>
+            </w:pPr>
             <w:r/>
             <w:r>
               <w:rPr>
@@ -819,6 +1087,9 @@
             <w:tcW w:type="dxa" w:w="2163"/>
           </w:tcPr>
           <w:p>
+            <w:pPr>
+              <w:spacing w:before="20" w:after="20"/>
+            </w:pPr>
             <w:r/>
             <w:r>
               <w:rPr>
@@ -835,21 +1106,27 @@
             <w:tcW w:type="dxa" w:w="2163"/>
           </w:tcPr>
           <w:p>
-            <w:r/>
-            <w:r>
-              <w:rPr>
-                <w:rFonts w:ascii="Verdana" w:hAnsi="Verdana"/>
-                <w:b w:val="0"/>
-                <w:sz w:val="16"/>
-              </w:rPr>
-            </w:r>
-          </w:p>
-        </w:tc>
-        <w:tc>
-          <w:tcPr>
-            <w:tcW w:type="dxa" w:w="2163"/>
-          </w:tcPr>
-          <w:p>
+            <w:pPr>
+              <w:spacing w:before="20" w:after="20"/>
+            </w:pPr>
+            <w:r/>
+            <w:r>
+              <w:rPr>
+                <w:rFonts w:ascii="Verdana" w:hAnsi="Verdana"/>
+                <w:b w:val="0"/>
+                <w:sz w:val="16"/>
+              </w:rPr>
+            </w:r>
+          </w:p>
+        </w:tc>
+        <w:tc>
+          <w:tcPr>
+            <w:tcW w:type="dxa" w:w="2163"/>
+          </w:tcPr>
+          <w:p>
+            <w:pPr>
+              <w:spacing w:before="20" w:after="20"/>
+            </w:pPr>
             <w:r/>
             <w:r>
               <w:rPr>
@@ -870,51 +1147,63 @@
             <w:tcW w:type="dxa" w:w="2163"/>
           </w:tcPr>
           <w:p>
-            <w:r/>
-            <w:r>
-              <w:rPr>
-                <w:rFonts w:ascii="Verdana" w:hAnsi="Verdana"/>
-                <w:b w:val="0"/>
-                <w:sz w:val="16"/>
-              </w:rPr>
-            </w:r>
-          </w:p>
-        </w:tc>
-        <w:tc>
-          <w:tcPr>
-            <w:tcW w:type="dxa" w:w="2163"/>
-          </w:tcPr>
-          <w:p>
-            <w:r/>
-            <w:r>
-              <w:rPr>
-                <w:rFonts w:ascii="Verdana" w:hAnsi="Verdana"/>
-                <w:b w:val="0"/>
-                <w:sz w:val="16"/>
-              </w:rPr>
-            </w:r>
-          </w:p>
-        </w:tc>
-        <w:tc>
-          <w:tcPr>
-            <w:tcW w:type="dxa" w:w="2163"/>
-          </w:tcPr>
-          <w:p>
-            <w:r/>
-            <w:r>
-              <w:rPr>
-                <w:rFonts w:ascii="Verdana" w:hAnsi="Verdana"/>
-                <w:b w:val="0"/>
-                <w:sz w:val="16"/>
-              </w:rPr>
-            </w:r>
-          </w:p>
-        </w:tc>
-        <w:tc>
-          <w:tcPr>
-            <w:tcW w:type="dxa" w:w="2163"/>
-          </w:tcPr>
-          <w:p>
+            <w:pPr>
+              <w:spacing w:before="20" w:after="20"/>
+            </w:pPr>
+            <w:r/>
+            <w:r>
+              <w:rPr>
+                <w:rFonts w:ascii="Verdana" w:hAnsi="Verdana"/>
+                <w:b w:val="0"/>
+                <w:sz w:val="16"/>
+              </w:rPr>
+            </w:r>
+          </w:p>
+        </w:tc>
+        <w:tc>
+          <w:tcPr>
+            <w:tcW w:type="dxa" w:w="2163"/>
+          </w:tcPr>
+          <w:p>
+            <w:pPr>
+              <w:spacing w:before="20" w:after="20"/>
+            </w:pPr>
+            <w:r/>
+            <w:r>
+              <w:rPr>
+                <w:rFonts w:ascii="Verdana" w:hAnsi="Verdana"/>
+                <w:b w:val="0"/>
+                <w:sz w:val="16"/>
+              </w:rPr>
+            </w:r>
+          </w:p>
+        </w:tc>
+        <w:tc>
+          <w:tcPr>
+            <w:tcW w:type="dxa" w:w="2163"/>
+          </w:tcPr>
+          <w:p>
+            <w:pPr>
+              <w:spacing w:before="20" w:after="20"/>
+            </w:pPr>
+            <w:r/>
+            <w:r>
+              <w:rPr>
+                <w:rFonts w:ascii="Verdana" w:hAnsi="Verdana"/>
+                <w:b w:val="0"/>
+                <w:sz w:val="16"/>
+              </w:rPr>
+            </w:r>
+          </w:p>
+        </w:tc>
+        <w:tc>
+          <w:tcPr>
+            <w:tcW w:type="dxa" w:w="2163"/>
+          </w:tcPr>
+          <w:p>
+            <w:pPr>
+              <w:spacing w:before="20" w:after="20"/>
+            </w:pPr>
             <w:r/>
             <w:r>
               <w:rPr>
@@ -931,6 +1220,9 @@
             <w:tcW w:type="dxa" w:w="2163"/>
           </w:tcPr>
           <w:p>
+            <w:pPr>
+              <w:spacing w:before="20" w:after="20"/>
+            </w:pPr>
             <w:r/>
             <w:r>
               <w:rPr>
@@ -947,21 +1239,27 @@
             <w:tcW w:type="dxa" w:w="2163"/>
           </w:tcPr>
           <w:p>
-            <w:r/>
-            <w:r>
-              <w:rPr>
-                <w:rFonts w:ascii="Verdana" w:hAnsi="Verdana"/>
-                <w:b w:val="0"/>
-                <w:sz w:val="16"/>
-              </w:rPr>
-            </w:r>
-          </w:p>
-        </w:tc>
-        <w:tc>
-          <w:tcPr>
-            <w:tcW w:type="dxa" w:w="2163"/>
-          </w:tcPr>
-          <w:p>
+            <w:pPr>
+              <w:spacing w:before="20" w:after="20"/>
+            </w:pPr>
+            <w:r/>
+            <w:r>
+              <w:rPr>
+                <w:rFonts w:ascii="Verdana" w:hAnsi="Verdana"/>
+                <w:b w:val="0"/>
+                <w:sz w:val="16"/>
+              </w:rPr>
+            </w:r>
+          </w:p>
+        </w:tc>
+        <w:tc>
+          <w:tcPr>
+            <w:tcW w:type="dxa" w:w="2163"/>
+          </w:tcPr>
+          <w:p>
+            <w:pPr>
+              <w:spacing w:before="20" w:after="20"/>
+            </w:pPr>
             <w:r/>
             <w:r>
               <w:rPr>
@@ -982,51 +1280,63 @@
             <w:tcW w:type="dxa" w:w="2163"/>
           </w:tcPr>
           <w:p>
-            <w:r/>
-            <w:r>
-              <w:rPr>
-                <w:rFonts w:ascii="Verdana" w:hAnsi="Verdana"/>
-                <w:b w:val="0"/>
-                <w:sz w:val="16"/>
-              </w:rPr>
-            </w:r>
-          </w:p>
-        </w:tc>
-        <w:tc>
-          <w:tcPr>
-            <w:tcW w:type="dxa" w:w="2163"/>
-          </w:tcPr>
-          <w:p>
-            <w:r/>
-            <w:r>
-              <w:rPr>
-                <w:rFonts w:ascii="Verdana" w:hAnsi="Verdana"/>
-                <w:b w:val="0"/>
-                <w:sz w:val="16"/>
-              </w:rPr>
-            </w:r>
-          </w:p>
-        </w:tc>
-        <w:tc>
-          <w:tcPr>
-            <w:tcW w:type="dxa" w:w="2163"/>
-          </w:tcPr>
-          <w:p>
-            <w:r/>
-            <w:r>
-              <w:rPr>
-                <w:rFonts w:ascii="Verdana" w:hAnsi="Verdana"/>
-                <w:b w:val="0"/>
-                <w:sz w:val="16"/>
-              </w:rPr>
-            </w:r>
-          </w:p>
-        </w:tc>
-        <w:tc>
-          <w:tcPr>
-            <w:tcW w:type="dxa" w:w="2163"/>
-          </w:tcPr>
-          <w:p>
+            <w:pPr>
+              <w:spacing w:before="20" w:after="20"/>
+            </w:pPr>
+            <w:r/>
+            <w:r>
+              <w:rPr>
+                <w:rFonts w:ascii="Verdana" w:hAnsi="Verdana"/>
+                <w:b w:val="0"/>
+                <w:sz w:val="16"/>
+              </w:rPr>
+            </w:r>
+          </w:p>
+        </w:tc>
+        <w:tc>
+          <w:tcPr>
+            <w:tcW w:type="dxa" w:w="2163"/>
+          </w:tcPr>
+          <w:p>
+            <w:pPr>
+              <w:spacing w:before="20" w:after="20"/>
+            </w:pPr>
+            <w:r/>
+            <w:r>
+              <w:rPr>
+                <w:rFonts w:ascii="Verdana" w:hAnsi="Verdana"/>
+                <w:b w:val="0"/>
+                <w:sz w:val="16"/>
+              </w:rPr>
+            </w:r>
+          </w:p>
+        </w:tc>
+        <w:tc>
+          <w:tcPr>
+            <w:tcW w:type="dxa" w:w="2163"/>
+          </w:tcPr>
+          <w:p>
+            <w:pPr>
+              <w:spacing w:before="20" w:after="20"/>
+            </w:pPr>
+            <w:r/>
+            <w:r>
+              <w:rPr>
+                <w:rFonts w:ascii="Verdana" w:hAnsi="Verdana"/>
+                <w:b w:val="0"/>
+                <w:sz w:val="16"/>
+              </w:rPr>
+            </w:r>
+          </w:p>
+        </w:tc>
+        <w:tc>
+          <w:tcPr>
+            <w:tcW w:type="dxa" w:w="2163"/>
+          </w:tcPr>
+          <w:p>
+            <w:pPr>
+              <w:spacing w:before="20" w:after="20"/>
+            </w:pPr>
             <w:r/>
             <w:r>
               <w:rPr>
@@ -1043,6 +1353,9 @@
             <w:tcW w:type="dxa" w:w="2163"/>
           </w:tcPr>
           <w:p>
+            <w:pPr>
+              <w:spacing w:before="20" w:after="20"/>
+            </w:pPr>
             <w:r/>
             <w:r>
               <w:rPr>
@@ -1059,21 +1372,27 @@
             <w:tcW w:type="dxa" w:w="2163"/>
           </w:tcPr>
           <w:p>
-            <w:r/>
-            <w:r>
-              <w:rPr>
-                <w:rFonts w:ascii="Verdana" w:hAnsi="Verdana"/>
-                <w:b w:val="0"/>
-                <w:sz w:val="16"/>
-              </w:rPr>
-            </w:r>
-          </w:p>
-        </w:tc>
-        <w:tc>
-          <w:tcPr>
-            <w:tcW w:type="dxa" w:w="2163"/>
-          </w:tcPr>
-          <w:p>
+            <w:pPr>
+              <w:spacing w:before="20" w:after="20"/>
+            </w:pPr>
+            <w:r/>
+            <w:r>
+              <w:rPr>
+                <w:rFonts w:ascii="Verdana" w:hAnsi="Verdana"/>
+                <w:b w:val="0"/>
+                <w:sz w:val="16"/>
+              </w:rPr>
+            </w:r>
+          </w:p>
+        </w:tc>
+        <w:tc>
+          <w:tcPr>
+            <w:tcW w:type="dxa" w:w="2163"/>
+          </w:tcPr>
+          <w:p>
+            <w:pPr>
+              <w:spacing w:before="20" w:after="20"/>
+            </w:pPr>
             <w:r/>
             <w:r>
               <w:rPr>
@@ -1094,6 +1413,9 @@
             <w:tcW w:type="dxa" w:w="2163"/>
           </w:tcPr>
           <w:p>
+            <w:pPr>
+              <w:spacing w:before="20" w:after="20"/>
+            </w:pPr>
             <w:r>
               <w:rPr>
                 <w:b/>
@@ -1114,6 +1436,9 @@
             <w:tcW w:type="dxa" w:w="2163"/>
           </w:tcPr>
           <w:p>
+            <w:pPr>
+              <w:spacing w:before="20" w:after="20"/>
+            </w:pPr>
             <w:r>
               <w:rPr>
                 <w:b/>
@@ -1134,21 +1459,27 @@
             <w:tcW w:type="dxa" w:w="2163"/>
           </w:tcPr>
           <w:p>
-            <w:r/>
-            <w:r>
-              <w:rPr>
-                <w:rFonts w:ascii="Verdana" w:hAnsi="Verdana"/>
-                <w:b w:val="0"/>
-                <w:sz w:val="16"/>
-              </w:rPr>
-            </w:r>
-          </w:p>
-        </w:tc>
-        <w:tc>
-          <w:tcPr>
-            <w:tcW w:type="dxa" w:w="2163"/>
-          </w:tcPr>
-          <w:p>
+            <w:pPr>
+              <w:spacing w:before="20" w:after="20"/>
+            </w:pPr>
+            <w:r/>
+            <w:r>
+              <w:rPr>
+                <w:rFonts w:ascii="Verdana" w:hAnsi="Verdana"/>
+                <w:b w:val="0"/>
+                <w:sz w:val="16"/>
+              </w:rPr>
+            </w:r>
+          </w:p>
+        </w:tc>
+        <w:tc>
+          <w:tcPr>
+            <w:tcW w:type="dxa" w:w="2163"/>
+          </w:tcPr>
+          <w:p>
+            <w:pPr>
+              <w:spacing w:before="20" w:after="20"/>
+            </w:pPr>
             <w:r/>
             <w:r>
               <w:rPr>
@@ -1165,6 +1496,9 @@
             <w:tcW w:type="dxa" w:w="2163"/>
           </w:tcPr>
           <w:p>
+            <w:pPr>
+              <w:spacing w:before="20" w:after="20"/>
+            </w:pPr>
             <w:r/>
             <w:r>
               <w:rPr>
@@ -1181,6 +1515,9 @@
             <w:tcW w:type="dxa" w:w="2163"/>
           </w:tcPr>
           <w:p>
+            <w:pPr>
+              <w:spacing w:before="20" w:after="20"/>
+            </w:pPr>
             <w:r/>
             <w:r>
               <w:rPr>
@@ -1197,6 +1534,9 @@
             <w:tcW w:type="dxa" w:w="2163"/>
           </w:tcPr>
           <w:p>
+            <w:pPr>
+              <w:spacing w:before="20" w:after="20"/>
+            </w:pPr>
             <w:r/>
             <w:r>
               <w:rPr>
@@ -1217,51 +1557,63 @@
             <w:tcW w:type="dxa" w:w="2163"/>
           </w:tcPr>
           <w:p>
-            <w:r/>
-            <w:r>
-              <w:rPr>
-                <w:rFonts w:ascii="Verdana" w:hAnsi="Verdana"/>
-                <w:b w:val="0"/>
-                <w:sz w:val="16"/>
-              </w:rPr>
-            </w:r>
-          </w:p>
-        </w:tc>
-        <w:tc>
-          <w:tcPr>
-            <w:tcW w:type="dxa" w:w="2163"/>
-          </w:tcPr>
-          <w:p>
-            <w:r/>
-            <w:r>
-              <w:rPr>
-                <w:rFonts w:ascii="Verdana" w:hAnsi="Verdana"/>
-                <w:b w:val="0"/>
-                <w:sz w:val="16"/>
-              </w:rPr>
-            </w:r>
-          </w:p>
-        </w:tc>
-        <w:tc>
-          <w:tcPr>
-            <w:tcW w:type="dxa" w:w="2163"/>
-          </w:tcPr>
-          <w:p>
-            <w:r/>
-            <w:r>
-              <w:rPr>
-                <w:rFonts w:ascii="Verdana" w:hAnsi="Verdana"/>
-                <w:b w:val="0"/>
-                <w:sz w:val="16"/>
-              </w:rPr>
-            </w:r>
-          </w:p>
-        </w:tc>
-        <w:tc>
-          <w:tcPr>
-            <w:tcW w:type="dxa" w:w="2163"/>
-          </w:tcPr>
-          <w:p>
+            <w:pPr>
+              <w:spacing w:before="20" w:after="20"/>
+            </w:pPr>
+            <w:r/>
+            <w:r>
+              <w:rPr>
+                <w:rFonts w:ascii="Verdana" w:hAnsi="Verdana"/>
+                <w:b w:val="0"/>
+                <w:sz w:val="16"/>
+              </w:rPr>
+            </w:r>
+          </w:p>
+        </w:tc>
+        <w:tc>
+          <w:tcPr>
+            <w:tcW w:type="dxa" w:w="2163"/>
+          </w:tcPr>
+          <w:p>
+            <w:pPr>
+              <w:spacing w:before="20" w:after="20"/>
+            </w:pPr>
+            <w:r/>
+            <w:r>
+              <w:rPr>
+                <w:rFonts w:ascii="Verdana" w:hAnsi="Verdana"/>
+                <w:b w:val="0"/>
+                <w:sz w:val="16"/>
+              </w:rPr>
+            </w:r>
+          </w:p>
+        </w:tc>
+        <w:tc>
+          <w:tcPr>
+            <w:tcW w:type="dxa" w:w="2163"/>
+          </w:tcPr>
+          <w:p>
+            <w:pPr>
+              <w:spacing w:before="20" w:after="20"/>
+            </w:pPr>
+            <w:r/>
+            <w:r>
+              <w:rPr>
+                <w:rFonts w:ascii="Verdana" w:hAnsi="Verdana"/>
+                <w:b w:val="0"/>
+                <w:sz w:val="16"/>
+              </w:rPr>
+            </w:r>
+          </w:p>
+        </w:tc>
+        <w:tc>
+          <w:tcPr>
+            <w:tcW w:type="dxa" w:w="2163"/>
+          </w:tcPr>
+          <w:p>
+            <w:pPr>
+              <w:spacing w:before="20" w:after="20"/>
+            </w:pPr>
             <w:r/>
             <w:r>
               <w:rPr>
@@ -1278,6 +1630,9 @@
             <w:tcW w:type="dxa" w:w="2163"/>
           </w:tcPr>
           <w:p>
+            <w:pPr>
+              <w:spacing w:before="20" w:after="20"/>
+            </w:pPr>
             <w:r/>
             <w:r>
               <w:rPr>
@@ -1294,21 +1649,27 @@
             <w:tcW w:type="dxa" w:w="2163"/>
           </w:tcPr>
           <w:p>
-            <w:r/>
-            <w:r>
-              <w:rPr>
-                <w:rFonts w:ascii="Verdana" w:hAnsi="Verdana"/>
-                <w:b w:val="0"/>
-                <w:sz w:val="16"/>
-              </w:rPr>
-            </w:r>
-          </w:p>
-        </w:tc>
-        <w:tc>
-          <w:tcPr>
-            <w:tcW w:type="dxa" w:w="2163"/>
-          </w:tcPr>
-          <w:p>
+            <w:pPr>
+              <w:spacing w:before="20" w:after="20"/>
+            </w:pPr>
+            <w:r/>
+            <w:r>
+              <w:rPr>
+                <w:rFonts w:ascii="Verdana" w:hAnsi="Verdana"/>
+                <w:b w:val="0"/>
+                <w:sz w:val="16"/>
+              </w:rPr>
+            </w:r>
+          </w:p>
+        </w:tc>
+        <w:tc>
+          <w:tcPr>
+            <w:tcW w:type="dxa" w:w="2163"/>
+          </w:tcPr>
+          <w:p>
+            <w:pPr>
+              <w:spacing w:before="20" w:after="20"/>
+            </w:pPr>
             <w:r/>
             <w:r>
               <w:rPr>
@@ -1329,51 +1690,63 @@
             <w:tcW w:type="dxa" w:w="2163"/>
           </w:tcPr>
           <w:p>
-            <w:r/>
-            <w:r>
-              <w:rPr>
-                <w:rFonts w:ascii="Verdana" w:hAnsi="Verdana"/>
-                <w:b w:val="0"/>
-                <w:sz w:val="16"/>
-              </w:rPr>
-            </w:r>
-          </w:p>
-        </w:tc>
-        <w:tc>
-          <w:tcPr>
-            <w:tcW w:type="dxa" w:w="2163"/>
-          </w:tcPr>
-          <w:p>
-            <w:r/>
-            <w:r>
-              <w:rPr>
-                <w:rFonts w:ascii="Verdana" w:hAnsi="Verdana"/>
-                <w:b w:val="0"/>
-                <w:sz w:val="16"/>
-              </w:rPr>
-            </w:r>
-          </w:p>
-        </w:tc>
-        <w:tc>
-          <w:tcPr>
-            <w:tcW w:type="dxa" w:w="2163"/>
-          </w:tcPr>
-          <w:p>
-            <w:r/>
-            <w:r>
-              <w:rPr>
-                <w:rFonts w:ascii="Verdana" w:hAnsi="Verdana"/>
-                <w:b w:val="0"/>
-                <w:sz w:val="16"/>
-              </w:rPr>
-            </w:r>
-          </w:p>
-        </w:tc>
-        <w:tc>
-          <w:tcPr>
-            <w:tcW w:type="dxa" w:w="2163"/>
-          </w:tcPr>
-          <w:p>
+            <w:pPr>
+              <w:spacing w:before="20" w:after="20"/>
+            </w:pPr>
+            <w:r/>
+            <w:r>
+              <w:rPr>
+                <w:rFonts w:ascii="Verdana" w:hAnsi="Verdana"/>
+                <w:b w:val="0"/>
+                <w:sz w:val="16"/>
+              </w:rPr>
+            </w:r>
+          </w:p>
+        </w:tc>
+        <w:tc>
+          <w:tcPr>
+            <w:tcW w:type="dxa" w:w="2163"/>
+          </w:tcPr>
+          <w:p>
+            <w:pPr>
+              <w:spacing w:before="20" w:after="20"/>
+            </w:pPr>
+            <w:r/>
+            <w:r>
+              <w:rPr>
+                <w:rFonts w:ascii="Verdana" w:hAnsi="Verdana"/>
+                <w:b w:val="0"/>
+                <w:sz w:val="16"/>
+              </w:rPr>
+            </w:r>
+          </w:p>
+        </w:tc>
+        <w:tc>
+          <w:tcPr>
+            <w:tcW w:type="dxa" w:w="2163"/>
+          </w:tcPr>
+          <w:p>
+            <w:pPr>
+              <w:spacing w:before="20" w:after="20"/>
+            </w:pPr>
+            <w:r/>
+            <w:r>
+              <w:rPr>
+                <w:rFonts w:ascii="Verdana" w:hAnsi="Verdana"/>
+                <w:b w:val="0"/>
+                <w:sz w:val="16"/>
+              </w:rPr>
+            </w:r>
+          </w:p>
+        </w:tc>
+        <w:tc>
+          <w:tcPr>
+            <w:tcW w:type="dxa" w:w="2163"/>
+          </w:tcPr>
+          <w:p>
+            <w:pPr>
+              <w:spacing w:before="20" w:after="20"/>
+            </w:pPr>
             <w:r/>
             <w:r>
               <w:rPr>
@@ -1390,6 +1763,9 @@
             <w:tcW w:type="dxa" w:w="2163"/>
           </w:tcPr>
           <w:p>
+            <w:pPr>
+              <w:spacing w:before="20" w:after="20"/>
+            </w:pPr>
             <w:r/>
             <w:r>
               <w:rPr>
@@ -1406,21 +1782,27 @@
             <w:tcW w:type="dxa" w:w="2163"/>
           </w:tcPr>
           <w:p>
-            <w:r/>
-            <w:r>
-              <w:rPr>
-                <w:rFonts w:ascii="Verdana" w:hAnsi="Verdana"/>
-                <w:b w:val="0"/>
-                <w:sz w:val="16"/>
-              </w:rPr>
-            </w:r>
-          </w:p>
-        </w:tc>
-        <w:tc>
-          <w:tcPr>
-            <w:tcW w:type="dxa" w:w="2163"/>
-          </w:tcPr>
-          <w:p>
+            <w:pPr>
+              <w:spacing w:before="20" w:after="20"/>
+            </w:pPr>
+            <w:r/>
+            <w:r>
+              <w:rPr>
+                <w:rFonts w:ascii="Verdana" w:hAnsi="Verdana"/>
+                <w:b w:val="0"/>
+                <w:sz w:val="16"/>
+              </w:rPr>
+            </w:r>
+          </w:p>
+        </w:tc>
+        <w:tc>
+          <w:tcPr>
+            <w:tcW w:type="dxa" w:w="2163"/>
+          </w:tcPr>
+          <w:p>
+            <w:pPr>
+              <w:spacing w:before="20" w:after="20"/>
+            </w:pPr>
             <w:r/>
             <w:r>
               <w:rPr>
@@ -1441,51 +1823,63 @@
             <w:tcW w:type="dxa" w:w="2163"/>
           </w:tcPr>
           <w:p>
-            <w:r/>
-            <w:r>
-              <w:rPr>
-                <w:rFonts w:ascii="Verdana" w:hAnsi="Verdana"/>
-                <w:b w:val="0"/>
-                <w:sz w:val="16"/>
-              </w:rPr>
-            </w:r>
-          </w:p>
-        </w:tc>
-        <w:tc>
-          <w:tcPr>
-            <w:tcW w:type="dxa" w:w="2163"/>
-          </w:tcPr>
-          <w:p>
-            <w:r/>
-            <w:r>
-              <w:rPr>
-                <w:rFonts w:ascii="Verdana" w:hAnsi="Verdana"/>
-                <w:b w:val="0"/>
-                <w:sz w:val="16"/>
-              </w:rPr>
-            </w:r>
-          </w:p>
-        </w:tc>
-        <w:tc>
-          <w:tcPr>
-            <w:tcW w:type="dxa" w:w="2163"/>
-          </w:tcPr>
-          <w:p>
-            <w:r/>
-            <w:r>
-              <w:rPr>
-                <w:rFonts w:ascii="Verdana" w:hAnsi="Verdana"/>
-                <w:b w:val="0"/>
-                <w:sz w:val="16"/>
-              </w:rPr>
-            </w:r>
-          </w:p>
-        </w:tc>
-        <w:tc>
-          <w:tcPr>
-            <w:tcW w:type="dxa" w:w="2163"/>
-          </w:tcPr>
-          <w:p>
+            <w:pPr>
+              <w:spacing w:before="20" w:after="20"/>
+            </w:pPr>
+            <w:r/>
+            <w:r>
+              <w:rPr>
+                <w:rFonts w:ascii="Verdana" w:hAnsi="Verdana"/>
+                <w:b w:val="0"/>
+                <w:sz w:val="16"/>
+              </w:rPr>
+            </w:r>
+          </w:p>
+        </w:tc>
+        <w:tc>
+          <w:tcPr>
+            <w:tcW w:type="dxa" w:w="2163"/>
+          </w:tcPr>
+          <w:p>
+            <w:pPr>
+              <w:spacing w:before="20" w:after="20"/>
+            </w:pPr>
+            <w:r/>
+            <w:r>
+              <w:rPr>
+                <w:rFonts w:ascii="Verdana" w:hAnsi="Verdana"/>
+                <w:b w:val="0"/>
+                <w:sz w:val="16"/>
+              </w:rPr>
+            </w:r>
+          </w:p>
+        </w:tc>
+        <w:tc>
+          <w:tcPr>
+            <w:tcW w:type="dxa" w:w="2163"/>
+          </w:tcPr>
+          <w:p>
+            <w:pPr>
+              <w:spacing w:before="20" w:after="20"/>
+            </w:pPr>
+            <w:r/>
+            <w:r>
+              <w:rPr>
+                <w:rFonts w:ascii="Verdana" w:hAnsi="Verdana"/>
+                <w:b w:val="0"/>
+                <w:sz w:val="16"/>
+              </w:rPr>
+            </w:r>
+          </w:p>
+        </w:tc>
+        <w:tc>
+          <w:tcPr>
+            <w:tcW w:type="dxa" w:w="2163"/>
+          </w:tcPr>
+          <w:p>
+            <w:pPr>
+              <w:spacing w:before="20" w:after="20"/>
+            </w:pPr>
             <w:r/>
             <w:r>
               <w:rPr>
@@ -1502,6 +1896,9 @@
             <w:tcW w:type="dxa" w:w="2163"/>
           </w:tcPr>
           <w:p>
+            <w:pPr>
+              <w:spacing w:before="20" w:after="20"/>
+            </w:pPr>
             <w:r/>
             <w:r>
               <w:rPr>
@@ -1518,21 +1915,27 @@
             <w:tcW w:type="dxa" w:w="2163"/>
           </w:tcPr>
           <w:p>
-            <w:r/>
-            <w:r>
-              <w:rPr>
-                <w:rFonts w:ascii="Verdana" w:hAnsi="Verdana"/>
-                <w:b w:val="0"/>
-                <w:sz w:val="16"/>
-              </w:rPr>
-            </w:r>
-          </w:p>
-        </w:tc>
-        <w:tc>
-          <w:tcPr>
-            <w:tcW w:type="dxa" w:w="2163"/>
-          </w:tcPr>
-          <w:p>
+            <w:pPr>
+              <w:spacing w:before="20" w:after="20"/>
+            </w:pPr>
+            <w:r/>
+            <w:r>
+              <w:rPr>
+                <w:rFonts w:ascii="Verdana" w:hAnsi="Verdana"/>
+                <w:b w:val="0"/>
+                <w:sz w:val="16"/>
+              </w:rPr>
+            </w:r>
+          </w:p>
+        </w:tc>
+        <w:tc>
+          <w:tcPr>
+            <w:tcW w:type="dxa" w:w="2163"/>
+          </w:tcPr>
+          <w:p>
+            <w:pPr>
+              <w:spacing w:before="20" w:after="20"/>
+            </w:pPr>
             <w:r/>
             <w:r>
               <w:rPr>
@@ -1553,51 +1956,63 @@
             <w:tcW w:type="dxa" w:w="2163"/>
           </w:tcPr>
           <w:p>
-            <w:r/>
-            <w:r>
-              <w:rPr>
-                <w:rFonts w:ascii="Verdana" w:hAnsi="Verdana"/>
-                <w:b w:val="0"/>
-                <w:sz w:val="16"/>
-              </w:rPr>
-            </w:r>
-          </w:p>
-        </w:tc>
-        <w:tc>
-          <w:tcPr>
-            <w:tcW w:type="dxa" w:w="2163"/>
-          </w:tcPr>
-          <w:p>
-            <w:r/>
-            <w:r>
-              <w:rPr>
-                <w:rFonts w:ascii="Verdana" w:hAnsi="Verdana"/>
-                <w:b w:val="0"/>
-                <w:sz w:val="16"/>
-              </w:rPr>
-            </w:r>
-          </w:p>
-        </w:tc>
-        <w:tc>
-          <w:tcPr>
-            <w:tcW w:type="dxa" w:w="2163"/>
-          </w:tcPr>
-          <w:p>
-            <w:r/>
-            <w:r>
-              <w:rPr>
-                <w:rFonts w:ascii="Verdana" w:hAnsi="Verdana"/>
-                <w:b w:val="0"/>
-                <w:sz w:val="16"/>
-              </w:rPr>
-            </w:r>
-          </w:p>
-        </w:tc>
-        <w:tc>
-          <w:tcPr>
-            <w:tcW w:type="dxa" w:w="2163"/>
-          </w:tcPr>
-          <w:p>
+            <w:pPr>
+              <w:spacing w:before="20" w:after="20"/>
+            </w:pPr>
+            <w:r/>
+            <w:r>
+              <w:rPr>
+                <w:rFonts w:ascii="Verdana" w:hAnsi="Verdana"/>
+                <w:b w:val="0"/>
+                <w:sz w:val="16"/>
+              </w:rPr>
+            </w:r>
+          </w:p>
+        </w:tc>
+        <w:tc>
+          <w:tcPr>
+            <w:tcW w:type="dxa" w:w="2163"/>
+          </w:tcPr>
+          <w:p>
+            <w:pPr>
+              <w:spacing w:before="20" w:after="20"/>
+            </w:pPr>
+            <w:r/>
+            <w:r>
+              <w:rPr>
+                <w:rFonts w:ascii="Verdana" w:hAnsi="Verdana"/>
+                <w:b w:val="0"/>
+                <w:sz w:val="16"/>
+              </w:rPr>
+            </w:r>
+          </w:p>
+        </w:tc>
+        <w:tc>
+          <w:tcPr>
+            <w:tcW w:type="dxa" w:w="2163"/>
+          </w:tcPr>
+          <w:p>
+            <w:pPr>
+              <w:spacing w:before="20" w:after="20"/>
+            </w:pPr>
+            <w:r/>
+            <w:r>
+              <w:rPr>
+                <w:rFonts w:ascii="Verdana" w:hAnsi="Verdana"/>
+                <w:b w:val="0"/>
+                <w:sz w:val="16"/>
+              </w:rPr>
+            </w:r>
+          </w:p>
+        </w:tc>
+        <w:tc>
+          <w:tcPr>
+            <w:tcW w:type="dxa" w:w="2163"/>
+          </w:tcPr>
+          <w:p>
+            <w:pPr>
+              <w:spacing w:before="20" w:after="20"/>
+            </w:pPr>
             <w:r/>
             <w:r>
               <w:rPr>
@@ -1614,6 +2029,9 @@
             <w:tcW w:type="dxa" w:w="2163"/>
           </w:tcPr>
           <w:p>
+            <w:pPr>
+              <w:spacing w:before="20" w:after="20"/>
+            </w:pPr>
             <w:r/>
             <w:r>
               <w:rPr>
@@ -1630,21 +2048,27 @@
             <w:tcW w:type="dxa" w:w="2163"/>
           </w:tcPr>
           <w:p>
-            <w:r/>
-            <w:r>
-              <w:rPr>
-                <w:rFonts w:ascii="Verdana" w:hAnsi="Verdana"/>
-                <w:b w:val="0"/>
-                <w:sz w:val="16"/>
-              </w:rPr>
-            </w:r>
-          </w:p>
-        </w:tc>
-        <w:tc>
-          <w:tcPr>
-            <w:tcW w:type="dxa" w:w="2163"/>
-          </w:tcPr>
-          <w:p>
+            <w:pPr>
+              <w:spacing w:before="20" w:after="20"/>
+            </w:pPr>
+            <w:r/>
+            <w:r>
+              <w:rPr>
+                <w:rFonts w:ascii="Verdana" w:hAnsi="Verdana"/>
+                <w:b w:val="0"/>
+                <w:sz w:val="16"/>
+              </w:rPr>
+            </w:r>
+          </w:p>
+        </w:tc>
+        <w:tc>
+          <w:tcPr>
+            <w:tcW w:type="dxa" w:w="2163"/>
+          </w:tcPr>
+          <w:p>
+            <w:pPr>
+              <w:spacing w:before="20" w:after="20"/>
+            </w:pPr>
             <w:r/>
             <w:r>
               <w:rPr>
@@ -1665,6 +2089,9 @@
             <w:tcW w:type="dxa" w:w="2163"/>
           </w:tcPr>
           <w:p>
+            <w:pPr>
+              <w:spacing w:before="20" w:after="20"/>
+            </w:pPr>
             <w:r>
               <w:rPr>
                 <w:b/>
@@ -1685,6 +2112,9 @@
             <w:tcW w:type="dxa" w:w="2163"/>
           </w:tcPr>
           <w:p>
+            <w:pPr>
+              <w:spacing w:before="20" w:after="20"/>
+            </w:pPr>
             <w:r>
               <w:rPr>
                 <w:b/>
@@ -1705,21 +2135,27 @@
             <w:tcW w:type="dxa" w:w="2163"/>
           </w:tcPr>
           <w:p>
-            <w:r/>
-            <w:r>
-              <w:rPr>
-                <w:rFonts w:ascii="Verdana" w:hAnsi="Verdana"/>
-                <w:b w:val="0"/>
-                <w:sz w:val="16"/>
-              </w:rPr>
-            </w:r>
-          </w:p>
-        </w:tc>
-        <w:tc>
-          <w:tcPr>
-            <w:tcW w:type="dxa" w:w="2163"/>
-          </w:tcPr>
-          <w:p>
+            <w:pPr>
+              <w:spacing w:before="20" w:after="20"/>
+            </w:pPr>
+            <w:r/>
+            <w:r>
+              <w:rPr>
+                <w:rFonts w:ascii="Verdana" w:hAnsi="Verdana"/>
+                <w:b w:val="0"/>
+                <w:sz w:val="16"/>
+              </w:rPr>
+            </w:r>
+          </w:p>
+        </w:tc>
+        <w:tc>
+          <w:tcPr>
+            <w:tcW w:type="dxa" w:w="2163"/>
+          </w:tcPr>
+          <w:p>
+            <w:pPr>
+              <w:spacing w:before="20" w:after="20"/>
+            </w:pPr>
             <w:r/>
             <w:r>
               <w:rPr>
@@ -1736,6 +2172,9 @@
             <w:tcW w:type="dxa" w:w="2163"/>
           </w:tcPr>
           <w:p>
+            <w:pPr>
+              <w:spacing w:before="20" w:after="20"/>
+            </w:pPr>
             <w:r/>
             <w:r>
               <w:rPr>
@@ -1752,6 +2191,9 @@
             <w:tcW w:type="dxa" w:w="2163"/>
           </w:tcPr>
           <w:p>
+            <w:pPr>
+              <w:spacing w:before="20" w:after="20"/>
+            </w:pPr>
             <w:r/>
             <w:r>
               <w:rPr>
@@ -1768,6 +2210,9 @@
             <w:tcW w:type="dxa" w:w="2163"/>
           </w:tcPr>
           <w:p>
+            <w:pPr>
+              <w:spacing w:before="20" w:after="20"/>
+            </w:pPr>
             <w:r/>
             <w:r>
               <w:rPr>
@@ -1788,51 +2233,63 @@
             <w:tcW w:type="dxa" w:w="2163"/>
           </w:tcPr>
           <w:p>
-            <w:r/>
-            <w:r>
-              <w:rPr>
-                <w:rFonts w:ascii="Verdana" w:hAnsi="Verdana"/>
-                <w:b w:val="0"/>
-                <w:sz w:val="16"/>
-              </w:rPr>
-            </w:r>
-          </w:p>
-        </w:tc>
-        <w:tc>
-          <w:tcPr>
-            <w:tcW w:type="dxa" w:w="2163"/>
-          </w:tcPr>
-          <w:p>
-            <w:r/>
-            <w:r>
-              <w:rPr>
-                <w:rFonts w:ascii="Verdana" w:hAnsi="Verdana"/>
-                <w:b w:val="0"/>
-                <w:sz w:val="16"/>
-              </w:rPr>
-            </w:r>
-          </w:p>
-        </w:tc>
-        <w:tc>
-          <w:tcPr>
-            <w:tcW w:type="dxa" w:w="2163"/>
-          </w:tcPr>
-          <w:p>
-            <w:r/>
-            <w:r>
-              <w:rPr>
-                <w:rFonts w:ascii="Verdana" w:hAnsi="Verdana"/>
-                <w:b w:val="0"/>
-                <w:sz w:val="16"/>
-              </w:rPr>
-            </w:r>
-          </w:p>
-        </w:tc>
-        <w:tc>
-          <w:tcPr>
-            <w:tcW w:type="dxa" w:w="2163"/>
-          </w:tcPr>
-          <w:p>
+            <w:pPr>
+              <w:spacing w:before="20" w:after="20"/>
+            </w:pPr>
+            <w:r/>
+            <w:r>
+              <w:rPr>
+                <w:rFonts w:ascii="Verdana" w:hAnsi="Verdana"/>
+                <w:b w:val="0"/>
+                <w:sz w:val="16"/>
+              </w:rPr>
+            </w:r>
+          </w:p>
+        </w:tc>
+        <w:tc>
+          <w:tcPr>
+            <w:tcW w:type="dxa" w:w="2163"/>
+          </w:tcPr>
+          <w:p>
+            <w:pPr>
+              <w:spacing w:before="20" w:after="20"/>
+            </w:pPr>
+            <w:r/>
+            <w:r>
+              <w:rPr>
+                <w:rFonts w:ascii="Verdana" w:hAnsi="Verdana"/>
+                <w:b w:val="0"/>
+                <w:sz w:val="16"/>
+              </w:rPr>
+            </w:r>
+          </w:p>
+        </w:tc>
+        <w:tc>
+          <w:tcPr>
+            <w:tcW w:type="dxa" w:w="2163"/>
+          </w:tcPr>
+          <w:p>
+            <w:pPr>
+              <w:spacing w:before="20" w:after="20"/>
+            </w:pPr>
+            <w:r/>
+            <w:r>
+              <w:rPr>
+                <w:rFonts w:ascii="Verdana" w:hAnsi="Verdana"/>
+                <w:b w:val="0"/>
+                <w:sz w:val="16"/>
+              </w:rPr>
+            </w:r>
+          </w:p>
+        </w:tc>
+        <w:tc>
+          <w:tcPr>
+            <w:tcW w:type="dxa" w:w="2163"/>
+          </w:tcPr>
+          <w:p>
+            <w:pPr>
+              <w:spacing w:before="20" w:after="20"/>
+            </w:pPr>
             <w:r/>
             <w:r>
               <w:rPr>
@@ -1849,6 +2306,9 @@
             <w:tcW w:type="dxa" w:w="2163"/>
           </w:tcPr>
           <w:p>
+            <w:pPr>
+              <w:spacing w:before="20" w:after="20"/>
+            </w:pPr>
             <w:r/>
             <w:r>
               <w:rPr>
@@ -1865,6 +2325,9 @@
             <w:tcW w:type="dxa" w:w="2163"/>
           </w:tcPr>
           <w:p>
+            <w:pPr>
+              <w:spacing w:before="20" w:after="20"/>
+            </w:pPr>
             <w:r/>
             <w:r>
               <w:rPr>
@@ -1881,6 +2344,9 @@
             <w:tcW w:type="dxa" w:w="2163"/>
           </w:tcPr>
           <w:p>
+            <w:pPr>
+              <w:spacing w:before="20" w:after="20"/>
+            </w:pPr>
             <w:r/>
             <w:r>
               <w:rPr>
@@ -1901,51 +2367,63 @@
             <w:tcW w:type="dxa" w:w="2163"/>
           </w:tcPr>
           <w:p>
-            <w:r/>
-            <w:r>
-              <w:rPr>
-                <w:rFonts w:ascii="Verdana" w:hAnsi="Verdana"/>
-                <w:b w:val="0"/>
-                <w:sz w:val="16"/>
-              </w:rPr>
-            </w:r>
-          </w:p>
-        </w:tc>
-        <w:tc>
-          <w:tcPr>
-            <w:tcW w:type="dxa" w:w="2163"/>
-          </w:tcPr>
-          <w:p>
-            <w:r/>
-            <w:r>
-              <w:rPr>
-                <w:rFonts w:ascii="Verdana" w:hAnsi="Verdana"/>
-                <w:b w:val="0"/>
-                <w:sz w:val="16"/>
-              </w:rPr>
-            </w:r>
-          </w:p>
-        </w:tc>
-        <w:tc>
-          <w:tcPr>
-            <w:tcW w:type="dxa" w:w="2163"/>
-          </w:tcPr>
-          <w:p>
-            <w:r/>
-            <w:r>
-              <w:rPr>
-                <w:rFonts w:ascii="Verdana" w:hAnsi="Verdana"/>
-                <w:b w:val="0"/>
-                <w:sz w:val="16"/>
-              </w:rPr>
-            </w:r>
-          </w:p>
-        </w:tc>
-        <w:tc>
-          <w:tcPr>
-            <w:tcW w:type="dxa" w:w="2163"/>
-          </w:tcPr>
-          <w:p>
+            <w:pPr>
+              <w:spacing w:before="20" w:after="20"/>
+            </w:pPr>
+            <w:r/>
+            <w:r>
+              <w:rPr>
+                <w:rFonts w:ascii="Verdana" w:hAnsi="Verdana"/>
+                <w:b w:val="0"/>
+                <w:sz w:val="16"/>
+              </w:rPr>
+            </w:r>
+          </w:p>
+        </w:tc>
+        <w:tc>
+          <w:tcPr>
+            <w:tcW w:type="dxa" w:w="2163"/>
+          </w:tcPr>
+          <w:p>
+            <w:pPr>
+              <w:spacing w:before="20" w:after="20"/>
+            </w:pPr>
+            <w:r/>
+            <w:r>
+              <w:rPr>
+                <w:rFonts w:ascii="Verdana" w:hAnsi="Verdana"/>
+                <w:b w:val="0"/>
+                <w:sz w:val="16"/>
+              </w:rPr>
+            </w:r>
+          </w:p>
+        </w:tc>
+        <w:tc>
+          <w:tcPr>
+            <w:tcW w:type="dxa" w:w="2163"/>
+          </w:tcPr>
+          <w:p>
+            <w:pPr>
+              <w:spacing w:before="20" w:after="20"/>
+            </w:pPr>
+            <w:r/>
+            <w:r>
+              <w:rPr>
+                <w:rFonts w:ascii="Verdana" w:hAnsi="Verdana"/>
+                <w:b w:val="0"/>
+                <w:sz w:val="16"/>
+              </w:rPr>
+            </w:r>
+          </w:p>
+        </w:tc>
+        <w:tc>
+          <w:tcPr>
+            <w:tcW w:type="dxa" w:w="2163"/>
+          </w:tcPr>
+          <w:p>
+            <w:pPr>
+              <w:spacing w:before="20" w:after="20"/>
+            </w:pPr>
             <w:r/>
             <w:r>
               <w:rPr>
@@ -1962,6 +2440,9 @@
             <w:tcW w:type="dxa" w:w="2163"/>
           </w:tcPr>
           <w:p>
+            <w:pPr>
+              <w:spacing w:before="20" w:after="20"/>
+            </w:pPr>
             <w:r/>
             <w:r>
               <w:rPr>
@@ -1978,21 +2459,27 @@
             <w:tcW w:type="dxa" w:w="2163"/>
           </w:tcPr>
           <w:p>
-            <w:r/>
-            <w:r>
-              <w:rPr>
-                <w:rFonts w:ascii="Verdana" w:hAnsi="Verdana"/>
-                <w:b w:val="0"/>
-                <w:sz w:val="16"/>
-              </w:rPr>
-            </w:r>
-          </w:p>
-        </w:tc>
-        <w:tc>
-          <w:tcPr>
-            <w:tcW w:type="dxa" w:w="2163"/>
-          </w:tcPr>
-          <w:p>
+            <w:pPr>
+              <w:spacing w:before="20" w:after="20"/>
+            </w:pPr>
+            <w:r/>
+            <w:r>
+              <w:rPr>
+                <w:rFonts w:ascii="Verdana" w:hAnsi="Verdana"/>
+                <w:b w:val="0"/>
+                <w:sz w:val="16"/>
+              </w:rPr>
+            </w:r>
+          </w:p>
+        </w:tc>
+        <w:tc>
+          <w:tcPr>
+            <w:tcW w:type="dxa" w:w="2163"/>
+          </w:tcPr>
+          <w:p>
+            <w:pPr>
+              <w:spacing w:before="20" w:after="20"/>
+            </w:pPr>
             <w:r/>
             <w:r>
               <w:rPr>
@@ -2013,51 +2500,63 @@
             <w:tcW w:type="dxa" w:w="2163"/>
           </w:tcPr>
           <w:p>
-            <w:r/>
-            <w:r>
-              <w:rPr>
-                <w:rFonts w:ascii="Verdana" w:hAnsi="Verdana"/>
-                <w:b w:val="0"/>
-                <w:sz w:val="16"/>
-              </w:rPr>
-            </w:r>
-          </w:p>
-        </w:tc>
-        <w:tc>
-          <w:tcPr>
-            <w:tcW w:type="dxa" w:w="2163"/>
-          </w:tcPr>
-          <w:p>
-            <w:r/>
-            <w:r>
-              <w:rPr>
-                <w:rFonts w:ascii="Verdana" w:hAnsi="Verdana"/>
-                <w:b w:val="0"/>
-                <w:sz w:val="16"/>
-              </w:rPr>
-            </w:r>
-          </w:p>
-        </w:tc>
-        <w:tc>
-          <w:tcPr>
-            <w:tcW w:type="dxa" w:w="2163"/>
-          </w:tcPr>
-          <w:p>
-            <w:r/>
-            <w:r>
-              <w:rPr>
-                <w:rFonts w:ascii="Verdana" w:hAnsi="Verdana"/>
-                <w:b w:val="0"/>
-                <w:sz w:val="16"/>
-              </w:rPr>
-            </w:r>
-          </w:p>
-        </w:tc>
-        <w:tc>
-          <w:tcPr>
-            <w:tcW w:type="dxa" w:w="2163"/>
-          </w:tcPr>
-          <w:p>
+            <w:pPr>
+              <w:spacing w:before="20" w:after="20"/>
+            </w:pPr>
+            <w:r/>
+            <w:r>
+              <w:rPr>
+                <w:rFonts w:ascii="Verdana" w:hAnsi="Verdana"/>
+                <w:b w:val="0"/>
+                <w:sz w:val="16"/>
+              </w:rPr>
+            </w:r>
+          </w:p>
+        </w:tc>
+        <w:tc>
+          <w:tcPr>
+            <w:tcW w:type="dxa" w:w="2163"/>
+          </w:tcPr>
+          <w:p>
+            <w:pPr>
+              <w:spacing w:before="20" w:after="20"/>
+            </w:pPr>
+            <w:r/>
+            <w:r>
+              <w:rPr>
+                <w:rFonts w:ascii="Verdana" w:hAnsi="Verdana"/>
+                <w:b w:val="0"/>
+                <w:sz w:val="16"/>
+              </w:rPr>
+            </w:r>
+          </w:p>
+        </w:tc>
+        <w:tc>
+          <w:tcPr>
+            <w:tcW w:type="dxa" w:w="2163"/>
+          </w:tcPr>
+          <w:p>
+            <w:pPr>
+              <w:spacing w:before="20" w:after="20"/>
+            </w:pPr>
+            <w:r/>
+            <w:r>
+              <w:rPr>
+                <w:rFonts w:ascii="Verdana" w:hAnsi="Verdana"/>
+                <w:b w:val="0"/>
+                <w:sz w:val="16"/>
+              </w:rPr>
+            </w:r>
+          </w:p>
+        </w:tc>
+        <w:tc>
+          <w:tcPr>
+            <w:tcW w:type="dxa" w:w="2163"/>
+          </w:tcPr>
+          <w:p>
+            <w:pPr>
+              <w:spacing w:before="20" w:after="20"/>
+            </w:pPr>
             <w:r/>
             <w:r>
               <w:rPr>
@@ -2074,6 +2573,9 @@
             <w:tcW w:type="dxa" w:w="2163"/>
           </w:tcPr>
           <w:p>
+            <w:pPr>
+              <w:spacing w:before="20" w:after="20"/>
+            </w:pPr>
             <w:r/>
             <w:r>
               <w:rPr>
@@ -2090,21 +2592,27 @@
             <w:tcW w:type="dxa" w:w="2163"/>
           </w:tcPr>
           <w:p>
-            <w:r/>
-            <w:r>
-              <w:rPr>
-                <w:rFonts w:ascii="Verdana" w:hAnsi="Verdana"/>
-                <w:b w:val="0"/>
-                <w:sz w:val="16"/>
-              </w:rPr>
-            </w:r>
-          </w:p>
-        </w:tc>
-        <w:tc>
-          <w:tcPr>
-            <w:tcW w:type="dxa" w:w="2163"/>
-          </w:tcPr>
-          <w:p>
+            <w:pPr>
+              <w:spacing w:before="20" w:after="20"/>
+            </w:pPr>
+            <w:r/>
+            <w:r>
+              <w:rPr>
+                <w:rFonts w:ascii="Verdana" w:hAnsi="Verdana"/>
+                <w:b w:val="0"/>
+                <w:sz w:val="16"/>
+              </w:rPr>
+            </w:r>
+          </w:p>
+        </w:tc>
+        <w:tc>
+          <w:tcPr>
+            <w:tcW w:type="dxa" w:w="2163"/>
+          </w:tcPr>
+          <w:p>
+            <w:pPr>
+              <w:spacing w:before="20" w:after="20"/>
+            </w:pPr>
             <w:r/>
             <w:r>
               <w:rPr>
@@ -2125,51 +2633,63 @@
             <w:tcW w:type="dxa" w:w="2163"/>
           </w:tcPr>
           <w:p>
-            <w:r/>
-            <w:r>
-              <w:rPr>
-                <w:rFonts w:ascii="Verdana" w:hAnsi="Verdana"/>
-                <w:b w:val="0"/>
-                <w:sz w:val="16"/>
-              </w:rPr>
-            </w:r>
-          </w:p>
-        </w:tc>
-        <w:tc>
-          <w:tcPr>
-            <w:tcW w:type="dxa" w:w="2163"/>
-          </w:tcPr>
-          <w:p>
-            <w:r/>
-            <w:r>
-              <w:rPr>
-                <w:rFonts w:ascii="Verdana" w:hAnsi="Verdana"/>
-                <w:b w:val="0"/>
-                <w:sz w:val="16"/>
-              </w:rPr>
-            </w:r>
-          </w:p>
-        </w:tc>
-        <w:tc>
-          <w:tcPr>
-            <w:tcW w:type="dxa" w:w="2163"/>
-          </w:tcPr>
-          <w:p>
-            <w:r/>
-            <w:r>
-              <w:rPr>
-                <w:rFonts w:ascii="Verdana" w:hAnsi="Verdana"/>
-                <w:b w:val="0"/>
-                <w:sz w:val="16"/>
-              </w:rPr>
-            </w:r>
-          </w:p>
-        </w:tc>
-        <w:tc>
-          <w:tcPr>
-            <w:tcW w:type="dxa" w:w="2163"/>
-          </w:tcPr>
-          <w:p>
+            <w:pPr>
+              <w:spacing w:before="20" w:after="20"/>
+            </w:pPr>
+            <w:r/>
+            <w:r>
+              <w:rPr>
+                <w:rFonts w:ascii="Verdana" w:hAnsi="Verdana"/>
+                <w:b w:val="0"/>
+                <w:sz w:val="16"/>
+              </w:rPr>
+            </w:r>
+          </w:p>
+        </w:tc>
+        <w:tc>
+          <w:tcPr>
+            <w:tcW w:type="dxa" w:w="2163"/>
+          </w:tcPr>
+          <w:p>
+            <w:pPr>
+              <w:spacing w:before="20" w:after="20"/>
+            </w:pPr>
+            <w:r/>
+            <w:r>
+              <w:rPr>
+                <w:rFonts w:ascii="Verdana" w:hAnsi="Verdana"/>
+                <w:b w:val="0"/>
+                <w:sz w:val="16"/>
+              </w:rPr>
+            </w:r>
+          </w:p>
+        </w:tc>
+        <w:tc>
+          <w:tcPr>
+            <w:tcW w:type="dxa" w:w="2163"/>
+          </w:tcPr>
+          <w:p>
+            <w:pPr>
+              <w:spacing w:before="20" w:after="20"/>
+            </w:pPr>
+            <w:r/>
+            <w:r>
+              <w:rPr>
+                <w:rFonts w:ascii="Verdana" w:hAnsi="Verdana"/>
+                <w:b w:val="0"/>
+                <w:sz w:val="16"/>
+              </w:rPr>
+            </w:r>
+          </w:p>
+        </w:tc>
+        <w:tc>
+          <w:tcPr>
+            <w:tcW w:type="dxa" w:w="2163"/>
+          </w:tcPr>
+          <w:p>
+            <w:pPr>
+              <w:spacing w:before="20" w:after="20"/>
+            </w:pPr>
             <w:r/>
             <w:r>
               <w:rPr>
@@ -2186,6 +2706,9 @@
             <w:tcW w:type="dxa" w:w="2163"/>
           </w:tcPr>
           <w:p>
+            <w:pPr>
+              <w:spacing w:before="20" w:after="20"/>
+            </w:pPr>
             <w:r/>
             <w:r>
               <w:rPr>
@@ -2202,21 +2725,27 @@
             <w:tcW w:type="dxa" w:w="2163"/>
           </w:tcPr>
           <w:p>
-            <w:r/>
-            <w:r>
-              <w:rPr>
-                <w:rFonts w:ascii="Verdana" w:hAnsi="Verdana"/>
-                <w:b w:val="0"/>
-                <w:sz w:val="16"/>
-              </w:rPr>
-            </w:r>
-          </w:p>
-        </w:tc>
-        <w:tc>
-          <w:tcPr>
-            <w:tcW w:type="dxa" w:w="2163"/>
-          </w:tcPr>
-          <w:p>
+            <w:pPr>
+              <w:spacing w:before="20" w:after="20"/>
+            </w:pPr>
+            <w:r/>
+            <w:r>
+              <w:rPr>
+                <w:rFonts w:ascii="Verdana" w:hAnsi="Verdana"/>
+                <w:b w:val="0"/>
+                <w:sz w:val="16"/>
+              </w:rPr>
+            </w:r>
+          </w:p>
+        </w:tc>
+        <w:tc>
+          <w:tcPr>
+            <w:tcW w:type="dxa" w:w="2163"/>
+          </w:tcPr>
+          <w:p>
+            <w:pPr>
+              <w:spacing w:before="20" w:after="20"/>
+            </w:pPr>
             <w:r/>
             <w:r>
               <w:rPr>
@@ -2237,6 +2766,9 @@
             <w:tcW w:type="dxa" w:w="2163"/>
           </w:tcPr>
           <w:p>
+            <w:pPr>
+              <w:spacing w:before="20" w:after="20"/>
+            </w:pPr>
             <w:r>
               <w:rPr>
                 <w:b/>
@@ -2257,6 +2789,9 @@
             <w:tcW w:type="dxa" w:w="2163"/>
           </w:tcPr>
           <w:p>
+            <w:pPr>
+              <w:spacing w:before="20" w:after="20"/>
+            </w:pPr>
             <w:r>
               <w:rPr>
                 <w:b/>
@@ -2277,21 +2812,27 @@
             <w:tcW w:type="dxa" w:w="2163"/>
           </w:tcPr>
           <w:p>
-            <w:r/>
-            <w:r>
-              <w:rPr>
-                <w:rFonts w:ascii="Verdana" w:hAnsi="Verdana"/>
-                <w:b w:val="0"/>
-                <w:sz w:val="16"/>
-              </w:rPr>
-            </w:r>
-          </w:p>
-        </w:tc>
-        <w:tc>
-          <w:tcPr>
-            <w:tcW w:type="dxa" w:w="2163"/>
-          </w:tcPr>
-          <w:p>
+            <w:pPr>
+              <w:spacing w:before="20" w:after="20"/>
+            </w:pPr>
+            <w:r/>
+            <w:r>
+              <w:rPr>
+                <w:rFonts w:ascii="Verdana" w:hAnsi="Verdana"/>
+                <w:b w:val="0"/>
+                <w:sz w:val="16"/>
+              </w:rPr>
+            </w:r>
+          </w:p>
+        </w:tc>
+        <w:tc>
+          <w:tcPr>
+            <w:tcW w:type="dxa" w:w="2163"/>
+          </w:tcPr>
+          <w:p>
+            <w:pPr>
+              <w:spacing w:before="20" w:after="20"/>
+            </w:pPr>
             <w:r/>
             <w:r>
               <w:rPr>
@@ -2308,6 +2849,9 @@
             <w:tcW w:type="dxa" w:w="2163"/>
           </w:tcPr>
           <w:p>
+            <w:pPr>
+              <w:spacing w:before="20" w:after="20"/>
+            </w:pPr>
             <w:r/>
             <w:r>
               <w:rPr>
@@ -2324,6 +2868,9 @@
             <w:tcW w:type="dxa" w:w="2163"/>
           </w:tcPr>
           <w:p>
+            <w:pPr>
+              <w:spacing w:before="20" w:after="20"/>
+            </w:pPr>
             <w:r/>
             <w:r>
               <w:rPr>
@@ -2340,6 +2887,9 @@
             <w:tcW w:type="dxa" w:w="2163"/>
           </w:tcPr>
           <w:p>
+            <w:pPr>
+              <w:spacing w:before="20" w:after="20"/>
+            </w:pPr>
             <w:r/>
             <w:r>
               <w:rPr>
@@ -2360,51 +2910,63 @@
             <w:tcW w:type="dxa" w:w="2163"/>
           </w:tcPr>
           <w:p>
-            <w:r/>
-            <w:r>
-              <w:rPr>
-                <w:rFonts w:ascii="Verdana" w:hAnsi="Verdana"/>
-                <w:b w:val="0"/>
-                <w:sz w:val="16"/>
-              </w:rPr>
-            </w:r>
-          </w:p>
-        </w:tc>
-        <w:tc>
-          <w:tcPr>
-            <w:tcW w:type="dxa" w:w="2163"/>
-          </w:tcPr>
-          <w:p>
-            <w:r/>
-            <w:r>
-              <w:rPr>
-                <w:rFonts w:ascii="Verdana" w:hAnsi="Verdana"/>
-                <w:b w:val="0"/>
-                <w:sz w:val="16"/>
-              </w:rPr>
-            </w:r>
-          </w:p>
-        </w:tc>
-        <w:tc>
-          <w:tcPr>
-            <w:tcW w:type="dxa" w:w="2163"/>
-          </w:tcPr>
-          <w:p>
-            <w:r/>
-            <w:r>
-              <w:rPr>
-                <w:rFonts w:ascii="Verdana" w:hAnsi="Verdana"/>
-                <w:b w:val="0"/>
-                <w:sz w:val="16"/>
-              </w:rPr>
-            </w:r>
-          </w:p>
-        </w:tc>
-        <w:tc>
-          <w:tcPr>
-            <w:tcW w:type="dxa" w:w="2163"/>
-          </w:tcPr>
-          <w:p>
+            <w:pPr>
+              <w:spacing w:before="20" w:after="20"/>
+            </w:pPr>
+            <w:r/>
+            <w:r>
+              <w:rPr>
+                <w:rFonts w:ascii="Verdana" w:hAnsi="Verdana"/>
+                <w:b w:val="0"/>
+                <w:sz w:val="16"/>
+              </w:rPr>
+            </w:r>
+          </w:p>
+        </w:tc>
+        <w:tc>
+          <w:tcPr>
+            <w:tcW w:type="dxa" w:w="2163"/>
+          </w:tcPr>
+          <w:p>
+            <w:pPr>
+              <w:spacing w:before="20" w:after="20"/>
+            </w:pPr>
+            <w:r/>
+            <w:r>
+              <w:rPr>
+                <w:rFonts w:ascii="Verdana" w:hAnsi="Verdana"/>
+                <w:b w:val="0"/>
+                <w:sz w:val="16"/>
+              </w:rPr>
+            </w:r>
+          </w:p>
+        </w:tc>
+        <w:tc>
+          <w:tcPr>
+            <w:tcW w:type="dxa" w:w="2163"/>
+          </w:tcPr>
+          <w:p>
+            <w:pPr>
+              <w:spacing w:before="20" w:after="20"/>
+            </w:pPr>
+            <w:r/>
+            <w:r>
+              <w:rPr>
+                <w:rFonts w:ascii="Verdana" w:hAnsi="Verdana"/>
+                <w:b w:val="0"/>
+                <w:sz w:val="16"/>
+              </w:rPr>
+            </w:r>
+          </w:p>
+        </w:tc>
+        <w:tc>
+          <w:tcPr>
+            <w:tcW w:type="dxa" w:w="2163"/>
+          </w:tcPr>
+          <w:p>
+            <w:pPr>
+              <w:spacing w:before="20" w:after="20"/>
+            </w:pPr>
             <w:r/>
             <w:r>
               <w:rPr>
@@ -2421,6 +2983,9 @@
             <w:tcW w:type="dxa" w:w="2163"/>
           </w:tcPr>
           <w:p>
+            <w:pPr>
+              <w:spacing w:before="20" w:after="20"/>
+            </w:pPr>
             <w:r/>
             <w:r>
               <w:rPr>
@@ -2437,21 +3002,27 @@
             <w:tcW w:type="dxa" w:w="2163"/>
           </w:tcPr>
           <w:p>
-            <w:r/>
-            <w:r>
-              <w:rPr>
-                <w:rFonts w:ascii="Verdana" w:hAnsi="Verdana"/>
-                <w:b w:val="0"/>
-                <w:sz w:val="16"/>
-              </w:rPr>
-            </w:r>
-          </w:p>
-        </w:tc>
-        <w:tc>
-          <w:tcPr>
-            <w:tcW w:type="dxa" w:w="2163"/>
-          </w:tcPr>
-          <w:p>
+            <w:pPr>
+              <w:spacing w:before="20" w:after="20"/>
+            </w:pPr>
+            <w:r/>
+            <w:r>
+              <w:rPr>
+                <w:rFonts w:ascii="Verdana" w:hAnsi="Verdana"/>
+                <w:b w:val="0"/>
+                <w:sz w:val="16"/>
+              </w:rPr>
+            </w:r>
+          </w:p>
+        </w:tc>
+        <w:tc>
+          <w:tcPr>
+            <w:tcW w:type="dxa" w:w="2163"/>
+          </w:tcPr>
+          <w:p>
+            <w:pPr>
+              <w:spacing w:before="20" w:after="20"/>
+            </w:pPr>
             <w:r/>
             <w:r>
               <w:rPr>
@@ -2472,51 +3043,63 @@
             <w:tcW w:type="dxa" w:w="2163"/>
           </w:tcPr>
           <w:p>
-            <w:r/>
-            <w:r>
-              <w:rPr>
-                <w:rFonts w:ascii="Verdana" w:hAnsi="Verdana"/>
-                <w:b w:val="0"/>
-                <w:sz w:val="16"/>
-              </w:rPr>
-            </w:r>
-          </w:p>
-        </w:tc>
-        <w:tc>
-          <w:tcPr>
-            <w:tcW w:type="dxa" w:w="2163"/>
-          </w:tcPr>
-          <w:p>
-            <w:r/>
-            <w:r>
-              <w:rPr>
-                <w:rFonts w:ascii="Verdana" w:hAnsi="Verdana"/>
-                <w:b w:val="0"/>
-                <w:sz w:val="16"/>
-              </w:rPr>
-            </w:r>
-          </w:p>
-        </w:tc>
-        <w:tc>
-          <w:tcPr>
-            <w:tcW w:type="dxa" w:w="2163"/>
-          </w:tcPr>
-          <w:p>
-            <w:r/>
-            <w:r>
-              <w:rPr>
-                <w:rFonts w:ascii="Verdana" w:hAnsi="Verdana"/>
-                <w:b w:val="0"/>
-                <w:sz w:val="16"/>
-              </w:rPr>
-            </w:r>
-          </w:p>
-        </w:tc>
-        <w:tc>
-          <w:tcPr>
-            <w:tcW w:type="dxa" w:w="2163"/>
-          </w:tcPr>
-          <w:p>
+            <w:pPr>
+              <w:spacing w:before="20" w:after="20"/>
+            </w:pPr>
+            <w:r/>
+            <w:r>
+              <w:rPr>
+                <w:rFonts w:ascii="Verdana" w:hAnsi="Verdana"/>
+                <w:b w:val="0"/>
+                <w:sz w:val="16"/>
+              </w:rPr>
+            </w:r>
+          </w:p>
+        </w:tc>
+        <w:tc>
+          <w:tcPr>
+            <w:tcW w:type="dxa" w:w="2163"/>
+          </w:tcPr>
+          <w:p>
+            <w:pPr>
+              <w:spacing w:before="20" w:after="20"/>
+            </w:pPr>
+            <w:r/>
+            <w:r>
+              <w:rPr>
+                <w:rFonts w:ascii="Verdana" w:hAnsi="Verdana"/>
+                <w:b w:val="0"/>
+                <w:sz w:val="16"/>
+              </w:rPr>
+            </w:r>
+          </w:p>
+        </w:tc>
+        <w:tc>
+          <w:tcPr>
+            <w:tcW w:type="dxa" w:w="2163"/>
+          </w:tcPr>
+          <w:p>
+            <w:pPr>
+              <w:spacing w:before="20" w:after="20"/>
+            </w:pPr>
+            <w:r/>
+            <w:r>
+              <w:rPr>
+                <w:rFonts w:ascii="Verdana" w:hAnsi="Verdana"/>
+                <w:b w:val="0"/>
+                <w:sz w:val="16"/>
+              </w:rPr>
+            </w:r>
+          </w:p>
+        </w:tc>
+        <w:tc>
+          <w:tcPr>
+            <w:tcW w:type="dxa" w:w="2163"/>
+          </w:tcPr>
+          <w:p>
+            <w:pPr>
+              <w:spacing w:before="20" w:after="20"/>
+            </w:pPr>
             <w:r/>
             <w:r>
               <w:rPr>
@@ -2533,6 +3116,9 @@
             <w:tcW w:type="dxa" w:w="2163"/>
           </w:tcPr>
           <w:p>
+            <w:pPr>
+              <w:spacing w:before="20" w:after="20"/>
+            </w:pPr>
             <w:r/>
             <w:r>
               <w:rPr>
@@ -2549,21 +3135,27 @@
             <w:tcW w:type="dxa" w:w="2163"/>
           </w:tcPr>
           <w:p>
-            <w:r/>
-            <w:r>
-              <w:rPr>
-                <w:rFonts w:ascii="Verdana" w:hAnsi="Verdana"/>
-                <w:b w:val="0"/>
-                <w:sz w:val="16"/>
-              </w:rPr>
-            </w:r>
-          </w:p>
-        </w:tc>
-        <w:tc>
-          <w:tcPr>
-            <w:tcW w:type="dxa" w:w="2163"/>
-          </w:tcPr>
-          <w:p>
+            <w:pPr>
+              <w:spacing w:before="20" w:after="20"/>
+            </w:pPr>
+            <w:r/>
+            <w:r>
+              <w:rPr>
+                <w:rFonts w:ascii="Verdana" w:hAnsi="Verdana"/>
+                <w:b w:val="0"/>
+                <w:sz w:val="16"/>
+              </w:rPr>
+            </w:r>
+          </w:p>
+        </w:tc>
+        <w:tc>
+          <w:tcPr>
+            <w:tcW w:type="dxa" w:w="2163"/>
+          </w:tcPr>
+          <w:p>
+            <w:pPr>
+              <w:spacing w:before="20" w:after="20"/>
+            </w:pPr>
             <w:r/>
             <w:r>
               <w:rPr>
@@ -2584,51 +3176,63 @@
             <w:tcW w:type="dxa" w:w="2163"/>
           </w:tcPr>
           <w:p>
-            <w:r/>
-            <w:r>
-              <w:rPr>
-                <w:rFonts w:ascii="Verdana" w:hAnsi="Verdana"/>
-                <w:b w:val="0"/>
-                <w:sz w:val="16"/>
-              </w:rPr>
-            </w:r>
-          </w:p>
-        </w:tc>
-        <w:tc>
-          <w:tcPr>
-            <w:tcW w:type="dxa" w:w="2163"/>
-          </w:tcPr>
-          <w:p>
-            <w:r/>
-            <w:r>
-              <w:rPr>
-                <w:rFonts w:ascii="Verdana" w:hAnsi="Verdana"/>
-                <w:b w:val="0"/>
-                <w:sz w:val="16"/>
-              </w:rPr>
-            </w:r>
-          </w:p>
-        </w:tc>
-        <w:tc>
-          <w:tcPr>
-            <w:tcW w:type="dxa" w:w="2163"/>
-          </w:tcPr>
-          <w:p>
-            <w:r/>
-            <w:r>
-              <w:rPr>
-                <w:rFonts w:ascii="Verdana" w:hAnsi="Verdana"/>
-                <w:b w:val="0"/>
-                <w:sz w:val="16"/>
-              </w:rPr>
-            </w:r>
-          </w:p>
-        </w:tc>
-        <w:tc>
-          <w:tcPr>
-            <w:tcW w:type="dxa" w:w="2163"/>
-          </w:tcPr>
-          <w:p>
+            <w:pPr>
+              <w:spacing w:before="20" w:after="20"/>
+            </w:pPr>
+            <w:r/>
+            <w:r>
+              <w:rPr>
+                <w:rFonts w:ascii="Verdana" w:hAnsi="Verdana"/>
+                <w:b w:val="0"/>
+                <w:sz w:val="16"/>
+              </w:rPr>
+            </w:r>
+          </w:p>
+        </w:tc>
+        <w:tc>
+          <w:tcPr>
+            <w:tcW w:type="dxa" w:w="2163"/>
+          </w:tcPr>
+          <w:p>
+            <w:pPr>
+              <w:spacing w:before="20" w:after="20"/>
+            </w:pPr>
+            <w:r/>
+            <w:r>
+              <w:rPr>
+                <w:rFonts w:ascii="Verdana" w:hAnsi="Verdana"/>
+                <w:b w:val="0"/>
+                <w:sz w:val="16"/>
+              </w:rPr>
+            </w:r>
+          </w:p>
+        </w:tc>
+        <w:tc>
+          <w:tcPr>
+            <w:tcW w:type="dxa" w:w="2163"/>
+          </w:tcPr>
+          <w:p>
+            <w:pPr>
+              <w:spacing w:before="20" w:after="20"/>
+            </w:pPr>
+            <w:r/>
+            <w:r>
+              <w:rPr>
+                <w:rFonts w:ascii="Verdana" w:hAnsi="Verdana"/>
+                <w:b w:val="0"/>
+                <w:sz w:val="16"/>
+              </w:rPr>
+            </w:r>
+          </w:p>
+        </w:tc>
+        <w:tc>
+          <w:tcPr>
+            <w:tcW w:type="dxa" w:w="2163"/>
+          </w:tcPr>
+          <w:p>
+            <w:pPr>
+              <w:spacing w:before="20" w:after="20"/>
+            </w:pPr>
             <w:r/>
             <w:r>
               <w:rPr>
@@ -2645,6 +3249,9 @@
             <w:tcW w:type="dxa" w:w="2163"/>
           </w:tcPr>
           <w:p>
+            <w:pPr>
+              <w:spacing w:before="20" w:after="20"/>
+            </w:pPr>
             <w:r/>
             <w:r>
               <w:rPr>
@@ -2661,21 +3268,27 @@
             <w:tcW w:type="dxa" w:w="2163"/>
           </w:tcPr>
           <w:p>
-            <w:r/>
-            <w:r>
-              <w:rPr>
-                <w:rFonts w:ascii="Verdana" w:hAnsi="Verdana"/>
-                <w:b w:val="0"/>
-                <w:sz w:val="16"/>
-              </w:rPr>
-            </w:r>
-          </w:p>
-        </w:tc>
-        <w:tc>
-          <w:tcPr>
-            <w:tcW w:type="dxa" w:w="2163"/>
-          </w:tcPr>
-          <w:p>
+            <w:pPr>
+              <w:spacing w:before="20" w:after="20"/>
+            </w:pPr>
+            <w:r/>
+            <w:r>
+              <w:rPr>
+                <w:rFonts w:ascii="Verdana" w:hAnsi="Verdana"/>
+                <w:b w:val="0"/>
+                <w:sz w:val="16"/>
+              </w:rPr>
+            </w:r>
+          </w:p>
+        </w:tc>
+        <w:tc>
+          <w:tcPr>
+            <w:tcW w:type="dxa" w:w="2163"/>
+          </w:tcPr>
+          <w:p>
+            <w:pPr>
+              <w:spacing w:before="20" w:after="20"/>
+            </w:pPr>
             <w:r/>
             <w:r>
               <w:rPr>
@@ -2696,51 +3309,63 @@
             <w:tcW w:type="dxa" w:w="2163"/>
           </w:tcPr>
           <w:p>
-            <w:r/>
-            <w:r>
-              <w:rPr>
-                <w:rFonts w:ascii="Verdana" w:hAnsi="Verdana"/>
-                <w:b w:val="0"/>
-                <w:sz w:val="16"/>
-              </w:rPr>
-            </w:r>
-          </w:p>
-        </w:tc>
-        <w:tc>
-          <w:tcPr>
-            <w:tcW w:type="dxa" w:w="2163"/>
-          </w:tcPr>
-          <w:p>
-            <w:r/>
-            <w:r>
-              <w:rPr>
-                <w:rFonts w:ascii="Verdana" w:hAnsi="Verdana"/>
-                <w:b w:val="0"/>
-                <w:sz w:val="16"/>
-              </w:rPr>
-            </w:r>
-          </w:p>
-        </w:tc>
-        <w:tc>
-          <w:tcPr>
-            <w:tcW w:type="dxa" w:w="2163"/>
-          </w:tcPr>
-          <w:p>
-            <w:r/>
-            <w:r>
-              <w:rPr>
-                <w:rFonts w:ascii="Verdana" w:hAnsi="Verdana"/>
-                <w:b w:val="0"/>
-                <w:sz w:val="16"/>
-              </w:rPr>
-            </w:r>
-          </w:p>
-        </w:tc>
-        <w:tc>
-          <w:tcPr>
-            <w:tcW w:type="dxa" w:w="2163"/>
-          </w:tcPr>
-          <w:p>
+            <w:pPr>
+              <w:spacing w:before="20" w:after="20"/>
+            </w:pPr>
+            <w:r/>
+            <w:r>
+              <w:rPr>
+                <w:rFonts w:ascii="Verdana" w:hAnsi="Verdana"/>
+                <w:b w:val="0"/>
+                <w:sz w:val="16"/>
+              </w:rPr>
+            </w:r>
+          </w:p>
+        </w:tc>
+        <w:tc>
+          <w:tcPr>
+            <w:tcW w:type="dxa" w:w="2163"/>
+          </w:tcPr>
+          <w:p>
+            <w:pPr>
+              <w:spacing w:before="20" w:after="20"/>
+            </w:pPr>
+            <w:r/>
+            <w:r>
+              <w:rPr>
+                <w:rFonts w:ascii="Verdana" w:hAnsi="Verdana"/>
+                <w:b w:val="0"/>
+                <w:sz w:val="16"/>
+              </w:rPr>
+            </w:r>
+          </w:p>
+        </w:tc>
+        <w:tc>
+          <w:tcPr>
+            <w:tcW w:type="dxa" w:w="2163"/>
+          </w:tcPr>
+          <w:p>
+            <w:pPr>
+              <w:spacing w:before="20" w:after="20"/>
+            </w:pPr>
+            <w:r/>
+            <w:r>
+              <w:rPr>
+                <w:rFonts w:ascii="Verdana" w:hAnsi="Verdana"/>
+                <w:b w:val="0"/>
+                <w:sz w:val="16"/>
+              </w:rPr>
+            </w:r>
+          </w:p>
+        </w:tc>
+        <w:tc>
+          <w:tcPr>
+            <w:tcW w:type="dxa" w:w="2163"/>
+          </w:tcPr>
+          <w:p>
+            <w:pPr>
+              <w:spacing w:before="20" w:after="20"/>
+            </w:pPr>
             <w:r/>
             <w:r>
               <w:rPr>
@@ -2757,6 +3382,9 @@
             <w:tcW w:type="dxa" w:w="2163"/>
           </w:tcPr>
           <w:p>
+            <w:pPr>
+              <w:spacing w:before="20" w:after="20"/>
+            </w:pPr>
             <w:r/>
             <w:r>
               <w:rPr>
@@ -2773,21 +3401,27 @@
             <w:tcW w:type="dxa" w:w="2163"/>
           </w:tcPr>
           <w:p>
-            <w:r/>
-            <w:r>
-              <w:rPr>
-                <w:rFonts w:ascii="Verdana" w:hAnsi="Verdana"/>
-                <w:b w:val="0"/>
-                <w:sz w:val="16"/>
-              </w:rPr>
-            </w:r>
-          </w:p>
-        </w:tc>
-        <w:tc>
-          <w:tcPr>
-            <w:tcW w:type="dxa" w:w="2163"/>
-          </w:tcPr>
-          <w:p>
+            <w:pPr>
+              <w:spacing w:before="20" w:after="20"/>
+            </w:pPr>
+            <w:r/>
+            <w:r>
+              <w:rPr>
+                <w:rFonts w:ascii="Verdana" w:hAnsi="Verdana"/>
+                <w:b w:val="0"/>
+                <w:sz w:val="16"/>
+              </w:rPr>
+            </w:r>
+          </w:p>
+        </w:tc>
+        <w:tc>
+          <w:tcPr>
+            <w:tcW w:type="dxa" w:w="2163"/>
+          </w:tcPr>
+          <w:p>
+            <w:pPr>
+              <w:spacing w:before="20" w:after="20"/>
+            </w:pPr>
             <w:r/>
             <w:r>
               <w:rPr>
@@ -2808,51 +3442,63 @@
             <w:tcW w:type="dxa" w:w="2163"/>
           </w:tcPr>
           <w:p>
-            <w:r/>
-            <w:r>
-              <w:rPr>
-                <w:rFonts w:ascii="Verdana" w:hAnsi="Verdana"/>
-                <w:b w:val="0"/>
-                <w:sz w:val="16"/>
-              </w:rPr>
-            </w:r>
-          </w:p>
-        </w:tc>
-        <w:tc>
-          <w:tcPr>
-            <w:tcW w:type="dxa" w:w="2163"/>
-          </w:tcPr>
-          <w:p>
-            <w:r/>
-            <w:r>
-              <w:rPr>
-                <w:rFonts w:ascii="Verdana" w:hAnsi="Verdana"/>
-                <w:b w:val="0"/>
-                <w:sz w:val="16"/>
-              </w:rPr>
-            </w:r>
-          </w:p>
-        </w:tc>
-        <w:tc>
-          <w:tcPr>
-            <w:tcW w:type="dxa" w:w="2163"/>
-          </w:tcPr>
-          <w:p>
-            <w:r/>
-            <w:r>
-              <w:rPr>
-                <w:rFonts w:ascii="Verdana" w:hAnsi="Verdana"/>
-                <w:b w:val="0"/>
-                <w:sz w:val="16"/>
-              </w:rPr>
-            </w:r>
-          </w:p>
-        </w:tc>
-        <w:tc>
-          <w:tcPr>
-            <w:tcW w:type="dxa" w:w="2163"/>
-          </w:tcPr>
-          <w:p>
+            <w:pPr>
+              <w:spacing w:before="20" w:after="20"/>
+            </w:pPr>
+            <w:r/>
+            <w:r>
+              <w:rPr>
+                <w:rFonts w:ascii="Verdana" w:hAnsi="Verdana"/>
+                <w:b w:val="0"/>
+                <w:sz w:val="16"/>
+              </w:rPr>
+            </w:r>
+          </w:p>
+        </w:tc>
+        <w:tc>
+          <w:tcPr>
+            <w:tcW w:type="dxa" w:w="2163"/>
+          </w:tcPr>
+          <w:p>
+            <w:pPr>
+              <w:spacing w:before="20" w:after="20"/>
+            </w:pPr>
+            <w:r/>
+            <w:r>
+              <w:rPr>
+                <w:rFonts w:ascii="Verdana" w:hAnsi="Verdana"/>
+                <w:b w:val="0"/>
+                <w:sz w:val="16"/>
+              </w:rPr>
+            </w:r>
+          </w:p>
+        </w:tc>
+        <w:tc>
+          <w:tcPr>
+            <w:tcW w:type="dxa" w:w="2163"/>
+          </w:tcPr>
+          <w:p>
+            <w:pPr>
+              <w:spacing w:before="20" w:after="20"/>
+            </w:pPr>
+            <w:r/>
+            <w:r>
+              <w:rPr>
+                <w:rFonts w:ascii="Verdana" w:hAnsi="Verdana"/>
+                <w:b w:val="0"/>
+                <w:sz w:val="16"/>
+              </w:rPr>
+            </w:r>
+          </w:p>
+        </w:tc>
+        <w:tc>
+          <w:tcPr>
+            <w:tcW w:type="dxa" w:w="2163"/>
+          </w:tcPr>
+          <w:p>
+            <w:pPr>
+              <w:spacing w:before="20" w:after="20"/>
+            </w:pPr>
             <w:r/>
             <w:r>
               <w:rPr>
@@ -2869,6 +3515,9 @@
             <w:tcW w:type="dxa" w:w="2163"/>
           </w:tcPr>
           <w:p>
+            <w:pPr>
+              <w:spacing w:before="20" w:after="20"/>
+            </w:pPr>
             <w:r/>
             <w:r>
               <w:rPr>
@@ -2885,21 +3534,27 @@
             <w:tcW w:type="dxa" w:w="2163"/>
           </w:tcPr>
           <w:p>
-            <w:r/>
-            <w:r>
-              <w:rPr>
-                <w:rFonts w:ascii="Verdana" w:hAnsi="Verdana"/>
-                <w:b w:val="0"/>
-                <w:sz w:val="16"/>
-              </w:rPr>
-            </w:r>
-          </w:p>
-        </w:tc>
-        <w:tc>
-          <w:tcPr>
-            <w:tcW w:type="dxa" w:w="2163"/>
-          </w:tcPr>
-          <w:p>
+            <w:pPr>
+              <w:spacing w:before="20" w:after="20"/>
+            </w:pPr>
+            <w:r/>
+            <w:r>
+              <w:rPr>
+                <w:rFonts w:ascii="Verdana" w:hAnsi="Verdana"/>
+                <w:b w:val="0"/>
+                <w:sz w:val="16"/>
+              </w:rPr>
+            </w:r>
+          </w:p>
+        </w:tc>
+        <w:tc>
+          <w:tcPr>
+            <w:tcW w:type="dxa" w:w="2163"/>
+          </w:tcPr>
+          <w:p>
+            <w:pPr>
+              <w:spacing w:before="20" w:after="20"/>
+            </w:pPr>
             <w:r/>
             <w:r>
               <w:rPr>
@@ -2920,51 +3575,63 @@
             <w:tcW w:type="dxa" w:w="2163"/>
           </w:tcPr>
           <w:p>
-            <w:r/>
-            <w:r>
-              <w:rPr>
-                <w:rFonts w:ascii="Verdana" w:hAnsi="Verdana"/>
-                <w:b w:val="0"/>
-                <w:sz w:val="16"/>
-              </w:rPr>
-            </w:r>
-          </w:p>
-        </w:tc>
-        <w:tc>
-          <w:tcPr>
-            <w:tcW w:type="dxa" w:w="2163"/>
-          </w:tcPr>
-          <w:p>
-            <w:r/>
-            <w:r>
-              <w:rPr>
-                <w:rFonts w:ascii="Verdana" w:hAnsi="Verdana"/>
-                <w:b w:val="0"/>
-                <w:sz w:val="16"/>
-              </w:rPr>
-            </w:r>
-          </w:p>
-        </w:tc>
-        <w:tc>
-          <w:tcPr>
-            <w:tcW w:type="dxa" w:w="2163"/>
-          </w:tcPr>
-          <w:p>
-            <w:r/>
-            <w:r>
-              <w:rPr>
-                <w:rFonts w:ascii="Verdana" w:hAnsi="Verdana"/>
-                <w:b w:val="0"/>
-                <w:sz w:val="16"/>
-              </w:rPr>
-            </w:r>
-          </w:p>
-        </w:tc>
-        <w:tc>
-          <w:tcPr>
-            <w:tcW w:type="dxa" w:w="2163"/>
-          </w:tcPr>
-          <w:p>
+            <w:pPr>
+              <w:spacing w:before="20" w:after="20"/>
+            </w:pPr>
+            <w:r/>
+            <w:r>
+              <w:rPr>
+                <w:rFonts w:ascii="Verdana" w:hAnsi="Verdana"/>
+                <w:b w:val="0"/>
+                <w:sz w:val="16"/>
+              </w:rPr>
+            </w:r>
+          </w:p>
+        </w:tc>
+        <w:tc>
+          <w:tcPr>
+            <w:tcW w:type="dxa" w:w="2163"/>
+          </w:tcPr>
+          <w:p>
+            <w:pPr>
+              <w:spacing w:before="20" w:after="20"/>
+            </w:pPr>
+            <w:r/>
+            <w:r>
+              <w:rPr>
+                <w:rFonts w:ascii="Verdana" w:hAnsi="Verdana"/>
+                <w:b w:val="0"/>
+                <w:sz w:val="16"/>
+              </w:rPr>
+            </w:r>
+          </w:p>
+        </w:tc>
+        <w:tc>
+          <w:tcPr>
+            <w:tcW w:type="dxa" w:w="2163"/>
+          </w:tcPr>
+          <w:p>
+            <w:pPr>
+              <w:spacing w:before="20" w:after="20"/>
+            </w:pPr>
+            <w:r/>
+            <w:r>
+              <w:rPr>
+                <w:rFonts w:ascii="Verdana" w:hAnsi="Verdana"/>
+                <w:b w:val="0"/>
+                <w:sz w:val="16"/>
+              </w:rPr>
+            </w:r>
+          </w:p>
+        </w:tc>
+        <w:tc>
+          <w:tcPr>
+            <w:tcW w:type="dxa" w:w="2163"/>
+          </w:tcPr>
+          <w:p>
+            <w:pPr>
+              <w:spacing w:before="20" w:after="20"/>
+            </w:pPr>
             <w:r/>
             <w:r>
               <w:rPr>
@@ -2981,6 +3648,9 @@
             <w:tcW w:type="dxa" w:w="2163"/>
           </w:tcPr>
           <w:p>
+            <w:pPr>
+              <w:spacing w:before="20" w:after="20"/>
+            </w:pPr>
             <w:r/>
             <w:r>
               <w:rPr>
@@ -2997,21 +3667,27 @@
             <w:tcW w:type="dxa" w:w="2163"/>
           </w:tcPr>
           <w:p>
-            <w:r/>
-            <w:r>
-              <w:rPr>
-                <w:rFonts w:ascii="Verdana" w:hAnsi="Verdana"/>
-                <w:b w:val="0"/>
-                <w:sz w:val="16"/>
-              </w:rPr>
-            </w:r>
-          </w:p>
-        </w:tc>
-        <w:tc>
-          <w:tcPr>
-            <w:tcW w:type="dxa" w:w="2163"/>
-          </w:tcPr>
-          <w:p>
+            <w:pPr>
+              <w:spacing w:before="20" w:after="20"/>
+            </w:pPr>
+            <w:r/>
+            <w:r>
+              <w:rPr>
+                <w:rFonts w:ascii="Verdana" w:hAnsi="Verdana"/>
+                <w:b w:val="0"/>
+                <w:sz w:val="16"/>
+              </w:rPr>
+            </w:r>
+          </w:p>
+        </w:tc>
+        <w:tc>
+          <w:tcPr>
+            <w:tcW w:type="dxa" w:w="2163"/>
+          </w:tcPr>
+          <w:p>
+            <w:pPr>
+              <w:spacing w:before="20" w:after="20"/>
+            </w:pPr>
             <w:r/>
             <w:r>
               <w:rPr>
@@ -3032,51 +3708,63 @@
             <w:tcW w:type="dxa" w:w="2163"/>
           </w:tcPr>
           <w:p>
-            <w:r/>
-            <w:r>
-              <w:rPr>
-                <w:rFonts w:ascii="Verdana" w:hAnsi="Verdana"/>
-                <w:b w:val="0"/>
-                <w:sz w:val="16"/>
-              </w:rPr>
-            </w:r>
-          </w:p>
-        </w:tc>
-        <w:tc>
-          <w:tcPr>
-            <w:tcW w:type="dxa" w:w="2163"/>
-          </w:tcPr>
-          <w:p>
-            <w:r/>
-            <w:r>
-              <w:rPr>
-                <w:rFonts w:ascii="Verdana" w:hAnsi="Verdana"/>
-                <w:b w:val="0"/>
-                <w:sz w:val="16"/>
-              </w:rPr>
-            </w:r>
-          </w:p>
-        </w:tc>
-        <w:tc>
-          <w:tcPr>
-            <w:tcW w:type="dxa" w:w="2163"/>
-          </w:tcPr>
-          <w:p>
-            <w:r/>
-            <w:r>
-              <w:rPr>
-                <w:rFonts w:ascii="Verdana" w:hAnsi="Verdana"/>
-                <w:b w:val="0"/>
-                <w:sz w:val="16"/>
-              </w:rPr>
-            </w:r>
-          </w:p>
-        </w:tc>
-        <w:tc>
-          <w:tcPr>
-            <w:tcW w:type="dxa" w:w="2163"/>
-          </w:tcPr>
-          <w:p>
+            <w:pPr>
+              <w:spacing w:before="20" w:after="20"/>
+            </w:pPr>
+            <w:r/>
+            <w:r>
+              <w:rPr>
+                <w:rFonts w:ascii="Verdana" w:hAnsi="Verdana"/>
+                <w:b w:val="0"/>
+                <w:sz w:val="16"/>
+              </w:rPr>
+            </w:r>
+          </w:p>
+        </w:tc>
+        <w:tc>
+          <w:tcPr>
+            <w:tcW w:type="dxa" w:w="2163"/>
+          </w:tcPr>
+          <w:p>
+            <w:pPr>
+              <w:spacing w:before="20" w:after="20"/>
+            </w:pPr>
+            <w:r/>
+            <w:r>
+              <w:rPr>
+                <w:rFonts w:ascii="Verdana" w:hAnsi="Verdana"/>
+                <w:b w:val="0"/>
+                <w:sz w:val="16"/>
+              </w:rPr>
+            </w:r>
+          </w:p>
+        </w:tc>
+        <w:tc>
+          <w:tcPr>
+            <w:tcW w:type="dxa" w:w="2163"/>
+          </w:tcPr>
+          <w:p>
+            <w:pPr>
+              <w:spacing w:before="20" w:after="20"/>
+            </w:pPr>
+            <w:r/>
+            <w:r>
+              <w:rPr>
+                <w:rFonts w:ascii="Verdana" w:hAnsi="Verdana"/>
+                <w:b w:val="0"/>
+                <w:sz w:val="16"/>
+              </w:rPr>
+            </w:r>
+          </w:p>
+        </w:tc>
+        <w:tc>
+          <w:tcPr>
+            <w:tcW w:type="dxa" w:w="2163"/>
+          </w:tcPr>
+          <w:p>
+            <w:pPr>
+              <w:spacing w:before="20" w:after="20"/>
+            </w:pPr>
             <w:r/>
             <w:r>
               <w:rPr>
@@ -3093,6 +3781,9 @@
             <w:tcW w:type="dxa" w:w="2163"/>
           </w:tcPr>
           <w:p>
+            <w:pPr>
+              <w:spacing w:before="20" w:after="20"/>
+            </w:pPr>
             <w:r/>
             <w:r>
               <w:rPr>
@@ -3109,21 +3800,27 @@
             <w:tcW w:type="dxa" w:w="2163"/>
           </w:tcPr>
           <w:p>
-            <w:r/>
-            <w:r>
-              <w:rPr>
-                <w:rFonts w:ascii="Verdana" w:hAnsi="Verdana"/>
-                <w:b w:val="0"/>
-                <w:sz w:val="16"/>
-              </w:rPr>
-            </w:r>
-          </w:p>
-        </w:tc>
-        <w:tc>
-          <w:tcPr>
-            <w:tcW w:type="dxa" w:w="2163"/>
-          </w:tcPr>
-          <w:p>
+            <w:pPr>
+              <w:spacing w:before="20" w:after="20"/>
+            </w:pPr>
+            <w:r/>
+            <w:r>
+              <w:rPr>
+                <w:rFonts w:ascii="Verdana" w:hAnsi="Verdana"/>
+                <w:b w:val="0"/>
+                <w:sz w:val="16"/>
+              </w:rPr>
+            </w:r>
+          </w:p>
+        </w:tc>
+        <w:tc>
+          <w:tcPr>
+            <w:tcW w:type="dxa" w:w="2163"/>
+          </w:tcPr>
+          <w:p>
+            <w:pPr>
+              <w:spacing w:before="20" w:after="20"/>
+            </w:pPr>
             <w:r/>
             <w:r>
               <w:rPr>
@@ -3144,51 +3841,63 @@
             <w:tcW w:type="dxa" w:w="2163"/>
           </w:tcPr>
           <w:p>
-            <w:r/>
-            <w:r>
-              <w:rPr>
-                <w:rFonts w:ascii="Verdana" w:hAnsi="Verdana"/>
-                <w:b w:val="0"/>
-                <w:sz w:val="16"/>
-              </w:rPr>
-            </w:r>
-          </w:p>
-        </w:tc>
-        <w:tc>
-          <w:tcPr>
-            <w:tcW w:type="dxa" w:w="2163"/>
-          </w:tcPr>
-          <w:p>
-            <w:r/>
-            <w:r>
-              <w:rPr>
-                <w:rFonts w:ascii="Verdana" w:hAnsi="Verdana"/>
-                <w:b w:val="0"/>
-                <w:sz w:val="16"/>
-              </w:rPr>
-            </w:r>
-          </w:p>
-        </w:tc>
-        <w:tc>
-          <w:tcPr>
-            <w:tcW w:type="dxa" w:w="2163"/>
-          </w:tcPr>
-          <w:p>
-            <w:r/>
-            <w:r>
-              <w:rPr>
-                <w:rFonts w:ascii="Verdana" w:hAnsi="Verdana"/>
-                <w:b w:val="0"/>
-                <w:sz w:val="16"/>
-              </w:rPr>
-            </w:r>
-          </w:p>
-        </w:tc>
-        <w:tc>
-          <w:tcPr>
-            <w:tcW w:type="dxa" w:w="2163"/>
-          </w:tcPr>
-          <w:p>
+            <w:pPr>
+              <w:spacing w:before="20" w:after="20"/>
+            </w:pPr>
+            <w:r/>
+            <w:r>
+              <w:rPr>
+                <w:rFonts w:ascii="Verdana" w:hAnsi="Verdana"/>
+                <w:b w:val="0"/>
+                <w:sz w:val="16"/>
+              </w:rPr>
+            </w:r>
+          </w:p>
+        </w:tc>
+        <w:tc>
+          <w:tcPr>
+            <w:tcW w:type="dxa" w:w="2163"/>
+          </w:tcPr>
+          <w:p>
+            <w:pPr>
+              <w:spacing w:before="20" w:after="20"/>
+            </w:pPr>
+            <w:r/>
+            <w:r>
+              <w:rPr>
+                <w:rFonts w:ascii="Verdana" w:hAnsi="Verdana"/>
+                <w:b w:val="0"/>
+                <w:sz w:val="16"/>
+              </w:rPr>
+            </w:r>
+          </w:p>
+        </w:tc>
+        <w:tc>
+          <w:tcPr>
+            <w:tcW w:type="dxa" w:w="2163"/>
+          </w:tcPr>
+          <w:p>
+            <w:pPr>
+              <w:spacing w:before="20" w:after="20"/>
+            </w:pPr>
+            <w:r/>
+            <w:r>
+              <w:rPr>
+                <w:rFonts w:ascii="Verdana" w:hAnsi="Verdana"/>
+                <w:b w:val="0"/>
+                <w:sz w:val="16"/>
+              </w:rPr>
+            </w:r>
+          </w:p>
+        </w:tc>
+        <w:tc>
+          <w:tcPr>
+            <w:tcW w:type="dxa" w:w="2163"/>
+          </w:tcPr>
+          <w:p>
+            <w:pPr>
+              <w:spacing w:before="20" w:after="20"/>
+            </w:pPr>
             <w:r/>
             <w:r>
               <w:rPr>
@@ -3205,6 +3914,9 @@
             <w:tcW w:type="dxa" w:w="2163"/>
           </w:tcPr>
           <w:p>
+            <w:pPr>
+              <w:spacing w:before="20" w:after="20"/>
+            </w:pPr>
             <w:r/>
             <w:r>
               <w:rPr>
@@ -3221,21 +3933,27 @@
             <w:tcW w:type="dxa" w:w="2163"/>
           </w:tcPr>
           <w:p>
-            <w:r/>
-            <w:r>
-              <w:rPr>
-                <w:rFonts w:ascii="Verdana" w:hAnsi="Verdana"/>
-                <w:b w:val="0"/>
-                <w:sz w:val="16"/>
-              </w:rPr>
-            </w:r>
-          </w:p>
-        </w:tc>
-        <w:tc>
-          <w:tcPr>
-            <w:tcW w:type="dxa" w:w="2163"/>
-          </w:tcPr>
-          <w:p>
+            <w:pPr>
+              <w:spacing w:before="20" w:after="20"/>
+            </w:pPr>
+            <w:r/>
+            <w:r>
+              <w:rPr>
+                <w:rFonts w:ascii="Verdana" w:hAnsi="Verdana"/>
+                <w:b w:val="0"/>
+                <w:sz w:val="16"/>
+              </w:rPr>
+            </w:r>
+          </w:p>
+        </w:tc>
+        <w:tc>
+          <w:tcPr>
+            <w:tcW w:type="dxa" w:w="2163"/>
+          </w:tcPr>
+          <w:p>
+            <w:pPr>
+              <w:spacing w:before="20" w:after="20"/>
+            </w:pPr>
             <w:r/>
             <w:r>
               <w:rPr>
@@ -3256,51 +3974,63 @@
             <w:tcW w:type="dxa" w:w="2163"/>
           </w:tcPr>
           <w:p>
-            <w:r/>
-            <w:r>
-              <w:rPr>
-                <w:rFonts w:ascii="Verdana" w:hAnsi="Verdana"/>
-                <w:b w:val="0"/>
-                <w:sz w:val="16"/>
-              </w:rPr>
-            </w:r>
-          </w:p>
-        </w:tc>
-        <w:tc>
-          <w:tcPr>
-            <w:tcW w:type="dxa" w:w="2163"/>
-          </w:tcPr>
-          <w:p>
-            <w:r/>
-            <w:r>
-              <w:rPr>
-                <w:rFonts w:ascii="Verdana" w:hAnsi="Verdana"/>
-                <w:b w:val="0"/>
-                <w:sz w:val="16"/>
-              </w:rPr>
-            </w:r>
-          </w:p>
-        </w:tc>
-        <w:tc>
-          <w:tcPr>
-            <w:tcW w:type="dxa" w:w="2163"/>
-          </w:tcPr>
-          <w:p>
-            <w:r/>
-            <w:r>
-              <w:rPr>
-                <w:rFonts w:ascii="Verdana" w:hAnsi="Verdana"/>
-                <w:b w:val="0"/>
-                <w:sz w:val="16"/>
-              </w:rPr>
-            </w:r>
-          </w:p>
-        </w:tc>
-        <w:tc>
-          <w:tcPr>
-            <w:tcW w:type="dxa" w:w="2163"/>
-          </w:tcPr>
-          <w:p>
+            <w:pPr>
+              <w:spacing w:before="20" w:after="20"/>
+            </w:pPr>
+            <w:r/>
+            <w:r>
+              <w:rPr>
+                <w:rFonts w:ascii="Verdana" w:hAnsi="Verdana"/>
+                <w:b w:val="0"/>
+                <w:sz w:val="16"/>
+              </w:rPr>
+            </w:r>
+          </w:p>
+        </w:tc>
+        <w:tc>
+          <w:tcPr>
+            <w:tcW w:type="dxa" w:w="2163"/>
+          </w:tcPr>
+          <w:p>
+            <w:pPr>
+              <w:spacing w:before="20" w:after="20"/>
+            </w:pPr>
+            <w:r/>
+            <w:r>
+              <w:rPr>
+                <w:rFonts w:ascii="Verdana" w:hAnsi="Verdana"/>
+                <w:b w:val="0"/>
+                <w:sz w:val="16"/>
+              </w:rPr>
+            </w:r>
+          </w:p>
+        </w:tc>
+        <w:tc>
+          <w:tcPr>
+            <w:tcW w:type="dxa" w:w="2163"/>
+          </w:tcPr>
+          <w:p>
+            <w:pPr>
+              <w:spacing w:before="20" w:after="20"/>
+            </w:pPr>
+            <w:r/>
+            <w:r>
+              <w:rPr>
+                <w:rFonts w:ascii="Verdana" w:hAnsi="Verdana"/>
+                <w:b w:val="0"/>
+                <w:sz w:val="16"/>
+              </w:rPr>
+            </w:r>
+          </w:p>
+        </w:tc>
+        <w:tc>
+          <w:tcPr>
+            <w:tcW w:type="dxa" w:w="2163"/>
+          </w:tcPr>
+          <w:p>
+            <w:pPr>
+              <w:spacing w:before="20" w:after="20"/>
+            </w:pPr>
             <w:r/>
             <w:r>
               <w:rPr>
@@ -3317,6 +4047,9 @@
             <w:tcW w:type="dxa" w:w="2163"/>
           </w:tcPr>
           <w:p>
+            <w:pPr>
+              <w:spacing w:before="20" w:after="20"/>
+            </w:pPr>
             <w:r/>
             <w:r>
               <w:rPr>
@@ -3333,21 +4066,27 @@
             <w:tcW w:type="dxa" w:w="2163"/>
           </w:tcPr>
           <w:p>
-            <w:r/>
-            <w:r>
-              <w:rPr>
-                <w:rFonts w:ascii="Verdana" w:hAnsi="Verdana"/>
-                <w:b w:val="0"/>
-                <w:sz w:val="16"/>
-              </w:rPr>
-            </w:r>
-          </w:p>
-        </w:tc>
-        <w:tc>
-          <w:tcPr>
-            <w:tcW w:type="dxa" w:w="2163"/>
-          </w:tcPr>
-          <w:p>
+            <w:pPr>
+              <w:spacing w:before="20" w:after="20"/>
+            </w:pPr>
+            <w:r/>
+            <w:r>
+              <w:rPr>
+                <w:rFonts w:ascii="Verdana" w:hAnsi="Verdana"/>
+                <w:b w:val="0"/>
+                <w:sz w:val="16"/>
+              </w:rPr>
+            </w:r>
+          </w:p>
+        </w:tc>
+        <w:tc>
+          <w:tcPr>
+            <w:tcW w:type="dxa" w:w="2163"/>
+          </w:tcPr>
+          <w:p>
+            <w:pPr>
+              <w:spacing w:before="20" w:after="20"/>
+            </w:pPr>
             <w:r/>
             <w:r>
               <w:rPr>
@@ -3368,51 +4107,63 @@
             <w:tcW w:type="dxa" w:w="2163"/>
           </w:tcPr>
           <w:p>
-            <w:r/>
-            <w:r>
-              <w:rPr>
-                <w:rFonts w:ascii="Verdana" w:hAnsi="Verdana"/>
-                <w:b w:val="0"/>
-                <w:sz w:val="16"/>
-              </w:rPr>
-            </w:r>
-          </w:p>
-        </w:tc>
-        <w:tc>
-          <w:tcPr>
-            <w:tcW w:type="dxa" w:w="2163"/>
-          </w:tcPr>
-          <w:p>
-            <w:r/>
-            <w:r>
-              <w:rPr>
-                <w:rFonts w:ascii="Verdana" w:hAnsi="Verdana"/>
-                <w:b w:val="0"/>
-                <w:sz w:val="16"/>
-              </w:rPr>
-            </w:r>
-          </w:p>
-        </w:tc>
-        <w:tc>
-          <w:tcPr>
-            <w:tcW w:type="dxa" w:w="2163"/>
-          </w:tcPr>
-          <w:p>
-            <w:r/>
-            <w:r>
-              <w:rPr>
-                <w:rFonts w:ascii="Verdana" w:hAnsi="Verdana"/>
-                <w:b w:val="0"/>
-                <w:sz w:val="16"/>
-              </w:rPr>
-            </w:r>
-          </w:p>
-        </w:tc>
-        <w:tc>
-          <w:tcPr>
-            <w:tcW w:type="dxa" w:w="2163"/>
-          </w:tcPr>
-          <w:p>
+            <w:pPr>
+              <w:spacing w:before="20" w:after="20"/>
+            </w:pPr>
+            <w:r/>
+            <w:r>
+              <w:rPr>
+                <w:rFonts w:ascii="Verdana" w:hAnsi="Verdana"/>
+                <w:b w:val="0"/>
+                <w:sz w:val="16"/>
+              </w:rPr>
+            </w:r>
+          </w:p>
+        </w:tc>
+        <w:tc>
+          <w:tcPr>
+            <w:tcW w:type="dxa" w:w="2163"/>
+          </w:tcPr>
+          <w:p>
+            <w:pPr>
+              <w:spacing w:before="20" w:after="20"/>
+            </w:pPr>
+            <w:r/>
+            <w:r>
+              <w:rPr>
+                <w:rFonts w:ascii="Verdana" w:hAnsi="Verdana"/>
+                <w:b w:val="0"/>
+                <w:sz w:val="16"/>
+              </w:rPr>
+            </w:r>
+          </w:p>
+        </w:tc>
+        <w:tc>
+          <w:tcPr>
+            <w:tcW w:type="dxa" w:w="2163"/>
+          </w:tcPr>
+          <w:p>
+            <w:pPr>
+              <w:spacing w:before="20" w:after="20"/>
+            </w:pPr>
+            <w:r/>
+            <w:r>
+              <w:rPr>
+                <w:rFonts w:ascii="Verdana" w:hAnsi="Verdana"/>
+                <w:b w:val="0"/>
+                <w:sz w:val="16"/>
+              </w:rPr>
+            </w:r>
+          </w:p>
+        </w:tc>
+        <w:tc>
+          <w:tcPr>
+            <w:tcW w:type="dxa" w:w="2163"/>
+          </w:tcPr>
+          <w:p>
+            <w:pPr>
+              <w:spacing w:before="20" w:after="20"/>
+            </w:pPr>
             <w:r/>
             <w:r>
               <w:rPr>
@@ -3429,6 +4180,9 @@
             <w:tcW w:type="dxa" w:w="2163"/>
           </w:tcPr>
           <w:p>
+            <w:pPr>
+              <w:spacing w:before="20" w:after="20"/>
+            </w:pPr>
             <w:r/>
             <w:r>
               <w:rPr>
@@ -3445,21 +4199,27 @@
             <w:tcW w:type="dxa" w:w="2163"/>
           </w:tcPr>
           <w:p>
-            <w:r/>
-            <w:r>
-              <w:rPr>
-                <w:rFonts w:ascii="Verdana" w:hAnsi="Verdana"/>
-                <w:b w:val="0"/>
-                <w:sz w:val="16"/>
-              </w:rPr>
-            </w:r>
-          </w:p>
-        </w:tc>
-        <w:tc>
-          <w:tcPr>
-            <w:tcW w:type="dxa" w:w="2163"/>
-          </w:tcPr>
-          <w:p>
+            <w:pPr>
+              <w:spacing w:before="20" w:after="20"/>
+            </w:pPr>
+            <w:r/>
+            <w:r>
+              <w:rPr>
+                <w:rFonts w:ascii="Verdana" w:hAnsi="Verdana"/>
+                <w:b w:val="0"/>
+                <w:sz w:val="16"/>
+              </w:rPr>
+            </w:r>
+          </w:p>
+        </w:tc>
+        <w:tc>
+          <w:tcPr>
+            <w:tcW w:type="dxa" w:w="2163"/>
+          </w:tcPr>
+          <w:p>
+            <w:pPr>
+              <w:spacing w:before="20" w:after="20"/>
+            </w:pPr>
             <w:r/>
             <w:r>
               <w:rPr>
@@ -3480,51 +4240,63 @@
             <w:tcW w:type="dxa" w:w="2163"/>
           </w:tcPr>
           <w:p>
-            <w:r/>
-            <w:r>
-              <w:rPr>
-                <w:rFonts w:ascii="Verdana" w:hAnsi="Verdana"/>
-                <w:b w:val="0"/>
-                <w:sz w:val="16"/>
-              </w:rPr>
-            </w:r>
-          </w:p>
-        </w:tc>
-        <w:tc>
-          <w:tcPr>
-            <w:tcW w:type="dxa" w:w="2163"/>
-          </w:tcPr>
-          <w:p>
-            <w:r/>
-            <w:r>
-              <w:rPr>
-                <w:rFonts w:ascii="Verdana" w:hAnsi="Verdana"/>
-                <w:b w:val="0"/>
-                <w:sz w:val="16"/>
-              </w:rPr>
-            </w:r>
-          </w:p>
-        </w:tc>
-        <w:tc>
-          <w:tcPr>
-            <w:tcW w:type="dxa" w:w="2163"/>
-          </w:tcPr>
-          <w:p>
-            <w:r/>
-            <w:r>
-              <w:rPr>
-                <w:rFonts w:ascii="Verdana" w:hAnsi="Verdana"/>
-                <w:b w:val="0"/>
-                <w:sz w:val="16"/>
-              </w:rPr>
-            </w:r>
-          </w:p>
-        </w:tc>
-        <w:tc>
-          <w:tcPr>
-            <w:tcW w:type="dxa" w:w="2163"/>
-          </w:tcPr>
-          <w:p>
+            <w:pPr>
+              <w:spacing w:before="20" w:after="20"/>
+            </w:pPr>
+            <w:r/>
+            <w:r>
+              <w:rPr>
+                <w:rFonts w:ascii="Verdana" w:hAnsi="Verdana"/>
+                <w:b w:val="0"/>
+                <w:sz w:val="16"/>
+              </w:rPr>
+            </w:r>
+          </w:p>
+        </w:tc>
+        <w:tc>
+          <w:tcPr>
+            <w:tcW w:type="dxa" w:w="2163"/>
+          </w:tcPr>
+          <w:p>
+            <w:pPr>
+              <w:spacing w:before="20" w:after="20"/>
+            </w:pPr>
+            <w:r/>
+            <w:r>
+              <w:rPr>
+                <w:rFonts w:ascii="Verdana" w:hAnsi="Verdana"/>
+                <w:b w:val="0"/>
+                <w:sz w:val="16"/>
+              </w:rPr>
+            </w:r>
+          </w:p>
+        </w:tc>
+        <w:tc>
+          <w:tcPr>
+            <w:tcW w:type="dxa" w:w="2163"/>
+          </w:tcPr>
+          <w:p>
+            <w:pPr>
+              <w:spacing w:before="20" w:after="20"/>
+            </w:pPr>
+            <w:r/>
+            <w:r>
+              <w:rPr>
+                <w:rFonts w:ascii="Verdana" w:hAnsi="Verdana"/>
+                <w:b w:val="0"/>
+                <w:sz w:val="16"/>
+              </w:rPr>
+            </w:r>
+          </w:p>
+        </w:tc>
+        <w:tc>
+          <w:tcPr>
+            <w:tcW w:type="dxa" w:w="2163"/>
+          </w:tcPr>
+          <w:p>
+            <w:pPr>
+              <w:spacing w:before="20" w:after="20"/>
+            </w:pPr>
             <w:r/>
             <w:r>
               <w:rPr>
@@ -3541,6 +4313,9 @@
             <w:tcW w:type="dxa" w:w="2163"/>
           </w:tcPr>
           <w:p>
+            <w:pPr>
+              <w:spacing w:before="20" w:after="20"/>
+            </w:pPr>
             <w:r/>
             <w:r>
               <w:rPr>
@@ -3557,21 +4332,27 @@
             <w:tcW w:type="dxa" w:w="2163"/>
           </w:tcPr>
           <w:p>
-            <w:r/>
-            <w:r>
-              <w:rPr>
-                <w:rFonts w:ascii="Verdana" w:hAnsi="Verdana"/>
-                <w:b w:val="0"/>
-                <w:sz w:val="16"/>
-              </w:rPr>
-            </w:r>
-          </w:p>
-        </w:tc>
-        <w:tc>
-          <w:tcPr>
-            <w:tcW w:type="dxa" w:w="2163"/>
-          </w:tcPr>
-          <w:p>
+            <w:pPr>
+              <w:spacing w:before="20" w:after="20"/>
+            </w:pPr>
+            <w:r/>
+            <w:r>
+              <w:rPr>
+                <w:rFonts w:ascii="Verdana" w:hAnsi="Verdana"/>
+                <w:b w:val="0"/>
+                <w:sz w:val="16"/>
+              </w:rPr>
+            </w:r>
+          </w:p>
+        </w:tc>
+        <w:tc>
+          <w:tcPr>
+            <w:tcW w:type="dxa" w:w="2163"/>
+          </w:tcPr>
+          <w:p>
+            <w:pPr>
+              <w:spacing w:before="20" w:after="20"/>
+            </w:pPr>
             <w:r/>
             <w:r>
               <w:rPr>
@@ -3592,51 +4373,63 @@
             <w:tcW w:type="dxa" w:w="2163"/>
           </w:tcPr>
           <w:p>
-            <w:r/>
-            <w:r>
-              <w:rPr>
-                <w:rFonts w:ascii="Verdana" w:hAnsi="Verdana"/>
-                <w:b w:val="0"/>
-                <w:sz w:val="16"/>
-              </w:rPr>
-            </w:r>
-          </w:p>
-        </w:tc>
-        <w:tc>
-          <w:tcPr>
-            <w:tcW w:type="dxa" w:w="2163"/>
-          </w:tcPr>
-          <w:p>
-            <w:r/>
-            <w:r>
-              <w:rPr>
-                <w:rFonts w:ascii="Verdana" w:hAnsi="Verdana"/>
-                <w:b w:val="0"/>
-                <w:sz w:val="16"/>
-              </w:rPr>
-            </w:r>
-          </w:p>
-        </w:tc>
-        <w:tc>
-          <w:tcPr>
-            <w:tcW w:type="dxa" w:w="2163"/>
-          </w:tcPr>
-          <w:p>
-            <w:r/>
-            <w:r>
-              <w:rPr>
-                <w:rFonts w:ascii="Verdana" w:hAnsi="Verdana"/>
-                <w:b w:val="0"/>
-                <w:sz w:val="16"/>
-              </w:rPr>
-            </w:r>
-          </w:p>
-        </w:tc>
-        <w:tc>
-          <w:tcPr>
-            <w:tcW w:type="dxa" w:w="2163"/>
-          </w:tcPr>
-          <w:p>
+            <w:pPr>
+              <w:spacing w:before="20" w:after="20"/>
+            </w:pPr>
+            <w:r/>
+            <w:r>
+              <w:rPr>
+                <w:rFonts w:ascii="Verdana" w:hAnsi="Verdana"/>
+                <w:b w:val="0"/>
+                <w:sz w:val="16"/>
+              </w:rPr>
+            </w:r>
+          </w:p>
+        </w:tc>
+        <w:tc>
+          <w:tcPr>
+            <w:tcW w:type="dxa" w:w="2163"/>
+          </w:tcPr>
+          <w:p>
+            <w:pPr>
+              <w:spacing w:before="20" w:after="20"/>
+            </w:pPr>
+            <w:r/>
+            <w:r>
+              <w:rPr>
+                <w:rFonts w:ascii="Verdana" w:hAnsi="Verdana"/>
+                <w:b w:val="0"/>
+                <w:sz w:val="16"/>
+              </w:rPr>
+            </w:r>
+          </w:p>
+        </w:tc>
+        <w:tc>
+          <w:tcPr>
+            <w:tcW w:type="dxa" w:w="2163"/>
+          </w:tcPr>
+          <w:p>
+            <w:pPr>
+              <w:spacing w:before="20" w:after="20"/>
+            </w:pPr>
+            <w:r/>
+            <w:r>
+              <w:rPr>
+                <w:rFonts w:ascii="Verdana" w:hAnsi="Verdana"/>
+                <w:b w:val="0"/>
+                <w:sz w:val="16"/>
+              </w:rPr>
+            </w:r>
+          </w:p>
+        </w:tc>
+        <w:tc>
+          <w:tcPr>
+            <w:tcW w:type="dxa" w:w="2163"/>
+          </w:tcPr>
+          <w:p>
+            <w:pPr>
+              <w:spacing w:before="20" w:after="20"/>
+            </w:pPr>
             <w:r/>
             <w:r>
               <w:rPr>
@@ -3653,6 +4446,9 @@
             <w:tcW w:type="dxa" w:w="2163"/>
           </w:tcPr>
           <w:p>
+            <w:pPr>
+              <w:spacing w:before="20" w:after="20"/>
+            </w:pPr>
             <w:r/>
             <w:r>
               <w:rPr>
@@ -3669,21 +4465,27 @@
             <w:tcW w:type="dxa" w:w="2163"/>
           </w:tcPr>
           <w:p>
-            <w:r/>
-            <w:r>
-              <w:rPr>
-                <w:rFonts w:ascii="Verdana" w:hAnsi="Verdana"/>
-                <w:b w:val="0"/>
-                <w:sz w:val="16"/>
-              </w:rPr>
-            </w:r>
-          </w:p>
-        </w:tc>
-        <w:tc>
-          <w:tcPr>
-            <w:tcW w:type="dxa" w:w="2163"/>
-          </w:tcPr>
-          <w:p>
+            <w:pPr>
+              <w:spacing w:before="20" w:after="20"/>
+            </w:pPr>
+            <w:r/>
+            <w:r>
+              <w:rPr>
+                <w:rFonts w:ascii="Verdana" w:hAnsi="Verdana"/>
+                <w:b w:val="0"/>
+                <w:sz w:val="16"/>
+              </w:rPr>
+            </w:r>
+          </w:p>
+        </w:tc>
+        <w:tc>
+          <w:tcPr>
+            <w:tcW w:type="dxa" w:w="2163"/>
+          </w:tcPr>
+          <w:p>
+            <w:pPr>
+              <w:spacing w:before="20" w:after="20"/>
+            </w:pPr>
             <w:r/>
             <w:r>
               <w:rPr>
@@ -3704,6 +4506,9 @@
             <w:tcW w:type="dxa" w:w="2163"/>
           </w:tcPr>
           <w:p>
+            <w:pPr>
+              <w:spacing w:before="20" w:after="20"/>
+            </w:pPr>
             <w:r>
               <w:rPr>
                 <w:b/>
@@ -3724,6 +4529,9 @@
             <w:tcW w:type="dxa" w:w="2163"/>
           </w:tcPr>
           <w:p>
+            <w:pPr>
+              <w:spacing w:before="20" w:after="20"/>
+            </w:pPr>
             <w:r>
               <w:rPr>
                 <w:b/>
@@ -3744,21 +4552,27 @@
             <w:tcW w:type="dxa" w:w="2163"/>
           </w:tcPr>
           <w:p>
-            <w:r/>
-            <w:r>
-              <w:rPr>
-                <w:rFonts w:ascii="Verdana" w:hAnsi="Verdana"/>
-                <w:b w:val="0"/>
-                <w:sz w:val="16"/>
-              </w:rPr>
-            </w:r>
-          </w:p>
-        </w:tc>
-        <w:tc>
-          <w:tcPr>
-            <w:tcW w:type="dxa" w:w="2163"/>
-          </w:tcPr>
-          <w:p>
+            <w:pPr>
+              <w:spacing w:before="20" w:after="20"/>
+            </w:pPr>
+            <w:r/>
+            <w:r>
+              <w:rPr>
+                <w:rFonts w:ascii="Verdana" w:hAnsi="Verdana"/>
+                <w:b w:val="0"/>
+                <w:sz w:val="16"/>
+              </w:rPr>
+            </w:r>
+          </w:p>
+        </w:tc>
+        <w:tc>
+          <w:tcPr>
+            <w:tcW w:type="dxa" w:w="2163"/>
+          </w:tcPr>
+          <w:p>
+            <w:pPr>
+              <w:spacing w:before="20" w:after="20"/>
+            </w:pPr>
             <w:r/>
             <w:r>
               <w:rPr>
@@ -3775,6 +4589,9 @@
             <w:tcW w:type="dxa" w:w="2163"/>
           </w:tcPr>
           <w:p>
+            <w:pPr>
+              <w:spacing w:before="20" w:after="20"/>
+            </w:pPr>
             <w:r/>
             <w:r>
               <w:rPr>
@@ -3791,6 +4608,9 @@
             <w:tcW w:type="dxa" w:w="2163"/>
           </w:tcPr>
           <w:p>
+            <w:pPr>
+              <w:spacing w:before="20" w:after="20"/>
+            </w:pPr>
             <w:r/>
             <w:r>
               <w:rPr>
@@ -3807,6 +4627,9 @@
             <w:tcW w:type="dxa" w:w="2163"/>
           </w:tcPr>
           <w:p>
+            <w:pPr>
+              <w:spacing w:before="20" w:after="20"/>
+            </w:pPr>
             <w:r/>
             <w:r>
               <w:rPr>
@@ -3827,51 +4650,63 @@
             <w:tcW w:type="dxa" w:w="2163"/>
           </w:tcPr>
           <w:p>
-            <w:r/>
-            <w:r>
-              <w:rPr>
-                <w:rFonts w:ascii="Verdana" w:hAnsi="Verdana"/>
-                <w:b w:val="0"/>
-                <w:sz w:val="16"/>
-              </w:rPr>
-            </w:r>
-          </w:p>
-        </w:tc>
-        <w:tc>
-          <w:tcPr>
-            <w:tcW w:type="dxa" w:w="2163"/>
-          </w:tcPr>
-          <w:p>
-            <w:r/>
-            <w:r>
-              <w:rPr>
-                <w:rFonts w:ascii="Verdana" w:hAnsi="Verdana"/>
-                <w:b w:val="0"/>
-                <w:sz w:val="16"/>
-              </w:rPr>
-            </w:r>
-          </w:p>
-        </w:tc>
-        <w:tc>
-          <w:tcPr>
-            <w:tcW w:type="dxa" w:w="2163"/>
-          </w:tcPr>
-          <w:p>
-            <w:r/>
-            <w:r>
-              <w:rPr>
-                <w:rFonts w:ascii="Verdana" w:hAnsi="Verdana"/>
-                <w:b w:val="0"/>
-                <w:sz w:val="16"/>
-              </w:rPr>
-            </w:r>
-          </w:p>
-        </w:tc>
-        <w:tc>
-          <w:tcPr>
-            <w:tcW w:type="dxa" w:w="2163"/>
-          </w:tcPr>
-          <w:p>
+            <w:pPr>
+              <w:spacing w:before="20" w:after="20"/>
+            </w:pPr>
+            <w:r/>
+            <w:r>
+              <w:rPr>
+                <w:rFonts w:ascii="Verdana" w:hAnsi="Verdana"/>
+                <w:b w:val="0"/>
+                <w:sz w:val="16"/>
+              </w:rPr>
+            </w:r>
+          </w:p>
+        </w:tc>
+        <w:tc>
+          <w:tcPr>
+            <w:tcW w:type="dxa" w:w="2163"/>
+          </w:tcPr>
+          <w:p>
+            <w:pPr>
+              <w:spacing w:before="20" w:after="20"/>
+            </w:pPr>
+            <w:r/>
+            <w:r>
+              <w:rPr>
+                <w:rFonts w:ascii="Verdana" w:hAnsi="Verdana"/>
+                <w:b w:val="0"/>
+                <w:sz w:val="16"/>
+              </w:rPr>
+            </w:r>
+          </w:p>
+        </w:tc>
+        <w:tc>
+          <w:tcPr>
+            <w:tcW w:type="dxa" w:w="2163"/>
+          </w:tcPr>
+          <w:p>
+            <w:pPr>
+              <w:spacing w:before="20" w:after="20"/>
+            </w:pPr>
+            <w:r/>
+            <w:r>
+              <w:rPr>
+                <w:rFonts w:ascii="Verdana" w:hAnsi="Verdana"/>
+                <w:b w:val="0"/>
+                <w:sz w:val="16"/>
+              </w:rPr>
+            </w:r>
+          </w:p>
+        </w:tc>
+        <w:tc>
+          <w:tcPr>
+            <w:tcW w:type="dxa" w:w="2163"/>
+          </w:tcPr>
+          <w:p>
+            <w:pPr>
+              <w:spacing w:before="20" w:after="20"/>
+            </w:pPr>
             <w:r/>
             <w:r>
               <w:rPr>
@@ -3888,6 +4723,9 @@
             <w:tcW w:type="dxa" w:w="2163"/>
           </w:tcPr>
           <w:p>
+            <w:pPr>
+              <w:spacing w:before="20" w:after="20"/>
+            </w:pPr>
             <w:r/>
             <w:r>
               <w:rPr>
@@ -3904,6 +4742,9 @@
             <w:tcW w:type="dxa" w:w="2163"/>
           </w:tcPr>
           <w:p>
+            <w:pPr>
+              <w:spacing w:before="20" w:after="20"/>
+            </w:pPr>
             <w:r/>
             <w:r>
               <w:rPr>
@@ -3920,6 +4761,9 @@
             <w:tcW w:type="dxa" w:w="2163"/>
           </w:tcPr>
           <w:p>
+            <w:pPr>
+              <w:spacing w:before="20" w:after="20"/>
+            </w:pPr>
             <w:r/>
             <w:r>
               <w:rPr>
@@ -3940,51 +4784,63 @@
             <w:tcW w:type="dxa" w:w="2163"/>
           </w:tcPr>
           <w:p>
-            <w:r/>
-            <w:r>
-              <w:rPr>
-                <w:rFonts w:ascii="Verdana" w:hAnsi="Verdana"/>
-                <w:b w:val="0"/>
-                <w:sz w:val="16"/>
-              </w:rPr>
-            </w:r>
-          </w:p>
-        </w:tc>
-        <w:tc>
-          <w:tcPr>
-            <w:tcW w:type="dxa" w:w="2163"/>
-          </w:tcPr>
-          <w:p>
-            <w:r/>
-            <w:r>
-              <w:rPr>
-                <w:rFonts w:ascii="Verdana" w:hAnsi="Verdana"/>
-                <w:b w:val="0"/>
-                <w:sz w:val="16"/>
-              </w:rPr>
-            </w:r>
-          </w:p>
-        </w:tc>
-        <w:tc>
-          <w:tcPr>
-            <w:tcW w:type="dxa" w:w="2163"/>
-          </w:tcPr>
-          <w:p>
-            <w:r/>
-            <w:r>
-              <w:rPr>
-                <w:rFonts w:ascii="Verdana" w:hAnsi="Verdana"/>
-                <w:b w:val="0"/>
-                <w:sz w:val="16"/>
-              </w:rPr>
-            </w:r>
-          </w:p>
-        </w:tc>
-        <w:tc>
-          <w:tcPr>
-            <w:tcW w:type="dxa" w:w="2163"/>
-          </w:tcPr>
-          <w:p>
+            <w:pPr>
+              <w:spacing w:before="20" w:after="20"/>
+            </w:pPr>
+            <w:r/>
+            <w:r>
+              <w:rPr>
+                <w:rFonts w:ascii="Verdana" w:hAnsi="Verdana"/>
+                <w:b w:val="0"/>
+                <w:sz w:val="16"/>
+              </w:rPr>
+            </w:r>
+          </w:p>
+        </w:tc>
+        <w:tc>
+          <w:tcPr>
+            <w:tcW w:type="dxa" w:w="2163"/>
+          </w:tcPr>
+          <w:p>
+            <w:pPr>
+              <w:spacing w:before="20" w:after="20"/>
+            </w:pPr>
+            <w:r/>
+            <w:r>
+              <w:rPr>
+                <w:rFonts w:ascii="Verdana" w:hAnsi="Verdana"/>
+                <w:b w:val="0"/>
+                <w:sz w:val="16"/>
+              </w:rPr>
+            </w:r>
+          </w:p>
+        </w:tc>
+        <w:tc>
+          <w:tcPr>
+            <w:tcW w:type="dxa" w:w="2163"/>
+          </w:tcPr>
+          <w:p>
+            <w:pPr>
+              <w:spacing w:before="20" w:after="20"/>
+            </w:pPr>
+            <w:r/>
+            <w:r>
+              <w:rPr>
+                <w:rFonts w:ascii="Verdana" w:hAnsi="Verdana"/>
+                <w:b w:val="0"/>
+                <w:sz w:val="16"/>
+              </w:rPr>
+            </w:r>
+          </w:p>
+        </w:tc>
+        <w:tc>
+          <w:tcPr>
+            <w:tcW w:type="dxa" w:w="2163"/>
+          </w:tcPr>
+          <w:p>
+            <w:pPr>
+              <w:spacing w:before="20" w:after="20"/>
+            </w:pPr>
             <w:r/>
             <w:r>
               <w:rPr>
@@ -4001,6 +4857,9 @@
             <w:tcW w:type="dxa" w:w="2163"/>
           </w:tcPr>
           <w:p>
+            <w:pPr>
+              <w:spacing w:before="20" w:after="20"/>
+            </w:pPr>
             <w:r/>
             <w:r>
               <w:rPr>
@@ -4017,21 +4876,27 @@
             <w:tcW w:type="dxa" w:w="2163"/>
           </w:tcPr>
           <w:p>
-            <w:r/>
-            <w:r>
-              <w:rPr>
-                <w:rFonts w:ascii="Verdana" w:hAnsi="Verdana"/>
-                <w:b w:val="0"/>
-                <w:sz w:val="16"/>
-              </w:rPr>
-            </w:r>
-          </w:p>
-        </w:tc>
-        <w:tc>
-          <w:tcPr>
-            <w:tcW w:type="dxa" w:w="2163"/>
-          </w:tcPr>
-          <w:p>
+            <w:pPr>
+              <w:spacing w:before="20" w:after="20"/>
+            </w:pPr>
+            <w:r/>
+            <w:r>
+              <w:rPr>
+                <w:rFonts w:ascii="Verdana" w:hAnsi="Verdana"/>
+                <w:b w:val="0"/>
+                <w:sz w:val="16"/>
+              </w:rPr>
+            </w:r>
+          </w:p>
+        </w:tc>
+        <w:tc>
+          <w:tcPr>
+            <w:tcW w:type="dxa" w:w="2163"/>
+          </w:tcPr>
+          <w:p>
+            <w:pPr>
+              <w:spacing w:before="20" w:after="20"/>
+            </w:pPr>
             <w:r/>
             <w:r>
               <w:rPr>
@@ -4052,51 +4917,63 @@
             <w:tcW w:type="dxa" w:w="2163"/>
           </w:tcPr>
           <w:p>
-            <w:r/>
-            <w:r>
-              <w:rPr>
-                <w:rFonts w:ascii="Verdana" w:hAnsi="Verdana"/>
-                <w:b w:val="0"/>
-                <w:sz w:val="16"/>
-              </w:rPr>
-            </w:r>
-          </w:p>
-        </w:tc>
-        <w:tc>
-          <w:tcPr>
-            <w:tcW w:type="dxa" w:w="2163"/>
-          </w:tcPr>
-          <w:p>
-            <w:r/>
-            <w:r>
-              <w:rPr>
-                <w:rFonts w:ascii="Verdana" w:hAnsi="Verdana"/>
-                <w:b w:val="0"/>
-                <w:sz w:val="16"/>
-              </w:rPr>
-            </w:r>
-          </w:p>
-        </w:tc>
-        <w:tc>
-          <w:tcPr>
-            <w:tcW w:type="dxa" w:w="2163"/>
-          </w:tcPr>
-          <w:p>
-            <w:r/>
-            <w:r>
-              <w:rPr>
-                <w:rFonts w:ascii="Verdana" w:hAnsi="Verdana"/>
-                <w:b w:val="0"/>
-                <w:sz w:val="16"/>
-              </w:rPr>
-            </w:r>
-          </w:p>
-        </w:tc>
-        <w:tc>
-          <w:tcPr>
-            <w:tcW w:type="dxa" w:w="2163"/>
-          </w:tcPr>
-          <w:p>
+            <w:pPr>
+              <w:spacing w:before="20" w:after="20"/>
+            </w:pPr>
+            <w:r/>
+            <w:r>
+              <w:rPr>
+                <w:rFonts w:ascii="Verdana" w:hAnsi="Verdana"/>
+                <w:b w:val="0"/>
+                <w:sz w:val="16"/>
+              </w:rPr>
+            </w:r>
+          </w:p>
+        </w:tc>
+        <w:tc>
+          <w:tcPr>
+            <w:tcW w:type="dxa" w:w="2163"/>
+          </w:tcPr>
+          <w:p>
+            <w:pPr>
+              <w:spacing w:before="20" w:after="20"/>
+            </w:pPr>
+            <w:r/>
+            <w:r>
+              <w:rPr>
+                <w:rFonts w:ascii="Verdana" w:hAnsi="Verdana"/>
+                <w:b w:val="0"/>
+                <w:sz w:val="16"/>
+              </w:rPr>
+            </w:r>
+          </w:p>
+        </w:tc>
+        <w:tc>
+          <w:tcPr>
+            <w:tcW w:type="dxa" w:w="2163"/>
+          </w:tcPr>
+          <w:p>
+            <w:pPr>
+              <w:spacing w:before="20" w:after="20"/>
+            </w:pPr>
+            <w:r/>
+            <w:r>
+              <w:rPr>
+                <w:rFonts w:ascii="Verdana" w:hAnsi="Verdana"/>
+                <w:b w:val="0"/>
+                <w:sz w:val="16"/>
+              </w:rPr>
+            </w:r>
+          </w:p>
+        </w:tc>
+        <w:tc>
+          <w:tcPr>
+            <w:tcW w:type="dxa" w:w="2163"/>
+          </w:tcPr>
+          <w:p>
+            <w:pPr>
+              <w:spacing w:before="20" w:after="20"/>
+            </w:pPr>
             <w:r/>
             <w:r>
               <w:rPr>
@@ -4113,6 +4990,9 @@
             <w:tcW w:type="dxa" w:w="2163"/>
           </w:tcPr>
           <w:p>
+            <w:pPr>
+              <w:spacing w:before="20" w:after="20"/>
+            </w:pPr>
             <w:r/>
             <w:r>
               <w:rPr>
@@ -4129,21 +5009,27 @@
             <w:tcW w:type="dxa" w:w="2163"/>
           </w:tcPr>
           <w:p>
-            <w:r/>
-            <w:r>
-              <w:rPr>
-                <w:rFonts w:ascii="Verdana" w:hAnsi="Verdana"/>
-                <w:b w:val="0"/>
-                <w:sz w:val="16"/>
-              </w:rPr>
-            </w:r>
-          </w:p>
-        </w:tc>
-        <w:tc>
-          <w:tcPr>
-            <w:tcW w:type="dxa" w:w="2163"/>
-          </w:tcPr>
-          <w:p>
+            <w:pPr>
+              <w:spacing w:before="20" w:after="20"/>
+            </w:pPr>
+            <w:r/>
+            <w:r>
+              <w:rPr>
+                <w:rFonts w:ascii="Verdana" w:hAnsi="Verdana"/>
+                <w:b w:val="0"/>
+                <w:sz w:val="16"/>
+              </w:rPr>
+            </w:r>
+          </w:p>
+        </w:tc>
+        <w:tc>
+          <w:tcPr>
+            <w:tcW w:type="dxa" w:w="2163"/>
+          </w:tcPr>
+          <w:p>
+            <w:pPr>
+              <w:spacing w:before="20" w:after="20"/>
+            </w:pPr>
             <w:r/>
             <w:r>
               <w:rPr>
@@ -4164,51 +5050,63 @@
             <w:tcW w:type="dxa" w:w="2163"/>
           </w:tcPr>
           <w:p>
-            <w:r/>
-            <w:r>
-              <w:rPr>
-                <w:rFonts w:ascii="Verdana" w:hAnsi="Verdana"/>
-                <w:b w:val="0"/>
-                <w:sz w:val="16"/>
-              </w:rPr>
-            </w:r>
-          </w:p>
-        </w:tc>
-        <w:tc>
-          <w:tcPr>
-            <w:tcW w:type="dxa" w:w="2163"/>
-          </w:tcPr>
-          <w:p>
-            <w:r/>
-            <w:r>
-              <w:rPr>
-                <w:rFonts w:ascii="Verdana" w:hAnsi="Verdana"/>
-                <w:b w:val="0"/>
-                <w:sz w:val="16"/>
-              </w:rPr>
-            </w:r>
-          </w:p>
-        </w:tc>
-        <w:tc>
-          <w:tcPr>
-            <w:tcW w:type="dxa" w:w="2163"/>
-          </w:tcPr>
-          <w:p>
-            <w:r/>
-            <w:r>
-              <w:rPr>
-                <w:rFonts w:ascii="Verdana" w:hAnsi="Verdana"/>
-                <w:b w:val="0"/>
-                <w:sz w:val="16"/>
-              </w:rPr>
-            </w:r>
-          </w:p>
-        </w:tc>
-        <w:tc>
-          <w:tcPr>
-            <w:tcW w:type="dxa" w:w="2163"/>
-          </w:tcPr>
-          <w:p>
+            <w:pPr>
+              <w:spacing w:before="20" w:after="20"/>
+            </w:pPr>
+            <w:r/>
+            <w:r>
+              <w:rPr>
+                <w:rFonts w:ascii="Verdana" w:hAnsi="Verdana"/>
+                <w:b w:val="0"/>
+                <w:sz w:val="16"/>
+              </w:rPr>
+            </w:r>
+          </w:p>
+        </w:tc>
+        <w:tc>
+          <w:tcPr>
+            <w:tcW w:type="dxa" w:w="2163"/>
+          </w:tcPr>
+          <w:p>
+            <w:pPr>
+              <w:spacing w:before="20" w:after="20"/>
+            </w:pPr>
+            <w:r/>
+            <w:r>
+              <w:rPr>
+                <w:rFonts w:ascii="Verdana" w:hAnsi="Verdana"/>
+                <w:b w:val="0"/>
+                <w:sz w:val="16"/>
+              </w:rPr>
+            </w:r>
+          </w:p>
+        </w:tc>
+        <w:tc>
+          <w:tcPr>
+            <w:tcW w:type="dxa" w:w="2163"/>
+          </w:tcPr>
+          <w:p>
+            <w:pPr>
+              <w:spacing w:before="20" w:after="20"/>
+            </w:pPr>
+            <w:r/>
+            <w:r>
+              <w:rPr>
+                <w:rFonts w:ascii="Verdana" w:hAnsi="Verdana"/>
+                <w:b w:val="0"/>
+                <w:sz w:val="16"/>
+              </w:rPr>
+            </w:r>
+          </w:p>
+        </w:tc>
+        <w:tc>
+          <w:tcPr>
+            <w:tcW w:type="dxa" w:w="2163"/>
+          </w:tcPr>
+          <w:p>
+            <w:pPr>
+              <w:spacing w:before="20" w:after="20"/>
+            </w:pPr>
             <w:r/>
             <w:r>
               <w:rPr>
@@ -4225,6 +5123,9 @@
             <w:tcW w:type="dxa" w:w="2163"/>
           </w:tcPr>
           <w:p>
+            <w:pPr>
+              <w:spacing w:before="20" w:after="20"/>
+            </w:pPr>
             <w:r/>
             <w:r>
               <w:rPr>
@@ -4241,21 +5142,27 @@
             <w:tcW w:type="dxa" w:w="2163"/>
           </w:tcPr>
           <w:p>
-            <w:r/>
-            <w:r>
-              <w:rPr>
-                <w:rFonts w:ascii="Verdana" w:hAnsi="Verdana"/>
-                <w:b w:val="0"/>
-                <w:sz w:val="16"/>
-              </w:rPr>
-            </w:r>
-          </w:p>
-        </w:tc>
-        <w:tc>
-          <w:tcPr>
-            <w:tcW w:type="dxa" w:w="2163"/>
-          </w:tcPr>
-          <w:p>
+            <w:pPr>
+              <w:spacing w:before="20" w:after="20"/>
+            </w:pPr>
+            <w:r/>
+            <w:r>
+              <w:rPr>
+                <w:rFonts w:ascii="Verdana" w:hAnsi="Verdana"/>
+                <w:b w:val="0"/>
+                <w:sz w:val="16"/>
+              </w:rPr>
+            </w:r>
+          </w:p>
+        </w:tc>
+        <w:tc>
+          <w:tcPr>
+            <w:tcW w:type="dxa" w:w="2163"/>
+          </w:tcPr>
+          <w:p>
+            <w:pPr>
+              <w:spacing w:before="20" w:after="20"/>
+            </w:pPr>
             <w:r/>
             <w:r>
               <w:rPr>
@@ -4276,6 +5183,9 @@
             <w:tcW w:type="dxa" w:w="2163"/>
           </w:tcPr>
           <w:p>
+            <w:pPr>
+              <w:spacing w:before="20" w:after="20"/>
+            </w:pPr>
             <w:r>
               <w:rPr>
                 <w:b/>
@@ -4296,6 +5206,9 @@
             <w:tcW w:type="dxa" w:w="2163"/>
           </w:tcPr>
           <w:p>
+            <w:pPr>
+              <w:spacing w:before="20" w:after="20"/>
+            </w:pPr>
             <w:r>
               <w:rPr>
                 <w:b/>
@@ -4316,21 +5229,27 @@
             <w:tcW w:type="dxa" w:w="2163"/>
           </w:tcPr>
           <w:p>
-            <w:r/>
-            <w:r>
-              <w:rPr>
-                <w:rFonts w:ascii="Verdana" w:hAnsi="Verdana"/>
-                <w:b w:val="0"/>
-                <w:sz w:val="16"/>
-              </w:rPr>
-            </w:r>
-          </w:p>
-        </w:tc>
-        <w:tc>
-          <w:tcPr>
-            <w:tcW w:type="dxa" w:w="2163"/>
-          </w:tcPr>
-          <w:p>
+            <w:pPr>
+              <w:spacing w:before="20" w:after="20"/>
+            </w:pPr>
+            <w:r/>
+            <w:r>
+              <w:rPr>
+                <w:rFonts w:ascii="Verdana" w:hAnsi="Verdana"/>
+                <w:b w:val="0"/>
+                <w:sz w:val="16"/>
+              </w:rPr>
+            </w:r>
+          </w:p>
+        </w:tc>
+        <w:tc>
+          <w:tcPr>
+            <w:tcW w:type="dxa" w:w="2163"/>
+          </w:tcPr>
+          <w:p>
+            <w:pPr>
+              <w:spacing w:before="20" w:after="20"/>
+            </w:pPr>
             <w:r/>
             <w:r>
               <w:rPr>
@@ -4347,6 +5266,9 @@
             <w:tcW w:type="dxa" w:w="2163"/>
           </w:tcPr>
           <w:p>
+            <w:pPr>
+              <w:spacing w:before="20" w:after="20"/>
+            </w:pPr>
             <w:r/>
             <w:r>
               <w:rPr>
@@ -4363,6 +5285,9 @@
             <w:tcW w:type="dxa" w:w="2163"/>
           </w:tcPr>
           <w:p>
+            <w:pPr>
+              <w:spacing w:before="20" w:after="20"/>
+            </w:pPr>
             <w:r/>
             <w:r>
               <w:rPr>
@@ -4379,6 +5304,9 @@
             <w:tcW w:type="dxa" w:w="2163"/>
           </w:tcPr>
           <w:p>
+            <w:pPr>
+              <w:spacing w:before="20" w:after="20"/>
+            </w:pPr>
             <w:r/>
             <w:r>
               <w:rPr>
@@ -4399,51 +5327,63 @@
             <w:tcW w:type="dxa" w:w="2163"/>
           </w:tcPr>
           <w:p>
-            <w:r/>
-            <w:r>
-              <w:rPr>
-                <w:rFonts w:ascii="Verdana" w:hAnsi="Verdana"/>
-                <w:b w:val="0"/>
-                <w:sz w:val="16"/>
-              </w:rPr>
-            </w:r>
-          </w:p>
-        </w:tc>
-        <w:tc>
-          <w:tcPr>
-            <w:tcW w:type="dxa" w:w="2163"/>
-          </w:tcPr>
-          <w:p>
-            <w:r/>
-            <w:r>
-              <w:rPr>
-                <w:rFonts w:ascii="Verdana" w:hAnsi="Verdana"/>
-                <w:b w:val="0"/>
-                <w:sz w:val="16"/>
-              </w:rPr>
-            </w:r>
-          </w:p>
-        </w:tc>
-        <w:tc>
-          <w:tcPr>
-            <w:tcW w:type="dxa" w:w="2163"/>
-          </w:tcPr>
-          <w:p>
-            <w:r/>
-            <w:r>
-              <w:rPr>
-                <w:rFonts w:ascii="Verdana" w:hAnsi="Verdana"/>
-                <w:b w:val="0"/>
-                <w:sz w:val="16"/>
-              </w:rPr>
-            </w:r>
-          </w:p>
-        </w:tc>
-        <w:tc>
-          <w:tcPr>
-            <w:tcW w:type="dxa" w:w="2163"/>
-          </w:tcPr>
-          <w:p>
+            <w:pPr>
+              <w:spacing w:before="20" w:after="20"/>
+            </w:pPr>
+            <w:r/>
+            <w:r>
+              <w:rPr>
+                <w:rFonts w:ascii="Verdana" w:hAnsi="Verdana"/>
+                <w:b w:val="0"/>
+                <w:sz w:val="16"/>
+              </w:rPr>
+            </w:r>
+          </w:p>
+        </w:tc>
+        <w:tc>
+          <w:tcPr>
+            <w:tcW w:type="dxa" w:w="2163"/>
+          </w:tcPr>
+          <w:p>
+            <w:pPr>
+              <w:spacing w:before="20" w:after="20"/>
+            </w:pPr>
+            <w:r/>
+            <w:r>
+              <w:rPr>
+                <w:rFonts w:ascii="Verdana" w:hAnsi="Verdana"/>
+                <w:b w:val="0"/>
+                <w:sz w:val="16"/>
+              </w:rPr>
+            </w:r>
+          </w:p>
+        </w:tc>
+        <w:tc>
+          <w:tcPr>
+            <w:tcW w:type="dxa" w:w="2163"/>
+          </w:tcPr>
+          <w:p>
+            <w:pPr>
+              <w:spacing w:before="20" w:after="20"/>
+            </w:pPr>
+            <w:r/>
+            <w:r>
+              <w:rPr>
+                <w:rFonts w:ascii="Verdana" w:hAnsi="Verdana"/>
+                <w:b w:val="0"/>
+                <w:sz w:val="16"/>
+              </w:rPr>
+            </w:r>
+          </w:p>
+        </w:tc>
+        <w:tc>
+          <w:tcPr>
+            <w:tcW w:type="dxa" w:w="2163"/>
+          </w:tcPr>
+          <w:p>
+            <w:pPr>
+              <w:spacing w:before="20" w:after="20"/>
+            </w:pPr>
             <w:r/>
             <w:r>
               <w:rPr>
@@ -4460,6 +5400,9 @@
             <w:tcW w:type="dxa" w:w="2163"/>
           </w:tcPr>
           <w:p>
+            <w:pPr>
+              <w:spacing w:before="20" w:after="20"/>
+            </w:pPr>
             <w:r/>
             <w:r>
               <w:rPr>
@@ -4476,6 +5419,9 @@
             <w:tcW w:type="dxa" w:w="2163"/>
           </w:tcPr>
           <w:p>
+            <w:pPr>
+              <w:spacing w:before="20" w:after="20"/>
+            </w:pPr>
             <w:r/>
             <w:r>
               <w:rPr>
@@ -4492,6 +5438,9 @@
             <w:tcW w:type="dxa" w:w="2163"/>
           </w:tcPr>
           <w:p>
+            <w:pPr>
+              <w:spacing w:before="20" w:after="20"/>
+            </w:pPr>
             <w:r/>
             <w:r>
               <w:rPr>
@@ -4512,51 +5461,63 @@
             <w:tcW w:type="dxa" w:w="2163"/>
           </w:tcPr>
           <w:p>
-            <w:r/>
-            <w:r>
-              <w:rPr>
-                <w:rFonts w:ascii="Verdana" w:hAnsi="Verdana"/>
-                <w:b w:val="0"/>
-                <w:sz w:val="16"/>
-              </w:rPr>
-            </w:r>
-          </w:p>
-        </w:tc>
-        <w:tc>
-          <w:tcPr>
-            <w:tcW w:type="dxa" w:w="2163"/>
-          </w:tcPr>
-          <w:p>
-            <w:r/>
-            <w:r>
-              <w:rPr>
-                <w:rFonts w:ascii="Verdana" w:hAnsi="Verdana"/>
-                <w:b w:val="0"/>
-                <w:sz w:val="16"/>
-              </w:rPr>
-            </w:r>
-          </w:p>
-        </w:tc>
-        <w:tc>
-          <w:tcPr>
-            <w:tcW w:type="dxa" w:w="2163"/>
-          </w:tcPr>
-          <w:p>
-            <w:r/>
-            <w:r>
-              <w:rPr>
-                <w:rFonts w:ascii="Verdana" w:hAnsi="Verdana"/>
-                <w:b w:val="0"/>
-                <w:sz w:val="16"/>
-              </w:rPr>
-            </w:r>
-          </w:p>
-        </w:tc>
-        <w:tc>
-          <w:tcPr>
-            <w:tcW w:type="dxa" w:w="2163"/>
-          </w:tcPr>
-          <w:p>
+            <w:pPr>
+              <w:spacing w:before="20" w:after="20"/>
+            </w:pPr>
+            <w:r/>
+            <w:r>
+              <w:rPr>
+                <w:rFonts w:ascii="Verdana" w:hAnsi="Verdana"/>
+                <w:b w:val="0"/>
+                <w:sz w:val="16"/>
+              </w:rPr>
+            </w:r>
+          </w:p>
+        </w:tc>
+        <w:tc>
+          <w:tcPr>
+            <w:tcW w:type="dxa" w:w="2163"/>
+          </w:tcPr>
+          <w:p>
+            <w:pPr>
+              <w:spacing w:before="20" w:after="20"/>
+            </w:pPr>
+            <w:r/>
+            <w:r>
+              <w:rPr>
+                <w:rFonts w:ascii="Verdana" w:hAnsi="Verdana"/>
+                <w:b w:val="0"/>
+                <w:sz w:val="16"/>
+              </w:rPr>
+            </w:r>
+          </w:p>
+        </w:tc>
+        <w:tc>
+          <w:tcPr>
+            <w:tcW w:type="dxa" w:w="2163"/>
+          </w:tcPr>
+          <w:p>
+            <w:pPr>
+              <w:spacing w:before="20" w:after="20"/>
+            </w:pPr>
+            <w:r/>
+            <w:r>
+              <w:rPr>
+                <w:rFonts w:ascii="Verdana" w:hAnsi="Verdana"/>
+                <w:b w:val="0"/>
+                <w:sz w:val="16"/>
+              </w:rPr>
+            </w:r>
+          </w:p>
+        </w:tc>
+        <w:tc>
+          <w:tcPr>
+            <w:tcW w:type="dxa" w:w="2163"/>
+          </w:tcPr>
+          <w:p>
+            <w:pPr>
+              <w:spacing w:before="20" w:after="20"/>
+            </w:pPr>
             <w:r/>
             <w:r>
               <w:rPr>
@@ -4573,6 +5534,9 @@
             <w:tcW w:type="dxa" w:w="2163"/>
           </w:tcPr>
           <w:p>
+            <w:pPr>
+              <w:spacing w:before="20" w:after="20"/>
+            </w:pPr>
             <w:r/>
             <w:r>
               <w:rPr>
@@ -4589,21 +5553,27 @@
             <w:tcW w:type="dxa" w:w="2163"/>
           </w:tcPr>
           <w:p>
-            <w:r/>
-            <w:r>
-              <w:rPr>
-                <w:rFonts w:ascii="Verdana" w:hAnsi="Verdana"/>
-                <w:b w:val="0"/>
-                <w:sz w:val="16"/>
-              </w:rPr>
-            </w:r>
-          </w:p>
-        </w:tc>
-        <w:tc>
-          <w:tcPr>
-            <w:tcW w:type="dxa" w:w="2163"/>
-          </w:tcPr>
-          <w:p>
+            <w:pPr>
+              <w:spacing w:before="20" w:after="20"/>
+            </w:pPr>
+            <w:r/>
+            <w:r>
+              <w:rPr>
+                <w:rFonts w:ascii="Verdana" w:hAnsi="Verdana"/>
+                <w:b w:val="0"/>
+                <w:sz w:val="16"/>
+              </w:rPr>
+            </w:r>
+          </w:p>
+        </w:tc>
+        <w:tc>
+          <w:tcPr>
+            <w:tcW w:type="dxa" w:w="2163"/>
+          </w:tcPr>
+          <w:p>
+            <w:pPr>
+              <w:spacing w:before="20" w:after="20"/>
+            </w:pPr>
             <w:r/>
             <w:r>
               <w:rPr>
@@ -4624,51 +5594,63 @@
             <w:tcW w:type="dxa" w:w="2163"/>
           </w:tcPr>
           <w:p>
-            <w:r/>
-            <w:r>
-              <w:rPr>
-                <w:rFonts w:ascii="Verdana" w:hAnsi="Verdana"/>
-                <w:b w:val="0"/>
-                <w:sz w:val="16"/>
-              </w:rPr>
-            </w:r>
-          </w:p>
-        </w:tc>
-        <w:tc>
-          <w:tcPr>
-            <w:tcW w:type="dxa" w:w="2163"/>
-          </w:tcPr>
-          <w:p>
-            <w:r/>
-            <w:r>
-              <w:rPr>
-                <w:rFonts w:ascii="Verdana" w:hAnsi="Verdana"/>
-                <w:b w:val="0"/>
-                <w:sz w:val="16"/>
-              </w:rPr>
-            </w:r>
-          </w:p>
-        </w:tc>
-        <w:tc>
-          <w:tcPr>
-            <w:tcW w:type="dxa" w:w="2163"/>
-          </w:tcPr>
-          <w:p>
-            <w:r/>
-            <w:r>
-              <w:rPr>
-                <w:rFonts w:ascii="Verdana" w:hAnsi="Verdana"/>
-                <w:b w:val="0"/>
-                <w:sz w:val="16"/>
-              </w:rPr>
-            </w:r>
-          </w:p>
-        </w:tc>
-        <w:tc>
-          <w:tcPr>
-            <w:tcW w:type="dxa" w:w="2163"/>
-          </w:tcPr>
-          <w:p>
+            <w:pPr>
+              <w:spacing w:before="20" w:after="20"/>
+            </w:pPr>
+            <w:r/>
+            <w:r>
+              <w:rPr>
+                <w:rFonts w:ascii="Verdana" w:hAnsi="Verdana"/>
+                <w:b w:val="0"/>
+                <w:sz w:val="16"/>
+              </w:rPr>
+            </w:r>
+          </w:p>
+        </w:tc>
+        <w:tc>
+          <w:tcPr>
+            <w:tcW w:type="dxa" w:w="2163"/>
+          </w:tcPr>
+          <w:p>
+            <w:pPr>
+              <w:spacing w:before="20" w:after="20"/>
+            </w:pPr>
+            <w:r/>
+            <w:r>
+              <w:rPr>
+                <w:rFonts w:ascii="Verdana" w:hAnsi="Verdana"/>
+                <w:b w:val="0"/>
+                <w:sz w:val="16"/>
+              </w:rPr>
+            </w:r>
+          </w:p>
+        </w:tc>
+        <w:tc>
+          <w:tcPr>
+            <w:tcW w:type="dxa" w:w="2163"/>
+          </w:tcPr>
+          <w:p>
+            <w:pPr>
+              <w:spacing w:before="20" w:after="20"/>
+            </w:pPr>
+            <w:r/>
+            <w:r>
+              <w:rPr>
+                <w:rFonts w:ascii="Verdana" w:hAnsi="Verdana"/>
+                <w:b w:val="0"/>
+                <w:sz w:val="16"/>
+              </w:rPr>
+            </w:r>
+          </w:p>
+        </w:tc>
+        <w:tc>
+          <w:tcPr>
+            <w:tcW w:type="dxa" w:w="2163"/>
+          </w:tcPr>
+          <w:p>
+            <w:pPr>
+              <w:spacing w:before="20" w:after="20"/>
+            </w:pPr>
             <w:r/>
             <w:r>
               <w:rPr>
@@ -4685,6 +5667,9 @@
             <w:tcW w:type="dxa" w:w="2163"/>
           </w:tcPr>
           <w:p>
+            <w:pPr>
+              <w:spacing w:before="20" w:after="20"/>
+            </w:pPr>
             <w:r/>
             <w:r>
               <w:rPr>
@@ -4701,21 +5686,27 @@
             <w:tcW w:type="dxa" w:w="2163"/>
           </w:tcPr>
           <w:p>
-            <w:r/>
-            <w:r>
-              <w:rPr>
-                <w:rFonts w:ascii="Verdana" w:hAnsi="Verdana"/>
-                <w:b w:val="0"/>
-                <w:sz w:val="16"/>
-              </w:rPr>
-            </w:r>
-          </w:p>
-        </w:tc>
-        <w:tc>
-          <w:tcPr>
-            <w:tcW w:type="dxa" w:w="2163"/>
-          </w:tcPr>
-          <w:p>
+            <w:pPr>
+              <w:spacing w:before="20" w:after="20"/>
+            </w:pPr>
+            <w:r/>
+            <w:r>
+              <w:rPr>
+                <w:rFonts w:ascii="Verdana" w:hAnsi="Verdana"/>
+                <w:b w:val="0"/>
+                <w:sz w:val="16"/>
+              </w:rPr>
+            </w:r>
+          </w:p>
+        </w:tc>
+        <w:tc>
+          <w:tcPr>
+            <w:tcW w:type="dxa" w:w="2163"/>
+          </w:tcPr>
+          <w:p>
+            <w:pPr>
+              <w:spacing w:before="20" w:after="20"/>
+            </w:pPr>
             <w:r/>
             <w:r>
               <w:rPr>
@@ -4736,51 +5727,63 @@
             <w:tcW w:type="dxa" w:w="2163"/>
           </w:tcPr>
           <w:p>
-            <w:r/>
-            <w:r>
-              <w:rPr>
-                <w:rFonts w:ascii="Verdana" w:hAnsi="Verdana"/>
-                <w:b w:val="0"/>
-                <w:sz w:val="16"/>
-              </w:rPr>
-            </w:r>
-          </w:p>
-        </w:tc>
-        <w:tc>
-          <w:tcPr>
-            <w:tcW w:type="dxa" w:w="2163"/>
-          </w:tcPr>
-          <w:p>
-            <w:r/>
-            <w:r>
-              <w:rPr>
-                <w:rFonts w:ascii="Verdana" w:hAnsi="Verdana"/>
-                <w:b w:val="0"/>
-                <w:sz w:val="16"/>
-              </w:rPr>
-            </w:r>
-          </w:p>
-        </w:tc>
-        <w:tc>
-          <w:tcPr>
-            <w:tcW w:type="dxa" w:w="2163"/>
-          </w:tcPr>
-          <w:p>
-            <w:r/>
-            <w:r>
-              <w:rPr>
-                <w:rFonts w:ascii="Verdana" w:hAnsi="Verdana"/>
-                <w:b w:val="0"/>
-                <w:sz w:val="16"/>
-              </w:rPr>
-            </w:r>
-          </w:p>
-        </w:tc>
-        <w:tc>
-          <w:tcPr>
-            <w:tcW w:type="dxa" w:w="2163"/>
-          </w:tcPr>
-          <w:p>
+            <w:pPr>
+              <w:spacing w:before="20" w:after="20"/>
+            </w:pPr>
+            <w:r/>
+            <w:r>
+              <w:rPr>
+                <w:rFonts w:ascii="Verdana" w:hAnsi="Verdana"/>
+                <w:b w:val="0"/>
+                <w:sz w:val="16"/>
+              </w:rPr>
+            </w:r>
+          </w:p>
+        </w:tc>
+        <w:tc>
+          <w:tcPr>
+            <w:tcW w:type="dxa" w:w="2163"/>
+          </w:tcPr>
+          <w:p>
+            <w:pPr>
+              <w:spacing w:before="20" w:after="20"/>
+            </w:pPr>
+            <w:r/>
+            <w:r>
+              <w:rPr>
+                <w:rFonts w:ascii="Verdana" w:hAnsi="Verdana"/>
+                <w:b w:val="0"/>
+                <w:sz w:val="16"/>
+              </w:rPr>
+            </w:r>
+          </w:p>
+        </w:tc>
+        <w:tc>
+          <w:tcPr>
+            <w:tcW w:type="dxa" w:w="2163"/>
+          </w:tcPr>
+          <w:p>
+            <w:pPr>
+              <w:spacing w:before="20" w:after="20"/>
+            </w:pPr>
+            <w:r/>
+            <w:r>
+              <w:rPr>
+                <w:rFonts w:ascii="Verdana" w:hAnsi="Verdana"/>
+                <w:b w:val="0"/>
+                <w:sz w:val="16"/>
+              </w:rPr>
+            </w:r>
+          </w:p>
+        </w:tc>
+        <w:tc>
+          <w:tcPr>
+            <w:tcW w:type="dxa" w:w="2163"/>
+          </w:tcPr>
+          <w:p>
+            <w:pPr>
+              <w:spacing w:before="20" w:after="20"/>
+            </w:pPr>
             <w:r/>
             <w:r>
               <w:rPr>
@@ -4797,6 +5800,9 @@
             <w:tcW w:type="dxa" w:w="2163"/>
           </w:tcPr>
           <w:p>
+            <w:pPr>
+              <w:spacing w:before="20" w:after="20"/>
+            </w:pPr>
             <w:r/>
             <w:r>
               <w:rPr>
@@ -4813,21 +5819,27 @@
             <w:tcW w:type="dxa" w:w="2163"/>
           </w:tcPr>
           <w:p>
-            <w:r/>
-            <w:r>
-              <w:rPr>
-                <w:rFonts w:ascii="Verdana" w:hAnsi="Verdana"/>
-                <w:b w:val="0"/>
-                <w:sz w:val="16"/>
-              </w:rPr>
-            </w:r>
-          </w:p>
-        </w:tc>
-        <w:tc>
-          <w:tcPr>
-            <w:tcW w:type="dxa" w:w="2163"/>
-          </w:tcPr>
-          <w:p>
+            <w:pPr>
+              <w:spacing w:before="20" w:after="20"/>
+            </w:pPr>
+            <w:r/>
+            <w:r>
+              <w:rPr>
+                <w:rFonts w:ascii="Verdana" w:hAnsi="Verdana"/>
+                <w:b w:val="0"/>
+                <w:sz w:val="16"/>
+              </w:rPr>
+            </w:r>
+          </w:p>
+        </w:tc>
+        <w:tc>
+          <w:tcPr>
+            <w:tcW w:type="dxa" w:w="2163"/>
+          </w:tcPr>
+          <w:p>
+            <w:pPr>
+              <w:spacing w:before="20" w:after="20"/>
+            </w:pPr>
             <w:r/>
             <w:r>
               <w:rPr>
@@ -4848,51 +5860,63 @@
             <w:tcW w:type="dxa" w:w="2163"/>
           </w:tcPr>
           <w:p>
-            <w:r/>
-            <w:r>
-              <w:rPr>
-                <w:rFonts w:ascii="Verdana" w:hAnsi="Verdana"/>
-                <w:b w:val="0"/>
-                <w:sz w:val="16"/>
-              </w:rPr>
-            </w:r>
-          </w:p>
-        </w:tc>
-        <w:tc>
-          <w:tcPr>
-            <w:tcW w:type="dxa" w:w="2163"/>
-          </w:tcPr>
-          <w:p>
-            <w:r/>
-            <w:r>
-              <w:rPr>
-                <w:rFonts w:ascii="Verdana" w:hAnsi="Verdana"/>
-                <w:b w:val="0"/>
-                <w:sz w:val="16"/>
-              </w:rPr>
-            </w:r>
-          </w:p>
-        </w:tc>
-        <w:tc>
-          <w:tcPr>
-            <w:tcW w:type="dxa" w:w="2163"/>
-          </w:tcPr>
-          <w:p>
-            <w:r/>
-            <w:r>
-              <w:rPr>
-                <w:rFonts w:ascii="Verdana" w:hAnsi="Verdana"/>
-                <w:b w:val="0"/>
-                <w:sz w:val="16"/>
-              </w:rPr>
-            </w:r>
-          </w:p>
-        </w:tc>
-        <w:tc>
-          <w:tcPr>
-            <w:tcW w:type="dxa" w:w="2163"/>
-          </w:tcPr>
-          <w:p>
+            <w:pPr>
+              <w:spacing w:before="20" w:after="20"/>
+            </w:pPr>
+            <w:r/>
+            <w:r>
+              <w:rPr>
+                <w:rFonts w:ascii="Verdana" w:hAnsi="Verdana"/>
+                <w:b w:val="0"/>
+                <w:sz w:val="16"/>
+              </w:rPr>
+            </w:r>
+          </w:p>
+        </w:tc>
+        <w:tc>
+          <w:tcPr>
+            <w:tcW w:type="dxa" w:w="2163"/>
+          </w:tcPr>
+          <w:p>
+            <w:pPr>
+              <w:spacing w:before="20" w:after="20"/>
+            </w:pPr>
+            <w:r/>
+            <w:r>
+              <w:rPr>
+                <w:rFonts w:ascii="Verdana" w:hAnsi="Verdana"/>
+                <w:b w:val="0"/>
+                <w:sz w:val="16"/>
+              </w:rPr>
+            </w:r>
+          </w:p>
+        </w:tc>
+        <w:tc>
+          <w:tcPr>
+            <w:tcW w:type="dxa" w:w="2163"/>
+          </w:tcPr>
+          <w:p>
+            <w:pPr>
+              <w:spacing w:before="20" w:after="20"/>
+            </w:pPr>
+            <w:r/>
+            <w:r>
+              <w:rPr>
+                <w:rFonts w:ascii="Verdana" w:hAnsi="Verdana"/>
+                <w:b w:val="0"/>
+                <w:sz w:val="16"/>
+              </w:rPr>
+            </w:r>
+          </w:p>
+        </w:tc>
+        <w:tc>
+          <w:tcPr>
+            <w:tcW w:type="dxa" w:w="2163"/>
+          </w:tcPr>
+          <w:p>
+            <w:pPr>
+              <w:spacing w:before="20" w:after="20"/>
+            </w:pPr>
             <w:r/>
             <w:r>
               <w:rPr>
@@ -4909,6 +5933,9 @@
             <w:tcW w:type="dxa" w:w="2163"/>
           </w:tcPr>
           <w:p>
+            <w:pPr>
+              <w:spacing w:before="20" w:after="20"/>
+            </w:pPr>
             <w:r/>
             <w:r>
               <w:rPr>
@@ -4925,21 +5952,27 @@
             <w:tcW w:type="dxa" w:w="2163"/>
           </w:tcPr>
           <w:p>
-            <w:r/>
-            <w:r>
-              <w:rPr>
-                <w:rFonts w:ascii="Verdana" w:hAnsi="Verdana"/>
-                <w:b w:val="0"/>
-                <w:sz w:val="16"/>
-              </w:rPr>
-            </w:r>
-          </w:p>
-        </w:tc>
-        <w:tc>
-          <w:tcPr>
-            <w:tcW w:type="dxa" w:w="2163"/>
-          </w:tcPr>
-          <w:p>
+            <w:pPr>
+              <w:spacing w:before="20" w:after="20"/>
+            </w:pPr>
+            <w:r/>
+            <w:r>
+              <w:rPr>
+                <w:rFonts w:ascii="Verdana" w:hAnsi="Verdana"/>
+                <w:b w:val="0"/>
+                <w:sz w:val="16"/>
+              </w:rPr>
+            </w:r>
+          </w:p>
+        </w:tc>
+        <w:tc>
+          <w:tcPr>
+            <w:tcW w:type="dxa" w:w="2163"/>
+          </w:tcPr>
+          <w:p>
+            <w:pPr>
+              <w:spacing w:before="20" w:after="20"/>
+            </w:pPr>
             <w:r/>
             <w:r>
               <w:rPr>
@@ -4960,51 +5993,63 @@
             <w:tcW w:type="dxa" w:w="2163"/>
           </w:tcPr>
           <w:p>
-            <w:r/>
-            <w:r>
-              <w:rPr>
-                <w:rFonts w:ascii="Verdana" w:hAnsi="Verdana"/>
-                <w:b w:val="0"/>
-                <w:sz w:val="16"/>
-              </w:rPr>
-            </w:r>
-          </w:p>
-        </w:tc>
-        <w:tc>
-          <w:tcPr>
-            <w:tcW w:type="dxa" w:w="2163"/>
-          </w:tcPr>
-          <w:p>
-            <w:r/>
-            <w:r>
-              <w:rPr>
-                <w:rFonts w:ascii="Verdana" w:hAnsi="Verdana"/>
-                <w:b w:val="0"/>
-                <w:sz w:val="16"/>
-              </w:rPr>
-            </w:r>
-          </w:p>
-        </w:tc>
-        <w:tc>
-          <w:tcPr>
-            <w:tcW w:type="dxa" w:w="2163"/>
-          </w:tcPr>
-          <w:p>
-            <w:r/>
-            <w:r>
-              <w:rPr>
-                <w:rFonts w:ascii="Verdana" w:hAnsi="Verdana"/>
-                <w:b w:val="0"/>
-                <w:sz w:val="16"/>
-              </w:rPr>
-            </w:r>
-          </w:p>
-        </w:tc>
-        <w:tc>
-          <w:tcPr>
-            <w:tcW w:type="dxa" w:w="2163"/>
-          </w:tcPr>
-          <w:p>
+            <w:pPr>
+              <w:spacing w:before="20" w:after="20"/>
+            </w:pPr>
+            <w:r/>
+            <w:r>
+              <w:rPr>
+                <w:rFonts w:ascii="Verdana" w:hAnsi="Verdana"/>
+                <w:b w:val="0"/>
+                <w:sz w:val="16"/>
+              </w:rPr>
+            </w:r>
+          </w:p>
+        </w:tc>
+        <w:tc>
+          <w:tcPr>
+            <w:tcW w:type="dxa" w:w="2163"/>
+          </w:tcPr>
+          <w:p>
+            <w:pPr>
+              <w:spacing w:before="20" w:after="20"/>
+            </w:pPr>
+            <w:r/>
+            <w:r>
+              <w:rPr>
+                <w:rFonts w:ascii="Verdana" w:hAnsi="Verdana"/>
+                <w:b w:val="0"/>
+                <w:sz w:val="16"/>
+              </w:rPr>
+            </w:r>
+          </w:p>
+        </w:tc>
+        <w:tc>
+          <w:tcPr>
+            <w:tcW w:type="dxa" w:w="2163"/>
+          </w:tcPr>
+          <w:p>
+            <w:pPr>
+              <w:spacing w:before="20" w:after="20"/>
+            </w:pPr>
+            <w:r/>
+            <w:r>
+              <w:rPr>
+                <w:rFonts w:ascii="Verdana" w:hAnsi="Verdana"/>
+                <w:b w:val="0"/>
+                <w:sz w:val="16"/>
+              </w:rPr>
+            </w:r>
+          </w:p>
+        </w:tc>
+        <w:tc>
+          <w:tcPr>
+            <w:tcW w:type="dxa" w:w="2163"/>
+          </w:tcPr>
+          <w:p>
+            <w:pPr>
+              <w:spacing w:before="20" w:after="20"/>
+            </w:pPr>
             <w:r/>
             <w:r>
               <w:rPr>
@@ -5021,6 +6066,9 @@
             <w:tcW w:type="dxa" w:w="2163"/>
           </w:tcPr>
           <w:p>
+            <w:pPr>
+              <w:spacing w:before="20" w:after="20"/>
+            </w:pPr>
             <w:r/>
             <w:r>
               <w:rPr>
@@ -5037,21 +6085,27 @@
             <w:tcW w:type="dxa" w:w="2163"/>
           </w:tcPr>
           <w:p>
-            <w:r/>
-            <w:r>
-              <w:rPr>
-                <w:rFonts w:ascii="Verdana" w:hAnsi="Verdana"/>
-                <w:b w:val="0"/>
-                <w:sz w:val="16"/>
-              </w:rPr>
-            </w:r>
-          </w:p>
-        </w:tc>
-        <w:tc>
-          <w:tcPr>
-            <w:tcW w:type="dxa" w:w="2163"/>
-          </w:tcPr>
-          <w:p>
+            <w:pPr>
+              <w:spacing w:before="20" w:after="20"/>
+            </w:pPr>
+            <w:r/>
+            <w:r>
+              <w:rPr>
+                <w:rFonts w:ascii="Verdana" w:hAnsi="Verdana"/>
+                <w:b w:val="0"/>
+                <w:sz w:val="16"/>
+              </w:rPr>
+            </w:r>
+          </w:p>
+        </w:tc>
+        <w:tc>
+          <w:tcPr>
+            <w:tcW w:type="dxa" w:w="2163"/>
+          </w:tcPr>
+          <w:p>
+            <w:pPr>
+              <w:spacing w:before="20" w:after="20"/>
+            </w:pPr>
             <w:r/>
             <w:r>
               <w:rPr>
@@ -5072,51 +6126,63 @@
             <w:tcW w:type="dxa" w:w="2163"/>
           </w:tcPr>
           <w:p>
-            <w:r/>
-            <w:r>
-              <w:rPr>
-                <w:rFonts w:ascii="Verdana" w:hAnsi="Verdana"/>
-                <w:b w:val="0"/>
-                <w:sz w:val="16"/>
-              </w:rPr>
-            </w:r>
-          </w:p>
-        </w:tc>
-        <w:tc>
-          <w:tcPr>
-            <w:tcW w:type="dxa" w:w="2163"/>
-          </w:tcPr>
-          <w:p>
-            <w:r/>
-            <w:r>
-              <w:rPr>
-                <w:rFonts w:ascii="Verdana" w:hAnsi="Verdana"/>
-                <w:b w:val="0"/>
-                <w:sz w:val="16"/>
-              </w:rPr>
-            </w:r>
-          </w:p>
-        </w:tc>
-        <w:tc>
-          <w:tcPr>
-            <w:tcW w:type="dxa" w:w="2163"/>
-          </w:tcPr>
-          <w:p>
-            <w:r/>
-            <w:r>
-              <w:rPr>
-                <w:rFonts w:ascii="Verdana" w:hAnsi="Verdana"/>
-                <w:b w:val="0"/>
-                <w:sz w:val="16"/>
-              </w:rPr>
-            </w:r>
-          </w:p>
-        </w:tc>
-        <w:tc>
-          <w:tcPr>
-            <w:tcW w:type="dxa" w:w="2163"/>
-          </w:tcPr>
-          <w:p>
+            <w:pPr>
+              <w:spacing w:before="20" w:after="20"/>
+            </w:pPr>
+            <w:r/>
+            <w:r>
+              <w:rPr>
+                <w:rFonts w:ascii="Verdana" w:hAnsi="Verdana"/>
+                <w:b w:val="0"/>
+                <w:sz w:val="16"/>
+              </w:rPr>
+            </w:r>
+          </w:p>
+        </w:tc>
+        <w:tc>
+          <w:tcPr>
+            <w:tcW w:type="dxa" w:w="2163"/>
+          </w:tcPr>
+          <w:p>
+            <w:pPr>
+              <w:spacing w:before="20" w:after="20"/>
+            </w:pPr>
+            <w:r/>
+            <w:r>
+              <w:rPr>
+                <w:rFonts w:ascii="Verdana" w:hAnsi="Verdana"/>
+                <w:b w:val="0"/>
+                <w:sz w:val="16"/>
+              </w:rPr>
+            </w:r>
+          </w:p>
+        </w:tc>
+        <w:tc>
+          <w:tcPr>
+            <w:tcW w:type="dxa" w:w="2163"/>
+          </w:tcPr>
+          <w:p>
+            <w:pPr>
+              <w:spacing w:before="20" w:after="20"/>
+            </w:pPr>
+            <w:r/>
+            <w:r>
+              <w:rPr>
+                <w:rFonts w:ascii="Verdana" w:hAnsi="Verdana"/>
+                <w:b w:val="0"/>
+                <w:sz w:val="16"/>
+              </w:rPr>
+            </w:r>
+          </w:p>
+        </w:tc>
+        <w:tc>
+          <w:tcPr>
+            <w:tcW w:type="dxa" w:w="2163"/>
+          </w:tcPr>
+          <w:p>
+            <w:pPr>
+              <w:spacing w:before="20" w:after="20"/>
+            </w:pPr>
             <w:r/>
             <w:r>
               <w:rPr>
@@ -5133,6 +6199,9 @@
             <w:tcW w:type="dxa" w:w="2163"/>
           </w:tcPr>
           <w:p>
+            <w:pPr>
+              <w:spacing w:before="20" w:after="20"/>
+            </w:pPr>
             <w:r/>
             <w:r>
               <w:rPr>
@@ -5149,21 +6218,27 @@
             <w:tcW w:type="dxa" w:w="2163"/>
           </w:tcPr>
           <w:p>
-            <w:r/>
-            <w:r>
-              <w:rPr>
-                <w:rFonts w:ascii="Verdana" w:hAnsi="Verdana"/>
-                <w:b w:val="0"/>
-                <w:sz w:val="16"/>
-              </w:rPr>
-            </w:r>
-          </w:p>
-        </w:tc>
-        <w:tc>
-          <w:tcPr>
-            <w:tcW w:type="dxa" w:w="2163"/>
-          </w:tcPr>
-          <w:p>
+            <w:pPr>
+              <w:spacing w:before="20" w:after="20"/>
+            </w:pPr>
+            <w:r/>
+            <w:r>
+              <w:rPr>
+                <w:rFonts w:ascii="Verdana" w:hAnsi="Verdana"/>
+                <w:b w:val="0"/>
+                <w:sz w:val="16"/>
+              </w:rPr>
+            </w:r>
+          </w:p>
+        </w:tc>
+        <w:tc>
+          <w:tcPr>
+            <w:tcW w:type="dxa" w:w="2163"/>
+          </w:tcPr>
+          <w:p>
+            <w:pPr>
+              <w:spacing w:before="20" w:after="20"/>
+            </w:pPr>
             <w:r/>
             <w:r>
               <w:rPr>
@@ -5184,51 +6259,63 @@
             <w:tcW w:type="dxa" w:w="2163"/>
           </w:tcPr>
           <w:p>
-            <w:r/>
-            <w:r>
-              <w:rPr>
-                <w:rFonts w:ascii="Verdana" w:hAnsi="Verdana"/>
-                <w:b w:val="0"/>
-                <w:sz w:val="16"/>
-              </w:rPr>
-            </w:r>
-          </w:p>
-        </w:tc>
-        <w:tc>
-          <w:tcPr>
-            <w:tcW w:type="dxa" w:w="2163"/>
-          </w:tcPr>
-          <w:p>
-            <w:r/>
-            <w:r>
-              <w:rPr>
-                <w:rFonts w:ascii="Verdana" w:hAnsi="Verdana"/>
-                <w:b w:val="0"/>
-                <w:sz w:val="16"/>
-              </w:rPr>
-            </w:r>
-          </w:p>
-        </w:tc>
-        <w:tc>
-          <w:tcPr>
-            <w:tcW w:type="dxa" w:w="2163"/>
-          </w:tcPr>
-          <w:p>
-            <w:r/>
-            <w:r>
-              <w:rPr>
-                <w:rFonts w:ascii="Verdana" w:hAnsi="Verdana"/>
-                <w:b w:val="0"/>
-                <w:sz w:val="16"/>
-              </w:rPr>
-            </w:r>
-          </w:p>
-        </w:tc>
-        <w:tc>
-          <w:tcPr>
-            <w:tcW w:type="dxa" w:w="2163"/>
-          </w:tcPr>
-          <w:p>
+            <w:pPr>
+              <w:spacing w:before="20" w:after="20"/>
+            </w:pPr>
+            <w:r/>
+            <w:r>
+              <w:rPr>
+                <w:rFonts w:ascii="Verdana" w:hAnsi="Verdana"/>
+                <w:b w:val="0"/>
+                <w:sz w:val="16"/>
+              </w:rPr>
+            </w:r>
+          </w:p>
+        </w:tc>
+        <w:tc>
+          <w:tcPr>
+            <w:tcW w:type="dxa" w:w="2163"/>
+          </w:tcPr>
+          <w:p>
+            <w:pPr>
+              <w:spacing w:before="20" w:after="20"/>
+            </w:pPr>
+            <w:r/>
+            <w:r>
+              <w:rPr>
+                <w:rFonts w:ascii="Verdana" w:hAnsi="Verdana"/>
+                <w:b w:val="0"/>
+                <w:sz w:val="16"/>
+              </w:rPr>
+            </w:r>
+          </w:p>
+        </w:tc>
+        <w:tc>
+          <w:tcPr>
+            <w:tcW w:type="dxa" w:w="2163"/>
+          </w:tcPr>
+          <w:p>
+            <w:pPr>
+              <w:spacing w:before="20" w:after="20"/>
+            </w:pPr>
+            <w:r/>
+            <w:r>
+              <w:rPr>
+                <w:rFonts w:ascii="Verdana" w:hAnsi="Verdana"/>
+                <w:b w:val="0"/>
+                <w:sz w:val="16"/>
+              </w:rPr>
+            </w:r>
+          </w:p>
+        </w:tc>
+        <w:tc>
+          <w:tcPr>
+            <w:tcW w:type="dxa" w:w="2163"/>
+          </w:tcPr>
+          <w:p>
+            <w:pPr>
+              <w:spacing w:before="20" w:after="20"/>
+            </w:pPr>
             <w:r/>
             <w:r>
               <w:rPr>
@@ -5245,6 +6332,9 @@
             <w:tcW w:type="dxa" w:w="2163"/>
           </w:tcPr>
           <w:p>
+            <w:pPr>
+              <w:spacing w:before="20" w:after="20"/>
+            </w:pPr>
             <w:r/>
             <w:r>
               <w:rPr>
@@ -5261,21 +6351,27 @@
             <w:tcW w:type="dxa" w:w="2163"/>
           </w:tcPr>
           <w:p>
-            <w:r/>
-            <w:r>
-              <w:rPr>
-                <w:rFonts w:ascii="Verdana" w:hAnsi="Verdana"/>
-                <w:b w:val="0"/>
-                <w:sz w:val="16"/>
-              </w:rPr>
-            </w:r>
-          </w:p>
-        </w:tc>
-        <w:tc>
-          <w:tcPr>
-            <w:tcW w:type="dxa" w:w="2163"/>
-          </w:tcPr>
-          <w:p>
+            <w:pPr>
+              <w:spacing w:before="20" w:after="20"/>
+            </w:pPr>
+            <w:r/>
+            <w:r>
+              <w:rPr>
+                <w:rFonts w:ascii="Verdana" w:hAnsi="Verdana"/>
+                <w:b w:val="0"/>
+                <w:sz w:val="16"/>
+              </w:rPr>
+            </w:r>
+          </w:p>
+        </w:tc>
+        <w:tc>
+          <w:tcPr>
+            <w:tcW w:type="dxa" w:w="2163"/>
+          </w:tcPr>
+          <w:p>
+            <w:pPr>
+              <w:spacing w:before="20" w:after="20"/>
+            </w:pPr>
             <w:r/>
             <w:r>
               <w:rPr>
@@ -5296,51 +6392,63 @@
             <w:tcW w:type="dxa" w:w="2163"/>
           </w:tcPr>
           <w:p>
-            <w:r/>
-            <w:r>
-              <w:rPr>
-                <w:rFonts w:ascii="Verdana" w:hAnsi="Verdana"/>
-                <w:b w:val="0"/>
-                <w:sz w:val="16"/>
-              </w:rPr>
-            </w:r>
-          </w:p>
-        </w:tc>
-        <w:tc>
-          <w:tcPr>
-            <w:tcW w:type="dxa" w:w="2163"/>
-          </w:tcPr>
-          <w:p>
-            <w:r/>
-            <w:r>
-              <w:rPr>
-                <w:rFonts w:ascii="Verdana" w:hAnsi="Verdana"/>
-                <w:b w:val="0"/>
-                <w:sz w:val="16"/>
-              </w:rPr>
-            </w:r>
-          </w:p>
-        </w:tc>
-        <w:tc>
-          <w:tcPr>
-            <w:tcW w:type="dxa" w:w="2163"/>
-          </w:tcPr>
-          <w:p>
-            <w:r/>
-            <w:r>
-              <w:rPr>
-                <w:rFonts w:ascii="Verdana" w:hAnsi="Verdana"/>
-                <w:b w:val="0"/>
-                <w:sz w:val="16"/>
-              </w:rPr>
-            </w:r>
-          </w:p>
-        </w:tc>
-        <w:tc>
-          <w:tcPr>
-            <w:tcW w:type="dxa" w:w="2163"/>
-          </w:tcPr>
-          <w:p>
+            <w:pPr>
+              <w:spacing w:before="20" w:after="20"/>
+            </w:pPr>
+            <w:r/>
+            <w:r>
+              <w:rPr>
+                <w:rFonts w:ascii="Verdana" w:hAnsi="Verdana"/>
+                <w:b w:val="0"/>
+                <w:sz w:val="16"/>
+              </w:rPr>
+            </w:r>
+          </w:p>
+        </w:tc>
+        <w:tc>
+          <w:tcPr>
+            <w:tcW w:type="dxa" w:w="2163"/>
+          </w:tcPr>
+          <w:p>
+            <w:pPr>
+              <w:spacing w:before="20" w:after="20"/>
+            </w:pPr>
+            <w:r/>
+            <w:r>
+              <w:rPr>
+                <w:rFonts w:ascii="Verdana" w:hAnsi="Verdana"/>
+                <w:b w:val="0"/>
+                <w:sz w:val="16"/>
+              </w:rPr>
+            </w:r>
+          </w:p>
+        </w:tc>
+        <w:tc>
+          <w:tcPr>
+            <w:tcW w:type="dxa" w:w="2163"/>
+          </w:tcPr>
+          <w:p>
+            <w:pPr>
+              <w:spacing w:before="20" w:after="20"/>
+            </w:pPr>
+            <w:r/>
+            <w:r>
+              <w:rPr>
+                <w:rFonts w:ascii="Verdana" w:hAnsi="Verdana"/>
+                <w:b w:val="0"/>
+                <w:sz w:val="16"/>
+              </w:rPr>
+            </w:r>
+          </w:p>
+        </w:tc>
+        <w:tc>
+          <w:tcPr>
+            <w:tcW w:type="dxa" w:w="2163"/>
+          </w:tcPr>
+          <w:p>
+            <w:pPr>
+              <w:spacing w:before="20" w:after="20"/>
+            </w:pPr>
             <w:r/>
             <w:r>
               <w:rPr>
@@ -5357,6 +6465,9 @@
             <w:tcW w:type="dxa" w:w="2163"/>
           </w:tcPr>
           <w:p>
+            <w:pPr>
+              <w:spacing w:before="20" w:after="20"/>
+            </w:pPr>
             <w:r/>
             <w:r>
               <w:rPr>
@@ -5373,21 +6484,27 @@
             <w:tcW w:type="dxa" w:w="2163"/>
           </w:tcPr>
           <w:p>
-            <w:r/>
-            <w:r>
-              <w:rPr>
-                <w:rFonts w:ascii="Verdana" w:hAnsi="Verdana"/>
-                <w:b w:val="0"/>
-                <w:sz w:val="16"/>
-              </w:rPr>
-            </w:r>
-          </w:p>
-        </w:tc>
-        <w:tc>
-          <w:tcPr>
-            <w:tcW w:type="dxa" w:w="2163"/>
-          </w:tcPr>
-          <w:p>
+            <w:pPr>
+              <w:spacing w:before="20" w:after="20"/>
+            </w:pPr>
+            <w:r/>
+            <w:r>
+              <w:rPr>
+                <w:rFonts w:ascii="Verdana" w:hAnsi="Verdana"/>
+                <w:b w:val="0"/>
+                <w:sz w:val="16"/>
+              </w:rPr>
+            </w:r>
+          </w:p>
+        </w:tc>
+        <w:tc>
+          <w:tcPr>
+            <w:tcW w:type="dxa" w:w="2163"/>
+          </w:tcPr>
+          <w:p>
+            <w:pPr>
+              <w:spacing w:before="20" w:after="20"/>
+            </w:pPr>
             <w:r/>
             <w:r>
               <w:rPr>
@@ -5408,51 +6525,63 @@
             <w:tcW w:type="dxa" w:w="2163"/>
           </w:tcPr>
           <w:p>
-            <w:r/>
-            <w:r>
-              <w:rPr>
-                <w:rFonts w:ascii="Verdana" w:hAnsi="Verdana"/>
-                <w:b w:val="0"/>
-                <w:sz w:val="16"/>
-              </w:rPr>
-            </w:r>
-          </w:p>
-        </w:tc>
-        <w:tc>
-          <w:tcPr>
-            <w:tcW w:type="dxa" w:w="2163"/>
-          </w:tcPr>
-          <w:p>
-            <w:r/>
-            <w:r>
-              <w:rPr>
-                <w:rFonts w:ascii="Verdana" w:hAnsi="Verdana"/>
-                <w:b w:val="0"/>
-                <w:sz w:val="16"/>
-              </w:rPr>
-            </w:r>
-          </w:p>
-        </w:tc>
-        <w:tc>
-          <w:tcPr>
-            <w:tcW w:type="dxa" w:w="2163"/>
-          </w:tcPr>
-          <w:p>
-            <w:r/>
-            <w:r>
-              <w:rPr>
-                <w:rFonts w:ascii="Verdana" w:hAnsi="Verdana"/>
-                <w:b w:val="0"/>
-                <w:sz w:val="16"/>
-              </w:rPr>
-            </w:r>
-          </w:p>
-        </w:tc>
-        <w:tc>
-          <w:tcPr>
-            <w:tcW w:type="dxa" w:w="2163"/>
-          </w:tcPr>
-          <w:p>
+            <w:pPr>
+              <w:spacing w:before="20" w:after="20"/>
+            </w:pPr>
+            <w:r/>
+            <w:r>
+              <w:rPr>
+                <w:rFonts w:ascii="Verdana" w:hAnsi="Verdana"/>
+                <w:b w:val="0"/>
+                <w:sz w:val="16"/>
+              </w:rPr>
+            </w:r>
+          </w:p>
+        </w:tc>
+        <w:tc>
+          <w:tcPr>
+            <w:tcW w:type="dxa" w:w="2163"/>
+          </w:tcPr>
+          <w:p>
+            <w:pPr>
+              <w:spacing w:before="20" w:after="20"/>
+            </w:pPr>
+            <w:r/>
+            <w:r>
+              <w:rPr>
+                <w:rFonts w:ascii="Verdana" w:hAnsi="Verdana"/>
+                <w:b w:val="0"/>
+                <w:sz w:val="16"/>
+              </w:rPr>
+            </w:r>
+          </w:p>
+        </w:tc>
+        <w:tc>
+          <w:tcPr>
+            <w:tcW w:type="dxa" w:w="2163"/>
+          </w:tcPr>
+          <w:p>
+            <w:pPr>
+              <w:spacing w:before="20" w:after="20"/>
+            </w:pPr>
+            <w:r/>
+            <w:r>
+              <w:rPr>
+                <w:rFonts w:ascii="Verdana" w:hAnsi="Verdana"/>
+                <w:b w:val="0"/>
+                <w:sz w:val="16"/>
+              </w:rPr>
+            </w:r>
+          </w:p>
+        </w:tc>
+        <w:tc>
+          <w:tcPr>
+            <w:tcW w:type="dxa" w:w="2163"/>
+          </w:tcPr>
+          <w:p>
+            <w:pPr>
+              <w:spacing w:before="20" w:after="20"/>
+            </w:pPr>
             <w:r/>
             <w:r>
               <w:rPr>
@@ -5469,6 +6598,9 @@
             <w:tcW w:type="dxa" w:w="2163"/>
           </w:tcPr>
           <w:p>
+            <w:pPr>
+              <w:spacing w:before="20" w:after="20"/>
+            </w:pPr>
             <w:r/>
             <w:r>
               <w:rPr>
@@ -5485,21 +6617,27 @@
             <w:tcW w:type="dxa" w:w="2163"/>
           </w:tcPr>
           <w:p>
-            <w:r/>
-            <w:r>
-              <w:rPr>
-                <w:rFonts w:ascii="Verdana" w:hAnsi="Verdana"/>
-                <w:b w:val="0"/>
-                <w:sz w:val="16"/>
-              </w:rPr>
-            </w:r>
-          </w:p>
-        </w:tc>
-        <w:tc>
-          <w:tcPr>
-            <w:tcW w:type="dxa" w:w="2163"/>
-          </w:tcPr>
-          <w:p>
+            <w:pPr>
+              <w:spacing w:before="20" w:after="20"/>
+            </w:pPr>
+            <w:r/>
+            <w:r>
+              <w:rPr>
+                <w:rFonts w:ascii="Verdana" w:hAnsi="Verdana"/>
+                <w:b w:val="0"/>
+                <w:sz w:val="16"/>
+              </w:rPr>
+            </w:r>
+          </w:p>
+        </w:tc>
+        <w:tc>
+          <w:tcPr>
+            <w:tcW w:type="dxa" w:w="2163"/>
+          </w:tcPr>
+          <w:p>
+            <w:pPr>
+              <w:spacing w:before="20" w:after="20"/>
+            </w:pPr>
             <w:r/>
             <w:r>
               <w:rPr>
@@ -5520,51 +6658,63 @@
             <w:tcW w:type="dxa" w:w="2163"/>
           </w:tcPr>
           <w:p>
-            <w:r/>
-            <w:r>
-              <w:rPr>
-                <w:rFonts w:ascii="Verdana" w:hAnsi="Verdana"/>
-                <w:b w:val="0"/>
-                <w:sz w:val="16"/>
-              </w:rPr>
-            </w:r>
-          </w:p>
-        </w:tc>
-        <w:tc>
-          <w:tcPr>
-            <w:tcW w:type="dxa" w:w="2163"/>
-          </w:tcPr>
-          <w:p>
-            <w:r/>
-            <w:r>
-              <w:rPr>
-                <w:rFonts w:ascii="Verdana" w:hAnsi="Verdana"/>
-                <w:b w:val="0"/>
-                <w:sz w:val="16"/>
-              </w:rPr>
-            </w:r>
-          </w:p>
-        </w:tc>
-        <w:tc>
-          <w:tcPr>
-            <w:tcW w:type="dxa" w:w="2163"/>
-          </w:tcPr>
-          <w:p>
-            <w:r/>
-            <w:r>
-              <w:rPr>
-                <w:rFonts w:ascii="Verdana" w:hAnsi="Verdana"/>
-                <w:b w:val="0"/>
-                <w:sz w:val="16"/>
-              </w:rPr>
-            </w:r>
-          </w:p>
-        </w:tc>
-        <w:tc>
-          <w:tcPr>
-            <w:tcW w:type="dxa" w:w="2163"/>
-          </w:tcPr>
-          <w:p>
+            <w:pPr>
+              <w:spacing w:before="20" w:after="20"/>
+            </w:pPr>
+            <w:r/>
+            <w:r>
+              <w:rPr>
+                <w:rFonts w:ascii="Verdana" w:hAnsi="Verdana"/>
+                <w:b w:val="0"/>
+                <w:sz w:val="16"/>
+              </w:rPr>
+            </w:r>
+          </w:p>
+        </w:tc>
+        <w:tc>
+          <w:tcPr>
+            <w:tcW w:type="dxa" w:w="2163"/>
+          </w:tcPr>
+          <w:p>
+            <w:pPr>
+              <w:spacing w:before="20" w:after="20"/>
+            </w:pPr>
+            <w:r/>
+            <w:r>
+              <w:rPr>
+                <w:rFonts w:ascii="Verdana" w:hAnsi="Verdana"/>
+                <w:b w:val="0"/>
+                <w:sz w:val="16"/>
+              </w:rPr>
+            </w:r>
+          </w:p>
+        </w:tc>
+        <w:tc>
+          <w:tcPr>
+            <w:tcW w:type="dxa" w:w="2163"/>
+          </w:tcPr>
+          <w:p>
+            <w:pPr>
+              <w:spacing w:before="20" w:after="20"/>
+            </w:pPr>
+            <w:r/>
+            <w:r>
+              <w:rPr>
+                <w:rFonts w:ascii="Verdana" w:hAnsi="Verdana"/>
+                <w:b w:val="0"/>
+                <w:sz w:val="16"/>
+              </w:rPr>
+            </w:r>
+          </w:p>
+        </w:tc>
+        <w:tc>
+          <w:tcPr>
+            <w:tcW w:type="dxa" w:w="2163"/>
+          </w:tcPr>
+          <w:p>
+            <w:pPr>
+              <w:spacing w:before="20" w:after="20"/>
+            </w:pPr>
             <w:r/>
             <w:r>
               <w:rPr>
@@ -5581,6 +6731,9 @@
             <w:tcW w:type="dxa" w:w="2163"/>
           </w:tcPr>
           <w:p>
+            <w:pPr>
+              <w:spacing w:before="20" w:after="20"/>
+            </w:pPr>
             <w:r/>
             <w:r>
               <w:rPr>
@@ -5597,21 +6750,27 @@
             <w:tcW w:type="dxa" w:w="2163"/>
           </w:tcPr>
           <w:p>
-            <w:r/>
-            <w:r>
-              <w:rPr>
-                <w:rFonts w:ascii="Verdana" w:hAnsi="Verdana"/>
-                <w:b w:val="0"/>
-                <w:sz w:val="16"/>
-              </w:rPr>
-            </w:r>
-          </w:p>
-        </w:tc>
-        <w:tc>
-          <w:tcPr>
-            <w:tcW w:type="dxa" w:w="2163"/>
-          </w:tcPr>
-          <w:p>
+            <w:pPr>
+              <w:spacing w:before="20" w:after="20"/>
+            </w:pPr>
+            <w:r/>
+            <w:r>
+              <w:rPr>
+                <w:rFonts w:ascii="Verdana" w:hAnsi="Verdana"/>
+                <w:b w:val="0"/>
+                <w:sz w:val="16"/>
+              </w:rPr>
+            </w:r>
+          </w:p>
+        </w:tc>
+        <w:tc>
+          <w:tcPr>
+            <w:tcW w:type="dxa" w:w="2163"/>
+          </w:tcPr>
+          <w:p>
+            <w:pPr>
+              <w:spacing w:before="20" w:after="20"/>
+            </w:pPr>
             <w:r/>
             <w:r>
               <w:rPr>
@@ -5632,51 +6791,63 @@
             <w:tcW w:type="dxa" w:w="2163"/>
           </w:tcPr>
           <w:p>
-            <w:r/>
-            <w:r>
-              <w:rPr>
-                <w:rFonts w:ascii="Verdana" w:hAnsi="Verdana"/>
-                <w:b w:val="0"/>
-                <w:sz w:val="16"/>
-              </w:rPr>
-            </w:r>
-          </w:p>
-        </w:tc>
-        <w:tc>
-          <w:tcPr>
-            <w:tcW w:type="dxa" w:w="2163"/>
-          </w:tcPr>
-          <w:p>
-            <w:r/>
-            <w:r>
-              <w:rPr>
-                <w:rFonts w:ascii="Verdana" w:hAnsi="Verdana"/>
-                <w:b w:val="0"/>
-                <w:sz w:val="16"/>
-              </w:rPr>
-            </w:r>
-          </w:p>
-        </w:tc>
-        <w:tc>
-          <w:tcPr>
-            <w:tcW w:type="dxa" w:w="2163"/>
-          </w:tcPr>
-          <w:p>
-            <w:r/>
-            <w:r>
-              <w:rPr>
-                <w:rFonts w:ascii="Verdana" w:hAnsi="Verdana"/>
-                <w:b w:val="0"/>
-                <w:sz w:val="16"/>
-              </w:rPr>
-            </w:r>
-          </w:p>
-        </w:tc>
-        <w:tc>
-          <w:tcPr>
-            <w:tcW w:type="dxa" w:w="2163"/>
-          </w:tcPr>
-          <w:p>
+            <w:pPr>
+              <w:spacing w:before="20" w:after="20"/>
+            </w:pPr>
+            <w:r/>
+            <w:r>
+              <w:rPr>
+                <w:rFonts w:ascii="Verdana" w:hAnsi="Verdana"/>
+                <w:b w:val="0"/>
+                <w:sz w:val="16"/>
+              </w:rPr>
+            </w:r>
+          </w:p>
+        </w:tc>
+        <w:tc>
+          <w:tcPr>
+            <w:tcW w:type="dxa" w:w="2163"/>
+          </w:tcPr>
+          <w:p>
+            <w:pPr>
+              <w:spacing w:before="20" w:after="20"/>
+            </w:pPr>
+            <w:r/>
+            <w:r>
+              <w:rPr>
+                <w:rFonts w:ascii="Verdana" w:hAnsi="Verdana"/>
+                <w:b w:val="0"/>
+                <w:sz w:val="16"/>
+              </w:rPr>
+            </w:r>
+          </w:p>
+        </w:tc>
+        <w:tc>
+          <w:tcPr>
+            <w:tcW w:type="dxa" w:w="2163"/>
+          </w:tcPr>
+          <w:p>
+            <w:pPr>
+              <w:spacing w:before="20" w:after="20"/>
+            </w:pPr>
+            <w:r/>
+            <w:r>
+              <w:rPr>
+                <w:rFonts w:ascii="Verdana" w:hAnsi="Verdana"/>
+                <w:b w:val="0"/>
+                <w:sz w:val="16"/>
+              </w:rPr>
+            </w:r>
+          </w:p>
+        </w:tc>
+        <w:tc>
+          <w:tcPr>
+            <w:tcW w:type="dxa" w:w="2163"/>
+          </w:tcPr>
+          <w:p>
+            <w:pPr>
+              <w:spacing w:before="20" w:after="20"/>
+            </w:pPr>
             <w:r/>
             <w:r>
               <w:rPr>
@@ -5693,6 +6864,9 @@
             <w:tcW w:type="dxa" w:w="2163"/>
           </w:tcPr>
           <w:p>
+            <w:pPr>
+              <w:spacing w:before="20" w:after="20"/>
+            </w:pPr>
             <w:r/>
             <w:r>
               <w:rPr>
@@ -5709,21 +6883,27 @@
             <w:tcW w:type="dxa" w:w="2163"/>
           </w:tcPr>
           <w:p>
-            <w:r/>
-            <w:r>
-              <w:rPr>
-                <w:rFonts w:ascii="Verdana" w:hAnsi="Verdana"/>
-                <w:b w:val="0"/>
-                <w:sz w:val="16"/>
-              </w:rPr>
-            </w:r>
-          </w:p>
-        </w:tc>
-        <w:tc>
-          <w:tcPr>
-            <w:tcW w:type="dxa" w:w="2163"/>
-          </w:tcPr>
-          <w:p>
+            <w:pPr>
+              <w:spacing w:before="20" w:after="20"/>
+            </w:pPr>
+            <w:r/>
+            <w:r>
+              <w:rPr>
+                <w:rFonts w:ascii="Verdana" w:hAnsi="Verdana"/>
+                <w:b w:val="0"/>
+                <w:sz w:val="16"/>
+              </w:rPr>
+            </w:r>
+          </w:p>
+        </w:tc>
+        <w:tc>
+          <w:tcPr>
+            <w:tcW w:type="dxa" w:w="2163"/>
+          </w:tcPr>
+          <w:p>
+            <w:pPr>
+              <w:spacing w:before="20" w:after="20"/>
+            </w:pPr>
             <w:r/>
             <w:r>
               <w:rPr>
@@ -5744,51 +6924,63 @@
             <w:tcW w:type="dxa" w:w="2163"/>
           </w:tcPr>
           <w:p>
-            <w:r/>
-            <w:r>
-              <w:rPr>
-                <w:rFonts w:ascii="Verdana" w:hAnsi="Verdana"/>
-                <w:b w:val="0"/>
-                <w:sz w:val="16"/>
-              </w:rPr>
-            </w:r>
-          </w:p>
-        </w:tc>
-        <w:tc>
-          <w:tcPr>
-            <w:tcW w:type="dxa" w:w="2163"/>
-          </w:tcPr>
-          <w:p>
-            <w:r/>
-            <w:r>
-              <w:rPr>
-                <w:rFonts w:ascii="Verdana" w:hAnsi="Verdana"/>
-                <w:b w:val="0"/>
-                <w:sz w:val="16"/>
-              </w:rPr>
-            </w:r>
-          </w:p>
-        </w:tc>
-        <w:tc>
-          <w:tcPr>
-            <w:tcW w:type="dxa" w:w="2163"/>
-          </w:tcPr>
-          <w:p>
-            <w:r/>
-            <w:r>
-              <w:rPr>
-                <w:rFonts w:ascii="Verdana" w:hAnsi="Verdana"/>
-                <w:b w:val="0"/>
-                <w:sz w:val="16"/>
-              </w:rPr>
-            </w:r>
-          </w:p>
-        </w:tc>
-        <w:tc>
-          <w:tcPr>
-            <w:tcW w:type="dxa" w:w="2163"/>
-          </w:tcPr>
-          <w:p>
+            <w:pPr>
+              <w:spacing w:before="20" w:after="20"/>
+            </w:pPr>
+            <w:r/>
+            <w:r>
+              <w:rPr>
+                <w:rFonts w:ascii="Verdana" w:hAnsi="Verdana"/>
+                <w:b w:val="0"/>
+                <w:sz w:val="16"/>
+              </w:rPr>
+            </w:r>
+          </w:p>
+        </w:tc>
+        <w:tc>
+          <w:tcPr>
+            <w:tcW w:type="dxa" w:w="2163"/>
+          </w:tcPr>
+          <w:p>
+            <w:pPr>
+              <w:spacing w:before="20" w:after="20"/>
+            </w:pPr>
+            <w:r/>
+            <w:r>
+              <w:rPr>
+                <w:rFonts w:ascii="Verdana" w:hAnsi="Verdana"/>
+                <w:b w:val="0"/>
+                <w:sz w:val="16"/>
+              </w:rPr>
+            </w:r>
+          </w:p>
+        </w:tc>
+        <w:tc>
+          <w:tcPr>
+            <w:tcW w:type="dxa" w:w="2163"/>
+          </w:tcPr>
+          <w:p>
+            <w:pPr>
+              <w:spacing w:before="20" w:after="20"/>
+            </w:pPr>
+            <w:r/>
+            <w:r>
+              <w:rPr>
+                <w:rFonts w:ascii="Verdana" w:hAnsi="Verdana"/>
+                <w:b w:val="0"/>
+                <w:sz w:val="16"/>
+              </w:rPr>
+            </w:r>
+          </w:p>
+        </w:tc>
+        <w:tc>
+          <w:tcPr>
+            <w:tcW w:type="dxa" w:w="2163"/>
+          </w:tcPr>
+          <w:p>
+            <w:pPr>
+              <w:spacing w:before="20" w:after="20"/>
+            </w:pPr>
             <w:r/>
             <w:r>
               <w:rPr>
@@ -5805,6 +6997,9 @@
             <w:tcW w:type="dxa" w:w="2163"/>
           </w:tcPr>
           <w:p>
+            <w:pPr>
+              <w:spacing w:before="20" w:after="20"/>
+            </w:pPr>
             <w:r/>
             <w:r>
               <w:rPr>
@@ -5821,21 +7016,27 @@
             <w:tcW w:type="dxa" w:w="2163"/>
           </w:tcPr>
           <w:p>
-            <w:r/>
-            <w:r>
-              <w:rPr>
-                <w:rFonts w:ascii="Verdana" w:hAnsi="Verdana"/>
-                <w:b w:val="0"/>
-                <w:sz w:val="16"/>
-              </w:rPr>
-            </w:r>
-          </w:p>
-        </w:tc>
-        <w:tc>
-          <w:tcPr>
-            <w:tcW w:type="dxa" w:w="2163"/>
-          </w:tcPr>
-          <w:p>
+            <w:pPr>
+              <w:spacing w:before="20" w:after="20"/>
+            </w:pPr>
+            <w:r/>
+            <w:r>
+              <w:rPr>
+                <w:rFonts w:ascii="Verdana" w:hAnsi="Verdana"/>
+                <w:b w:val="0"/>
+                <w:sz w:val="16"/>
+              </w:rPr>
+            </w:r>
+          </w:p>
+        </w:tc>
+        <w:tc>
+          <w:tcPr>
+            <w:tcW w:type="dxa" w:w="2163"/>
+          </w:tcPr>
+          <w:p>
+            <w:pPr>
+              <w:spacing w:before="20" w:after="20"/>
+            </w:pPr>
             <w:r/>
             <w:r>
               <w:rPr>
@@ -5856,51 +7057,63 @@
             <w:tcW w:type="dxa" w:w="2163"/>
           </w:tcPr>
           <w:p>
-            <w:r/>
-            <w:r>
-              <w:rPr>
-                <w:rFonts w:ascii="Verdana" w:hAnsi="Verdana"/>
-                <w:b w:val="0"/>
-                <w:sz w:val="16"/>
-              </w:rPr>
-            </w:r>
-          </w:p>
-        </w:tc>
-        <w:tc>
-          <w:tcPr>
-            <w:tcW w:type="dxa" w:w="2163"/>
-          </w:tcPr>
-          <w:p>
-            <w:r/>
-            <w:r>
-              <w:rPr>
-                <w:rFonts w:ascii="Verdana" w:hAnsi="Verdana"/>
-                <w:b w:val="0"/>
-                <w:sz w:val="16"/>
-              </w:rPr>
-            </w:r>
-          </w:p>
-        </w:tc>
-        <w:tc>
-          <w:tcPr>
-            <w:tcW w:type="dxa" w:w="2163"/>
-          </w:tcPr>
-          <w:p>
-            <w:r/>
-            <w:r>
-              <w:rPr>
-                <w:rFonts w:ascii="Verdana" w:hAnsi="Verdana"/>
-                <w:b w:val="0"/>
-                <w:sz w:val="16"/>
-              </w:rPr>
-            </w:r>
-          </w:p>
-        </w:tc>
-        <w:tc>
-          <w:tcPr>
-            <w:tcW w:type="dxa" w:w="2163"/>
-          </w:tcPr>
-          <w:p>
+            <w:pPr>
+              <w:spacing w:before="20" w:after="20"/>
+            </w:pPr>
+            <w:r/>
+            <w:r>
+              <w:rPr>
+                <w:rFonts w:ascii="Verdana" w:hAnsi="Verdana"/>
+                <w:b w:val="0"/>
+                <w:sz w:val="16"/>
+              </w:rPr>
+            </w:r>
+          </w:p>
+        </w:tc>
+        <w:tc>
+          <w:tcPr>
+            <w:tcW w:type="dxa" w:w="2163"/>
+          </w:tcPr>
+          <w:p>
+            <w:pPr>
+              <w:spacing w:before="20" w:after="20"/>
+            </w:pPr>
+            <w:r/>
+            <w:r>
+              <w:rPr>
+                <w:rFonts w:ascii="Verdana" w:hAnsi="Verdana"/>
+                <w:b w:val="0"/>
+                <w:sz w:val="16"/>
+              </w:rPr>
+            </w:r>
+          </w:p>
+        </w:tc>
+        <w:tc>
+          <w:tcPr>
+            <w:tcW w:type="dxa" w:w="2163"/>
+          </w:tcPr>
+          <w:p>
+            <w:pPr>
+              <w:spacing w:before="20" w:after="20"/>
+            </w:pPr>
+            <w:r/>
+            <w:r>
+              <w:rPr>
+                <w:rFonts w:ascii="Verdana" w:hAnsi="Verdana"/>
+                <w:b w:val="0"/>
+                <w:sz w:val="16"/>
+              </w:rPr>
+            </w:r>
+          </w:p>
+        </w:tc>
+        <w:tc>
+          <w:tcPr>
+            <w:tcW w:type="dxa" w:w="2163"/>
+          </w:tcPr>
+          <w:p>
+            <w:pPr>
+              <w:spacing w:before="20" w:after="20"/>
+            </w:pPr>
             <w:r/>
             <w:r>
               <w:rPr>
@@ -5917,6 +7130,9 @@
             <w:tcW w:type="dxa" w:w="2163"/>
           </w:tcPr>
           <w:p>
+            <w:pPr>
+              <w:spacing w:before="20" w:after="20"/>
+            </w:pPr>
             <w:r/>
             <w:r>
               <w:rPr>
@@ -5933,21 +7149,27 @@
             <w:tcW w:type="dxa" w:w="2163"/>
           </w:tcPr>
           <w:p>
-            <w:r/>
-            <w:r>
-              <w:rPr>
-                <w:rFonts w:ascii="Verdana" w:hAnsi="Verdana"/>
-                <w:b w:val="0"/>
-                <w:sz w:val="16"/>
-              </w:rPr>
-            </w:r>
-          </w:p>
-        </w:tc>
-        <w:tc>
-          <w:tcPr>
-            <w:tcW w:type="dxa" w:w="2163"/>
-          </w:tcPr>
-          <w:p>
+            <w:pPr>
+              <w:spacing w:before="20" w:after="20"/>
+            </w:pPr>
+            <w:r/>
+            <w:r>
+              <w:rPr>
+                <w:rFonts w:ascii="Verdana" w:hAnsi="Verdana"/>
+                <w:b w:val="0"/>
+                <w:sz w:val="16"/>
+              </w:rPr>
+            </w:r>
+          </w:p>
+        </w:tc>
+        <w:tc>
+          <w:tcPr>
+            <w:tcW w:type="dxa" w:w="2163"/>
+          </w:tcPr>
+          <w:p>
+            <w:pPr>
+              <w:spacing w:before="20" w:after="20"/>
+            </w:pPr>
             <w:r/>
             <w:r>
               <w:rPr>
@@ -5968,51 +7190,63 @@
             <w:tcW w:type="dxa" w:w="2163"/>
           </w:tcPr>
           <w:p>
-            <w:r/>
-            <w:r>
-              <w:rPr>
-                <w:rFonts w:ascii="Verdana" w:hAnsi="Verdana"/>
-                <w:b w:val="0"/>
-                <w:sz w:val="16"/>
-              </w:rPr>
-            </w:r>
-          </w:p>
-        </w:tc>
-        <w:tc>
-          <w:tcPr>
-            <w:tcW w:type="dxa" w:w="2163"/>
-          </w:tcPr>
-          <w:p>
-            <w:r/>
-            <w:r>
-              <w:rPr>
-                <w:rFonts w:ascii="Verdana" w:hAnsi="Verdana"/>
-                <w:b w:val="0"/>
-                <w:sz w:val="16"/>
-              </w:rPr>
-            </w:r>
-          </w:p>
-        </w:tc>
-        <w:tc>
-          <w:tcPr>
-            <w:tcW w:type="dxa" w:w="2163"/>
-          </w:tcPr>
-          <w:p>
-            <w:r/>
-            <w:r>
-              <w:rPr>
-                <w:rFonts w:ascii="Verdana" w:hAnsi="Verdana"/>
-                <w:b w:val="0"/>
-                <w:sz w:val="16"/>
-              </w:rPr>
-            </w:r>
-          </w:p>
-        </w:tc>
-        <w:tc>
-          <w:tcPr>
-            <w:tcW w:type="dxa" w:w="2163"/>
-          </w:tcPr>
-          <w:p>
+            <w:pPr>
+              <w:spacing w:before="20" w:after="20"/>
+            </w:pPr>
+            <w:r/>
+            <w:r>
+              <w:rPr>
+                <w:rFonts w:ascii="Verdana" w:hAnsi="Verdana"/>
+                <w:b w:val="0"/>
+                <w:sz w:val="16"/>
+              </w:rPr>
+            </w:r>
+          </w:p>
+        </w:tc>
+        <w:tc>
+          <w:tcPr>
+            <w:tcW w:type="dxa" w:w="2163"/>
+          </w:tcPr>
+          <w:p>
+            <w:pPr>
+              <w:spacing w:before="20" w:after="20"/>
+            </w:pPr>
+            <w:r/>
+            <w:r>
+              <w:rPr>
+                <w:rFonts w:ascii="Verdana" w:hAnsi="Verdana"/>
+                <w:b w:val="0"/>
+                <w:sz w:val="16"/>
+              </w:rPr>
+            </w:r>
+          </w:p>
+        </w:tc>
+        <w:tc>
+          <w:tcPr>
+            <w:tcW w:type="dxa" w:w="2163"/>
+          </w:tcPr>
+          <w:p>
+            <w:pPr>
+              <w:spacing w:before="20" w:after="20"/>
+            </w:pPr>
+            <w:r/>
+            <w:r>
+              <w:rPr>
+                <w:rFonts w:ascii="Verdana" w:hAnsi="Verdana"/>
+                <w:b w:val="0"/>
+                <w:sz w:val="16"/>
+              </w:rPr>
+            </w:r>
+          </w:p>
+        </w:tc>
+        <w:tc>
+          <w:tcPr>
+            <w:tcW w:type="dxa" w:w="2163"/>
+          </w:tcPr>
+          <w:p>
+            <w:pPr>
+              <w:spacing w:before="20" w:after="20"/>
+            </w:pPr>
             <w:r/>
             <w:r>
               <w:rPr>
@@ -6029,6 +7263,9 @@
             <w:tcW w:type="dxa" w:w="2163"/>
           </w:tcPr>
           <w:p>
+            <w:pPr>
+              <w:spacing w:before="20" w:after="20"/>
+            </w:pPr>
             <w:r/>
             <w:r>
               <w:rPr>
@@ -6045,21 +7282,27 @@
             <w:tcW w:type="dxa" w:w="2163"/>
           </w:tcPr>
           <w:p>
-            <w:r/>
-            <w:r>
-              <w:rPr>
-                <w:rFonts w:ascii="Verdana" w:hAnsi="Verdana"/>
-                <w:b w:val="0"/>
-                <w:sz w:val="16"/>
-              </w:rPr>
-            </w:r>
-          </w:p>
-        </w:tc>
-        <w:tc>
-          <w:tcPr>
-            <w:tcW w:type="dxa" w:w="2163"/>
-          </w:tcPr>
-          <w:p>
+            <w:pPr>
+              <w:spacing w:before="20" w:after="20"/>
+            </w:pPr>
+            <w:r/>
+            <w:r>
+              <w:rPr>
+                <w:rFonts w:ascii="Verdana" w:hAnsi="Verdana"/>
+                <w:b w:val="0"/>
+                <w:sz w:val="16"/>
+              </w:rPr>
+            </w:r>
+          </w:p>
+        </w:tc>
+        <w:tc>
+          <w:tcPr>
+            <w:tcW w:type="dxa" w:w="2163"/>
+          </w:tcPr>
+          <w:p>
+            <w:pPr>
+              <w:spacing w:before="20" w:after="20"/>
+            </w:pPr>
             <w:r/>
             <w:r>
               <w:rPr>
@@ -6080,51 +7323,63 @@
             <w:tcW w:type="dxa" w:w="2163"/>
           </w:tcPr>
           <w:p>
-            <w:r/>
-            <w:r>
-              <w:rPr>
-                <w:rFonts w:ascii="Verdana" w:hAnsi="Verdana"/>
-                <w:b w:val="0"/>
-                <w:sz w:val="16"/>
-              </w:rPr>
-            </w:r>
-          </w:p>
-        </w:tc>
-        <w:tc>
-          <w:tcPr>
-            <w:tcW w:type="dxa" w:w="2163"/>
-          </w:tcPr>
-          <w:p>
-            <w:r/>
-            <w:r>
-              <w:rPr>
-                <w:rFonts w:ascii="Verdana" w:hAnsi="Verdana"/>
-                <w:b w:val="0"/>
-                <w:sz w:val="16"/>
-              </w:rPr>
-            </w:r>
-          </w:p>
-        </w:tc>
-        <w:tc>
-          <w:tcPr>
-            <w:tcW w:type="dxa" w:w="2163"/>
-          </w:tcPr>
-          <w:p>
-            <w:r/>
-            <w:r>
-              <w:rPr>
-                <w:rFonts w:ascii="Verdana" w:hAnsi="Verdana"/>
-                <w:b w:val="0"/>
-                <w:sz w:val="16"/>
-              </w:rPr>
-            </w:r>
-          </w:p>
-        </w:tc>
-        <w:tc>
-          <w:tcPr>
-            <w:tcW w:type="dxa" w:w="2163"/>
-          </w:tcPr>
-          <w:p>
+            <w:pPr>
+              <w:spacing w:before="20" w:after="20"/>
+            </w:pPr>
+            <w:r/>
+            <w:r>
+              <w:rPr>
+                <w:rFonts w:ascii="Verdana" w:hAnsi="Verdana"/>
+                <w:b w:val="0"/>
+                <w:sz w:val="16"/>
+              </w:rPr>
+            </w:r>
+          </w:p>
+        </w:tc>
+        <w:tc>
+          <w:tcPr>
+            <w:tcW w:type="dxa" w:w="2163"/>
+          </w:tcPr>
+          <w:p>
+            <w:pPr>
+              <w:spacing w:before="20" w:after="20"/>
+            </w:pPr>
+            <w:r/>
+            <w:r>
+              <w:rPr>
+                <w:rFonts w:ascii="Verdana" w:hAnsi="Verdana"/>
+                <w:b w:val="0"/>
+                <w:sz w:val="16"/>
+              </w:rPr>
+            </w:r>
+          </w:p>
+        </w:tc>
+        <w:tc>
+          <w:tcPr>
+            <w:tcW w:type="dxa" w:w="2163"/>
+          </w:tcPr>
+          <w:p>
+            <w:pPr>
+              <w:spacing w:before="20" w:after="20"/>
+            </w:pPr>
+            <w:r/>
+            <w:r>
+              <w:rPr>
+                <w:rFonts w:ascii="Verdana" w:hAnsi="Verdana"/>
+                <w:b w:val="0"/>
+                <w:sz w:val="16"/>
+              </w:rPr>
+            </w:r>
+          </w:p>
+        </w:tc>
+        <w:tc>
+          <w:tcPr>
+            <w:tcW w:type="dxa" w:w="2163"/>
+          </w:tcPr>
+          <w:p>
+            <w:pPr>
+              <w:spacing w:before="20" w:after="20"/>
+            </w:pPr>
             <w:r/>
             <w:r>
               <w:rPr>
@@ -6141,6 +7396,9 @@
             <w:tcW w:type="dxa" w:w="2163"/>
           </w:tcPr>
           <w:p>
+            <w:pPr>
+              <w:spacing w:before="20" w:after="20"/>
+            </w:pPr>
             <w:r/>
             <w:r>
               <w:rPr>
@@ -6157,21 +7415,27 @@
             <w:tcW w:type="dxa" w:w="2163"/>
           </w:tcPr>
           <w:p>
-            <w:r/>
-            <w:r>
-              <w:rPr>
-                <w:rFonts w:ascii="Verdana" w:hAnsi="Verdana"/>
-                <w:b w:val="0"/>
-                <w:sz w:val="16"/>
-              </w:rPr>
-            </w:r>
-          </w:p>
-        </w:tc>
-        <w:tc>
-          <w:tcPr>
-            <w:tcW w:type="dxa" w:w="2163"/>
-          </w:tcPr>
-          <w:p>
+            <w:pPr>
+              <w:spacing w:before="20" w:after="20"/>
+            </w:pPr>
+            <w:r/>
+            <w:r>
+              <w:rPr>
+                <w:rFonts w:ascii="Verdana" w:hAnsi="Verdana"/>
+                <w:b w:val="0"/>
+                <w:sz w:val="16"/>
+              </w:rPr>
+            </w:r>
+          </w:p>
+        </w:tc>
+        <w:tc>
+          <w:tcPr>
+            <w:tcW w:type="dxa" w:w="2163"/>
+          </w:tcPr>
+          <w:p>
+            <w:pPr>
+              <w:spacing w:before="20" w:after="20"/>
+            </w:pPr>
             <w:r/>
             <w:r>
               <w:rPr>

--- a/docx/es/BUFR_TableD_es_13.docx
+++ b/docx/es/BUFR_TableD_es_13.docx
@@ -5078,137 +5078,6 @@
       </w:tr>
     </w:tbl>
     <w:p/>
-    <w:p/>
-    <w:p>
-      <w:r>
-        <w:rPr>
-          <w:rFonts w:ascii="Verdana" w:hAnsi="Verdana"/>
-          <w:i/>
-          <w:sz w:val="14"/>
-        </w:rPr>
-        <w:t>Note 4: Se necesitan algunos descriptores más para reducir el volumen de trabajo con respecto a la base de datos de la estación, por ejemplo para la identificación del estado federal y la identificación de autopista.</w:t>
-      </w:r>
-    </w:p>
-    <w:p>
-      <w:r>
-        <w:rPr>
-          <w:rFonts w:ascii="Verdana" w:hAnsi="Verdana"/>
-          <w:i/>
-          <w:sz w:val="14"/>
-        </w:rPr>
-        <w:t>Note 7: Los mensajes BUFR compuestos pueden describirse dentro de la Sección de descripción de datos, según corresponda (por ejemplo: 3 01 041, 3 04 001, 3 04 002, 3 04 003, 3 04 004, 3 04 005, 3 04 006).</w:t>
-      </w:r>
-    </w:p>
-    <w:p>
-      <w:r>
-        <w:rPr>
-          <w:rFonts w:ascii="Verdana" w:hAnsi="Verdana"/>
-          <w:i/>
-          <w:sz w:val="14"/>
-        </w:rPr>
-        <w:t>Note 10: El decibelio (dB) es una unidad logarítmica que mide la potencia relativa o los valores relativos de dos densidades de flujo, especialmente de la intensidad del sonido y de las densidades de la potencia de la radio y del radar. En la meteorología por radar, la escala logarítmica, expresada en dBZ, se usa para medir el factor de reflectividad del radar (obtenido del Glosario de Meteorología de la Sociedad Meteorológica Americana).</w:t>
-      </w:r>
-    </w:p>
-    <w:p>
-      <w:r>
-        <w:rPr>
-          <w:rFonts w:ascii="Verdana" w:hAnsi="Verdana"/>
-          <w:i/>
-          <w:sz w:val="14"/>
-        </w:rPr>
-        <w:t>Note 15: Los descriptores del 3 03 021 al 3 03 027 no están disponibles en la clave CREX.</w:t>
-      </w:r>
-    </w:p>
-    <w:p>
-      <w:r>
-        <w:rPr>
-          <w:rFonts w:ascii="Verdana" w:hAnsi="Verdana"/>
-          <w:i/>
-          <w:sz w:val="14"/>
-        </w:rPr>
-        <w:t>Note 16: La identificación de la hora se refiere al comienzo del período de un mes.</w:t>
-      </w:r>
-    </w:p>
-    <w:p>
-      <w:r>
-        <w:rPr>
-          <w:rFonts w:ascii="Verdana" w:hAnsi="Verdana"/>
-          <w:i/>
-          <w:sz w:val="14"/>
-        </w:rPr>
-        <w:t>Note 32: Puede considerarse que, como sólo son posibles las adiciones, sólo se permiten líneas completas; pero puede pensarse que las zonas locales requerirán tanto cambios como adiciones, de modo que en cualquier caso es mejor y más claro ofrecer descripciones para todos los campos.</w:t>
-      </w:r>
-    </w:p>
-    <w:p>
-      <w:r>
-        <w:rPr>
-          <w:rFonts w:ascii="Verdana" w:hAnsi="Verdana"/>
-          <w:i/>
-          <w:sz w:val="14"/>
-        </w:rPr>
-        <w:t>Note 33: Para elementos que definen o son definidos es preferible utilizar los diferentes descriptores de la Clase 00, del mismo modo que los diferentes descriptores corresponden a la presión considerada como coordenada o a la presión medida en determinado punto; de otra manera se necesitarían reglas especiales para interpretar un mensaje. Las entradas 0 00 010 a 0 00 012 definen a F, X e Y para las Tablas B y D; la entrada 0 00 030 es un descriptor que se utiliza para datos y proporciona los valores de F, X e Y que definen secuencias para las entradas de la Tabla D.</w:t>
-      </w:r>
-    </w:p>
-    <w:p>
-      <w:r>
-        <w:rPr>
-          <w:rFonts w:ascii="Verdana" w:hAnsi="Verdana"/>
-          <w:i/>
-          <w:sz w:val="14"/>
-        </w:rPr>
-        <w:t>Note 34: El desplazamiento de latitud 0 05 015 representa la diferencia de latitud respecto de la latitud del lugar de lanzamiento. El desplazamiento de longitud 0 06 015 representa la diferencia de longitud respecto de la longitud del lugar de lanzamiento.</w:t>
-      </w:r>
-    </w:p>
-    <w:p>
-      <w:r>
-        <w:rPr>
-          <w:rFonts w:ascii="Verdana" w:hAnsi="Verdana"/>
-          <w:i/>
-          <w:sz w:val="14"/>
-        </w:rPr>
-        <w:t>Note 35: El desplazamiento o período largo 0 04 086 representa la diferencia de tiempo desde el momento del lanzamiento 3 01 013 (en segundos).</w:t>
-      </w:r>
-    </w:p>
-    <w:p>
-      <w:r>
-        <w:rPr>
-          <w:rFonts w:ascii="Verdana" w:hAnsi="Verdana"/>
-          <w:i/>
-          <w:sz w:val="14"/>
-        </w:rPr>
-        <w:t>Note 43: La separación de datos satelitales de nivel único en serie de mensajes BUFR ayuda a la compresión y aumenta la eficacia de la transmisión y el almacenamiento de datos.</w:t>
-      </w:r>
-    </w:p>
-    <w:p>
-      <w:r>
-        <w:rPr>
-          <w:rFonts w:ascii="Verdana" w:hAnsi="Verdana"/>
-          <w:i/>
-          <w:sz w:val="14"/>
-        </w:rPr>
-        <w:t>Note 49: La mayoría de las estaciones tienen solo una posición sobre la carretera y un sensor de la temperatura subsuperficial. Se han introducido repeticiones diferidas para aumentar la flexibilidad y el rendimiento volumétrico.</w:t>
-      </w:r>
-    </w:p>
-    <w:p>
-      <w:r>
-        <w:rPr>
-          <w:rFonts w:ascii="Verdana" w:hAnsi="Verdana"/>
-          <w:i/>
-          <w:sz w:val="14"/>
-        </w:rPr>
-        <w:t>Note 62: Estos descriptores no deben utilizarse en CREX para la transmisión.</w:t>
-      </w:r>
-    </w:p>
-    <w:p>
-      <w:r>
-        <w:rPr>
-          <w:rFonts w:ascii="Verdana" w:hAnsi="Verdana"/>
-          <w:i/>
-          <w:sz w:val="14"/>
-        </w:rPr>
-        <w:t>Note 63: Estas entradas tienen la ventaja de permitir actualizar las cifras de clave y la descripción de datos de la Tabla A.</w:t>
-      </w:r>
-    </w:p>
     <w:sectPr>
       <w:pgSz w:w="16838" w:h="11906" w:orient="landscape"/>
       <w:pgMar w:top="850" w:right="850" w:bottom="850" w:left="850" w:header="720" w:footer="720" w:gutter="0"/>
